--- a/LLDD/word/BE/Jobs/LLDD-BE-Job-8b-StartInternalWorkflow.docx
+++ b/LLDD/word/BE/Jobs/LLDD-BE-Job-8b-StartInternalWorkflow.docx
@@ -634,7 +634,7 @@
       <w:r>
         <w:drawing>
           <wp:inline xmlns:a="http://schemas.openxmlformats.org/drawingml/2006/main" xmlns:pic="http://schemas.openxmlformats.org/drawingml/2006/picture">
-            <wp:extent cx="5669280" cy="4195267"/>
+            <wp:extent cx="5669280" cy="4648810"/>
             <wp:docPr id="1" name="Picture 1"/>
             <wp:cNvGraphicFramePr>
               <a:graphicFrameLocks noChangeAspect="1"/>
@@ -655,7 +655,7 @@
                   <pic:spPr>
                     <a:xfrm>
                       <a:off x="0" y="0"/>
-                      <a:ext cx="5669280" cy="4195267"/>
+                      <a:ext cx="5669280" cy="4648810"/>
                     </a:xfrm>
                     <a:prstGeom prst="rect"/>
                   </pic:spPr>
@@ -1147,7 +1147,7 @@
                 <w:b w:val="0"/>
                 <w:sz w:val="18"/>
               </w:rPr>
-              <w:t>นอกเซ็ตนี้ตั้ง N</w:t>
+              <w:t>นอกเซ็ตหรือระยะทางเกินเกณฑ์ให้ตั้ง N</w:t>
             </w:r>
           </w:p>
         </w:tc>
@@ -1236,6 +1236,7 @@
                 <w:b w:val="0"/>
                 <w:sz w:val="18"/>
               </w:rPr>
+              <w:t>DV หาย, นิติบุคคลเดียวกัน หรือ growth ไม่ถึงเกณฑ์เป็น N; distance/juristic/growth/sales status ที่ยังไม่มีค่าเท่านั้นจึงคง W</w:t>
             </w:r>
           </w:p>
         </w:tc>
@@ -2926,15 +2927,19 @@
         <w:br/>
         <w:t xml:space="preserve">                  END) THEN 'N'</w:t>
         <w:br/>
-        <w:t xml:space="preserve">             WHEN ist.opt_dv_user_id IS NULL OR BTRIM(ist.opt_dv_user_id) = '' THEN 'W'</w:t>
+        <w:t xml:space="preserve">             WHEN BOOL_OR(pair.distance_km IS NULL) THEN 'W'</w:t>
+        <w:br/>
+        <w:t xml:space="preserve">             WHEN ist.opt_dv_user_id IS NULL OR BTRIM(ist.opt_dv_user_id) = '' THEN 'N'</w:t>
         <w:br/>
         <w:t xml:space="preserve">             WHEN impacted.juristic_name IS NULL OR BOOL_OR(ns.juristic_name IS NULL) THEN 'W'</w:t>
         <w:br/>
-        <w:t xml:space="preserve">             WHEN BOOL_OR(impacted.juristic_name = ns.juristic_name) THEN 'W'</w:t>
+        <w:t xml:space="preserve">             WHEN BOOL_OR(impacted.juristic_name = ns.juristic_name) THEN 'N'</w:t>
         <w:br/>
-        <w:t xml:space="preserve">             WHEN ss.growth_rate_diff IS NULL OR ss.growth_rate_diff &gt; -10 THEN 'W'</w:t>
+        <w:t xml:space="preserve">             WHEN ss.growth_rate_diff IS NULL THEN 'W'</w:t>
         <w:br/>
-        <w:t xml:space="preserve">             WHEN ss.sales_status NOT IN ('Y','N') THEN 'W'</w:t>
+        <w:t xml:space="preserve">             WHEN ss.growth_rate_diff &gt; -10 THEN 'N'</w:t>
+        <w:br/>
+        <w:t xml:space="preserve">             WHEN ss.sales_status IS NULL OR ss.sales_status NOT IN ('Y','N') THEN 'W'</w:t>
         <w:br/>
         <w:t xml:space="preserve">             ELSE 'Y'</w:t>
         <w:br/>
@@ -7744,7 +7749,7 @@
                 <w:b w:val="0"/>
                 <w:sz w:val="18"/>
               </w:rPr>
-              <w:t>ผ่าน Gen Flow Gate ครบทุกเงื่อนไข? | No: branch type นอกเซ็ต -&gt; N / กรณีอื่นคง W (คงเกณฑ์เดิมทุกข้อ)</w:t>
+              <w:t>พบเงื่อนไขไม่ผ่านถาวร? | No: ไม่พบ - ตรวจความพร้อมของข้อมูลต่อ (branch type, distance, missing DV, same juristic หรือ growth &gt; -10 -&gt; N)</w:t>
             </w:r>
           </w:p>
         </w:tc>
@@ -7791,7 +7796,7 @@
                 <w:b w:val="0"/>
                 <w:sz w:val="18"/>
               </w:rPr>
-              <w:t>POST /api/v1/workflows/instances (service token ภายใน ไม่ใช้ HTTP Basic Auth/K2 REST)</w:t>
+              <w:t>ข้อมูล Gate พร้อมครบ? | No: distance/juristic/growth เป็น NULL หรือ sales status ยังไม่พร้อม -&gt; คง W (คง W เฉพาะข้อมูลต้นทางที่ยังรอเติมเพื่อให้ rerun ได้)</w:t>
             </w:r>
           </w:p>
         </w:tc>
@@ -7838,7 +7843,7 @@
                 <w:b w:val="0"/>
                 <w:sz w:val="18"/>
               </w:rPr>
-              <w:t>insert workflow_instances + workflow_tasks แรก Section 06</w:t>
+              <w:t>POST /api/v1/workflows/instances (service token ภายใน ไม่ใช้ HTTP Basic Auth/K2 REST)</w:t>
             </w:r>
           </w:p>
         </w:tc>
@@ -7885,7 +7890,7 @@
                 <w:b w:val="0"/>
                 <w:sz w:val="18"/>
               </w:rPr>
-              <w:t>workflow_generation_status = Y (เปิด workflow สำเร็จ)</w:t>
+              <w:t>insert workflow_instances + workflow_tasks แรก Section 06</w:t>
             </w:r>
           </w:p>
         </w:tc>
@@ -7932,7 +7937,7 @@
                 <w:b w:val="0"/>
                 <w:sz w:val="18"/>
               </w:rPr>
-              <w:t>ส่งอีเมลสรุปราย DV ผ่าน Notification Service</w:t>
+              <w:t>workflow_generation_status = Y (เปิด workflow สำเร็จ)</w:t>
             </w:r>
           </w:p>
         </w:tc>
@@ -7959,6 +7964,53 @@
                 <w:sz w:val="18"/>
               </w:rPr>
               <w:t>8</w:t>
+            </w:r>
+          </w:p>
+        </w:tc>
+        <w:tc>
+          <w:tcPr>
+            <w:tcW w:type="dxa" w:w="5040"/>
+            <w:vAlign w:val="center"/>
+          </w:tcPr>
+          <w:p>
+            <w:pPr>
+              <w:keepLines/>
+              <w:spacing w:after="0"/>
+            </w:pPr>
+            <w:r/>
+            <w:r>
+              <w:rPr>
+                <w:rFonts w:ascii="Arial" w:hAnsi="Arial" w:eastAsia="Arial"/>
+                <w:b w:val="0"/>
+                <w:sz w:val="18"/>
+              </w:rPr>
+              <w:t>ส่งอีเมลสรุปราย DV ผ่าน Notification Service</w:t>
+            </w:r>
+          </w:p>
+        </w:tc>
+      </w:tr>
+      <w:tr>
+        <w:trPr>
+          <w:cantSplit/>
+        </w:trPr>
+        <w:tc>
+          <w:tcPr>
+            <w:tcW w:type="dxa" w:w="5040"/>
+            <w:vAlign w:val="center"/>
+          </w:tcPr>
+          <w:p>
+            <w:pPr>
+              <w:keepLines/>
+              <w:spacing w:after="0"/>
+            </w:pPr>
+            <w:r/>
+            <w:r>
+              <w:rPr>
+                <w:rFonts w:ascii="Arial" w:hAnsi="Arial" w:eastAsia="Arial"/>
+                <w:b w:val="0"/>
+                <w:sz w:val="18"/>
+              </w:rPr>
+              <w:t>9</w:t>
             </w:r>
           </w:p>
         </w:tc>

--- a/LLDD/word/BE/Jobs/LLDD-BE-Job-8b-StartInternalWorkflow.docx
+++ b/LLDD/word/BE/Jobs/LLDD-BE-Job-8b-StartInternalWorkflow.docx
@@ -2212,7 +2212,7 @@
                 <w:b w:val="0"/>
                 <w:sz w:val="18"/>
               </w:rPr>
-              <w:t>UNIQUE(workflow_instances.doc_no) และ OPEN-task partial unique index; instance เดิมให้ skip</w:t>
+              <w:t>UNIQUE(workflow_transaction.version_id, reference_id) ของ @srm/glb-workflow; transaction เดิมให้ skip</w:t>
             </w:r>
           </w:p>
         </w:tc>
@@ -2280,7 +2280,7 @@
                 <w:b w:val="0"/>
                 <w:sz w:val="18"/>
               </w:rPr>
-              <w:t>lock process + evaluate gate + branch N/W/Y; เฉพาะ Y จึง create instance/task และ W→Y ใน transaction เดียว, N ต้อง persist ถาวร, W คงเดิมเพื่อ rerun</w:t>
+              <w:t>lock process + evaluate gate + branch N/W/Y; เฉพาะ Y จึงเรียก initializeWorkflow/addPreparedApprover ของ @srm/glb-workflow และ W→Y ใน transaction เดียว, N ต้อง persist ถาวร, W คงเดิมเพื่อ rerun</w:t>
             </w:r>
           </w:p>
         </w:tc>
@@ -2773,7 +2773,7 @@
                 <w:b w:val="0"/>
                 <w:sz w:val="18"/>
               </w:rPr>
-              <w:t>UNIQUE(workflow_instances.doc_no) และ OPEN-task partial unique index; instance เดิมให้ skip</w:t>
+              <w:t>UNIQUE(workflow_transaction.version_id, reference_id) ของ @srm/glb-workflow; transaction เดิมให้ skip</w:t>
             </w:r>
           </w:p>
         </w:tc>
@@ -2820,7 +2820,7 @@
                 <w:b w:val="0"/>
                 <w:sz w:val="18"/>
               </w:rPr>
-              <w:t>lock process + evaluate gate + branch N/W/Y; เฉพาะ Y จึง create instance/task และ W→Y ใน transaction เดียว, N ต้อง persist ถาวร, W คงเดิมเพื่อ rerun</w:t>
+              <w:t>lock process + evaluate gate + branch N/W/Y; เฉพาะ Y จึงเรียก initializeWorkflow/addPreparedApprover ของ @srm/glb-workflow และ W→Y ใน transaction เดียว, N ต้อง persist ถาวร, W คงเดิมเพื่อ rerun</w:t>
             </w:r>
           </w:p>
         </w:tc>
@@ -2905,7 +2905,7 @@
         <w:br/>
         <w:t xml:space="preserve">    WHERE p.workflow_generation_status = 'W'</w:t>
         <w:br/>
-        <w:t xml:space="preserve">      AND NOT EXISTS (SELECT 1 FROM workflow_instances w WHERE w.doc_no = d.doc_no)</w:t>
+        <w:t xml:space="preserve">      AND NOT EXISTS (SELECT 1 FROM workflow_transaction w WHERE w.reference_id = d.doc_no AND w.version_id = :sbpgi_version_id)   -- @srm/glb-workflow</w:t>
         <w:br/>
         <w:t xml:space="preserve">    ORDER BY p.id</w:t>
         <w:br/>
@@ -3002,17 +3002,13 @@
         <w:t xml:space="preserve">  AND :gate_decision = 'N';</w:t>
         <w:br/>
         <w:br/>
-        <w:t>INSERT INTO workflow_instances (instance_id, doc_no, instance_status, started_at, started_by)</w:t>
+        <w:t>-- gate_decision='Y': เปิด workflow ผ่าน @srm/glb-workflow ของระบบ SBP เดิม (ไม่ INSERT ตารางเอง)</w:t>
         <w:br/>
-        <w:t>SELECT :instance_id, :doc_no, 'ACTIVE', CURRENT_TIMESTAMP, 'JOB-8B'</w:t>
+        <w:t>--   initializeWorkflow({ versionId: :sbpgi_version_id, referenceId: :doc_no, userId: 'JOB-8B' })</w:t>
         <w:br/>
-        <w:t>WHERE :gate_decision = 'Y';</w:t>
+        <w:t>--   addPreparedApprover({ versionId, referenceId: :doc_no, stateId: '06', approver, seq: 1 })</w:t>
         <w:br/>
-        <w:t>INSERT INTO workflow_tasks (instance_id, doc_no, section_code, task_status, opened_at)</w:t>
-        <w:br/>
-        <w:t>SELECT :instance_id, :doc_no, '06', 'OPEN', CURRENT_TIMESTAMP</w:t>
-        <w:br/>
-        <w:t>WHERE :gate_decision = 'Y';</w:t>
+        <w:t>-- library จะเขียน workflow_transaction / workflow_approver / workflow_history ให้เอง</w:t>
         <w:br/>
         <w:t>UPDATE fgi_impact_processes</w:t>
         <w:br/>
@@ -6697,7 +6693,7 @@
               <w:br/>
               <w:t xml:space="preserve">    {</w:t>
               <w:br/>
-              <w:t xml:space="preserve">      "startedAt": "30/06/2569 18:00",</w:t>
+              <w:t xml:space="preserve">      "startedAt": "30/06/2026 18:00",</w:t>
               <w:br/>
               <w:t xml:space="preserve">      "status": "ok"</w:t>
               <w:br/>

--- a/LLDD/word/BE/Jobs/LLDD-BE-Job-8b-StartInternalWorkflow.docx
+++ b/LLDD/word/BE/Jobs/LLDD-BE-Job-8b-StartInternalWorkflow.docx
@@ -492,7 +492,7 @@
                 <w:rFonts w:ascii="Arial" w:hAnsi="Arial" w:eastAsia="Arial"/>
                 <w:sz w:val="18"/>
               </w:rPr>
-              <w:t>12 ชั่วโมง</w:t>
+              <w:t>16 ชั่วโมง</w:t>
             </w:r>
           </w:p>
         </w:tc>
@@ -649,7 +649,7 @@
         <w:keepLines/>
       </w:pPr>
       <w:r>
-        <w:t>Output: workflow_instances / workflow_tasks (DB)</w:t>
+        <w:t>Output: sps_store.workflow_transaction / workflow_approver ของ @srm/glb-workflow (ไม่ใช่ตารางของ SBPGI)</w:t>
       </w:r>
     </w:p>
     <w:p>
@@ -658,7 +658,7 @@
         <w:keepLines/>
       </w:pPr>
       <w:r>
-        <w:t>Estimate: 12 ชั่วโมง</w:t>
+        <w:t>Estimate: 16 ชั่วโมง</w:t>
       </w:r>
     </w:p>
     <w:p>
@@ -4032,11 +4032,11 @@
         <w:br/>
         <w:t xml:space="preserve">           CASE</w:t>
         <w:br/>
-        <w:t xml:space="preserve">             WHEN BOOL_OR(ns.branch_type IS NULL OR ns.branch_type NOT IN ('FAM','FB1','FC1','FB2','FVB','FVC')) THEN 'N'</w:t>
+        <w:t xml:space="preserve">             WHEN BOOL_OR(ns.store_type IS NULL OR ns.store_type NOT IN ('FAM','FB1','FC1','FB2','FVB','FVC')) THEN 'N'</w:t>
         <w:br/>
         <w:t xml:space="preserve">             WHEN BOOL_OR(pair.distance_km &gt; CASE</w:t>
         <w:br/>
-        <w:t xml:space="preserve">                    WHEN impacted.region_code = ANY(:bangkok_metro_region_codes) THEN 1.000</w:t>
+        <w:t xml:space="preserve">                    WHEN impacted.zone_cd = ANY(:bangkok_metro_region_codes) THEN 1.000</w:t>
         <w:br/>
         <w:t xml:space="preserve">                    ELSE 2.000</w:t>
         <w:br/>
@@ -4046,9 +4046,9 @@
         <w:br/>
         <w:t xml:space="preserve">             WHEN ist.opt_dv_user_id IS NULL OR BTRIM(ist.opt_dv_user_id) = '' THEN 'N'</w:t>
         <w:br/>
-        <w:t xml:space="preserve">             WHEN impacted.juristic_name IS NULL OR BOOL_OR(ns.juristic_name IS NULL) THEN 'W'</w:t>
-        <w:br/>
-        <w:t xml:space="preserve">             WHEN BOOL_OR(impacted.juristic_name = ns.juristic_name) THEN 'N'</w:t>
+        <w:t xml:space="preserve">             WHEN ij.juristic_name IS NULL OR BOOL_OR(nj.juristic_name IS NULL) THEN 'W'</w:t>
+        <w:br/>
+        <w:t xml:space="preserve">             WHEN BOOL_OR(ij.juristic_name = nj.juristic_name) THEN 'N'</w:t>
         <w:br/>
         <w:t xml:space="preserve">             WHEN ss.growth_rate_diff IS NULL THEN 'W'</w:t>
         <w:br/>
@@ -4068,17 +4068,27 @@
         <w:br/>
         <w:t xml:space="preserve">    JOIN impacted_stores ist ON ist.store_code = p.impacted_store_code</w:t>
         <w:br/>
-        <w:t xml:space="preserve">    JOIN stores impacted ON impacted.store_code = p.impacted_store_code</w:t>
+        <w:t xml:space="preserve">    JOIN store impacted ON impacted.store_id = p.impacted_store_code</w:t>
         <w:br/>
         <w:t xml:space="preserve">    JOIN fgi_impact_stores pair ON pair.impact_process_id = p.id</w:t>
         <w:br/>
-        <w:t xml:space="preserve">    JOIN stores ns ON ns.store_code = pair.new_store_code</w:t>
+        <w:t xml:space="preserve">    JOIN store ns ON ns.store_id = pair.new_store_code</w:t>
+        <w:br/>
+        <w:t xml:space="preserve">    -- นิติบุคคลไม่ได้อยู่บน store — ต้องผ่าน fr_store.juristic_id -&gt; juristic.juristic_name</w:t>
+        <w:br/>
+        <w:t xml:space="preserve">    LEFT JOIN fr_store ifs ON ifs.store_id = impacted.store_id</w:t>
+        <w:br/>
+        <w:t xml:space="preserve">    LEFT JOIN juristic ij  ON ij.juristic_id = ifs.juristic_id</w:t>
+        <w:br/>
+        <w:t xml:space="preserve">    LEFT JOIN fr_store nfs ON nfs.store_id = ns.store_id</w:t>
+        <w:br/>
+        <w:t xml:space="preserve">    LEFT JOIN juristic nj  ON nj.juristic_id = nfs.juristic_id</w:t>
         <w:br/>
         <w:t xml:space="preserve">    LEFT JOIN fgi_impact_sales_summaries ss ON ss.impact_process_id = p.id</w:t>
         <w:br/>
         <w:t xml:space="preserve">    GROUP BY p.id, d.doc_no, d.current_section_code, ist.opt_dv_user_id,</w:t>
         <w:br/>
-        <w:t xml:space="preserve">             impacted.juristic_name, ss.growth_rate_diff, ss.sales_status</w:t>
+        <w:t xml:space="preserve">             ij.juristic_name, ss.growth_rate_diff, ss.sales_status</w:t>
         <w:br/>
         <w:t>)</w:t>
         <w:br/>
@@ -4144,7 +4154,7 @@
         <w:t xml:space="preserve">  AND :gate_decision = 'Y';</w:t>
         <w:br/>
         <w:br/>
-        <w:t>-- gate_decision='W' ไม่เปลี่ยนสถานะ; บันทึก reason ลง job_run_histories เพื่อ rerun.</w:t>
+        <w:t>-- gate_decision='W' ไม่เปลี่ยนสถานะ; บันทึก reason ลง application log (structured) เพื่อ rerun — ไม่มีตาราง job_run_histories แล้ว (2026-08-06).</w:t>
       </w:r>
     </w:p>
     <w:p>
@@ -5057,7 +5067,7 @@
                 <w:rFonts w:ascii="Arial" w:hAnsi="Arial" w:eastAsia="Arial"/>
                 <w:sz w:val="18"/>
               </w:rPr>
-              <w:t>workflow_instances</w:t>
+              <w:t>workflow_transaction (@srm/glb-workflow · sps_store)</w:t>
             </w:r>
           </w:p>
         </w:tc>
@@ -5107,7 +5117,7 @@
                 <w:rFonts w:ascii="Arial" w:hAnsi="Arial" w:eastAsia="Arial"/>
                 <w:sz w:val="18"/>
               </w:rPr>
-              <w:t>เปิด instance ภายใน</w:t>
+              <w:t>เปิด instance ผ่าน engine — ห้าม insert ตรง</w:t>
             </w:r>
           </w:p>
         </w:tc>
@@ -5137,7 +5147,7 @@
                 <w:rFonts w:ascii="Arial" w:hAnsi="Arial" w:eastAsia="Arial"/>
                 <w:sz w:val="18"/>
               </w:rPr>
-              <w:t>workflow_tasks</w:t>
+              <w:t>workflow_approver (@srm/glb-workflow · sps_store)</w:t>
             </w:r>
           </w:p>
         </w:tc>
@@ -5187,7 +5197,7 @@
                 <w:rFonts w:ascii="Arial" w:hAnsi="Arial" w:eastAsia="Arial"/>
                 <w:sz w:val="18"/>
               </w:rPr>
-              <w:t>สร้าง task แรก Section 06</w:t>
+              <w:t>prepared approver ขั้นแรก state 06 — ผ่าน engine</w:t>
             </w:r>
           </w:p>
         </w:tc>
@@ -5217,7 +5227,7 @@
                 <w:rFonts w:ascii="Arial" w:hAnsi="Arial" w:eastAsia="Arial"/>
                 <w:sz w:val="18"/>
               </w:rPr>
-              <w:t>status_email_rules</w:t>
+              <w:t>(backend config)</w:t>
             </w:r>
           </w:p>
         </w:tc>
@@ -5267,7 +5277,7 @@
                 <w:rFonts w:ascii="Arial" w:hAnsi="Arial" w:eastAsia="Arial"/>
                 <w:sz w:val="18"/>
               </w:rPr>
-              <w:t>ผู้รับอีเมลตามสถานะ</w:t>
+              <w:t>ผู้รับอีเมลของ batch job — ไม่ใช่ workflow event · workflow ใช้ engine ส่งเอง</w:t>
             </w:r>
           </w:p>
         </w:tc>
@@ -6413,7 +6423,7 @@
         <w:t xml:space="preserve">  }</w:t>
         <w:br/>
         <w:br/>
-        <w:t xml:space="preserve">  // insert workflow_instances + workflow_tasks แรก Section 06</w:t>
+        <w:t xml:space="preserve">  // เรียก initialize + add-prepared-approver ของ @srm/glb-workflow (state 06)</w:t>
         <w:br/>
         <w:t xml:space="preserve">  async step06Insert(state: JobState, manager?: EntityManager): Promise&lt;void&gt; {</w:t>
         <w:br/>
@@ -7325,7 +7335,7 @@
                 <w:rFonts w:ascii="Arial" w:hAnsi="Arial" w:eastAsia="Arial"/>
                 <w:sz w:val="18"/>
               </w:rPr>
-              <w:t>insert workflow transaction + prepared approver ผ่าน @srm/glb-workflow แรก Section 06</w:t>
+              <w:t>เรียก initialize + add-prepared-approver ของ @srm/glb-workflow (state 06)</w:t>
             </w:r>
           </w:p>
         </w:tc>
@@ -7869,7 +7879,7 @@
         <w:br/>
         <w:t xml:space="preserve">        await this.service.step05Workflow(state, manager);</w:t>
         <w:br/>
-        <w:t xml:space="preserve">        // ขั้นที่ 6: insert workflow transaction + prepared approver ผ่าน @srm/glb-workflow แรก Section 06</w:t>
+        <w:t xml:space="preserve">        // ขั้นที่ 6: เรียก initialize + add-prepared-approver ของ @srm/glb-workflow (state 06) · TODO: engine เขียน workflow_transaction/workflow_approver เอง — SBPGI ไม่ insert ตรง · ชื่อ function ยังไม่ยืนยัน ดู LLDD-BE-Workflow-Engine-Definition.pdf 5.3</w:t>
         <w:br/>
         <w:t xml:space="preserve">        await this.service.step06Insert(state, manager);</w:t>
         <w:br/>
@@ -7910,7 +7920,7 @@
         <w:br/>
         <w:t xml:space="preserve">      event: 'job.finish', jobNo: '8b', jobName: 'StartInternalWorkflow', status,</w:t>
         <w:br/>
-        <w:t xml:space="preserve">      period: state.period, output: 'workflow_instances / workflow_tasks (DB)',</w:t>
+        <w:t xml:space="preserve">      period: state.period, output: 'sps_store.workflow_transaction / workflow_approver ของ @srm/glb-workflow (ไม่ใช่ตารางของ SBPGI)',</w:t>
         <w:br/>
         <w:t xml:space="preserve">      read: state.read, written: state.written, skipped: state.skipped,</w:t>
         <w:br/>
@@ -8417,7 +8427,7 @@
                 <w:rFonts w:ascii="Arial" w:hAnsi="Arial" w:eastAsia="Arial"/>
                 <w:sz w:val="18"/>
               </w:rPr>
-              <w:t>workflow_instances</w:t>
+              <w:t>workflow_transaction (@srm/glb-workflow · sps_store)</w:t>
             </w:r>
           </w:p>
         </w:tc>
@@ -8467,7 +8477,7 @@
                 <w:rFonts w:ascii="Arial" w:hAnsi="Arial" w:eastAsia="Arial"/>
                 <w:sz w:val="18"/>
               </w:rPr>
-              <w:t>เปิด instance ภายใน</w:t>
+              <w:t>เปิด instance ผ่าน engine — ห้าม insert ตรง</w:t>
             </w:r>
           </w:p>
         </w:tc>
@@ -8492,21 +8502,7 @@
                 <w:rFonts w:ascii="Arial" w:hAnsi="Arial" w:eastAsia="Arial"/>
                 <w:sz w:val="18"/>
               </w:rPr>
-              <w:t>ใช้ @srm/glb-workflow (</w:t>
-            </w:r>
-            <w:r>
-              <w:rPr>
-                <w:rFonts w:ascii="Courier New" w:hAnsi="Courier New" w:eastAsia="Arial"/>
-                <w:sz w:val="18"/>
-              </w:rPr>
-              <w:t>sps_store.workflow_transaction</w:t>
-            </w:r>
-            <w:r>
-              <w:rPr>
-                <w:rFonts w:ascii="Arial" w:hAnsi="Arial" w:eastAsia="Arial"/>
-                <w:sz w:val="18"/>
-              </w:rPr>
-              <w:t>) ผ่าน initialize use case แทน SQL ตรง — ชื่อ function ยังไม่ยืนยัน (3 ชุดขัดกัน)</w:t>
+              <w:t>เขียน SQL ตรงผ่าน DATA_SOURCE</w:t>
             </w:r>
           </w:p>
         </w:tc>
@@ -8536,7 +8532,7 @@
                 <w:rFonts w:ascii="Arial" w:hAnsi="Arial" w:eastAsia="Arial"/>
                 <w:sz w:val="18"/>
               </w:rPr>
-              <w:t>workflow_tasks</w:t>
+              <w:t>workflow_approver (@srm/glb-workflow · sps_store)</w:t>
             </w:r>
           </w:p>
         </w:tc>
@@ -8586,7 +8582,7 @@
                 <w:rFonts w:ascii="Arial" w:hAnsi="Arial" w:eastAsia="Arial"/>
                 <w:sz w:val="18"/>
               </w:rPr>
-              <w:t>สร้าง task แรก Section 06</w:t>
+              <w:t>prepared approver ขั้นแรก state 06 — ผ่าน engine</w:t>
             </w:r>
           </w:p>
         </w:tc>
@@ -8611,35 +8607,7 @@
                 <w:rFonts w:ascii="Arial" w:hAnsi="Arial" w:eastAsia="Arial"/>
                 <w:sz w:val="18"/>
               </w:rPr>
-              <w:t>ใช้ @srm/glb-workflow (</w:t>
-            </w:r>
-            <w:r>
-              <w:rPr>
-                <w:rFonts w:ascii="Courier New" w:hAnsi="Courier New" w:eastAsia="Arial"/>
-                <w:sz w:val="18"/>
-              </w:rPr>
-              <w:t>sps_store.workflow_approver</w:t>
-            </w:r>
-            <w:r>
-              <w:rPr>
-                <w:rFonts w:ascii="Arial" w:hAnsi="Arial" w:eastAsia="Arial"/>
-                <w:sz w:val="18"/>
-              </w:rPr>
-              <w:t xml:space="preserve"> / </w:t>
-            </w:r>
-            <w:r>
-              <w:rPr>
-                <w:rFonts w:ascii="Courier New" w:hAnsi="Courier New" w:eastAsia="Arial"/>
-                <w:sz w:val="18"/>
-              </w:rPr>
-              <w:t>workflow_history</w:t>
-            </w:r>
-            <w:r>
-              <w:rPr>
-                <w:rFonts w:ascii="Arial" w:hAnsi="Arial" w:eastAsia="Arial"/>
-                <w:sz w:val="18"/>
-              </w:rPr>
-              <w:t>) ผ่าน add-prepared-approver + trigger-event use case — ชื่อ function ยังไม่ยืนยัน (3 ชุดขัดกัน)</w:t>
+              <w:t>เขียน SQL ตรงผ่าน DATA_SOURCE</w:t>
             </w:r>
           </w:p>
         </w:tc>
@@ -8669,7 +8637,7 @@
                 <w:rFonts w:ascii="Arial" w:hAnsi="Arial" w:eastAsia="Arial"/>
                 <w:sz w:val="18"/>
               </w:rPr>
-              <w:t>status_email_rules</w:t>
+              <w:t>(backend config)</w:t>
             </w:r>
           </w:p>
         </w:tc>
@@ -8719,7 +8687,7 @@
                 <w:rFonts w:ascii="Arial" w:hAnsi="Arial" w:eastAsia="Arial"/>
                 <w:sz w:val="18"/>
               </w:rPr>
-              <w:t>ผู้รับอีเมลตามสถานะ</w:t>
+              <w:t>ผู้รับอีเมลของ batch job — ไม่ใช่ workflow event · workflow ใช้ engine ส่งเอง</w:t>
             </w:r>
           </w:p>
         </w:tc>
@@ -8812,14 +8780,46 @@
         <w:t xml:space="preserve"> WHERE /* TODO: PK ที่ล็อกไว้ */ id = ANY($1);</w:t>
         <w:br/>
         <w:br/>
-        <w:t>-- [W] workflow_instances : เปิด instance ภายใน</w:t>
-        <w:br/>
-        <w:t>-- TODO: ห้ามเขียน SQL ตรงกับตารางนี้ — ใช้ @srm/glb-workflow (`sps_store.workflow_transaction`) ผ่าน initialize use case แทน SQL ตรง — ชื่อ function ยังไม่ยืนยัน (3 ชุดขัดกัน)</w:t>
-        <w:br/>
-        <w:br/>
-        <w:t>-- [W] workflow_tasks : สร้าง task แรก Section 06</w:t>
-        <w:br/>
-        <w:t>-- TODO: ห้ามเขียน SQL ตรงกับตารางนี้ — ใช้ @srm/glb-workflow (`sps_store.workflow_approver` / `workflow_history`) ผ่าน add-prepared-approver + trigger-event use case — ชื่อ function ยังไม่ยืนยัน (3 ชุดขัดกัน)</w:t>
+        <w:t>-- [W] workflow_transaction (@srm/glb-workflow · sps_store) : เปิด instance ผ่าน engine — ห้าม insert ตรง</w:t>
+        <w:br/>
+        <w:t>-- TODO: เติมคอลัมน์ payload จริงจาก Database design</w:t>
+        <w:br/>
+        <w:t>INSERT INTO workflow_transaction (@srm/glb-workflow · sps_store)</w:t>
+        <w:br/>
+        <w:t xml:space="preserve">  (/* TODO: business key + payload + created_by, created_at */)</w:t>
+        <w:br/>
+        <w:t>VALUES (/* TODO: bind params ตามลำดับคอลัมน์ด้านบน */)</w:t>
+        <w:br/>
+        <w:t>-- ⚠️ ตารางของ @srm/glb-workflow — SBPGI ห้าม INSERT/UPDATE ตรง ต้องเรียกผ่าน engine เท่านั้น</w:t>
+        <w:br/>
+        <w:t>--    (workflow_transaction ไม่มี PK และไม่มี index เลย · ข้อค้าง DP-2)</w:t>
+        <w:br/>
+        <w:t>ON CONFLICT (/* ไม่ใช้ — ลบ statement นี้ทิ้งแล้วเรียก engine แทน */)</w:t>
+        <w:br/>
+        <w:t>DO UPDATE SET /* TODO: คอลัมน์ที่ยอมให้ทับ */</w:t>
+        <w:br/>
+        <w:t xml:space="preserve">       updated_at = NOW(), updated_by = 'JOB8B';</w:t>
+        <w:br/>
+        <w:br/>
+        <w:t>-- [W] workflow_approver (@srm/glb-workflow · sps_store) : prepared approver ขั้นแรก state 06 — ผ่าน engine</w:t>
+        <w:br/>
+        <w:t>-- TODO: เติมคอลัมน์ payload จริงจาก Database design</w:t>
+        <w:br/>
+        <w:t>INSERT INTO workflow_approver (@srm/glb-workflow · sps_store)</w:t>
+        <w:br/>
+        <w:t xml:space="preserve">  (/* TODO: business key + payload + created_by, created_at */)</w:t>
+        <w:br/>
+        <w:t>VALUES (/* TODO: bind params ตามลำดับคอลัมน์ด้านบน */)</w:t>
+        <w:br/>
+        <w:t>-- ⚠️ ตารางของ @srm/glb-workflow — SBPGI ห้าม INSERT/UPDATE ตรง ต้องเรียกผ่าน engine เท่านั้น</w:t>
+        <w:br/>
+        <w:t>--    (workflow_transaction ไม่มี PK และไม่มี index เลย · ข้อค้าง DP-2)</w:t>
+        <w:br/>
+        <w:t>ON CONFLICT (/* ไม่ใช้ — ลบ statement นี้ทิ้งแล้วเรียก engine แทน */)</w:t>
+        <w:br/>
+        <w:t>DO UPDATE SET /* TODO: คอลัมน์ที่ยอมให้ทับ */</w:t>
+        <w:br/>
+        <w:t xml:space="preserve">       updated_at = NOW(), updated_by = 'JOB8B';</w:t>
       </w:r>
     </w:p>
     <w:p>
@@ -8942,11 +8942,11 @@
         <w:br/>
         <w:t xml:space="preserve">          period: ctx.period, triggeredBy: ctx.triggeredBy,</w:t>
         <w:br/>
-        <w:t xml:space="preserve">          output: 'workflow_instances / workflow_tasks (DB)',</w:t>
+        <w:t xml:space="preserve">          output: 'sps_store.workflow_transaction / workflow_approver ของ @srm/glb-workflow (ไม่ใช่ตารางของ SBPGI)',</w:t>
         <w:br/>
         <w:t xml:space="preserve">          errorMessage: error.message,</w:t>
         <w:br/>
-        <w:t xml:space="preserve">          rerunNote: 'idempotent ด้วย doc_no/impact_process_id; ตรวจ workflow_instances เดิมก่อนสร้างใหม่',</w:t>
+        <w:t xml:space="preserve">          rerunNote: 'idempotent ด้วย doc_no/impact_process_id; ตรวจ workflow_transaction เดิมของ engine ก่อนสร้างใหม่',</w:t>
         <w:br/>
         <w:t xml:space="preserve">        },</w:t>
         <w:br/>
@@ -8982,7 +8982,7 @@
         <w:keepLines/>
       </w:pPr>
       <w:r>
-        <w:t>กติกา rerun ของ Job 8b: idempotent ด้วย doc_no/impact_process_id; ตรวจ workflow_instances เดิมก่อนสร้างใหม่</w:t>
+        <w:t>กติกา rerun ของ Job 8b: idempotent ด้วย doc_no/impact_process_id; ตรวจ workflow_transaction เดิมของ engine ก่อนสร้างใหม่</w:t>
       </w:r>
     </w:p>
     <w:p>
@@ -9048,7 +9048,7 @@
         <w:rPr>
           <w:rFonts w:ascii="Courier New" w:hAnsi="Courier New"/>
         </w:rPr>
-        <w:t>workflow_instances / workflow_tasks (DB)</w:t>
+        <w:t>sps_store.workflow_transaction / workflow_approver ของ @srm/glb-workflow (ไม่ใช่ตารางของ SBPGI)</w:t>
       </w:r>
       <w:r>
         <w:t xml:space="preserve"> และ log บรรทัด </w:t>
@@ -9477,7 +9477,7 @@
                 <w:rFonts w:ascii="Arial" w:hAnsi="Arial" w:eastAsia="Arial"/>
                 <w:sz w:val="18"/>
               </w:rPr>
-              <w:t>insert workflow_instances + workflow_tasks แรก Section 06</w:t>
+              <w:t>เรียก initialize + add-prepared-approver ของ @srm/glb-workflow (state 06) (engine เขียน workflow_transaction/workflow_approver เอง — SBPGI ไม่ insert ตรง · ชื่อ function ยังไม่ยืนยัน ดู LLDD-BE-Workflow-Engine-Definition.pdf 5.3)</w:t>
             </w:r>
           </w:p>
         </w:tc>

--- a/LLDD/word/BE/Jobs/LLDD-BE-Job-8b-StartInternalWorkflow.docx
+++ b/LLDD/word/BE/Jobs/LLDD-BE-Job-8b-StartInternalWorkflow.docx
@@ -5,7 +5,7 @@
     <w:p>
       <w:r>
         <w:rPr>
-          <w:rFonts w:ascii="Arial" w:hAnsi="Arial" w:eastAsia="Arial"/>
+          <w:rFonts w:ascii="Arial" w:hAnsi="Arial" w:eastAsia="Arial" w:cs="Tahoma"/>
           <w:b/>
           <w:color w:val="0B2545"/>
           <w:sz w:val="40"/>
@@ -58,7 +58,7 @@
             <w:r/>
             <w:r>
               <w:rPr>
-                <w:rFonts w:ascii="Arial" w:hAnsi="Arial" w:eastAsia="Arial"/>
+                <w:rFonts w:ascii="Arial" w:hAnsi="Arial" w:eastAsia="Arial" w:cs="Tahoma"/>
                 <w:b/>
                 <w:sz w:val="18"/>
               </w:rPr>
@@ -80,7 +80,7 @@
             <w:r/>
             <w:r>
               <w:rPr>
-                <w:rFonts w:ascii="Arial" w:hAnsi="Arial" w:eastAsia="Arial"/>
+                <w:rFonts w:ascii="Arial" w:hAnsi="Arial" w:eastAsia="Arial" w:cs="Tahoma"/>
                 <w:b/>
                 <w:sz w:val="18"/>
               </w:rPr>
@@ -105,13 +105,13 @@
             </w:pPr>
             <w:r>
               <w:rPr>
-                <w:rFonts w:ascii="Arial" w:hAnsi="Arial" w:eastAsia="Arial"/>
-                <w:sz w:val="18"/>
-              </w:rPr>
-            </w:r>
-            <w:r>
-              <w:rPr>
-                <w:rFonts w:ascii="Arial" w:hAnsi="Arial" w:eastAsia="Arial"/>
+                <w:rFonts w:ascii="Arial" w:hAnsi="Arial" w:eastAsia="Arial" w:cs="Tahoma"/>
+                <w:sz w:val="18"/>
+              </w:rPr>
+            </w:r>
+            <w:r>
+              <w:rPr>
+                <w:rFonts w:ascii="Arial" w:hAnsi="Arial" w:eastAsia="Arial" w:cs="Tahoma"/>
                 <w:sz w:val="18"/>
               </w:rPr>
               <w:t>วัตถุประสงค์</w:t>
@@ -130,13 +130,13 @@
             </w:pPr>
             <w:r>
               <w:rPr>
-                <w:rFonts w:ascii="Arial" w:hAnsi="Arial" w:eastAsia="Arial"/>
-                <w:sz w:val="18"/>
-              </w:rPr>
-            </w:r>
-            <w:r>
-              <w:rPr>
-                <w:rFonts w:ascii="Arial" w:hAnsi="Arial" w:eastAsia="Arial"/>
+                <w:rFonts w:ascii="Arial" w:hAnsi="Arial" w:eastAsia="Arial" w:cs="Tahoma"/>
+                <w:sz w:val="18"/>
+              </w:rPr>
+            </w:r>
+            <w:r>
+              <w:rPr>
+                <w:rFonts w:ascii="Arial" w:hAnsi="Arial" w:eastAsia="Arial" w:cs="Tahoma"/>
                 <w:sz w:val="18"/>
               </w:rPr>
               <w:t>ใช้เป็นรายละเอียดระดับพัฒนาสำหรับออกแบบ ลงมือพัฒนา ตรวจทาน และทดสอบขอบเขตที่ระบุในฉบับนี้</w:t>
@@ -160,13 +160,13 @@
             </w:pPr>
             <w:r>
               <w:rPr>
-                <w:rFonts w:ascii="Arial" w:hAnsi="Arial" w:eastAsia="Arial"/>
-                <w:sz w:val="18"/>
-              </w:rPr>
-            </w:r>
-            <w:r>
-              <w:rPr>
-                <w:rFonts w:ascii="Arial" w:hAnsi="Arial" w:eastAsia="Arial"/>
+                <w:rFonts w:ascii="Arial" w:hAnsi="Arial" w:eastAsia="Arial" w:cs="Tahoma"/>
+                <w:sz w:val="18"/>
+              </w:rPr>
+            </w:r>
+            <w:r>
+              <w:rPr>
+                <w:rFonts w:ascii="Arial" w:hAnsi="Arial" w:eastAsia="Arial" w:cs="Tahoma"/>
                 <w:sz w:val="18"/>
               </w:rPr>
               <w:t>ลำดับการอ่าน</w:t>
@@ -185,13 +185,13 @@
             </w:pPr>
             <w:r>
               <w:rPr>
-                <w:rFonts w:ascii="Arial" w:hAnsi="Arial" w:eastAsia="Arial"/>
-                <w:sz w:val="18"/>
-              </w:rPr>
-            </w:r>
-            <w:r>
-              <w:rPr>
-                <w:rFonts w:ascii="Arial" w:hAnsi="Arial" w:eastAsia="Arial"/>
+                <w:rFonts w:ascii="Arial" w:hAnsi="Arial" w:eastAsia="Arial" w:cs="Tahoma"/>
+                <w:sz w:val="18"/>
+              </w:rPr>
+            </w:r>
+            <w:r>
+              <w:rPr>
+                <w:rFonts w:ascii="Arial" w:hAnsi="Arial" w:eastAsia="Arial" w:cs="Tahoma"/>
                 <w:sz w:val="18"/>
               </w:rPr>
               <w:t>เริ่มจาก Overview และ Scope จากนั้นตรวจ Field/Validation, Implementation, Contract, Processing Flow, Acceptance Criteria และ Test Checklist ตามลำดับ</w:t>
@@ -215,13 +215,13 @@
             </w:pPr>
             <w:r>
               <w:rPr>
-                <w:rFonts w:ascii="Arial" w:hAnsi="Arial" w:eastAsia="Arial"/>
-                <w:sz w:val="18"/>
-              </w:rPr>
-            </w:r>
-            <w:r>
-              <w:rPr>
-                <w:rFonts w:ascii="Arial" w:hAnsi="Arial" w:eastAsia="Arial"/>
+                <w:rFonts w:ascii="Arial" w:hAnsi="Arial" w:eastAsia="Arial" w:cs="Tahoma"/>
+                <w:sz w:val="18"/>
+              </w:rPr>
+            </w:r>
+            <w:r>
+              <w:rPr>
+                <w:rFonts w:ascii="Arial" w:hAnsi="Arial" w:eastAsia="Arial" w:cs="Tahoma"/>
                 <w:sz w:val="18"/>
               </w:rPr>
               <w:t>ผลลัพธ์ที่คาดหวัง</w:t>
@@ -240,13 +240,13 @@
             </w:pPr>
             <w:r>
               <w:rPr>
-                <w:rFonts w:ascii="Arial" w:hAnsi="Arial" w:eastAsia="Arial"/>
-                <w:sz w:val="18"/>
-              </w:rPr>
-            </w:r>
-            <w:r>
-              <w:rPr>
-                <w:rFonts w:ascii="Arial" w:hAnsi="Arial" w:eastAsia="Arial"/>
+                <w:rFonts w:ascii="Arial" w:hAnsi="Arial" w:eastAsia="Arial" w:cs="Tahoma"/>
+                <w:sz w:val="18"/>
+              </w:rPr>
+            </w:r>
+            <w:r>
+              <w:rPr>
+                <w:rFonts w:ascii="Arial" w:hAnsi="Arial" w:eastAsia="Arial" w:cs="Tahoma"/>
                 <w:sz w:val="18"/>
               </w:rPr>
               <w:t>ผู้อ่านสามารถระบุ input, ขั้นตอนประมวลผล, output, เงื่อนไขผิดพลาด และหลักฐานการทดสอบได้จากเนื้อหาในฉบับเดียว</w:t>
@@ -270,13 +270,13 @@
             </w:pPr>
             <w:r>
               <w:rPr>
-                <w:rFonts w:ascii="Arial" w:hAnsi="Arial" w:eastAsia="Arial"/>
-                <w:sz w:val="18"/>
-              </w:rPr>
-            </w:r>
-            <w:r>
-              <w:rPr>
-                <w:rFonts w:ascii="Arial" w:hAnsi="Arial" w:eastAsia="Arial"/>
+                <w:rFonts w:ascii="Arial" w:hAnsi="Arial" w:eastAsia="Arial" w:cs="Tahoma"/>
+                <w:sz w:val="18"/>
+              </w:rPr>
+            </w:r>
+            <w:r>
+              <w:rPr>
+                <w:rFonts w:ascii="Arial" w:hAnsi="Arial" w:eastAsia="Arial" w:cs="Tahoma"/>
                 <w:sz w:val="18"/>
               </w:rPr>
               <w:t>Java เดิม</w:t>
@@ -295,13 +295,13 @@
             </w:pPr>
             <w:r>
               <w:rPr>
-                <w:rFonts w:ascii="Arial" w:hAnsi="Arial" w:eastAsia="Arial"/>
-                <w:sz w:val="18"/>
-              </w:rPr>
-            </w:r>
-            <w:r>
-              <w:rPr>
-                <w:rFonts w:ascii="Arial" w:hAnsi="Arial" w:eastAsia="Arial"/>
+                <w:rFonts w:ascii="Arial" w:hAnsi="Arial" w:eastAsia="Arial" w:cs="Tahoma"/>
+                <w:sz w:val="18"/>
+              </w:rPr>
+            </w:r>
+            <w:r>
+              <w:rPr>
+                <w:rFonts w:ascii="Arial" w:hAnsi="Arial" w:eastAsia="Arial" w:cs="Tahoma"/>
                 <w:sz w:val="18"/>
               </w:rPr>
               <w:t>ภาคผนวกท้ายฉบับระบุ source file, ช่วงบรรทัด และ code Java เดิมสำหรับตรวจเทียบ behavior ก่อนย้ายระบบ</w:t>
@@ -356,7 +356,7 @@
             <w:r/>
             <w:r>
               <w:rPr>
-                <w:rFonts w:ascii="Arial" w:hAnsi="Arial" w:eastAsia="Arial"/>
+                <w:rFonts w:ascii="Arial" w:hAnsi="Arial" w:eastAsia="Arial" w:cs="Tahoma"/>
                 <w:b/>
                 <w:sz w:val="18"/>
               </w:rPr>
@@ -378,7 +378,7 @@
             <w:r/>
             <w:r>
               <w:rPr>
-                <w:rFonts w:ascii="Arial" w:hAnsi="Arial" w:eastAsia="Arial"/>
+                <w:rFonts w:ascii="Arial" w:hAnsi="Arial" w:eastAsia="Arial" w:cs="Tahoma"/>
                 <w:b/>
                 <w:sz w:val="18"/>
               </w:rPr>
@@ -403,13 +403,13 @@
             </w:pPr>
             <w:r>
               <w:rPr>
-                <w:rFonts w:ascii="Arial" w:hAnsi="Arial" w:eastAsia="Arial"/>
-                <w:sz w:val="18"/>
-              </w:rPr>
-            </w:r>
-            <w:r>
-              <w:rPr>
-                <w:rFonts w:ascii="Arial" w:hAnsi="Arial" w:eastAsia="Arial"/>
+                <w:rFonts w:ascii="Arial" w:hAnsi="Arial" w:eastAsia="Arial" w:cs="Tahoma"/>
+                <w:sz w:val="18"/>
+              </w:rPr>
+            </w:r>
+            <w:r>
+              <w:rPr>
+                <w:rFonts w:ascii="Arial" w:hAnsi="Arial" w:eastAsia="Arial" w:cs="Tahoma"/>
                 <w:sz w:val="18"/>
               </w:rPr>
               <w:t>Track</w:t>
@@ -428,13 +428,13 @@
             </w:pPr>
             <w:r>
               <w:rPr>
-                <w:rFonts w:ascii="Arial" w:hAnsi="Arial" w:eastAsia="Arial"/>
-                <w:sz w:val="18"/>
-              </w:rPr>
-            </w:r>
-            <w:r>
-              <w:rPr>
-                <w:rFonts w:ascii="Arial" w:hAnsi="Arial" w:eastAsia="Arial"/>
+                <w:rFonts w:ascii="Arial" w:hAnsi="Arial" w:eastAsia="Arial" w:cs="Tahoma"/>
+                <w:sz w:val="18"/>
+              </w:rPr>
+            </w:r>
+            <w:r>
+              <w:rPr>
+                <w:rFonts w:ascii="Arial" w:hAnsi="Arial" w:eastAsia="Arial" w:cs="Tahoma"/>
                 <w:sz w:val="18"/>
               </w:rPr>
               <w:t>BE</w:t>
@@ -458,13 +458,13 @@
             </w:pPr>
             <w:r>
               <w:rPr>
-                <w:rFonts w:ascii="Arial" w:hAnsi="Arial" w:eastAsia="Arial"/>
-                <w:sz w:val="18"/>
-              </w:rPr>
-            </w:r>
-            <w:r>
-              <w:rPr>
-                <w:rFonts w:ascii="Arial" w:hAnsi="Arial" w:eastAsia="Arial"/>
+                <w:rFonts w:ascii="Arial" w:hAnsi="Arial" w:eastAsia="Arial" w:cs="Tahoma"/>
+                <w:sz w:val="18"/>
+              </w:rPr>
+            </w:r>
+            <w:r>
+              <w:rPr>
+                <w:rFonts w:ascii="Arial" w:hAnsi="Arial" w:eastAsia="Arial" w:cs="Tahoma"/>
                 <w:sz w:val="18"/>
               </w:rPr>
               <w:t>Estimate</w:t>
@@ -483,16 +483,24 @@
             </w:pPr>
             <w:r>
               <w:rPr>
-                <w:rFonts w:ascii="Arial" w:hAnsi="Arial" w:eastAsia="Arial"/>
-                <w:sz w:val="18"/>
-              </w:rPr>
-            </w:r>
-            <w:r>
-              <w:rPr>
-                <w:rFonts w:ascii="Arial" w:hAnsi="Arial" w:eastAsia="Arial"/>
-                <w:sz w:val="18"/>
-              </w:rPr>
-              <w:t>16 ชั่วโมง</w:t>
+                <w:rFonts w:ascii="Arial" w:hAnsi="Arial" w:eastAsia="Arial" w:cs="Tahoma"/>
+                <w:sz w:val="18"/>
+              </w:rPr>
+            </w:r>
+            <w:r>
+              <w:rPr>
+                <w:rFonts w:ascii="Arial" w:hAnsi="Arial" w:eastAsia="Arial" w:cs="Tahoma"/>
+                <w:b/>
+                <w:sz w:val="18"/>
+              </w:rPr>
+              <w:t>21 ชั่วโมง</w:t>
+            </w:r>
+            <w:r>
+              <w:rPr>
+                <w:rFonts w:ascii="Arial" w:hAnsi="Arial" w:eastAsia="Arial" w:cs="Tahoma"/>
+                <w:sz w:val="18"/>
+              </w:rPr>
+              <w:t xml:space="preserve"> = implementation 16 + unit test 5 (30%)</w:t>
             </w:r>
           </w:p>
         </w:tc>
@@ -513,13 +521,13 @@
             </w:pPr>
             <w:r>
               <w:rPr>
-                <w:rFonts w:ascii="Arial" w:hAnsi="Arial" w:eastAsia="Arial"/>
-                <w:sz w:val="18"/>
-              </w:rPr>
-            </w:r>
-            <w:r>
-              <w:rPr>
-                <w:rFonts w:ascii="Arial" w:hAnsi="Arial" w:eastAsia="Arial"/>
+                <w:rFonts w:ascii="Arial" w:hAnsi="Arial" w:eastAsia="Arial" w:cs="Tahoma"/>
+                <w:sz w:val="18"/>
+              </w:rPr>
+            </w:r>
+            <w:r>
+              <w:rPr>
+                <w:rFonts w:ascii="Arial" w:hAnsi="Arial" w:eastAsia="Arial" w:cs="Tahoma"/>
                 <w:sz w:val="18"/>
               </w:rPr>
               <w:t>Owner</w:t>
@@ -538,13 +546,13 @@
             </w:pPr>
             <w:r>
               <w:rPr>
-                <w:rFonts w:ascii="Arial" w:hAnsi="Arial" w:eastAsia="Arial"/>
-                <w:sz w:val="18"/>
-              </w:rPr>
-            </w:r>
-            <w:r>
-              <w:rPr>
-                <w:rFonts w:ascii="Arial" w:hAnsi="Arial" w:eastAsia="Arial"/>
+                <w:rFonts w:ascii="Arial" w:hAnsi="Arial" w:eastAsia="Arial" w:cs="Tahoma"/>
+                <w:sz w:val="18"/>
+              </w:rPr>
+            </w:r>
+            <w:r>
+              <w:rPr>
+                <w:rFonts w:ascii="Arial" w:hAnsi="Arial" w:eastAsia="Arial" w:cs="Tahoma"/>
                 <w:sz w:val="18"/>
               </w:rPr>
               <w:t>Tunyatorn &lt;Vava&gt; Kiatkongphongsa</w:t>
@@ -568,16 +576,16 @@
             </w:pPr>
             <w:r>
               <w:rPr>
-                <w:rFonts w:ascii="Arial" w:hAnsi="Arial" w:eastAsia="Arial"/>
-                <w:sz w:val="18"/>
-              </w:rPr>
-            </w:r>
-            <w:r>
-              <w:rPr>
-                <w:rFonts w:ascii="Arial" w:hAnsi="Arial" w:eastAsia="Arial"/>
-                <w:sz w:val="18"/>
-              </w:rPr>
-              <w:t>Objective</w:t>
+                <w:rFonts w:ascii="Arial" w:hAnsi="Arial" w:eastAsia="Arial" w:cs="Tahoma"/>
+                <w:sz w:val="18"/>
+              </w:rPr>
+            </w:r>
+            <w:r>
+              <w:rPr>
+                <w:rFonts w:ascii="Arial" w:hAnsi="Arial" w:eastAsia="Arial" w:cs="Tahoma"/>
+                <w:sz w:val="18"/>
+              </w:rPr>
+              <w:t>Target repository</w:t>
             </w:r>
           </w:p>
         </w:tc>
@@ -593,13 +601,104 @@
             </w:pPr>
             <w:r>
               <w:rPr>
-                <w:rFonts w:ascii="Arial" w:hAnsi="Arial" w:eastAsia="Arial"/>
-                <w:sz w:val="18"/>
-              </w:rPr>
-            </w:r>
-            <w:r>
-              <w:rPr>
-                <w:rFonts w:ascii="Arial" w:hAnsi="Arial" w:eastAsia="Arial"/>
+                <w:rFonts w:ascii="Arial" w:hAnsi="Arial" w:eastAsia="Arial" w:cs="Tahoma"/>
+                <w:sz w:val="18"/>
+              </w:rPr>
+            </w:r>
+            <w:r>
+              <w:rPr>
+                <w:rFonts w:ascii="Courier New" w:hAnsi="Courier New" w:eastAsia="Courier New" w:cs="Tahoma"/>
+                <w:sz w:val="18"/>
+              </w:rPr>
+              <w:t>SBP/srm-sps-spsap-store-backend</w:t>
+            </w:r>
+            <w:r>
+              <w:rPr>
+                <w:rFonts w:ascii="Arial" w:hAnsi="Arial" w:eastAsia="Arial" w:cs="Tahoma"/>
+                <w:sz w:val="18"/>
+              </w:rPr>
+              <w:t xml:space="preserve"> (NestJS + TypeORM · schema </w:t>
+            </w:r>
+            <w:r>
+              <w:rPr>
+                <w:rFonts w:ascii="Courier New" w:hAnsi="Courier New" w:eastAsia="Courier New" w:cs="Tahoma"/>
+                <w:sz w:val="18"/>
+              </w:rPr>
+              <w:t>sps_store</w:t>
+            </w:r>
+            <w:r>
+              <w:rPr>
+                <w:rFonts w:ascii="Arial" w:hAnsi="Arial" w:eastAsia="Arial" w:cs="Tahoma"/>
+                <w:sz w:val="18"/>
+              </w:rPr>
+              <w:t xml:space="preserve">) — batch runner ฝั่ง backend </w:t>
+            </w:r>
+            <w:r>
+              <w:rPr>
+                <w:rFonts w:ascii="Arial" w:hAnsi="Arial" w:eastAsia="Arial" w:cs="Tahoma"/>
+                <w:b/>
+                <w:sz w:val="18"/>
+              </w:rPr>
+              <w:t>ไม่ผ่าน BFF</w:t>
+            </w:r>
+            <w:r>
+              <w:rPr>
+                <w:rFonts w:ascii="Arial" w:hAnsi="Arial" w:eastAsia="Arial" w:cs="Tahoma"/>
+                <w:sz w:val="18"/>
+              </w:rPr>
+              <w:t xml:space="preserve"> · cron/พารามิเตอร์อยู่ใน backend config (env/config file)</w:t>
+            </w:r>
+          </w:p>
+        </w:tc>
+      </w:tr>
+      <w:tr>
+        <w:trPr>
+          <w:cantSplit/>
+        </w:trPr>
+        <w:tc>
+          <w:tcPr>
+            <w:tcW w:type="dxa" w:w="5040"/>
+            <w:vAlign w:val="center"/>
+          </w:tcPr>
+          <w:p>
+            <w:pPr>
+              <w:keepLines/>
+              <w:spacing w:after="0"/>
+            </w:pPr>
+            <w:r>
+              <w:rPr>
+                <w:rFonts w:ascii="Arial" w:hAnsi="Arial" w:eastAsia="Arial" w:cs="Tahoma"/>
+                <w:sz w:val="18"/>
+              </w:rPr>
+            </w:r>
+            <w:r>
+              <w:rPr>
+                <w:rFonts w:ascii="Arial" w:hAnsi="Arial" w:eastAsia="Arial" w:cs="Tahoma"/>
+                <w:sz w:val="18"/>
+              </w:rPr>
+              <w:t>Objective</w:t>
+            </w:r>
+          </w:p>
+        </w:tc>
+        <w:tc>
+          <w:tcPr>
+            <w:tcW w:type="dxa" w:w="5040"/>
+            <w:vAlign w:val="center"/>
+          </w:tcPr>
+          <w:p>
+            <w:pPr>
+              <w:keepLines/>
+              <w:spacing w:after="0"/>
+            </w:pPr>
+            <w:r>
+              <w:rPr>
+                <w:rFonts w:ascii="Arial" w:hAnsi="Arial" w:eastAsia="Arial" w:cs="Tahoma"/>
+                <w:sz w:val="18"/>
+              </w:rPr>
+            </w:r>
+            <w:r>
+              <w:rPr>
+                <w:rFonts w:ascii="Arial" w:hAnsi="Arial" w:eastAsia="Arial" w:cs="Tahoma"/>
                 <w:sz w:val="18"/>
               </w:rPr>
               <w:t>เปิด Workflow ภายใน: คัดรายการที่ผ่าน Gen Flow Gate แล้วเรียก Workflow Engine ภายในผ่าน POST /api/v1/workflows/instances แทน K2 REST StartInstance; เกณฑ์ W/Y/N เดิมยังคงใช้สำหรับ reconcile</w:t>
@@ -686,6 +785,25 @@
       </w:pPr>
       <w:r>
         <w:t>Depends on LLDD-BE-API-Workflow-Instances.pdf; Job 8b เรียก Workflow Engine ภายในและไม่ duplicate Gen Flow Gate logic</w:t>
+      </w:r>
+    </w:p>
+    <w:p>
+      <w:pPr>
+        <w:pStyle w:val="Heading1"/>
+        <w:keepNext/>
+        <w:keepLines/>
+        <w:pageBreakBefore w:val="0"/>
+      </w:pPr>
+      <w:r>
+        <w:t>3. Screenshot Reference</w:t>
+      </w:r>
+    </w:p>
+    <w:p>
+      <w:pPr>
+        <w:keepNext w:val="0"/>
+      </w:pPr>
+      <w:r>
+        <w:t>ไม่มีภาพหน้าจอสำหรับหัวข้อนี้ — เป็นเอกสารฝั่ง Backend/Batch ที่ไม่มี UI (ภาพหน้าจอทั้งหมดอยู่ในเอกสารชุด FE)</w:t>
       </w:r>
     </w:p>
     <w:p>
@@ -794,7 +912,7 @@
             <w:r/>
             <w:r>
               <w:rPr>
-                <w:rFonts w:ascii="Arial" w:hAnsi="Arial" w:eastAsia="Arial"/>
+                <w:rFonts w:ascii="Arial" w:hAnsi="Arial" w:eastAsia="Arial" w:cs="Tahoma"/>
                 <w:b/>
                 <w:sz w:val="18"/>
               </w:rPr>
@@ -816,7 +934,7 @@
             <w:r/>
             <w:r>
               <w:rPr>
-                <w:rFonts w:ascii="Arial" w:hAnsi="Arial" w:eastAsia="Arial"/>
+                <w:rFonts w:ascii="Arial" w:hAnsi="Arial" w:eastAsia="Arial" w:cs="Tahoma"/>
                 <w:b/>
                 <w:sz w:val="18"/>
               </w:rPr>
@@ -838,7 +956,7 @@
             <w:r/>
             <w:r>
               <w:rPr>
-                <w:rFonts w:ascii="Arial" w:hAnsi="Arial" w:eastAsia="Arial"/>
+                <w:rFonts w:ascii="Arial" w:hAnsi="Arial" w:eastAsia="Arial" w:cs="Tahoma"/>
                 <w:b/>
                 <w:sz w:val="18"/>
               </w:rPr>
@@ -860,7 +978,7 @@
             <w:r/>
             <w:r>
               <w:rPr>
-                <w:rFonts w:ascii="Arial" w:hAnsi="Arial" w:eastAsia="Arial"/>
+                <w:rFonts w:ascii="Arial" w:hAnsi="Arial" w:eastAsia="Arial" w:cs="Tahoma"/>
                 <w:b/>
                 <w:sz w:val="18"/>
               </w:rPr>
@@ -885,13 +1003,13 @@
             </w:pPr>
             <w:r>
               <w:rPr>
-                <w:rFonts w:ascii="Arial" w:hAnsi="Arial" w:eastAsia="Arial"/>
-                <w:sz w:val="18"/>
-              </w:rPr>
-            </w:r>
-            <w:r>
-              <w:rPr>
-                <w:rFonts w:ascii="Arial" w:hAnsi="Arial" w:eastAsia="Arial"/>
+                <w:rFonts w:ascii="Arial" w:hAnsi="Arial" w:eastAsia="Arial" w:cs="Tahoma"/>
+                <w:sz w:val="18"/>
+              </w:rPr>
+            </w:r>
+            <w:r>
+              <w:rPr>
+                <w:rFonts w:ascii="Arial" w:hAnsi="Arial" w:eastAsia="Arial" w:cs="Tahoma"/>
                 <w:sz w:val="18"/>
               </w:rPr>
               <w:t>Scheduler</w:t>
@@ -910,13 +1028,13 @@
             </w:pPr>
             <w:r>
               <w:rPr>
-                <w:rFonts w:ascii="Arial" w:hAnsi="Arial" w:eastAsia="Arial"/>
-                <w:sz w:val="18"/>
-              </w:rPr>
-            </w:r>
-            <w:r>
-              <w:rPr>
-                <w:rFonts w:ascii="Arial" w:hAnsi="Arial" w:eastAsia="Arial"/>
+                <w:rFonts w:ascii="Arial" w:hAnsi="Arial" w:eastAsia="Arial" w:cs="Tahoma"/>
+                <w:sz w:val="18"/>
+              </w:rPr>
+            </w:r>
+            <w:r>
+              <w:rPr>
+                <w:rFonts w:ascii="Arial" w:hAnsi="Arial" w:eastAsia="Arial" w:cs="Tahoma"/>
                 <w:sz w:val="18"/>
               </w:rPr>
               <w:t>หลัง Job 8 สร้างเอกสารสำเร็จ; manual rerun ตาม period</w:t>
@@ -935,13 +1053,13 @@
             </w:pPr>
             <w:r>
               <w:rPr>
-                <w:rFonts w:ascii="Arial" w:hAnsi="Arial" w:eastAsia="Arial"/>
-                <w:sz w:val="18"/>
-              </w:rPr>
-            </w:r>
-            <w:r>
-              <w:rPr>
-                <w:rFonts w:ascii="Arial" w:hAnsi="Arial" w:eastAsia="Arial"/>
+                <w:rFonts w:ascii="Arial" w:hAnsi="Arial" w:eastAsia="Arial" w:cs="Tahoma"/>
+                <w:sz w:val="18"/>
+              </w:rPr>
+            </w:r>
+            <w:r>
+              <w:rPr>
+                <w:rFonts w:ascii="Arial" w:hAnsi="Arial" w:eastAsia="Arial" w:cs="Tahoma"/>
                 <w:sz w:val="18"/>
               </w:rPr>
               <w:t>แก้ไขได้</w:t>
@@ -960,13 +1078,13 @@
             </w:pPr>
             <w:r>
               <w:rPr>
-                <w:rFonts w:ascii="Arial" w:hAnsi="Arial" w:eastAsia="Arial"/>
-                <w:sz w:val="18"/>
-              </w:rPr>
-            </w:r>
-            <w:r>
-              <w:rPr>
-                <w:rFonts w:ascii="Arial" w:hAnsi="Arial" w:eastAsia="Arial"/>
+                <w:rFonts w:ascii="Arial" w:hAnsi="Arial" w:eastAsia="Arial" w:cs="Tahoma"/>
+                <w:sz w:val="18"/>
+              </w:rPr>
+            </w:r>
+            <w:r>
+              <w:rPr>
+                <w:rFonts w:ascii="Arial" w:hAnsi="Arial" w:eastAsia="Arial" w:cs="Tahoma"/>
                 <w:sz w:val="18"/>
               </w:rPr>
               <w:t>แยกเพื่อ rerun ได้อิสระ; Operations ตรวจ deployment schedule/queue เท่านั้น</w:t>
@@ -990,13 +1108,13 @@
             </w:pPr>
             <w:r>
               <w:rPr>
-                <w:rFonts w:ascii="Arial" w:hAnsi="Arial" w:eastAsia="Arial"/>
-                <w:sz w:val="18"/>
-              </w:rPr>
-            </w:r>
-            <w:r>
-              <w:rPr>
-                <w:rFonts w:ascii="Arial" w:hAnsi="Arial" w:eastAsia="Arial"/>
+                <w:rFonts w:ascii="Arial" w:hAnsi="Arial" w:eastAsia="Arial" w:cs="Tahoma"/>
+                <w:sz w:val="18"/>
+              </w:rPr>
+            </w:r>
+            <w:r>
+              <w:rPr>
+                <w:rFonts w:ascii="Arial" w:hAnsi="Arial" w:eastAsia="Arial" w:cs="Tahoma"/>
                 <w:sz w:val="18"/>
               </w:rPr>
               <w:t>Workflow API</w:t>
@@ -1015,13 +1133,13 @@
             </w:pPr>
             <w:r>
               <w:rPr>
-                <w:rFonts w:ascii="Arial" w:hAnsi="Arial" w:eastAsia="Arial"/>
-                <w:sz w:val="18"/>
-              </w:rPr>
-            </w:r>
-            <w:r>
-              <w:rPr>
-                <w:rFonts w:ascii="Arial" w:hAnsi="Arial" w:eastAsia="Arial"/>
+                <w:rFonts w:ascii="Arial" w:hAnsi="Arial" w:eastAsia="Arial" w:cs="Tahoma"/>
+                <w:sz w:val="18"/>
+              </w:rPr>
+            </w:r>
+            <w:r>
+              <w:rPr>
+                <w:rFonts w:ascii="Arial" w:hAnsi="Arial" w:eastAsia="Arial" w:cs="Tahoma"/>
                 <w:sz w:val="18"/>
               </w:rPr>
               <w:t>POST /api/v1/workflows/instances</w:t>
@@ -1040,13 +1158,13 @@
             </w:pPr>
             <w:r>
               <w:rPr>
-                <w:rFonts w:ascii="Arial" w:hAnsi="Arial" w:eastAsia="Arial"/>
-                <w:sz w:val="18"/>
-              </w:rPr>
-            </w:r>
-            <w:r>
-              <w:rPr>
-                <w:rFonts w:ascii="Arial" w:hAnsi="Arial" w:eastAsia="Arial"/>
+                <w:rFonts w:ascii="Arial" w:hAnsi="Arial" w:eastAsia="Arial" w:cs="Tahoma"/>
+                <w:sz w:val="18"/>
+              </w:rPr>
+            </w:r>
+            <w:r>
+              <w:rPr>
+                <w:rFonts w:ascii="Arial" w:hAnsi="Arial" w:eastAsia="Arial" w:cs="Tahoma"/>
                 <w:sz w:val="18"/>
               </w:rPr>
               <w:t>ค่าคงที่/แก้ผ่านหน้าจอไม่ได้</w:t>
@@ -1065,13 +1183,13 @@
             </w:pPr>
             <w:r>
               <w:rPr>
-                <w:rFonts w:ascii="Arial" w:hAnsi="Arial" w:eastAsia="Arial"/>
-                <w:sz w:val="18"/>
-              </w:rPr>
-            </w:r>
-            <w:r>
-              <w:rPr>
-                <w:rFonts w:ascii="Arial" w:hAnsi="Arial" w:eastAsia="Arial"/>
+                <w:rFonts w:ascii="Arial" w:hAnsi="Arial" w:eastAsia="Arial" w:cs="Tahoma"/>
+                <w:sz w:val="18"/>
+              </w:rPr>
+            </w:r>
+            <w:r>
+              <w:rPr>
+                <w:rFonts w:ascii="Arial" w:hAnsi="Arial" w:eastAsia="Arial" w:cs="Tahoma"/>
                 <w:sz w:val="18"/>
               </w:rPr>
               <w:t>internal service token; ไม่ใช่ K2 REST</w:t>
@@ -1095,13 +1213,13 @@
             </w:pPr>
             <w:r>
               <w:rPr>
-                <w:rFonts w:ascii="Arial" w:hAnsi="Arial" w:eastAsia="Arial"/>
-                <w:sz w:val="18"/>
-              </w:rPr>
-            </w:r>
-            <w:r>
-              <w:rPr>
-                <w:rFonts w:ascii="Arial" w:hAnsi="Arial" w:eastAsia="Arial"/>
+                <w:rFonts w:ascii="Arial" w:hAnsi="Arial" w:eastAsia="Arial" w:cs="Tahoma"/>
+                <w:sz w:val="18"/>
+              </w:rPr>
+            </w:r>
+            <w:r>
+              <w:rPr>
+                <w:rFonts w:ascii="Arial" w:hAnsi="Arial" w:eastAsia="Arial" w:cs="Tahoma"/>
                 <w:sz w:val="18"/>
               </w:rPr>
               <w:t>เกณฑ์ Growth Rate</w:t>
@@ -1120,13 +1238,13 @@
             </w:pPr>
             <w:r>
               <w:rPr>
-                <w:rFonts w:ascii="Arial" w:hAnsi="Arial" w:eastAsia="Arial"/>
-                <w:sz w:val="18"/>
-              </w:rPr>
-            </w:r>
-            <w:r>
-              <w:rPr>
-                <w:rFonts w:ascii="Arial" w:hAnsi="Arial" w:eastAsia="Arial"/>
+                <w:rFonts w:ascii="Arial" w:hAnsi="Arial" w:eastAsia="Arial" w:cs="Tahoma"/>
+                <w:sz w:val="18"/>
+              </w:rPr>
+            </w:r>
+            <w:r>
+              <w:rPr>
+                <w:rFonts w:ascii="Arial" w:hAnsi="Arial" w:eastAsia="Arial" w:cs="Tahoma"/>
                 <w:sz w:val="18"/>
               </w:rPr>
               <w:t>growth_rate_diff &lt;= -10</w:t>
@@ -1145,13 +1263,13 @@
             </w:pPr>
             <w:r>
               <w:rPr>
-                <w:rFonts w:ascii="Arial" w:hAnsi="Arial" w:eastAsia="Arial"/>
-                <w:sz w:val="18"/>
-              </w:rPr>
-            </w:r>
-            <w:r>
-              <w:rPr>
-                <w:rFonts w:ascii="Arial" w:hAnsi="Arial" w:eastAsia="Arial"/>
+                <w:rFonts w:ascii="Arial" w:hAnsi="Arial" w:eastAsia="Arial" w:cs="Tahoma"/>
+                <w:sz w:val="18"/>
+              </w:rPr>
+            </w:r>
+            <w:r>
+              <w:rPr>
+                <w:rFonts w:ascii="Arial" w:hAnsi="Arial" w:eastAsia="Arial" w:cs="Tahoma"/>
                 <w:sz w:val="18"/>
               </w:rPr>
               <w:t>ค่าคงที่/แก้ผ่านหน้าจอไม่ได้</w:t>
@@ -1170,13 +1288,13 @@
             </w:pPr>
             <w:r>
               <w:rPr>
-                <w:rFonts w:ascii="Arial" w:hAnsi="Arial" w:eastAsia="Arial"/>
-                <w:sz w:val="18"/>
-              </w:rPr>
-            </w:r>
-            <w:r>
-              <w:rPr>
-                <w:rFonts w:ascii="Arial" w:hAnsi="Arial" w:eastAsia="Arial"/>
+                <w:rFonts w:ascii="Arial" w:hAnsi="Arial" w:eastAsia="Arial" w:cs="Tahoma"/>
+                <w:sz w:val="18"/>
+              </w:rPr>
+            </w:r>
+            <w:r>
+              <w:rPr>
+                <w:rFonts w:ascii="Arial" w:hAnsi="Arial" w:eastAsia="Arial" w:cs="Tahoma"/>
                 <w:sz w:val="18"/>
               </w:rPr>
               <w:t>คง business rule เดิม</w:t>
@@ -1200,13 +1318,13 @@
             </w:pPr>
             <w:r>
               <w:rPr>
-                <w:rFonts w:ascii="Arial" w:hAnsi="Arial" w:eastAsia="Arial"/>
-                <w:sz w:val="18"/>
-              </w:rPr>
-            </w:r>
-            <w:r>
-              <w:rPr>
-                <w:rFonts w:ascii="Arial" w:hAnsi="Arial" w:eastAsia="Arial"/>
+                <w:rFonts w:ascii="Arial" w:hAnsi="Arial" w:eastAsia="Arial" w:cs="Tahoma"/>
+                <w:sz w:val="18"/>
+              </w:rPr>
+            </w:r>
+            <w:r>
+              <w:rPr>
+                <w:rFonts w:ascii="Arial" w:hAnsi="Arial" w:eastAsia="Arial" w:cs="Tahoma"/>
                 <w:sz w:val="18"/>
               </w:rPr>
               <w:t>Branch Type ผ่าน Gate</w:t>
@@ -1225,13 +1343,13 @@
             </w:pPr>
             <w:r>
               <w:rPr>
-                <w:rFonts w:ascii="Arial" w:hAnsi="Arial" w:eastAsia="Arial"/>
-                <w:sz w:val="18"/>
-              </w:rPr>
-            </w:r>
-            <w:r>
-              <w:rPr>
-                <w:rFonts w:ascii="Arial" w:hAnsi="Arial" w:eastAsia="Arial"/>
+                <w:rFonts w:ascii="Arial" w:hAnsi="Arial" w:eastAsia="Arial" w:cs="Tahoma"/>
+                <w:sz w:val="18"/>
+              </w:rPr>
+            </w:r>
+            <w:r>
+              <w:rPr>
+                <w:rFonts w:ascii="Arial" w:hAnsi="Arial" w:eastAsia="Arial" w:cs="Tahoma"/>
                 <w:sz w:val="18"/>
               </w:rPr>
               <w:t>FAM, FB1, FC1, FB2, FVB, FVC</w:t>
@@ -1250,13 +1368,13 @@
             </w:pPr>
             <w:r>
               <w:rPr>
-                <w:rFonts w:ascii="Arial" w:hAnsi="Arial" w:eastAsia="Arial"/>
-                <w:sz w:val="18"/>
-              </w:rPr>
-            </w:r>
-            <w:r>
-              <w:rPr>
-                <w:rFonts w:ascii="Arial" w:hAnsi="Arial" w:eastAsia="Arial"/>
+                <w:rFonts w:ascii="Arial" w:hAnsi="Arial" w:eastAsia="Arial" w:cs="Tahoma"/>
+                <w:sz w:val="18"/>
+              </w:rPr>
+            </w:r>
+            <w:r>
+              <w:rPr>
+                <w:rFonts w:ascii="Arial" w:hAnsi="Arial" w:eastAsia="Arial" w:cs="Tahoma"/>
                 <w:sz w:val="18"/>
               </w:rPr>
               <w:t>ค่าคงที่/แก้ผ่านหน้าจอไม่ได้</w:t>
@@ -1275,13 +1393,13 @@
             </w:pPr>
             <w:r>
               <w:rPr>
-                <w:rFonts w:ascii="Arial" w:hAnsi="Arial" w:eastAsia="Arial"/>
-                <w:sz w:val="18"/>
-              </w:rPr>
-            </w:r>
-            <w:r>
-              <w:rPr>
-                <w:rFonts w:ascii="Arial" w:hAnsi="Arial" w:eastAsia="Arial"/>
+                <w:rFonts w:ascii="Arial" w:hAnsi="Arial" w:eastAsia="Arial" w:cs="Tahoma"/>
+                <w:sz w:val="18"/>
+              </w:rPr>
+            </w:r>
+            <w:r>
+              <w:rPr>
+                <w:rFonts w:ascii="Arial" w:hAnsi="Arial" w:eastAsia="Arial" w:cs="Tahoma"/>
                 <w:sz w:val="18"/>
               </w:rPr>
               <w:t>นอกเซ็ตหรือระยะทางเกินเกณฑ์ให้ตั้ง N</w:t>
@@ -1305,13 +1423,13 @@
             </w:pPr>
             <w:r>
               <w:rPr>
-                <w:rFonts w:ascii="Arial" w:hAnsi="Arial" w:eastAsia="Arial"/>
-                <w:sz w:val="18"/>
-              </w:rPr>
-            </w:r>
-            <w:r>
-              <w:rPr>
-                <w:rFonts w:ascii="Arial" w:hAnsi="Arial" w:eastAsia="Arial"/>
+                <w:rFonts w:ascii="Arial" w:hAnsi="Arial" w:eastAsia="Arial" w:cs="Tahoma"/>
+                <w:sz w:val="18"/>
+              </w:rPr>
+            </w:r>
+            <w:r>
+              <w:rPr>
+                <w:rFonts w:ascii="Arial" w:hAnsi="Arial" w:eastAsia="Arial" w:cs="Tahoma"/>
                 <w:sz w:val="18"/>
               </w:rPr>
               <w:t>เงื่อนไข Gate อื่น</w:t>
@@ -1330,13 +1448,13 @@
             </w:pPr>
             <w:r>
               <w:rPr>
-                <w:rFonts w:ascii="Arial" w:hAnsi="Arial" w:eastAsia="Arial"/>
-                <w:sz w:val="18"/>
-              </w:rPr>
-            </w:r>
-            <w:r>
-              <w:rPr>
-                <w:rFonts w:ascii="Arial" w:hAnsi="Arial" w:eastAsia="Arial"/>
+                <w:rFonts w:ascii="Arial" w:hAnsi="Arial" w:eastAsia="Arial" w:cs="Tahoma"/>
+                <w:sz w:val="18"/>
+              </w:rPr>
+            </w:r>
+            <w:r>
+              <w:rPr>
+                <w:rFonts w:ascii="Arial" w:hAnsi="Arial" w:eastAsia="Arial" w:cs="Tahoma"/>
                 <w:sz w:val="18"/>
               </w:rPr>
               <w:t>workflow_generation_status=W · DV ไม่ว่าง · juristic ต่างกัน · sales_status in {Y,N}</w:t>
@@ -1355,13 +1473,13 @@
             </w:pPr>
             <w:r>
               <w:rPr>
-                <w:rFonts w:ascii="Arial" w:hAnsi="Arial" w:eastAsia="Arial"/>
-                <w:sz w:val="18"/>
-              </w:rPr>
-            </w:r>
-            <w:r>
-              <w:rPr>
-                <w:rFonts w:ascii="Arial" w:hAnsi="Arial" w:eastAsia="Arial"/>
+                <w:rFonts w:ascii="Arial" w:hAnsi="Arial" w:eastAsia="Arial" w:cs="Tahoma"/>
+                <w:sz w:val="18"/>
+              </w:rPr>
+            </w:r>
+            <w:r>
+              <w:rPr>
+                <w:rFonts w:ascii="Arial" w:hAnsi="Arial" w:eastAsia="Arial" w:cs="Tahoma"/>
                 <w:sz w:val="18"/>
               </w:rPr>
               <w:t>ค่าคงที่/แก้ผ่านหน้าจอไม่ได้</w:t>
@@ -1380,13 +1498,13 @@
             </w:pPr>
             <w:r>
               <w:rPr>
-                <w:rFonts w:ascii="Arial" w:hAnsi="Arial" w:eastAsia="Arial"/>
-                <w:sz w:val="18"/>
-              </w:rPr>
-            </w:r>
-            <w:r>
-              <w:rPr>
-                <w:rFonts w:ascii="Arial" w:hAnsi="Arial" w:eastAsia="Arial"/>
+                <w:rFonts w:ascii="Arial" w:hAnsi="Arial" w:eastAsia="Arial" w:cs="Tahoma"/>
+                <w:sz w:val="18"/>
+              </w:rPr>
+            </w:r>
+            <w:r>
+              <w:rPr>
+                <w:rFonts w:ascii="Arial" w:hAnsi="Arial" w:eastAsia="Arial" w:cs="Tahoma"/>
                 <w:sz w:val="18"/>
               </w:rPr>
               <w:t>DV หาย, นิติบุคคลเดียวกัน หรือ growth ไม่ถึงเกณฑ์เป็น N; distance/juristic/growth/sales status ที่ยังไม่มีค่าเท่านั้นจึงคง W</w:t>
@@ -1412,29 +1530,47 @@
         <w:keepNext w:val="0"/>
       </w:pPr>
       <w:r>
-        <w:t xml:space="preserve">⚠️ </w:t>
+        <w:t xml:space="preserve">✅ </w:t>
       </w:r>
       <w:r>
         <w:rPr>
           <w:b/>
         </w:rPr>
-        <w:t>ชื่อ function ของ engine ยังไม่ยืนยัน (บันทึก 2026-08-07)</w:t>
+        <w:t>ชื่อ function ของ engine — ยึด LLDD ของ lib (ปิดข้อค้าง 2026-08-14)</w:t>
       </w:r>
       <w:r>
-        <w:t xml:space="preserve"> — แหล่งอ้างอิง 3 แหล่งให้ชื่อไม่ตรงกัน ชุด A </w:t>
+        <w:t xml:space="preserve"> · API จริงคือ 8 ตัวตามชีต </w:t>
       </w:r>
       <w:r>
         <w:rPr>
-          <w:rFonts w:ascii="Courier New" w:hAnsi="Courier New"/>
+          <w:rFonts w:ascii="Courier New" w:hAnsi="Courier New" w:eastAsia="Courier New" w:cs="Tahoma"/>
         </w:rPr>
-        <w:t>TSM SRM LLDD SBP workflow ไฟล์1.2</w:t>
+        <w:t>Detail</w:t>
       </w:r>
       <w:r>
-        <w:t xml:space="preserve"> ชีต Detail = </w:t>
+        <w:t xml:space="preserve"> ของ </w:t>
       </w:r>
       <w:r>
         <w:rPr>
-          <w:rFonts w:ascii="Courier New" w:hAnsi="Courier New"/>
+          <w:rFonts w:ascii="Courier New" w:hAnsi="Courier New" w:eastAsia="Courier New" w:cs="Tahoma"/>
+        </w:rPr>
+        <w:t>SBP/TSM-SRM-LLDD SBP workflow 1.2.xlsx</w:t>
+      </w:r>
+      <w:r>
+        <w:t xml:space="preserve"> (เอกสารของ lib เอง): </w:t>
+      </w:r>
+      <w:r>
+        <w:rPr>
+          <w:rFonts w:ascii="Courier New" w:hAnsi="Courier New" w:eastAsia="Courier New" w:cs="Tahoma"/>
+        </w:rPr>
+        <w:t>initializeWorkflow</w:t>
+      </w:r>
+      <w:r>
+        <w:t xml:space="preserve"> · </w:t>
+      </w:r>
+      <w:r>
+        <w:rPr>
+          <w:rFonts w:ascii="Courier New" w:hAnsi="Courier New" w:eastAsia="Courier New" w:cs="Tahoma"/>
         </w:rPr>
         <w:t>eventWorkflow</w:t>
       </w:r>
@@ -1443,88 +1579,79 @@
       </w:r>
       <w:r>
         <w:rPr>
-          <w:rFonts w:ascii="Courier New" w:hAnsi="Courier New"/>
+          <w:rFonts w:ascii="Courier New" w:hAnsi="Courier New" w:eastAsia="Courier New" w:cs="Tahoma"/>
         </w:rPr>
-        <w:t>addPreApprover</w:t>
+        <w:t>getPermissionEvents</w:t>
       </w:r>
       <w:r>
         <w:t xml:space="preserve"> · </w:t>
       </w:r>
       <w:r>
         <w:rPr>
-          <w:rFonts w:ascii="Courier New" w:hAnsi="Courier New"/>
+          <w:rFonts w:ascii="Courier New" w:hAnsi="Courier New" w:eastAsia="Courier New" w:cs="Tahoma"/>
         </w:rPr>
-        <w:t>getPendingFlowByUser</w:t>
-      </w:r>
-      <w:r>
-        <w:t xml:space="preserve"> · ชุด B ชีต </w:t>
-      </w:r>
-      <w:r>
-        <w:rPr>
-          <w:rFonts w:ascii="Courier New" w:hAnsi="Courier New"/>
-        </w:rPr>
-        <w:t>Mermaid seq</w:t>
-      </w:r>
-      <w:r>
-        <w:t xml:space="preserve"> ของไฟล์เดียวกัน = </w:t>
-      </w:r>
-      <w:r>
-        <w:rPr>
-          <w:rFonts w:ascii="Courier New" w:hAnsi="Courier New"/>
-        </w:rPr>
-        <w:t>triggerEvent</w:t>
-      </w:r>
-      <w:r>
-        <w:t xml:space="preserve"> · ชุด C </w:t>
-      </w:r>
-      <w:r>
-        <w:rPr>
-          <w:rFonts w:ascii="Courier New" w:hAnsi="Courier New"/>
-        </w:rPr>
-        <w:t>srm sps spsap store backend</w:t>
-      </w:r>
-      <w:r>
-        <w:t xml:space="preserve"> §1.5 = </w:t>
-      </w:r>
-      <w:r>
-        <w:rPr>
-          <w:rFonts w:ascii="Courier New" w:hAnsi="Courier New"/>
-        </w:rPr>
-        <w:t>TriggerEventUseCase</w:t>
+        <w:t>getHistory</w:t>
       </w:r>
       <w:r>
         <w:t xml:space="preserve"> · </w:t>
       </w:r>
       <w:r>
         <w:rPr>
-          <w:rFonts w:ascii="Courier New" w:hAnsi="Courier New"/>
+          <w:rFonts w:ascii="Courier New" w:hAnsi="Courier New" w:eastAsia="Courier New" w:cs="Tahoma"/>
         </w:rPr>
-        <w:t>AddPreparedApproverUseCase</w:t>
+        <w:t>getTransaction</w:t>
       </w:r>
       <w:r>
         <w:t xml:space="preserve"> · </w:t>
       </w:r>
       <w:r>
         <w:rPr>
-          <w:rFonts w:ascii="Courier New" w:hAnsi="Courier New"/>
+          <w:rFonts w:ascii="Courier New" w:hAnsi="Courier New" w:eastAsia="Courier New" w:cs="Tahoma"/>
         </w:rPr>
-        <w:t>GetPendingFlowUseCase</w:t>
+        <w:t>getPendingFlowByUser</w:t>
       </w:r>
       <w:r>
-        <w:t xml:space="preserve"> · ชื่อที่ปรากฏในเอกสารฉบับนี้ทั้งหมดเป็น </w:t>
+        <w:t xml:space="preserve"> · </w:t>
       </w:r>
       <w:r>
         <w:rPr>
-          <w:b/>
+          <w:rFonts w:ascii="Courier New" w:hAnsi="Courier New" w:eastAsia="Courier New" w:cs="Tahoma"/>
         </w:rPr>
-        <w:t>ชื่อชั่วคราว</w:t>
+        <w:t>getWorkflowsByUser</w:t>
       </w:r>
       <w:r>
-        <w:t xml:space="preserve"> ต้องยืนยันกับทีมเจ้าของ library ก่อนเขียนโค้ดจริง (ดู </w:t>
+        <w:t xml:space="preserve"> · </w:t>
       </w:r>
       <w:r>
         <w:rPr>
-          <w:rFonts w:ascii="Courier New" w:hAnsi="Courier New"/>
+          <w:rFonts w:ascii="Courier New" w:hAnsi="Courier New" w:eastAsia="Courier New" w:cs="Tahoma"/>
+        </w:rPr>
+        <w:t>addPreApprover</w:t>
+      </w:r>
+      <w:r>
+        <w:t xml:space="preserve"> · ชื่อที่เคยขัดกันไม่ใช่ชื่อ API — *Trigger Event* เป็นชื่อหัวข้อขั้นตอนภายใน </w:t>
+      </w:r>
+      <w:r>
+        <w:rPr>
+          <w:rFonts w:ascii="Courier New" w:hAnsi="Courier New" w:eastAsia="Courier New" w:cs="Tahoma"/>
+        </w:rPr>
+        <w:t>eventWorkflow</w:t>
+      </w:r>
+      <w:r>
+        <w:t xml:space="preserve"> และ </w:t>
+      </w:r>
+      <w:r>
+        <w:rPr>
+          <w:rFonts w:ascii="Courier New" w:hAnsi="Courier New" w:eastAsia="Courier New" w:cs="Tahoma"/>
+        </w:rPr>
+        <w:t>*UseCase</w:t>
+      </w:r>
+      <w:r>
+        <w:t xml:space="preserve"> เป็น class ที่ store-backend ห่อไว้ใช้เอง (ดู </w:t>
+      </w:r>
+      <w:r>
+        <w:rPr>
+          <w:rFonts w:ascii="Courier New" w:hAnsi="Courier New" w:eastAsia="Courier New" w:cs="Tahoma"/>
         </w:rPr>
         <w:t>LLDD-BE-Workflow-Engine-Definition.pdf</w:t>
       </w:r>
@@ -1563,7 +1690,7 @@
             <w:r/>
             <w:r>
               <w:rPr>
-                <w:rFonts w:ascii="Arial" w:hAnsi="Arial" w:eastAsia="Arial"/>
+                <w:rFonts w:ascii="Arial" w:hAnsi="Arial" w:eastAsia="Arial" w:cs="Tahoma"/>
                 <w:b/>
                 <w:sz w:val="18"/>
               </w:rPr>
@@ -1585,7 +1712,7 @@
             <w:r/>
             <w:r>
               <w:rPr>
-                <w:rFonts w:ascii="Arial" w:hAnsi="Arial" w:eastAsia="Arial"/>
+                <w:rFonts w:ascii="Arial" w:hAnsi="Arial" w:eastAsia="Arial" w:cs="Tahoma"/>
                 <w:b/>
                 <w:sz w:val="18"/>
               </w:rPr>
@@ -1607,7 +1734,7 @@
             <w:r/>
             <w:r>
               <w:rPr>
-                <w:rFonts w:ascii="Arial" w:hAnsi="Arial" w:eastAsia="Arial"/>
+                <w:rFonts w:ascii="Arial" w:hAnsi="Arial" w:eastAsia="Arial" w:cs="Tahoma"/>
                 <w:b/>
                 <w:sz w:val="18"/>
               </w:rPr>
@@ -1629,7 +1756,7 @@
             <w:r/>
             <w:r>
               <w:rPr>
-                <w:rFonts w:ascii="Arial" w:hAnsi="Arial" w:eastAsia="Arial"/>
+                <w:rFonts w:ascii="Arial" w:hAnsi="Arial" w:eastAsia="Arial" w:cs="Tahoma"/>
                 <w:b/>
                 <w:sz w:val="18"/>
               </w:rPr>
@@ -1654,30 +1781,30 @@
             </w:pPr>
             <w:r>
               <w:rPr>
-                <w:rFonts w:ascii="Arial" w:hAnsi="Arial" w:eastAsia="Arial"/>
-                <w:sz w:val="18"/>
-              </w:rPr>
-            </w:r>
-            <w:r>
-              <w:rPr>
-                <w:rFonts w:ascii="Arial" w:hAnsi="Arial" w:eastAsia="Arial"/>
+                <w:rFonts w:ascii="Arial" w:hAnsi="Arial" w:eastAsia="Arial" w:cs="Tahoma"/>
+                <w:sz w:val="18"/>
+              </w:rPr>
+            </w:r>
+            <w:r>
+              <w:rPr>
+                <w:rFonts w:ascii="Arial" w:hAnsi="Arial" w:eastAsia="Arial" w:cs="Tahoma"/>
                 <w:sz w:val="18"/>
               </w:rPr>
               <w:t xml:space="preserve">DP-1 · </w:t>
             </w:r>
             <w:r>
               <w:rPr>
-                <w:rFonts w:ascii="Courier New" w:hAnsi="Courier New" w:eastAsia="Arial"/>
+                <w:rFonts w:ascii="Courier New" w:hAnsi="Courier New" w:eastAsia="Courier New" w:cs="Tahoma"/>
                 <w:sz w:val="18"/>
               </w:rPr>
               <w:t>referenceId</w:t>
             </w:r>
             <w:r>
               <w:rPr>
-                <w:rFonts w:ascii="Arial" w:hAnsi="Arial" w:eastAsia="Arial"/>
-                <w:sz w:val="18"/>
-              </w:rPr>
-              <w:t xml:space="preserve"> ของ workflow</w:t>
+                <w:rFonts w:ascii="Arial" w:hAnsi="Arial" w:eastAsia="Arial" w:cs="Tahoma"/>
+                <w:sz w:val="18"/>
+              </w:rPr>
+              <w:t xml:space="preserve"> ของ workflow ✅ ปิดแล้ว 2026-08-17</w:t>
             </w:r>
           </w:p>
         </w:tc>
@@ -1693,13 +1820,13 @@
             </w:pPr>
             <w:r>
               <w:rPr>
-                <w:rFonts w:ascii="Arial" w:hAnsi="Arial" w:eastAsia="Arial"/>
-                <w:sz w:val="18"/>
-              </w:rPr>
-            </w:r>
-            <w:r>
-              <w:rPr>
-                <w:rFonts w:ascii="Arial" w:hAnsi="Arial" w:eastAsia="Arial"/>
+                <w:rFonts w:ascii="Arial" w:hAnsi="Arial" w:eastAsia="Arial" w:cs="Tahoma"/>
+                <w:sz w:val="18"/>
+              </w:rPr>
+            </w:r>
+            <w:r>
+              <w:rPr>
+                <w:rFonts w:ascii="Arial" w:hAnsi="Arial" w:eastAsia="Arial" w:cs="Tahoma"/>
                 <w:sz w:val="18"/>
               </w:rPr>
               <w:t>ระบบเดิม (cooperation-request · inform-evaluate) ใช้ surrogate id ทุกจุด</w:t>
@@ -1718,13 +1845,13 @@
             </w:pPr>
             <w:r>
               <w:rPr>
-                <w:rFonts w:ascii="Arial" w:hAnsi="Arial" w:eastAsia="Arial"/>
-                <w:sz w:val="18"/>
-              </w:rPr>
-            </w:r>
-            <w:r>
-              <w:rPr>
-                <w:rFonts w:ascii="Arial" w:hAnsi="Arial" w:eastAsia="Arial"/>
+                <w:rFonts w:ascii="Arial" w:hAnsi="Arial" w:eastAsia="Arial" w:cs="Tahoma"/>
+                <w:sz w:val="18"/>
+              </w:rPr>
+            </w:r>
+            <w:r>
+              <w:rPr>
+                <w:rFonts w:ascii="Arial" w:hAnsi="Arial" w:eastAsia="Arial" w:cs="Tahoma"/>
                 <w:sz w:val="18"/>
               </w:rPr>
               <w:t>ค่าที่ส่งเข้า initialize และคีย์ที่ใช้เช็คซ้ำเปลี่ยนตามข้อนี้</w:t>
@@ -1743,27 +1870,27 @@
             </w:pPr>
             <w:r>
               <w:rPr>
-                <w:rFonts w:ascii="Arial" w:hAnsi="Arial" w:eastAsia="Arial"/>
-                <w:sz w:val="18"/>
-              </w:rPr>
-            </w:r>
-            <w:r>
-              <w:rPr>
-                <w:rFonts w:ascii="Arial" w:hAnsi="Arial" w:eastAsia="Arial"/>
+                <w:rFonts w:ascii="Arial" w:hAnsi="Arial" w:eastAsia="Arial" w:cs="Tahoma"/>
+                <w:sz w:val="18"/>
+              </w:rPr>
+            </w:r>
+            <w:r>
+              <w:rPr>
+                <w:rFonts w:ascii="Arial" w:hAnsi="Arial" w:eastAsia="Arial" w:cs="Tahoma"/>
                 <w:sz w:val="18"/>
               </w:rPr>
               <w:t xml:space="preserve">ยังไม่ตัดสิน — </w:t>
             </w:r>
             <w:r>
               <w:rPr>
-                <w:rFonts w:ascii="Courier New" w:hAnsi="Courier New" w:eastAsia="Arial"/>
+                <w:rFonts w:ascii="Courier New" w:hAnsi="Courier New" w:eastAsia="Courier New" w:cs="Tahoma"/>
                 <w:sz w:val="18"/>
               </w:rPr>
               <w:t>SBPGI vs existing system</w:t>
             </w:r>
             <w:r>
               <w:rPr>
-                <w:rFonts w:ascii="Arial" w:hAnsi="Arial" w:eastAsia="Arial"/>
+                <w:rFonts w:ascii="Arial" w:hAnsi="Arial" w:eastAsia="Arial" w:cs="Tahoma"/>
                 <w:sz w:val="18"/>
               </w:rPr>
               <w:t xml:space="preserve"> §4</w:t>
@@ -1787,27 +1914,27 @@
             </w:pPr>
             <w:r>
               <w:rPr>
-                <w:rFonts w:ascii="Arial" w:hAnsi="Arial" w:eastAsia="Arial"/>
-                <w:sz w:val="18"/>
-              </w:rPr>
-            </w:r>
-            <w:r>
-              <w:rPr>
-                <w:rFonts w:ascii="Arial" w:hAnsi="Arial" w:eastAsia="Arial"/>
+                <w:rFonts w:ascii="Arial" w:hAnsi="Arial" w:eastAsia="Arial" w:cs="Tahoma"/>
+                <w:sz w:val="18"/>
+              </w:rPr>
+            </w:r>
+            <w:r>
+              <w:rPr>
+                <w:rFonts w:ascii="Arial" w:hAnsi="Arial" w:eastAsia="Arial" w:cs="Tahoma"/>
                 <w:sz w:val="18"/>
               </w:rPr>
               <w:t xml:space="preserve">DP-2 · </w:t>
             </w:r>
             <w:r>
               <w:rPr>
-                <w:rFonts w:ascii="Courier New" w:hAnsi="Courier New" w:eastAsia="Arial"/>
+                <w:rFonts w:ascii="Courier New" w:hAnsi="Courier New" w:eastAsia="Courier New" w:cs="Tahoma"/>
                 <w:sz w:val="18"/>
               </w:rPr>
               <w:t>sps_store.workflow_transaction</w:t>
             </w:r>
             <w:r>
               <w:rPr>
-                <w:rFonts w:ascii="Arial" w:hAnsi="Arial" w:eastAsia="Arial"/>
+                <w:rFonts w:ascii="Arial" w:hAnsi="Arial" w:eastAsia="Arial" w:cs="Tahoma"/>
                 <w:sz w:val="18"/>
               </w:rPr>
               <w:t xml:space="preserve"> ไม่มี PK/index</w:t>
@@ -1826,41 +1953,41 @@
             </w:pPr>
             <w:r>
               <w:rPr>
-                <w:rFonts w:ascii="Arial" w:hAnsi="Arial" w:eastAsia="Arial"/>
-                <w:sz w:val="18"/>
-              </w:rPr>
-            </w:r>
-            <w:r>
-              <w:rPr>
-                <w:rFonts w:ascii="Arial" w:hAnsi="Arial" w:eastAsia="Arial"/>
+                <w:rFonts w:ascii="Arial" w:hAnsi="Arial" w:eastAsia="Arial" w:cs="Tahoma"/>
+                <w:sz w:val="18"/>
+              </w:rPr>
+            </w:r>
+            <w:r>
+              <w:rPr>
+                <w:rFonts w:ascii="Arial" w:hAnsi="Arial" w:eastAsia="Arial" w:cs="Tahoma"/>
                 <w:sz w:val="18"/>
               </w:rPr>
               <w:t>19,283 แถว · ไม่มีทั้ง PK และ index (</w:t>
             </w:r>
             <w:r>
               <w:rPr>
-                <w:rFonts w:ascii="Courier New" w:hAnsi="Courier New" w:eastAsia="Arial"/>
+                <w:rFonts w:ascii="Courier New" w:hAnsi="Courier New" w:eastAsia="Courier New" w:cs="Tahoma"/>
                 <w:sz w:val="18"/>
               </w:rPr>
               <w:t>db schema sps_store</w:t>
             </w:r>
             <w:r>
               <w:rPr>
-                <w:rFonts w:ascii="Arial" w:hAnsi="Arial" w:eastAsia="Arial"/>
+                <w:rFonts w:ascii="Arial" w:hAnsi="Arial" w:eastAsia="Arial" w:cs="Tahoma"/>
                 <w:sz w:val="18"/>
               </w:rPr>
               <w:t xml:space="preserve">) ต่างจาก </w:t>
             </w:r>
             <w:r>
               <w:rPr>
-                <w:rFonts w:ascii="Courier New" w:hAnsi="Courier New" w:eastAsia="Arial"/>
+                <w:rFonts w:ascii="Courier New" w:hAnsi="Courier New" w:eastAsia="Courier New" w:cs="Tahoma"/>
                 <w:sz w:val="18"/>
               </w:rPr>
               <w:t>sps_auth</w:t>
             </w:r>
             <w:r>
               <w:rPr>
-                <w:rFonts w:ascii="Arial" w:hAnsi="Arial" w:eastAsia="Arial"/>
+                <w:rFonts w:ascii="Arial" w:hAnsi="Arial" w:eastAsia="Arial" w:cs="Tahoma"/>
                 <w:sz w:val="18"/>
               </w:rPr>
               <w:t xml:space="preserve"> ที่มี PK ปกติ</w:t>
@@ -1879,13 +2006,13 @@
             </w:pPr>
             <w:r>
               <w:rPr>
-                <w:rFonts w:ascii="Arial" w:hAnsi="Arial" w:eastAsia="Arial"/>
-                <w:sz w:val="18"/>
-              </w:rPr>
-            </w:r>
-            <w:r>
-              <w:rPr>
-                <w:rFonts w:ascii="Arial" w:hAnsi="Arial" w:eastAsia="Arial"/>
+                <w:rFonts w:ascii="Arial" w:hAnsi="Arial" w:eastAsia="Arial" w:cs="Tahoma"/>
+                <w:sz w:val="18"/>
+              </w:rPr>
+            </w:r>
+            <w:r>
+              <w:rPr>
+                <w:rFonts w:ascii="Arial" w:hAnsi="Arial" w:eastAsia="Arial" w:cs="Tahoma"/>
                 <w:sz w:val="18"/>
               </w:rPr>
               <w:t>กันซ้ำด้วย DB constraint ไม่ได้ ต้องกันที่ application · query ตาม reference_id เป็น seq-scan</w:t>
@@ -1904,13 +2031,13 @@
             </w:pPr>
             <w:r>
               <w:rPr>
-                <w:rFonts w:ascii="Arial" w:hAnsi="Arial" w:eastAsia="Arial"/>
-                <w:sz w:val="18"/>
-              </w:rPr>
-            </w:r>
-            <w:r>
-              <w:rPr>
-                <w:rFonts w:ascii="Arial" w:hAnsi="Arial" w:eastAsia="Arial"/>
+                <w:rFonts w:ascii="Arial" w:hAnsi="Arial" w:eastAsia="Arial" w:cs="Tahoma"/>
+                <w:sz w:val="18"/>
+              </w:rPr>
+            </w:r>
+            <w:r>
+              <w:rPr>
+                <w:rFonts w:ascii="Arial" w:hAnsi="Arial" w:eastAsia="Arial" w:cs="Tahoma"/>
                 <w:sz w:val="18"/>
               </w:rPr>
               <w:t>ยังไม่ตัดสิน — ขอ sign-off เพิ่ม index กับทีมเจ้าของ library หรือยอมรับสภาพ</w:t>
@@ -1934,13 +2061,13 @@
             </w:pPr>
             <w:r>
               <w:rPr>
-                <w:rFonts w:ascii="Arial" w:hAnsi="Arial" w:eastAsia="Arial"/>
-                <w:sz w:val="18"/>
-              </w:rPr>
-            </w:r>
-            <w:r>
-              <w:rPr>
-                <w:rFonts w:ascii="Arial" w:hAnsi="Arial" w:eastAsia="Arial"/>
+                <w:rFonts w:ascii="Arial" w:hAnsi="Arial" w:eastAsia="Arial" w:cs="Tahoma"/>
+                <w:sz w:val="18"/>
+              </w:rPr>
+            </w:r>
+            <w:r>
+              <w:rPr>
+                <w:rFonts w:ascii="Arial" w:hAnsi="Arial" w:eastAsia="Arial" w:cs="Tahoma"/>
                 <w:sz w:val="18"/>
               </w:rPr>
               <w:t>schema ของ engine</w:t>
@@ -1959,20 +2086,20 @@
             </w:pPr>
             <w:r>
               <w:rPr>
-                <w:rFonts w:ascii="Arial" w:hAnsi="Arial" w:eastAsia="Arial"/>
-                <w:sz w:val="18"/>
-              </w:rPr>
-            </w:r>
-            <w:r>
-              <w:rPr>
-                <w:rFonts w:ascii="Arial" w:hAnsi="Arial" w:eastAsia="Arial"/>
+                <w:rFonts w:ascii="Arial" w:hAnsi="Arial" w:eastAsia="Arial" w:cs="Tahoma"/>
+                <w:sz w:val="18"/>
+              </w:rPr>
+            </w:r>
+            <w:r>
+              <w:rPr>
+                <w:rFonts w:ascii="Arial" w:hAnsi="Arial" w:eastAsia="Arial" w:cs="Tahoma"/>
                 <w:sz w:val="18"/>
               </w:rPr>
               <w:t xml:space="preserve">engine ตัวจริงมี </w:t>
             </w:r>
             <w:r>
               <w:rPr>
-                <w:rFonts w:ascii="Arial" w:hAnsi="Arial" w:eastAsia="Arial"/>
+                <w:rFonts w:ascii="Arial" w:hAnsi="Arial" w:eastAsia="Arial" w:cs="Tahoma"/>
                 <w:b/>
                 <w:sz w:val="18"/>
               </w:rPr>
@@ -1980,14 +2107,14 @@
             </w:r>
             <w:r>
               <w:rPr>
-                <w:rFonts w:ascii="Arial" w:hAnsi="Arial" w:eastAsia="Arial"/>
+                <w:rFonts w:ascii="Arial" w:hAnsi="Arial" w:eastAsia="Arial" w:cs="Tahoma"/>
                 <w:sz w:val="18"/>
               </w:rPr>
               <w:t xml:space="preserve"> อยู่ใน schema </w:t>
             </w:r>
             <w:r>
               <w:rPr>
-                <w:rFonts w:ascii="Arial" w:hAnsi="Arial" w:eastAsia="Arial"/>
+                <w:rFonts w:ascii="Arial" w:hAnsi="Arial" w:eastAsia="Arial" w:cs="Tahoma"/>
                 <w:b/>
                 <w:sz w:val="18"/>
               </w:rPr>
@@ -1995,21 +2122,21 @@
             </w:r>
             <w:r>
               <w:rPr>
-                <w:rFonts w:ascii="Arial" w:hAnsi="Arial" w:eastAsia="Arial"/>
+                <w:rFonts w:ascii="Arial" w:hAnsi="Arial" w:eastAsia="Arial" w:cs="Tahoma"/>
                 <w:sz w:val="18"/>
               </w:rPr>
               <w:t xml:space="preserve"> — </w:t>
             </w:r>
             <w:r>
               <w:rPr>
-                <w:rFonts w:ascii="Courier New" w:hAnsi="Courier New" w:eastAsia="Arial"/>
+                <w:rFonts w:ascii="Courier New" w:hAnsi="Courier New" w:eastAsia="Courier New" w:cs="Tahoma"/>
                 <w:sz w:val="18"/>
               </w:rPr>
               <w:t>sps_auth</w:t>
             </w:r>
             <w:r>
               <w:rPr>
-                <w:rFonts w:ascii="Arial" w:hAnsi="Arial" w:eastAsia="Arial"/>
+                <w:rFonts w:ascii="Arial" w:hAnsi="Arial" w:eastAsia="Arial" w:cs="Tahoma"/>
                 <w:sz w:val="18"/>
               </w:rPr>
               <w:t xml:space="preserve"> มีชื่อตารางชุดเดียวกันแต่เป็นสำเนาของ auth-backend คนละเวอร์ชัน</w:t>
@@ -2028,20 +2155,20 @@
             </w:pPr>
             <w:r>
               <w:rPr>
-                <w:rFonts w:ascii="Arial" w:hAnsi="Arial" w:eastAsia="Arial"/>
-                <w:sz w:val="18"/>
-              </w:rPr>
-            </w:r>
-            <w:r>
-              <w:rPr>
-                <w:rFonts w:ascii="Arial" w:hAnsi="Arial" w:eastAsia="Arial"/>
+                <w:rFonts w:ascii="Arial" w:hAnsi="Arial" w:eastAsia="Arial" w:cs="Tahoma"/>
+                <w:sz w:val="18"/>
+              </w:rPr>
+            </w:r>
+            <w:r>
+              <w:rPr>
+                <w:rFonts w:ascii="Arial" w:hAnsi="Arial" w:eastAsia="Arial" w:cs="Tahoma"/>
                 <w:sz w:val="18"/>
               </w:rPr>
               <w:t xml:space="preserve">ทุก SQL ในเอกสารนี้ต้อง prefix </w:t>
             </w:r>
             <w:r>
               <w:rPr>
-                <w:rFonts w:ascii="Courier New" w:hAnsi="Courier New" w:eastAsia="Arial"/>
+                <w:rFonts w:ascii="Courier New" w:hAnsi="Courier New" w:eastAsia="Courier New" w:cs="Tahoma"/>
                 <w:sz w:val="18"/>
               </w:rPr>
               <w:t>sps_store.</w:t>
@@ -2060,13 +2187,13 @@
             </w:pPr>
             <w:r>
               <w:rPr>
-                <w:rFonts w:ascii="Arial" w:hAnsi="Arial" w:eastAsia="Arial"/>
-                <w:sz w:val="18"/>
-              </w:rPr>
-            </w:r>
-            <w:r>
-              <w:rPr>
-                <w:rFonts w:ascii="Arial" w:hAnsi="Arial" w:eastAsia="Arial"/>
+                <w:rFonts w:ascii="Arial" w:hAnsi="Arial" w:eastAsia="Arial" w:cs="Tahoma"/>
+                <w:sz w:val="18"/>
+              </w:rPr>
+            </w:r>
+            <w:r>
+              <w:rPr>
+                <w:rFonts w:ascii="Arial" w:hAnsi="Arial" w:eastAsia="Arial" w:cs="Tahoma"/>
                 <w:sz w:val="18"/>
               </w:rPr>
               <w:t>ข้อเท็จจริง ไม่ใช่ข้อค้าง</w:t>
@@ -2078,13 +2205,13 @@
     <w:p/>
     <w:p>
       <w:pPr>
-        <w:pStyle w:val="Heading1"/>
+        <w:pStyle w:val="Heading2"/>
         <w:keepNext/>
         <w:keepLines/>
         <w:pageBreakBefore w:val="0"/>
       </w:pPr>
       <w:r>
-        <w:t>5.1 Input / Progress / Output Contract</w:t>
+        <w:t>5.9 Input / Progress / Output Contract</w:t>
       </w:r>
     </w:p>
     <w:tbl>
@@ -2116,7 +2243,7 @@
             <w:r/>
             <w:r>
               <w:rPr>
-                <w:rFonts w:ascii="Arial" w:hAnsi="Arial" w:eastAsia="Arial"/>
+                <w:rFonts w:ascii="Arial" w:hAnsi="Arial" w:eastAsia="Arial" w:cs="Tahoma"/>
                 <w:b/>
                 <w:sz w:val="18"/>
               </w:rPr>
@@ -2138,7 +2265,7 @@
             <w:r/>
             <w:r>
               <w:rPr>
-                <w:rFonts w:ascii="Arial" w:hAnsi="Arial" w:eastAsia="Arial"/>
+                <w:rFonts w:ascii="Arial" w:hAnsi="Arial" w:eastAsia="Arial" w:cs="Tahoma"/>
                 <w:b/>
                 <w:sz w:val="18"/>
               </w:rPr>
@@ -2163,13 +2290,13 @@
             </w:pPr>
             <w:r>
               <w:rPr>
-                <w:rFonts w:ascii="Arial" w:hAnsi="Arial" w:eastAsia="Arial"/>
-                <w:sz w:val="18"/>
-              </w:rPr>
-            </w:r>
-            <w:r>
-              <w:rPr>
-                <w:rFonts w:ascii="Arial" w:hAnsi="Arial" w:eastAsia="Arial"/>
+                <w:rFonts w:ascii="Arial" w:hAnsi="Arial" w:eastAsia="Arial" w:cs="Tahoma"/>
+                <w:sz w:val="18"/>
+              </w:rPr>
+            </w:r>
+            <w:r>
+              <w:rPr>
+                <w:rFonts w:ascii="Arial" w:hAnsi="Arial" w:eastAsia="Arial" w:cs="Tahoma"/>
                 <w:sz w:val="18"/>
               </w:rPr>
               <w:t>Input</w:t>
@@ -2188,13 +2315,13 @@
             </w:pPr>
             <w:r>
               <w:rPr>
-                <w:rFonts w:ascii="Arial" w:hAnsi="Arial" w:eastAsia="Arial"/>
-                <w:sz w:val="18"/>
-              </w:rPr>
-            </w:r>
-            <w:r>
-              <w:rPr>
-                <w:rFonts w:ascii="Arial" w:hAnsi="Arial" w:eastAsia="Arial"/>
+                <w:rFonts w:ascii="Arial" w:hAnsi="Arial" w:eastAsia="Arial" w:cs="Tahoma"/>
+                <w:sz w:val="18"/>
+              </w:rPr>
+            </w:r>
+            <w:r>
+              <w:rPr>
+                <w:rFonts w:ascii="Arial" w:hAnsi="Arial" w:eastAsia="Arial" w:cs="Tahoma"/>
                 <w:sz w:val="18"/>
               </w:rPr>
               <w:t>Impact-store rows waiting to start workflow plus generated workflow/document identifiers.</w:t>
@@ -2218,13 +2345,13 @@
             </w:pPr>
             <w:r>
               <w:rPr>
-                <w:rFonts w:ascii="Arial" w:hAnsi="Arial" w:eastAsia="Arial"/>
-                <w:sz w:val="18"/>
-              </w:rPr>
-            </w:r>
-            <w:r>
-              <w:rPr>
-                <w:rFonts w:ascii="Arial" w:hAnsi="Arial" w:eastAsia="Arial"/>
+                <w:rFonts w:ascii="Arial" w:hAnsi="Arial" w:eastAsia="Arial" w:cs="Tahoma"/>
+                <w:sz w:val="18"/>
+              </w:rPr>
+            </w:r>
+            <w:r>
+              <w:rPr>
+                <w:rFonts w:ascii="Arial" w:hAnsi="Arial" w:eastAsia="Arial" w:cs="Tahoma"/>
                 <w:sz w:val="18"/>
               </w:rPr>
               <w:t>Progress</w:t>
@@ -2243,13 +2370,13 @@
             </w:pPr>
             <w:r>
               <w:rPr>
-                <w:rFonts w:ascii="Arial" w:hAnsi="Arial" w:eastAsia="Arial"/>
-                <w:sz w:val="18"/>
-              </w:rPr>
-            </w:r>
-            <w:r>
-              <w:rPr>
-                <w:rFonts w:ascii="Arial" w:hAnsi="Arial" w:eastAsia="Arial"/>
+                <w:rFonts w:ascii="Arial" w:hAnsi="Arial" w:eastAsia="Arial" w:cs="Tahoma"/>
+                <w:sz w:val="18"/>
+              </w:rPr>
+            </w:r>
+            <w:r>
+              <w:rPr>
+                <w:rFonts w:ascii="Arial" w:hAnsi="Arial" w:eastAsia="Arial" w:cs="Tahoma"/>
                 <w:sz w:val="18"/>
               </w:rPr>
               <w:t>select waiting rows, start workflow instance, update generated-flow flag per transaction, log success/failure.</w:t>
@@ -2273,13 +2400,13 @@
             </w:pPr>
             <w:r>
               <w:rPr>
-                <w:rFonts w:ascii="Arial" w:hAnsi="Arial" w:eastAsia="Arial"/>
-                <w:sz w:val="18"/>
-              </w:rPr>
-            </w:r>
-            <w:r>
-              <w:rPr>
-                <w:rFonts w:ascii="Arial" w:hAnsi="Arial" w:eastAsia="Arial"/>
+                <w:rFonts w:ascii="Arial" w:hAnsi="Arial" w:eastAsia="Arial" w:cs="Tahoma"/>
+                <w:sz w:val="18"/>
+              </w:rPr>
+            </w:r>
+            <w:r>
+              <w:rPr>
+                <w:rFonts w:ascii="Arial" w:hAnsi="Arial" w:eastAsia="Arial" w:cs="Tahoma"/>
                 <w:sz w:val="18"/>
               </w:rPr>
               <w:t>Output</w:t>
@@ -2298,13 +2425,13 @@
             </w:pPr>
             <w:r>
               <w:rPr>
-                <w:rFonts w:ascii="Arial" w:hAnsi="Arial" w:eastAsia="Arial"/>
-                <w:sz w:val="18"/>
-              </w:rPr>
-            </w:r>
-            <w:r>
-              <w:rPr>
-                <w:rFonts w:ascii="Arial" w:hAnsi="Arial" w:eastAsia="Arial"/>
+                <w:rFonts w:ascii="Arial" w:hAnsi="Arial" w:eastAsia="Arial" w:cs="Tahoma"/>
+                <w:sz w:val="18"/>
+              </w:rPr>
+            </w:r>
+            <w:r>
+              <w:rPr>
+                <w:rFonts w:ascii="Arial" w:hAnsi="Arial" w:eastAsia="Arial" w:cs="Tahoma"/>
                 <w:sz w:val="18"/>
               </w:rPr>
               <w:t>Workflow instances started and source rows marked generated; failed rows remain rerunnable with error detail.</w:t>
@@ -2364,7 +2491,7 @@
             <w:r/>
             <w:r>
               <w:rPr>
-                <w:rFonts w:ascii="Arial" w:hAnsi="Arial" w:eastAsia="Arial"/>
+                <w:rFonts w:ascii="Arial" w:hAnsi="Arial" w:eastAsia="Arial" w:cs="Tahoma"/>
                 <w:b/>
                 <w:sz w:val="18"/>
               </w:rPr>
@@ -2386,7 +2513,7 @@
             <w:r/>
             <w:r>
               <w:rPr>
-                <w:rFonts w:ascii="Arial" w:hAnsi="Arial" w:eastAsia="Arial"/>
+                <w:rFonts w:ascii="Arial" w:hAnsi="Arial" w:eastAsia="Arial" w:cs="Tahoma"/>
                 <w:b/>
                 <w:sz w:val="18"/>
               </w:rPr>
@@ -2408,7 +2535,7 @@
             <w:r/>
             <w:r>
               <w:rPr>
-                <w:rFonts w:ascii="Arial" w:hAnsi="Arial" w:eastAsia="Arial"/>
+                <w:rFonts w:ascii="Arial" w:hAnsi="Arial" w:eastAsia="Arial" w:cs="Tahoma"/>
                 <w:b/>
                 <w:sz w:val="18"/>
               </w:rPr>
@@ -2430,7 +2557,7 @@
             <w:r/>
             <w:r>
               <w:rPr>
-                <w:rFonts w:ascii="Arial" w:hAnsi="Arial" w:eastAsia="Arial"/>
+                <w:rFonts w:ascii="Arial" w:hAnsi="Arial" w:eastAsia="Arial" w:cs="Tahoma"/>
                 <w:b/>
                 <w:sz w:val="18"/>
               </w:rPr>
@@ -2455,13 +2582,13 @@
             </w:pPr>
             <w:r>
               <w:rPr>
-                <w:rFonts w:ascii="Arial" w:hAnsi="Arial" w:eastAsia="Arial"/>
-                <w:sz w:val="18"/>
-              </w:rPr>
-            </w:r>
-            <w:r>
-              <w:rPr>
-                <w:rFonts w:ascii="Arial" w:hAnsi="Arial" w:eastAsia="Arial"/>
+                <w:rFonts w:ascii="Arial" w:hAnsi="Arial" w:eastAsia="Arial" w:cs="Tahoma"/>
+                <w:sz w:val="18"/>
+              </w:rPr>
+            </w:r>
+            <w:r>
+              <w:rPr>
+                <w:rFonts w:ascii="Arial" w:hAnsi="Arial" w:eastAsia="Arial" w:cs="Tahoma"/>
                 <w:sz w:val="18"/>
               </w:rPr>
               <w:t>1</w:t>
@@ -2480,13 +2607,13 @@
             </w:pPr>
             <w:r>
               <w:rPr>
-                <w:rFonts w:ascii="Arial" w:hAnsi="Arial" w:eastAsia="Arial"/>
-                <w:sz w:val="18"/>
-              </w:rPr>
-            </w:r>
-            <w:r>
-              <w:rPr>
-                <w:rFonts w:ascii="Arial" w:hAnsi="Arial" w:eastAsia="Arial"/>
+                <w:rFonts w:ascii="Arial" w:hAnsi="Arial" w:eastAsia="Arial" w:cs="Tahoma"/>
+                <w:sz w:val="18"/>
+              </w:rPr>
+            </w:r>
+            <w:r>
+              <w:rPr>
+                <w:rFonts w:ascii="Arial" w:hAnsi="Arial" w:eastAsia="Arial" w:cs="Tahoma"/>
                 <w:sz w:val="18"/>
               </w:rPr>
               <w:t>lockWorkflowCandidates</w:t>
@@ -2505,13 +2632,13 @@
             </w:pPr>
             <w:r>
               <w:rPr>
-                <w:rFonts w:ascii="Arial" w:hAnsi="Arial" w:eastAsia="Arial"/>
-                <w:sz w:val="18"/>
-              </w:rPr>
-            </w:r>
-            <w:r>
-              <w:rPr>
-                <w:rFonts w:ascii="Arial" w:hAnsi="Arial" w:eastAsia="Arial"/>
+                <w:rFonts w:ascii="Arial" w:hAnsi="Arial" w:eastAsia="Arial" w:cs="Tahoma"/>
+                <w:sz w:val="18"/>
+              </w:rPr>
+            </w:r>
+            <w:r>
+              <w:rPr>
+                <w:rFonts w:ascii="Arial" w:hAnsi="Arial" w:eastAsia="Arial" w:cs="Tahoma"/>
                 <w:sz w:val="18"/>
               </w:rPr>
               <w:t>workflowRepository</w:t>
@@ -2530,13 +2657,13 @@
             </w:pPr>
             <w:r>
               <w:rPr>
-                <w:rFonts w:ascii="Arial" w:hAnsi="Arial" w:eastAsia="Arial"/>
-                <w:sz w:val="18"/>
-              </w:rPr>
-            </w:r>
-            <w:r>
-              <w:rPr>
-                <w:rFonts w:ascii="Arial" w:hAnsi="Arial" w:eastAsia="Arial"/>
+                <w:rFonts w:ascii="Arial" w:hAnsi="Arial" w:eastAsia="Arial" w:cs="Tahoma"/>
+                <w:sz w:val="18"/>
+              </w:rPr>
+            </w:r>
+            <w:r>
+              <w:rPr>
+                <w:rFonts w:ascii="Arial" w:hAnsi="Arial" w:eastAsia="Arial" w:cs="Tahoma"/>
                 <w:sz w:val="18"/>
               </w:rPr>
               <w:t>คืน metrics และ throw typed error; transaction/rerun ใช้ contract ด้านล่าง</w:t>
@@ -2560,13 +2687,13 @@
             </w:pPr>
             <w:r>
               <w:rPr>
-                <w:rFonts w:ascii="Arial" w:hAnsi="Arial" w:eastAsia="Arial"/>
-                <w:sz w:val="18"/>
-              </w:rPr>
-            </w:r>
-            <w:r>
-              <w:rPr>
-                <w:rFonts w:ascii="Arial" w:hAnsi="Arial" w:eastAsia="Arial"/>
+                <w:rFonts w:ascii="Arial" w:hAnsi="Arial" w:eastAsia="Arial" w:cs="Tahoma"/>
+                <w:sz w:val="18"/>
+              </w:rPr>
+            </w:r>
+            <w:r>
+              <w:rPr>
+                <w:rFonts w:ascii="Arial" w:hAnsi="Arial" w:eastAsia="Arial" w:cs="Tahoma"/>
                 <w:sz w:val="18"/>
               </w:rPr>
               <w:t>2</w:t>
@@ -2585,13 +2712,13 @@
             </w:pPr>
             <w:r>
               <w:rPr>
-                <w:rFonts w:ascii="Arial" w:hAnsi="Arial" w:eastAsia="Arial"/>
-                <w:sz w:val="18"/>
-              </w:rPr>
-            </w:r>
-            <w:r>
-              <w:rPr>
-                <w:rFonts w:ascii="Arial" w:hAnsi="Arial" w:eastAsia="Arial"/>
+                <w:rFonts w:ascii="Arial" w:hAnsi="Arial" w:eastAsia="Arial" w:cs="Tahoma"/>
+                <w:sz w:val="18"/>
+              </w:rPr>
+            </w:r>
+            <w:r>
+              <w:rPr>
+                <w:rFonts w:ascii="Arial" w:hAnsi="Arial" w:eastAsia="Arial" w:cs="Tahoma"/>
                 <w:sz w:val="18"/>
               </w:rPr>
               <w:t>evaluateGenerationGate</w:t>
@@ -2610,13 +2737,13 @@
             </w:pPr>
             <w:r>
               <w:rPr>
-                <w:rFonts w:ascii="Arial" w:hAnsi="Arial" w:eastAsia="Arial"/>
-                <w:sz w:val="18"/>
-              </w:rPr>
-            </w:r>
-            <w:r>
-              <w:rPr>
-                <w:rFonts w:ascii="Arial" w:hAnsi="Arial" w:eastAsia="Arial"/>
+                <w:rFonts w:ascii="Arial" w:hAnsi="Arial" w:eastAsia="Arial" w:cs="Tahoma"/>
+                <w:sz w:val="18"/>
+              </w:rPr>
+            </w:r>
+            <w:r>
+              <w:rPr>
+                <w:rFonts w:ascii="Arial" w:hAnsi="Arial" w:eastAsia="Arial" w:cs="Tahoma"/>
                 <w:sz w:val="18"/>
               </w:rPr>
               <w:t>workflowRepository</w:t>
@@ -2635,13 +2762,13 @@
             </w:pPr>
             <w:r>
               <w:rPr>
-                <w:rFonts w:ascii="Arial" w:hAnsi="Arial" w:eastAsia="Arial"/>
-                <w:sz w:val="18"/>
-              </w:rPr>
-            </w:r>
-            <w:r>
-              <w:rPr>
-                <w:rFonts w:ascii="Arial" w:hAnsi="Arial" w:eastAsia="Arial"/>
+                <w:rFonts w:ascii="Arial" w:hAnsi="Arial" w:eastAsia="Arial" w:cs="Tahoma"/>
+                <w:sz w:val="18"/>
+              </w:rPr>
+            </w:r>
+            <w:r>
+              <w:rPr>
+                <w:rFonts w:ascii="Arial" w:hAnsi="Arial" w:eastAsia="Arial" w:cs="Tahoma"/>
                 <w:sz w:val="18"/>
               </w:rPr>
               <w:t>คืน metrics และ throw typed error; transaction/rerun ใช้ contract ด้านล่าง</w:t>
@@ -2665,13 +2792,13 @@
             </w:pPr>
             <w:r>
               <w:rPr>
-                <w:rFonts w:ascii="Arial" w:hAnsi="Arial" w:eastAsia="Arial"/>
-                <w:sz w:val="18"/>
-              </w:rPr>
-            </w:r>
-            <w:r>
-              <w:rPr>
-                <w:rFonts w:ascii="Arial" w:hAnsi="Arial" w:eastAsia="Arial"/>
+                <w:rFonts w:ascii="Arial" w:hAnsi="Arial" w:eastAsia="Arial" w:cs="Tahoma"/>
+                <w:sz w:val="18"/>
+              </w:rPr>
+            </w:r>
+            <w:r>
+              <w:rPr>
+                <w:rFonts w:ascii="Arial" w:hAnsi="Arial" w:eastAsia="Arial" w:cs="Tahoma"/>
                 <w:sz w:val="18"/>
               </w:rPr>
               <w:t>3</w:t>
@@ -2690,13 +2817,13 @@
             </w:pPr>
             <w:r>
               <w:rPr>
-                <w:rFonts w:ascii="Arial" w:hAnsi="Arial" w:eastAsia="Arial"/>
-                <w:sz w:val="18"/>
-              </w:rPr>
-            </w:r>
-            <w:r>
-              <w:rPr>
-                <w:rFonts w:ascii="Arial" w:hAnsi="Arial" w:eastAsia="Arial"/>
+                <w:rFonts w:ascii="Arial" w:hAnsi="Arial" w:eastAsia="Arial" w:cs="Tahoma"/>
+                <w:sz w:val="18"/>
+              </w:rPr>
+            </w:r>
+            <w:r>
+              <w:rPr>
+                <w:rFonts w:ascii="Arial" w:hAnsi="Arial" w:eastAsia="Arial" w:cs="Tahoma"/>
                 <w:sz w:val="18"/>
               </w:rPr>
               <w:t>startInternalWorkflows</w:t>
@@ -2715,13 +2842,13 @@
             </w:pPr>
             <w:r>
               <w:rPr>
-                <w:rFonts w:ascii="Arial" w:hAnsi="Arial" w:eastAsia="Arial"/>
-                <w:sz w:val="18"/>
-              </w:rPr>
-            </w:r>
-            <w:r>
-              <w:rPr>
-                <w:rFonts w:ascii="Arial" w:hAnsi="Arial" w:eastAsia="Arial"/>
+                <w:rFonts w:ascii="Arial" w:hAnsi="Arial" w:eastAsia="Arial" w:cs="Tahoma"/>
+                <w:sz w:val="18"/>
+              </w:rPr>
+            </w:r>
+            <w:r>
+              <w:rPr>
+                <w:rFonts w:ascii="Arial" w:hAnsi="Arial" w:eastAsia="Arial" w:cs="Tahoma"/>
                 <w:sz w:val="18"/>
               </w:rPr>
               <w:t>workflowRepository</w:t>
@@ -2740,13 +2867,13 @@
             </w:pPr>
             <w:r>
               <w:rPr>
-                <w:rFonts w:ascii="Arial" w:hAnsi="Arial" w:eastAsia="Arial"/>
-                <w:sz w:val="18"/>
-              </w:rPr>
-            </w:r>
-            <w:r>
-              <w:rPr>
-                <w:rFonts w:ascii="Arial" w:hAnsi="Arial" w:eastAsia="Arial"/>
+                <w:rFonts w:ascii="Arial" w:hAnsi="Arial" w:eastAsia="Arial" w:cs="Tahoma"/>
+                <w:sz w:val="18"/>
+              </w:rPr>
+            </w:r>
+            <w:r>
+              <w:rPr>
+                <w:rFonts w:ascii="Arial" w:hAnsi="Arial" w:eastAsia="Arial" w:cs="Tahoma"/>
                 <w:sz w:val="18"/>
               </w:rPr>
               <w:t>คืน metrics และ throw typed error; transaction/rerun ใช้ contract ด้านล่าง</w:t>
@@ -2770,13 +2897,13 @@
             </w:pPr>
             <w:r>
               <w:rPr>
-                <w:rFonts w:ascii="Arial" w:hAnsi="Arial" w:eastAsia="Arial"/>
-                <w:sz w:val="18"/>
-              </w:rPr>
-            </w:r>
-            <w:r>
-              <w:rPr>
-                <w:rFonts w:ascii="Arial" w:hAnsi="Arial" w:eastAsia="Arial"/>
+                <w:rFonts w:ascii="Arial" w:hAnsi="Arial" w:eastAsia="Arial" w:cs="Tahoma"/>
+                <w:sz w:val="18"/>
+              </w:rPr>
+            </w:r>
+            <w:r>
+              <w:rPr>
+                <w:rFonts w:ascii="Arial" w:hAnsi="Arial" w:eastAsia="Arial" w:cs="Tahoma"/>
                 <w:sz w:val="18"/>
               </w:rPr>
               <w:t>4</w:t>
@@ -2795,13 +2922,13 @@
             </w:pPr>
             <w:r>
               <w:rPr>
-                <w:rFonts w:ascii="Arial" w:hAnsi="Arial" w:eastAsia="Arial"/>
-                <w:sz w:val="18"/>
-              </w:rPr>
-            </w:r>
-            <w:r>
-              <w:rPr>
-                <w:rFonts w:ascii="Arial" w:hAnsi="Arial" w:eastAsia="Arial"/>
+                <w:rFonts w:ascii="Arial" w:hAnsi="Arial" w:eastAsia="Arial" w:cs="Tahoma"/>
+                <w:sz w:val="18"/>
+              </w:rPr>
+            </w:r>
+            <w:r>
+              <w:rPr>
+                <w:rFonts w:ascii="Arial" w:hAnsi="Arial" w:eastAsia="Arial" w:cs="Tahoma"/>
                 <w:sz w:val="18"/>
               </w:rPr>
               <w:t>notifyWorkflowOwners</w:t>
@@ -2820,13 +2947,13 @@
             </w:pPr>
             <w:r>
               <w:rPr>
-                <w:rFonts w:ascii="Arial" w:hAnsi="Arial" w:eastAsia="Arial"/>
-                <w:sz w:val="18"/>
-              </w:rPr>
-            </w:r>
-            <w:r>
-              <w:rPr>
-                <w:rFonts w:ascii="Arial" w:hAnsi="Arial" w:eastAsia="Arial"/>
+                <w:rFonts w:ascii="Arial" w:hAnsi="Arial" w:eastAsia="Arial" w:cs="Tahoma"/>
+                <w:sz w:val="18"/>
+              </w:rPr>
+            </w:r>
+            <w:r>
+              <w:rPr>
+                <w:rFonts w:ascii="Arial" w:hAnsi="Arial" w:eastAsia="Arial" w:cs="Tahoma"/>
                 <w:sz w:val="18"/>
               </w:rPr>
               <w:t>workflowRepository</w:t>
@@ -2845,13 +2972,13 @@
             </w:pPr>
             <w:r>
               <w:rPr>
-                <w:rFonts w:ascii="Arial" w:hAnsi="Arial" w:eastAsia="Arial"/>
-                <w:sz w:val="18"/>
-              </w:rPr>
-            </w:r>
-            <w:r>
-              <w:rPr>
-                <w:rFonts w:ascii="Arial" w:hAnsi="Arial" w:eastAsia="Arial"/>
+                <w:rFonts w:ascii="Arial" w:hAnsi="Arial" w:eastAsia="Arial" w:cs="Tahoma"/>
+                <w:sz w:val="18"/>
+              </w:rPr>
+            </w:r>
+            <w:r>
+              <w:rPr>
+                <w:rFonts w:ascii="Arial" w:hAnsi="Arial" w:eastAsia="Arial" w:cs="Tahoma"/>
                 <w:sz w:val="18"/>
               </w:rPr>
               <w:t>คืน metrics และ throw typed error; transaction/rerun ใช้ contract ด้านล่าง</w:t>
@@ -2902,7 +3029,7 @@
             <w:r/>
             <w:r>
               <w:rPr>
-                <w:rFonts w:ascii="Arial" w:hAnsi="Arial" w:eastAsia="Arial"/>
+                <w:rFonts w:ascii="Arial" w:hAnsi="Arial" w:eastAsia="Arial" w:cs="Tahoma"/>
                 <w:b/>
                 <w:sz w:val="18"/>
               </w:rPr>
@@ -2924,7 +3051,7 @@
             <w:r/>
             <w:r>
               <w:rPr>
-                <w:rFonts w:ascii="Arial" w:hAnsi="Arial" w:eastAsia="Arial"/>
+                <w:rFonts w:ascii="Arial" w:hAnsi="Arial" w:eastAsia="Arial" w:cs="Tahoma"/>
                 <w:b/>
                 <w:sz w:val="18"/>
               </w:rPr>
@@ -2946,7 +3073,7 @@
             <w:r/>
             <w:r>
               <w:rPr>
-                <w:rFonts w:ascii="Arial" w:hAnsi="Arial" w:eastAsia="Arial"/>
+                <w:rFonts w:ascii="Arial" w:hAnsi="Arial" w:eastAsia="Arial" w:cs="Tahoma"/>
                 <w:b/>
                 <w:sz w:val="18"/>
               </w:rPr>
@@ -2971,13 +3098,13 @@
             </w:pPr>
             <w:r>
               <w:rPr>
-                <w:rFonts w:ascii="Arial" w:hAnsi="Arial" w:eastAsia="Arial"/>
-                <w:sz w:val="18"/>
-              </w:rPr>
-            </w:r>
-            <w:r>
-              <w:rPr>
-                <w:rFonts w:ascii="Arial" w:hAnsi="Arial" w:eastAsia="Arial"/>
+                <w:rFonts w:ascii="Arial" w:hAnsi="Arial" w:eastAsia="Arial" w:cs="Tahoma"/>
+                <w:sz w:val="18"/>
+              </w:rPr>
+            </w:r>
+            <w:r>
+              <w:rPr>
+                <w:rFonts w:ascii="Arial" w:hAnsi="Arial" w:eastAsia="Arial" w:cs="Tahoma"/>
                 <w:sz w:val="18"/>
               </w:rPr>
               <w:t>Input identity</w:t>
@@ -2996,13 +3123,13 @@
             </w:pPr>
             <w:r>
               <w:rPr>
-                <w:rFonts w:ascii="Arial" w:hAnsi="Arial" w:eastAsia="Arial"/>
-                <w:sz w:val="18"/>
-              </w:rPr>
-            </w:r>
-            <w:r>
-              <w:rPr>
-                <w:rFonts w:ascii="Arial" w:hAnsi="Arial" w:eastAsia="Arial"/>
+                <w:rFonts w:ascii="Arial" w:hAnsi="Arial" w:eastAsia="Arial" w:cs="Tahoma"/>
+                <w:sz w:val="18"/>
+              </w:rPr>
+            </w:r>
+            <w:r>
+              <w:rPr>
+                <w:rFonts w:ascii="Arial" w:hAnsi="Arial" w:eastAsia="Arial" w:cs="Tahoma"/>
                 <w:sz w:val="18"/>
               </w:rPr>
               <w:t>Impact-store rows waiting to start workflow plus generated workflow/document identifiers.</w:t>
@@ -3021,13 +3148,13 @@
             </w:pPr>
             <w:r>
               <w:rPr>
-                <w:rFonts w:ascii="Arial" w:hAnsi="Arial" w:eastAsia="Arial"/>
-                <w:sz w:val="18"/>
-              </w:rPr>
-            </w:r>
-            <w:r>
-              <w:rPr>
-                <w:rFonts w:ascii="Arial" w:hAnsi="Arial" w:eastAsia="Arial"/>
+                <w:rFonts w:ascii="Arial" w:hAnsi="Arial" w:eastAsia="Arial" w:cs="Tahoma"/>
+                <w:sz w:val="18"/>
+              </w:rPr>
+            </w:r>
+            <w:r>
+              <w:rPr>
+                <w:rFonts w:ascii="Arial" w:hAnsi="Arial" w:eastAsia="Arial" w:cs="Tahoma"/>
                 <w:sz w:val="18"/>
               </w:rPr>
               <w:t>snapshot input file/business key/period in run record</w:t>
@@ -3051,13 +3178,13 @@
             </w:pPr>
             <w:r>
               <w:rPr>
-                <w:rFonts w:ascii="Arial" w:hAnsi="Arial" w:eastAsia="Arial"/>
-                <w:sz w:val="18"/>
-              </w:rPr>
-            </w:r>
-            <w:r>
-              <w:rPr>
-                <w:rFonts w:ascii="Arial" w:hAnsi="Arial" w:eastAsia="Arial"/>
+                <w:rFonts w:ascii="Arial" w:hAnsi="Arial" w:eastAsia="Arial" w:cs="Tahoma"/>
+                <w:sz w:val="18"/>
+              </w:rPr>
+            </w:r>
+            <w:r>
+              <w:rPr>
+                <w:rFonts w:ascii="Arial" w:hAnsi="Arial" w:eastAsia="Arial" w:cs="Tahoma"/>
                 <w:sz w:val="18"/>
               </w:rPr>
               <w:t>Output identity</w:t>
@@ -3076,13 +3203,13 @@
             </w:pPr>
             <w:r>
               <w:rPr>
-                <w:rFonts w:ascii="Arial" w:hAnsi="Arial" w:eastAsia="Arial"/>
-                <w:sz w:val="18"/>
-              </w:rPr>
-            </w:r>
-            <w:r>
-              <w:rPr>
-                <w:rFonts w:ascii="Arial" w:hAnsi="Arial" w:eastAsia="Arial"/>
+                <w:rFonts w:ascii="Arial" w:hAnsi="Arial" w:eastAsia="Arial" w:cs="Tahoma"/>
+                <w:sz w:val="18"/>
+              </w:rPr>
+            </w:r>
+            <w:r>
+              <w:rPr>
+                <w:rFonts w:ascii="Arial" w:hAnsi="Arial" w:eastAsia="Arial" w:cs="Tahoma"/>
                 <w:sz w:val="18"/>
               </w:rPr>
               <w:t>Workflow instances started and source rows marked generated; failed rows remain rerunnable with error detail.</w:t>
@@ -3101,13 +3228,13 @@
             </w:pPr>
             <w:r>
               <w:rPr>
-                <w:rFonts w:ascii="Arial" w:hAnsi="Arial" w:eastAsia="Arial"/>
-                <w:sz w:val="18"/>
-              </w:rPr>
-            </w:r>
-            <w:r>
-              <w:rPr>
-                <w:rFonts w:ascii="Arial" w:hAnsi="Arial" w:eastAsia="Arial"/>
+                <w:rFonts w:ascii="Arial" w:hAnsi="Arial" w:eastAsia="Arial" w:cs="Tahoma"/>
+                <w:sz w:val="18"/>
+              </w:rPr>
+            </w:r>
+            <w:r>
+              <w:rPr>
+                <w:rFonts w:ascii="Arial" w:hAnsi="Arial" w:eastAsia="Arial" w:cs="Tahoma"/>
                 <w:sz w:val="18"/>
               </w:rPr>
               <w:t>reconcile input, success, reject and skipped counts</w:t>
@@ -3131,13 +3258,13 @@
             </w:pPr>
             <w:r>
               <w:rPr>
-                <w:rFonts w:ascii="Arial" w:hAnsi="Arial" w:eastAsia="Arial"/>
-                <w:sz w:val="18"/>
-              </w:rPr>
-            </w:r>
-            <w:r>
-              <w:rPr>
-                <w:rFonts w:ascii="Arial" w:hAnsi="Arial" w:eastAsia="Arial"/>
+                <w:rFonts w:ascii="Arial" w:hAnsi="Arial" w:eastAsia="Arial" w:cs="Tahoma"/>
+                <w:sz w:val="18"/>
+              </w:rPr>
+            </w:r>
+            <w:r>
+              <w:rPr>
+                <w:rFonts w:ascii="Arial" w:hAnsi="Arial" w:eastAsia="Arial" w:cs="Tahoma"/>
                 <w:sz w:val="18"/>
               </w:rPr>
               <w:t>Dedup proof</w:t>
@@ -3156,20 +3283,20 @@
             </w:pPr>
             <w:r>
               <w:rPr>
-                <w:rFonts w:ascii="Arial" w:hAnsi="Arial" w:eastAsia="Arial"/>
-                <w:sz w:val="18"/>
-              </w:rPr>
-            </w:r>
-            <w:r>
-              <w:rPr>
-                <w:rFonts w:ascii="Arial" w:hAnsi="Arial" w:eastAsia="Arial"/>
+                <w:rFonts w:ascii="Arial" w:hAnsi="Arial" w:eastAsia="Arial" w:cs="Tahoma"/>
+                <w:sz w:val="18"/>
+              </w:rPr>
+            </w:r>
+            <w:r>
+              <w:rPr>
+                <w:rFonts w:ascii="Arial" w:hAnsi="Arial" w:eastAsia="Arial" w:cs="Tahoma"/>
                 <w:sz w:val="18"/>
               </w:rPr>
               <w:t xml:space="preserve">กันซ้ำระดับ application — ตรวจว่ามี transaction เดิมของ reference นี้อยู่แล้วหรือไม่ ก่อนเรียก initialize แล้ว skip · ⚠️ </w:t>
             </w:r>
             <w:r>
               <w:rPr>
-                <w:rFonts w:ascii="Arial" w:hAnsi="Arial" w:eastAsia="Arial"/>
+                <w:rFonts w:ascii="Arial" w:hAnsi="Arial" w:eastAsia="Arial" w:cs="Tahoma"/>
                 <w:b/>
                 <w:sz w:val="18"/>
               </w:rPr>
@@ -3177,28 +3304,28 @@
             </w:r>
             <w:r>
               <w:rPr>
-                <w:rFonts w:ascii="Arial" w:hAnsi="Arial" w:eastAsia="Arial"/>
+                <w:rFonts w:ascii="Arial" w:hAnsi="Arial" w:eastAsia="Arial" w:cs="Tahoma"/>
                 <w:sz w:val="18"/>
               </w:rPr>
               <w:t xml:space="preserve"> (ตารางนี้ไม่มีทั้ง PK และ index ทั้งที่มี 19,283 แถว — ตรวจแล้วที่ </w:t>
             </w:r>
             <w:r>
               <w:rPr>
-                <w:rFonts w:ascii="Courier New" w:hAnsi="Courier New" w:eastAsia="Arial"/>
+                <w:rFonts w:ascii="Courier New" w:hAnsi="Courier New" w:eastAsia="Courier New" w:cs="Tahoma"/>
                 <w:sz w:val="18"/>
               </w:rPr>
               <w:t>db schema sps_store</w:t>
             </w:r>
             <w:r>
               <w:rPr>
-                <w:rFonts w:ascii="Arial" w:hAnsi="Arial" w:eastAsia="Arial"/>
+                <w:rFonts w:ascii="Arial" w:hAnsi="Arial" w:eastAsia="Arial" w:cs="Tahoma"/>
                 <w:sz w:val="18"/>
               </w:rPr>
               <w:t xml:space="preserve">) จึงพึ่ง constraint ฝั่ง DB ไม่ได้ และ query ตาม reference_id เป็น seq-scan · จะขอ sign-off เพิ่ม PK/index กับทีมเจ้าของ library หรือยอมรับสภาพ </w:t>
             </w:r>
             <w:r>
               <w:rPr>
-                <w:rFonts w:ascii="Arial" w:hAnsi="Arial" w:eastAsia="Arial"/>
+                <w:rFonts w:ascii="Arial" w:hAnsi="Arial" w:eastAsia="Arial" w:cs="Tahoma"/>
                 <w:b/>
                 <w:sz w:val="18"/>
               </w:rPr>
@@ -3218,13 +3345,13 @@
             </w:pPr>
             <w:r>
               <w:rPr>
-                <w:rFonts w:ascii="Arial" w:hAnsi="Arial" w:eastAsia="Arial"/>
-                <w:sz w:val="18"/>
-              </w:rPr>
-            </w:r>
-            <w:r>
-              <w:rPr>
-                <w:rFonts w:ascii="Arial" w:hAnsi="Arial" w:eastAsia="Arial"/>
+                <w:rFonts w:ascii="Arial" w:hAnsi="Arial" w:eastAsia="Arial" w:cs="Tahoma"/>
+                <w:sz w:val="18"/>
+              </w:rPr>
+            </w:r>
+            <w:r>
+              <w:rPr>
+                <w:rFonts w:ascii="Arial" w:hAnsi="Arial" w:eastAsia="Arial" w:cs="Tahoma"/>
                 <w:sz w:val="18"/>
               </w:rPr>
               <w:t>rerun fixture produces no duplicate target business key</w:t>
@@ -3248,13 +3375,13 @@
             </w:pPr>
             <w:r>
               <w:rPr>
-                <w:rFonts w:ascii="Arial" w:hAnsi="Arial" w:eastAsia="Arial"/>
-                <w:sz w:val="18"/>
-              </w:rPr>
-            </w:r>
-            <w:r>
-              <w:rPr>
-                <w:rFonts w:ascii="Arial" w:hAnsi="Arial" w:eastAsia="Arial"/>
+                <w:rFonts w:ascii="Arial" w:hAnsi="Arial" w:eastAsia="Arial" w:cs="Tahoma"/>
+                <w:sz w:val="18"/>
+              </w:rPr>
+            </w:r>
+            <w:r>
+              <w:rPr>
+                <w:rFonts w:ascii="Arial" w:hAnsi="Arial" w:eastAsia="Arial" w:cs="Tahoma"/>
                 <w:sz w:val="18"/>
               </w:rPr>
               <w:t>Transaction proof</w:t>
@@ -3273,16 +3400,16 @@
             </w:pPr>
             <w:r>
               <w:rPr>
-                <w:rFonts w:ascii="Arial" w:hAnsi="Arial" w:eastAsia="Arial"/>
-                <w:sz w:val="18"/>
-              </w:rPr>
-            </w:r>
-            <w:r>
-              <w:rPr>
-                <w:rFonts w:ascii="Arial" w:hAnsi="Arial" w:eastAsia="Arial"/>
-                <w:sz w:val="18"/>
-              </w:rPr>
-              <w:t>lock process + evaluate gate + branch N/W/Y; เฉพาะ Y จึงเรียก initialize + add-prepared-approver ของ @srm/glb-workflow (ชื่อ function ยังไม่ยืนยัน) และ W→Y ใน transaction เดียว, N ต้อง persist ถาวร, W คงเดิมเพื่อ rerun</w:t>
+                <w:rFonts w:ascii="Arial" w:hAnsi="Arial" w:eastAsia="Arial" w:cs="Tahoma"/>
+                <w:sz w:val="18"/>
+              </w:rPr>
+            </w:r>
+            <w:r>
+              <w:rPr>
+                <w:rFonts w:ascii="Arial" w:hAnsi="Arial" w:eastAsia="Arial" w:cs="Tahoma"/>
+                <w:sz w:val="18"/>
+              </w:rPr>
+              <w:t>lock process + evaluate gate + branch N/W/Y; เฉพาะ Y จึงเรียก initializeWorkflow + addPreApprover ของ @srm/glb-workflow (ชื่อ function ตามชีต Detail ของ LLDD lib) และ W→Y ใน transaction เดียว, N ต้อง persist ถาวร, W คงเดิมเพื่อ rerun</w:t>
             </w:r>
           </w:p>
         </w:tc>
@@ -3298,13 +3425,13 @@
             </w:pPr>
             <w:r>
               <w:rPr>
-                <w:rFonts w:ascii="Arial" w:hAnsi="Arial" w:eastAsia="Arial"/>
-                <w:sz w:val="18"/>
-              </w:rPr>
-            </w:r>
-            <w:r>
-              <w:rPr>
-                <w:rFonts w:ascii="Arial" w:hAnsi="Arial" w:eastAsia="Arial"/>
+                <w:rFonts w:ascii="Arial" w:hAnsi="Arial" w:eastAsia="Arial" w:cs="Tahoma"/>
+                <w:sz w:val="18"/>
+              </w:rPr>
+            </w:r>
+            <w:r>
+              <w:rPr>
+                <w:rFonts w:ascii="Arial" w:hAnsi="Arial" w:eastAsia="Arial" w:cs="Tahoma"/>
                 <w:sz w:val="18"/>
               </w:rPr>
               <w:t>injected failure leaves no partial committed state outside documented boundary</w:t>
@@ -3328,13 +3455,13 @@
             </w:pPr>
             <w:r>
               <w:rPr>
-                <w:rFonts w:ascii="Arial" w:hAnsi="Arial" w:eastAsia="Arial"/>
-                <w:sz w:val="18"/>
-              </w:rPr>
-            </w:r>
-            <w:r>
-              <w:rPr>
-                <w:rFonts w:ascii="Arial" w:hAnsi="Arial" w:eastAsia="Arial"/>
+                <w:rFonts w:ascii="Arial" w:hAnsi="Arial" w:eastAsia="Arial" w:cs="Tahoma"/>
+                <w:sz w:val="18"/>
+              </w:rPr>
+            </w:r>
+            <w:r>
+              <w:rPr>
+                <w:rFonts w:ascii="Arial" w:hAnsi="Arial" w:eastAsia="Arial" w:cs="Tahoma"/>
                 <w:sz w:val="18"/>
               </w:rPr>
               <w:t>Security proof</w:t>
@@ -3353,13 +3480,13 @@
             </w:pPr>
             <w:r>
               <w:rPr>
-                <w:rFonts w:ascii="Arial" w:hAnsi="Arial" w:eastAsia="Arial"/>
-                <w:sz w:val="18"/>
-              </w:rPr>
-            </w:r>
-            <w:r>
-              <w:rPr>
-                <w:rFonts w:ascii="Arial" w:hAnsi="Arial" w:eastAsia="Arial"/>
+                <w:rFonts w:ascii="Arial" w:hAnsi="Arial" w:eastAsia="Arial" w:cs="Tahoma"/>
+                <w:sz w:val="18"/>
+              </w:rPr>
+            </w:r>
+            <w:r>
+              <w:rPr>
+                <w:rFonts w:ascii="Arial" w:hAnsi="Arial" w:eastAsia="Arial" w:cs="Tahoma"/>
                 <w:sz w:val="18"/>
               </w:rPr>
               <w:t>internal service token จาก workload identity/secretRef; ห้าม Basic Auth หรือ K2 REST credential เดิม</w:t>
@@ -3378,13 +3505,13 @@
             </w:pPr>
             <w:r>
               <w:rPr>
-                <w:rFonts w:ascii="Arial" w:hAnsi="Arial" w:eastAsia="Arial"/>
-                <w:sz w:val="18"/>
-              </w:rPr>
-            </w:r>
-            <w:r>
-              <w:rPr>
-                <w:rFonts w:ascii="Arial" w:hAnsi="Arial" w:eastAsia="Arial"/>
+                <w:rFonts w:ascii="Arial" w:hAnsi="Arial" w:eastAsia="Arial" w:cs="Tahoma"/>
+                <w:sz w:val="18"/>
+              </w:rPr>
+            </w:r>
+            <w:r>
+              <w:rPr>
+                <w:rFonts w:ascii="Arial" w:hAnsi="Arial" w:eastAsia="Arial" w:cs="Tahoma"/>
                 <w:sz w:val="18"/>
               </w:rPr>
               <w:t>config/log/error contains no plaintext secret</w:t>
@@ -3435,7 +3562,7 @@
             <w:r/>
             <w:r>
               <w:rPr>
-                <w:rFonts w:ascii="Arial" w:hAnsi="Arial" w:eastAsia="Arial"/>
+                <w:rFonts w:ascii="Arial" w:hAnsi="Arial" w:eastAsia="Arial" w:cs="Tahoma"/>
                 <w:b/>
                 <w:sz w:val="18"/>
               </w:rPr>
@@ -3457,7 +3584,7 @@
             <w:r/>
             <w:r>
               <w:rPr>
-                <w:rFonts w:ascii="Arial" w:hAnsi="Arial" w:eastAsia="Arial"/>
+                <w:rFonts w:ascii="Arial" w:hAnsi="Arial" w:eastAsia="Arial" w:cs="Tahoma"/>
                 <w:b/>
                 <w:sz w:val="18"/>
               </w:rPr>
@@ -3479,7 +3606,7 @@
             <w:r/>
             <w:r>
               <w:rPr>
-                <w:rFonts w:ascii="Arial" w:hAnsi="Arial" w:eastAsia="Arial"/>
+                <w:rFonts w:ascii="Arial" w:hAnsi="Arial" w:eastAsia="Arial" w:cs="Tahoma"/>
                 <w:b/>
                 <w:sz w:val="18"/>
               </w:rPr>
@@ -3504,13 +3631,13 @@
             </w:pPr>
             <w:r>
               <w:rPr>
-                <w:rFonts w:ascii="Arial" w:hAnsi="Arial" w:eastAsia="Arial"/>
-                <w:sz w:val="18"/>
-              </w:rPr>
-            </w:r>
-            <w:r>
-              <w:rPr>
-                <w:rFonts w:ascii="Arial" w:hAnsi="Arial" w:eastAsia="Arial"/>
+                <w:rFonts w:ascii="Arial" w:hAnsi="Arial" w:eastAsia="Arial" w:cs="Tahoma"/>
+                <w:sz w:val="18"/>
+              </w:rPr>
+            </w:r>
+            <w:r>
+              <w:rPr>
+                <w:rFonts w:ascii="Arial" w:hAnsi="Arial" w:eastAsia="Arial" w:cs="Tahoma"/>
                 <w:sz w:val="18"/>
               </w:rPr>
               <w:t>fcsJar/src/th/co/gosoft/fgi/main/StartK2WorkFlow.java</w:t>
@@ -3529,13 +3656,13 @@
             </w:pPr>
             <w:r>
               <w:rPr>
-                <w:rFonts w:ascii="Arial" w:hAnsi="Arial" w:eastAsia="Arial"/>
-                <w:sz w:val="18"/>
-              </w:rPr>
-            </w:r>
-            <w:r>
-              <w:rPr>
-                <w:rFonts w:ascii="Arial" w:hAnsi="Arial" w:eastAsia="Arial"/>
+                <w:rFonts w:ascii="Arial" w:hAnsi="Arial" w:eastAsia="Arial" w:cs="Tahoma"/>
+                <w:sz w:val="18"/>
+              </w:rPr>
+            </w:r>
+            <w:r>
+              <w:rPr>
+                <w:rFonts w:ascii="Arial" w:hAnsi="Arial" w:eastAsia="Arial" w:cs="Tahoma"/>
                 <w:sz w:val="18"/>
               </w:rPr>
               <w:t>16-51</w:t>
@@ -3554,13 +3681,13 @@
             </w:pPr>
             <w:r>
               <w:rPr>
-                <w:rFonts w:ascii="Arial" w:hAnsi="Arial" w:eastAsia="Arial"/>
-                <w:sz w:val="18"/>
-              </w:rPr>
-            </w:r>
-            <w:r>
-              <w:rPr>
-                <w:rFonts w:ascii="Arial" w:hAnsi="Arial" w:eastAsia="Arial"/>
+                <w:rFonts w:ascii="Arial" w:hAnsi="Arial" w:eastAsia="Arial" w:cs="Tahoma"/>
+                <w:sz w:val="18"/>
+              </w:rPr>
+            </w:r>
+            <w:r>
+              <w:rPr>
+                <w:rFonts w:ascii="Arial" w:hAnsi="Arial" w:eastAsia="Arial" w:cs="Tahoma"/>
                 <w:sz w:val="18"/>
               </w:rPr>
               <w:t>Legacy main entrypoint for starting K2 workflow.</w:t>
@@ -3584,13 +3711,13 @@
             </w:pPr>
             <w:r>
               <w:rPr>
-                <w:rFonts w:ascii="Arial" w:hAnsi="Arial" w:eastAsia="Arial"/>
-                <w:sz w:val="18"/>
-              </w:rPr>
-            </w:r>
-            <w:r>
-              <w:rPr>
-                <w:rFonts w:ascii="Arial" w:hAnsi="Arial" w:eastAsia="Arial"/>
+                <w:rFonts w:ascii="Arial" w:hAnsi="Arial" w:eastAsia="Arial" w:cs="Tahoma"/>
+                <w:sz w:val="18"/>
+              </w:rPr>
+            </w:r>
+            <w:r>
+              <w:rPr>
+                <w:rFonts w:ascii="Arial" w:hAnsi="Arial" w:eastAsia="Arial" w:cs="Tahoma"/>
                 <w:sz w:val="18"/>
               </w:rPr>
               <w:t>fcsJar/src/th/co/gosoft/fgi/dao/jdbc/StartFlowJdbc.java</w:t>
@@ -3609,13 +3736,13 @@
             </w:pPr>
             <w:r>
               <w:rPr>
-                <w:rFonts w:ascii="Arial" w:hAnsi="Arial" w:eastAsia="Arial"/>
-                <w:sz w:val="18"/>
-              </w:rPr>
-            </w:r>
-            <w:r>
-              <w:rPr>
-                <w:rFonts w:ascii="Arial" w:hAnsi="Arial" w:eastAsia="Arial"/>
+                <w:rFonts w:ascii="Arial" w:hAnsi="Arial" w:eastAsia="Arial" w:cs="Tahoma"/>
+                <w:sz w:val="18"/>
+              </w:rPr>
+            </w:r>
+            <w:r>
+              <w:rPr>
+                <w:rFonts w:ascii="Arial" w:hAnsi="Arial" w:eastAsia="Arial" w:cs="Tahoma"/>
                 <w:sz w:val="18"/>
               </w:rPr>
               <w:t>17-173</w:t>
@@ -3634,13 +3761,13 @@
             </w:pPr>
             <w:r>
               <w:rPr>
-                <w:rFonts w:ascii="Arial" w:hAnsi="Arial" w:eastAsia="Arial"/>
-                <w:sz w:val="18"/>
-              </w:rPr>
-            </w:r>
-            <w:r>
-              <w:rPr>
-                <w:rFonts w:ascii="Arial" w:hAnsi="Arial" w:eastAsia="Arial"/>
+                <w:rFonts w:ascii="Arial" w:hAnsi="Arial" w:eastAsia="Arial" w:cs="Tahoma"/>
+                <w:sz w:val="18"/>
+              </w:rPr>
+            </w:r>
+            <w:r>
+              <w:rPr>
+                <w:rFonts w:ascii="Arial" w:hAnsi="Arial" w:eastAsia="Arial" w:cs="Tahoma"/>
                 <w:sz w:val="18"/>
               </w:rPr>
               <w:t>Select rows for workflow start and update generated-flow flags.</w:t>
@@ -3695,7 +3822,7 @@
             <w:r/>
             <w:r>
               <w:rPr>
-                <w:rFonts w:ascii="Arial" w:hAnsi="Arial" w:eastAsia="Arial"/>
+                <w:rFonts w:ascii="Arial" w:hAnsi="Arial" w:eastAsia="Arial" w:cs="Tahoma"/>
                 <w:b/>
                 <w:sz w:val="18"/>
               </w:rPr>
@@ -3717,7 +3844,7 @@
             <w:r/>
             <w:r>
               <w:rPr>
-                <w:rFonts w:ascii="Arial" w:hAnsi="Arial" w:eastAsia="Arial"/>
+                <w:rFonts w:ascii="Arial" w:hAnsi="Arial" w:eastAsia="Arial" w:cs="Tahoma"/>
                 <w:b/>
                 <w:sz w:val="18"/>
               </w:rPr>
@@ -3742,13 +3869,13 @@
             </w:pPr>
             <w:r>
               <w:rPr>
-                <w:rFonts w:ascii="Arial" w:hAnsi="Arial" w:eastAsia="Arial"/>
-                <w:sz w:val="18"/>
-              </w:rPr>
-            </w:r>
-            <w:r>
-              <w:rPr>
-                <w:rFonts w:ascii="Arial" w:hAnsi="Arial" w:eastAsia="Arial"/>
+                <w:rFonts w:ascii="Arial" w:hAnsi="Arial" w:eastAsia="Arial" w:cs="Tahoma"/>
+                <w:sz w:val="18"/>
+              </w:rPr>
+            </w:r>
+            <w:r>
+              <w:rPr>
+                <w:rFonts w:ascii="Arial" w:hAnsi="Arial" w:eastAsia="Arial" w:cs="Tahoma"/>
                 <w:sz w:val="18"/>
               </w:rPr>
               <w:t>Repository</w:t>
@@ -3767,13 +3894,13 @@
             </w:pPr>
             <w:r>
               <w:rPr>
-                <w:rFonts w:ascii="Arial" w:hAnsi="Arial" w:eastAsia="Arial"/>
-                <w:sz w:val="18"/>
-              </w:rPr>
-            </w:r>
-            <w:r>
-              <w:rPr>
-                <w:rFonts w:ascii="Arial" w:hAnsi="Arial" w:eastAsia="Arial"/>
+                <w:rFonts w:ascii="Arial" w:hAnsi="Arial" w:eastAsia="Arial" w:cs="Tahoma"/>
+                <w:sz w:val="18"/>
+              </w:rPr>
+            </w:r>
+            <w:r>
+              <w:rPr>
+                <w:rFonts w:ascii="Arial" w:hAnsi="Arial" w:eastAsia="Arial" w:cs="Tahoma"/>
                 <w:sz w:val="18"/>
               </w:rPr>
               <w:t>workflowRepository</w:t>
@@ -3797,13 +3924,13 @@
             </w:pPr>
             <w:r>
               <w:rPr>
-                <w:rFonts w:ascii="Arial" w:hAnsi="Arial" w:eastAsia="Arial"/>
-                <w:sz w:val="18"/>
-              </w:rPr>
-            </w:r>
-            <w:r>
-              <w:rPr>
-                <w:rFonts w:ascii="Arial" w:hAnsi="Arial" w:eastAsia="Arial"/>
+                <w:rFonts w:ascii="Arial" w:hAnsi="Arial" w:eastAsia="Arial" w:cs="Tahoma"/>
+                <w:sz w:val="18"/>
+              </w:rPr>
+            </w:r>
+            <w:r>
+              <w:rPr>
+                <w:rFonts w:ascii="Arial" w:hAnsi="Arial" w:eastAsia="Arial" w:cs="Tahoma"/>
                 <w:sz w:val="18"/>
               </w:rPr>
               <w:t>Idempotency / dedup</w:t>
@@ -3822,20 +3949,20 @@
             </w:pPr>
             <w:r>
               <w:rPr>
-                <w:rFonts w:ascii="Arial" w:hAnsi="Arial" w:eastAsia="Arial"/>
-                <w:sz w:val="18"/>
-              </w:rPr>
-            </w:r>
-            <w:r>
-              <w:rPr>
-                <w:rFonts w:ascii="Arial" w:hAnsi="Arial" w:eastAsia="Arial"/>
+                <w:rFonts w:ascii="Arial" w:hAnsi="Arial" w:eastAsia="Arial" w:cs="Tahoma"/>
+                <w:sz w:val="18"/>
+              </w:rPr>
+            </w:r>
+            <w:r>
+              <w:rPr>
+                <w:rFonts w:ascii="Arial" w:hAnsi="Arial" w:eastAsia="Arial" w:cs="Tahoma"/>
                 <w:sz w:val="18"/>
               </w:rPr>
               <w:t xml:space="preserve">กันซ้ำระดับ application — ตรวจว่ามี transaction เดิมของ reference นี้อยู่แล้วหรือไม่ ก่อนเรียก initialize แล้ว skip · ⚠️ </w:t>
             </w:r>
             <w:r>
               <w:rPr>
-                <w:rFonts w:ascii="Arial" w:hAnsi="Arial" w:eastAsia="Arial"/>
+                <w:rFonts w:ascii="Arial" w:hAnsi="Arial" w:eastAsia="Arial" w:cs="Tahoma"/>
                 <w:b/>
                 <w:sz w:val="18"/>
               </w:rPr>
@@ -3843,28 +3970,28 @@
             </w:r>
             <w:r>
               <w:rPr>
-                <w:rFonts w:ascii="Arial" w:hAnsi="Arial" w:eastAsia="Arial"/>
+                <w:rFonts w:ascii="Arial" w:hAnsi="Arial" w:eastAsia="Arial" w:cs="Tahoma"/>
                 <w:sz w:val="18"/>
               </w:rPr>
               <w:t xml:space="preserve"> (ตารางนี้ไม่มีทั้ง PK และ index ทั้งที่มี 19,283 แถว — ตรวจแล้วที่ </w:t>
             </w:r>
             <w:r>
               <w:rPr>
-                <w:rFonts w:ascii="Courier New" w:hAnsi="Courier New" w:eastAsia="Arial"/>
+                <w:rFonts w:ascii="Courier New" w:hAnsi="Courier New" w:eastAsia="Courier New" w:cs="Tahoma"/>
                 <w:sz w:val="18"/>
               </w:rPr>
               <w:t>db schema sps_store</w:t>
             </w:r>
             <w:r>
               <w:rPr>
-                <w:rFonts w:ascii="Arial" w:hAnsi="Arial" w:eastAsia="Arial"/>
+                <w:rFonts w:ascii="Arial" w:hAnsi="Arial" w:eastAsia="Arial" w:cs="Tahoma"/>
                 <w:sz w:val="18"/>
               </w:rPr>
               <w:t xml:space="preserve">) จึงพึ่ง constraint ฝั่ง DB ไม่ได้ และ query ตาม reference_id เป็น seq-scan · จะขอ sign-off เพิ่ม PK/index กับทีมเจ้าของ library หรือยอมรับสภาพ </w:t>
             </w:r>
             <w:r>
               <w:rPr>
-                <w:rFonts w:ascii="Arial" w:hAnsi="Arial" w:eastAsia="Arial"/>
+                <w:rFonts w:ascii="Arial" w:hAnsi="Arial" w:eastAsia="Arial" w:cs="Tahoma"/>
                 <w:b/>
                 <w:sz w:val="18"/>
               </w:rPr>
@@ -3889,13 +4016,13 @@
             </w:pPr>
             <w:r>
               <w:rPr>
-                <w:rFonts w:ascii="Arial" w:hAnsi="Arial" w:eastAsia="Arial"/>
-                <w:sz w:val="18"/>
-              </w:rPr>
-            </w:r>
-            <w:r>
-              <w:rPr>
-                <w:rFonts w:ascii="Arial" w:hAnsi="Arial" w:eastAsia="Arial"/>
+                <w:rFonts w:ascii="Arial" w:hAnsi="Arial" w:eastAsia="Arial" w:cs="Tahoma"/>
+                <w:sz w:val="18"/>
+              </w:rPr>
+            </w:r>
+            <w:r>
+              <w:rPr>
+                <w:rFonts w:ascii="Arial" w:hAnsi="Arial" w:eastAsia="Arial" w:cs="Tahoma"/>
                 <w:sz w:val="18"/>
               </w:rPr>
               <w:t>Transaction boundary</w:t>
@@ -3914,16 +4041,16 @@
             </w:pPr>
             <w:r>
               <w:rPr>
-                <w:rFonts w:ascii="Arial" w:hAnsi="Arial" w:eastAsia="Arial"/>
-                <w:sz w:val="18"/>
-              </w:rPr>
-            </w:r>
-            <w:r>
-              <w:rPr>
-                <w:rFonts w:ascii="Arial" w:hAnsi="Arial" w:eastAsia="Arial"/>
-                <w:sz w:val="18"/>
-              </w:rPr>
-              <w:t>lock process + evaluate gate + branch N/W/Y; เฉพาะ Y จึงเรียก initialize + add-prepared-approver ของ @srm/glb-workflow (ชื่อ function ยังไม่ยืนยัน) และ W→Y ใน transaction เดียว, N ต้อง persist ถาวร, W คงเดิมเพื่อ rerun</w:t>
+                <w:rFonts w:ascii="Arial" w:hAnsi="Arial" w:eastAsia="Arial" w:cs="Tahoma"/>
+                <w:sz w:val="18"/>
+              </w:rPr>
+            </w:r>
+            <w:r>
+              <w:rPr>
+                <w:rFonts w:ascii="Arial" w:hAnsi="Arial" w:eastAsia="Arial" w:cs="Tahoma"/>
+                <w:sz w:val="18"/>
+              </w:rPr>
+              <w:t>lock process + evaluate gate + branch N/W/Y; เฉพาะ Y จึงเรียก initializeWorkflow + addPreApprover ของ @srm/glb-workflow (ชื่อ function ตามชีต Detail ของ LLDD lib) และ W→Y ใน transaction เดียว, N ต้อง persist ถาวร, W คงเดิมเพื่อ rerun</w:t>
             </w:r>
           </w:p>
         </w:tc>
@@ -3944,13 +4071,13 @@
             </w:pPr>
             <w:r>
               <w:rPr>
-                <w:rFonts w:ascii="Arial" w:hAnsi="Arial" w:eastAsia="Arial"/>
-                <w:sz w:val="18"/>
-              </w:rPr>
-            </w:r>
-            <w:r>
-              <w:rPr>
-                <w:rFonts w:ascii="Arial" w:hAnsi="Arial" w:eastAsia="Arial"/>
+                <w:rFonts w:ascii="Arial" w:hAnsi="Arial" w:eastAsia="Arial" w:cs="Tahoma"/>
+                <w:sz w:val="18"/>
+              </w:rPr>
+            </w:r>
+            <w:r>
+              <w:rPr>
+                <w:rFonts w:ascii="Arial" w:hAnsi="Arial" w:eastAsia="Arial" w:cs="Tahoma"/>
                 <w:sz w:val="18"/>
               </w:rPr>
               <w:t>Security</w:t>
@@ -3969,13 +4096,13 @@
             </w:pPr>
             <w:r>
               <w:rPr>
-                <w:rFonts w:ascii="Arial" w:hAnsi="Arial" w:eastAsia="Arial"/>
-                <w:sz w:val="18"/>
-              </w:rPr>
-            </w:r>
-            <w:r>
-              <w:rPr>
-                <w:rFonts w:ascii="Arial" w:hAnsi="Arial" w:eastAsia="Arial"/>
+                <w:rFonts w:ascii="Arial" w:hAnsi="Arial" w:eastAsia="Arial" w:cs="Tahoma"/>
+                <w:sz w:val="18"/>
+              </w:rPr>
+            </w:r>
+            <w:r>
+              <w:rPr>
+                <w:rFonts w:ascii="Arial" w:hAnsi="Arial" w:eastAsia="Arial" w:cs="Tahoma"/>
                 <w:sz w:val="18"/>
               </w:rPr>
               <w:t>internal service token จาก workload identity/secretRef; ห้าม Basic Auth หรือ K2 REST credential เดิม</w:t>
@@ -4003,7 +4130,7 @@
       </w:pPr>
       <w:r>
         <w:rPr>
-          <w:rFonts w:ascii="Courier New" w:hAnsi="Courier New"/>
+          <w:rFonts w:ascii="Courier New" w:hAnsi="Courier New" w:eastAsia="Courier New" w:cs="Tahoma"/>
           <w:sz w:val="16"/>
         </w:rPr>
         <w:t>WITH locked_process AS (</w:t>
@@ -4018,9 +4145,9 @@
         <w:br/>
         <w:t xml:space="preserve">      -- ⚠️ sps_store.workflow_transaction ไม่มี PK/index (19,283 แถว) → เงื่อนไขนี้เป็น seq-scan · DP-2 ยังไม่ตัดสิน</w:t>
         <w:br/>
-        <w:t xml:space="preserve">      -- ⚠️ reference_id จะเป็น doc_no หรือ surrogate id ยังไม่ตัดสิน (DP-1)</w:t>
-        <w:br/>
-        <w:t xml:space="preserve">      AND NOT EXISTS (SELECT 1 FROM sps_store.workflow_transaction w WHERE w.reference_id = d.doc_no AND w.version_id = :sbpgi_version_id)   -- @srm/glb-workflow</w:t>
+        <w:t xml:space="preserve">      -- ✅ DP-1 ปิดแล้ว: reference_id = compensation_documents.id (surrogate) แปลงเป็น text</w:t>
+        <w:br/>
+        <w:t xml:space="preserve">      AND NOT EXISTS (SELECT 1 FROM sps_store.workflow_transaction w WHERE w.reference_id = d.id::text   -- DP-1 = surrogate id (reference_id เป็น varchar(255)) AND w.version_id = :sbpgi_version_id)   -- @srm/glb-workflow</w:t>
         <w:br/>
         <w:t xml:space="preserve">    ORDER BY p.id</w:t>
         <w:br/>
@@ -4113,7 +4240,7 @@
       </w:pPr>
       <w:r>
         <w:rPr>
-          <w:rFonts w:ascii="Courier New" w:hAnsi="Courier New"/>
+          <w:rFonts w:ascii="Courier New" w:hAnsi="Courier New" w:eastAsia="Courier New" w:cs="Tahoma"/>
           <w:sz w:val="16"/>
         </w:rPr>
         <w:t>UPDATE fgi_impact_processes</w:t>
@@ -4129,17 +4256,17 @@
         <w:br/>
         <w:t>-- gate_decision='Y': เปิด workflow ผ่าน @srm/glb-workflow ของระบบ SBP เดิม (ไม่ INSERT ตารางเอง)</w:t>
         <w:br/>
-        <w:t>-- ⚠️ ชื่อ function ยังไม่ยืนยัน — 3 ชุดขัดกัน (A eventWorkflow/addPreApprover/getPendingFlowByUser ·</w:t>
-        <w:br/>
-        <w:t>--    B triggerEvent · C TriggerEventUseCase/AddPreparedApproverUseCase/GetPendingFlowUseCase)</w:t>
-        <w:br/>
-        <w:t>--    ชื่อด้านล่างเป็นชื่อชั่วคราว ดู LLDD-BE-Workflow-Engine-Definition.pdf หัวข้อ 5.3</w:t>
+        <w:t>-- ✅ ชื่อ function ยึดชีต Detail ของ LLDD lib (ปิด 2026-08-14) — API 8 ตัว:</w:t>
+        <w:br/>
+        <w:t>--    initializeWorkflow / eventWorkflow / getPermissionEvents / getHistory /</w:t>
+        <w:br/>
+        <w:t>--    getTransaction / getPendingFlowByUser / getWorkflowsByUser / addPreApprover</w:t>
         <w:br/>
         <w:t>--   initializeWorkflow({ versionId: :sbpgi_version_id, referenceId: :reference_id, userId: 'JOB-8B' })</w:t>
         <w:br/>
-        <w:t>--   addPreparedApprover({ versionId, referenceId: :reference_id, stateId: '06', approver, seq: 1 })</w:t>
-        <w:br/>
-        <w:t>-- ⚠️ referenceId จะเป็น doc_no หรือ surrogate id ยังไม่ตัดสิน (DP-1 · SBPGI vs existing system §4)</w:t>
+        <w:t>--   addPreApprover({ versionId, referenceId: :reference_id, stateId: '06', approver, seq: 1 })</w:t>
+        <w:br/>
+        <w:t>-- ✅ DP-1 ปิดแล้ว 2026-08-17: referenceId = compensation_documents.id (surrogate · ส่งเป็น string)</w:t>
         <w:br/>
         <w:t>-- library จะเขียน sps_store.workflow_transaction / workflow_approver / workflow_history ให้เอง</w:t>
         <w:br/>
@@ -4183,7 +4310,7 @@
       </w:pPr>
       <w:r>
         <w:rPr>
-          <w:rFonts w:ascii="Courier New" w:hAnsi="Courier New"/>
+          <w:rFonts w:ascii="Courier New" w:hAnsi="Courier New" w:eastAsia="Courier New" w:cs="Tahoma"/>
           <w:sz w:val="16"/>
         </w:rPr>
         <w:t>export async function runLlddBeJob8BStartinternalworkflow(ctx, services) {</w:t>
@@ -4272,7 +4399,7 @@
             <w:r/>
             <w:r>
               <w:rPr>
-                <w:rFonts w:ascii="Arial" w:hAnsi="Arial" w:eastAsia="Arial"/>
+                <w:rFonts w:ascii="Arial" w:hAnsi="Arial" w:eastAsia="Arial" w:cs="Tahoma"/>
                 <w:b/>
                 <w:sz w:val="18"/>
               </w:rPr>
@@ -4294,7 +4421,7 @@
             <w:r/>
             <w:r>
               <w:rPr>
-                <w:rFonts w:ascii="Arial" w:hAnsi="Arial" w:eastAsia="Arial"/>
+                <w:rFonts w:ascii="Arial" w:hAnsi="Arial" w:eastAsia="Arial" w:cs="Tahoma"/>
                 <w:b/>
                 <w:sz w:val="18"/>
               </w:rPr>
@@ -4316,7 +4443,7 @@
             <w:r/>
             <w:r>
               <w:rPr>
-                <w:rFonts w:ascii="Arial" w:hAnsi="Arial" w:eastAsia="Arial"/>
+                <w:rFonts w:ascii="Arial" w:hAnsi="Arial" w:eastAsia="Arial" w:cs="Tahoma"/>
                 <w:b/>
                 <w:sz w:val="18"/>
               </w:rPr>
@@ -4338,7 +4465,7 @@
             <w:r/>
             <w:r>
               <w:rPr>
-                <w:rFonts w:ascii="Arial" w:hAnsi="Arial" w:eastAsia="Arial"/>
+                <w:rFonts w:ascii="Arial" w:hAnsi="Arial" w:eastAsia="Arial" w:cs="Tahoma"/>
                 <w:b/>
                 <w:sz w:val="18"/>
               </w:rPr>
@@ -4363,13 +4490,13 @@
             </w:pPr>
             <w:r>
               <w:rPr>
-                <w:rFonts w:ascii="Arial" w:hAnsi="Arial" w:eastAsia="Arial"/>
-                <w:sz w:val="18"/>
-              </w:rPr>
-            </w:r>
-            <w:r>
-              <w:rPr>
-                <w:rFonts w:ascii="Arial" w:hAnsi="Arial" w:eastAsia="Arial"/>
+                <w:rFonts w:ascii="Arial" w:hAnsi="Arial" w:eastAsia="Arial" w:cs="Tahoma"/>
+                <w:sz w:val="18"/>
+              </w:rPr>
+            </w:r>
+            <w:r>
+              <w:rPr>
+                <w:rFonts w:ascii="Arial" w:hAnsi="Arial" w:eastAsia="Arial" w:cs="Tahoma"/>
                 <w:sz w:val="18"/>
               </w:rPr>
               <w:t>รันตามตารางเวลา</w:t>
@@ -4388,13 +4515,13 @@
             </w:pPr>
             <w:r>
               <w:rPr>
-                <w:rFonts w:ascii="Arial" w:hAnsi="Arial" w:eastAsia="Arial"/>
-                <w:sz w:val="18"/>
-              </w:rPr>
-            </w:r>
-            <w:r>
-              <w:rPr>
-                <w:rFonts w:ascii="Arial" w:hAnsi="Arial" w:eastAsia="Arial"/>
+                <w:rFonts w:ascii="Arial" w:hAnsi="Arial" w:eastAsia="Arial" w:cs="Tahoma"/>
+                <w:sz w:val="18"/>
+              </w:rPr>
+            </w:r>
+            <w:r>
+              <w:rPr>
+                <w:rFonts w:ascii="Arial" w:hAnsi="Arial" w:eastAsia="Arial" w:cs="Tahoma"/>
                 <w:sz w:val="18"/>
               </w:rPr>
               <w:t>CRON</w:t>
@@ -4413,13 +4540,13 @@
             </w:pPr>
             <w:r>
               <w:rPr>
-                <w:rFonts w:ascii="Arial" w:hAnsi="Arial" w:eastAsia="Arial"/>
-                <w:sz w:val="18"/>
-              </w:rPr>
-            </w:r>
-            <w:r>
-              <w:rPr>
-                <w:rFonts w:ascii="Arial" w:hAnsi="Arial" w:eastAsia="Arial"/>
+                <w:rFonts w:ascii="Arial" w:hAnsi="Arial" w:eastAsia="Arial" w:cs="Tahoma"/>
+                <w:sz w:val="18"/>
+              </w:rPr>
+            </w:r>
+            <w:r>
+              <w:rPr>
+                <w:rFonts w:ascii="Arial" w:hAnsi="Arial" w:eastAsia="Arial" w:cs="Tahoma"/>
                 <w:sz w:val="18"/>
               </w:rPr>
               <w:t>scheduler → runner (job 8b)</w:t>
@@ -4438,13 +4565,13 @@
             </w:pPr>
             <w:r>
               <w:rPr>
-                <w:rFonts w:ascii="Arial" w:hAnsi="Arial" w:eastAsia="Arial"/>
-                <w:sz w:val="18"/>
-              </w:rPr>
-            </w:r>
-            <w:r>
-              <w:rPr>
-                <w:rFonts w:ascii="Arial" w:hAnsi="Arial" w:eastAsia="Arial"/>
+                <w:rFonts w:ascii="Arial" w:hAnsi="Arial" w:eastAsia="Arial" w:cs="Tahoma"/>
+                <w:sz w:val="18"/>
+              </w:rPr>
+            </w:r>
+            <w:r>
+              <w:rPr>
+                <w:rFonts w:ascii="Arial" w:hAnsi="Arial" w:eastAsia="Arial" w:cs="Tahoma"/>
                 <w:sz w:val="18"/>
               </w:rPr>
               <w:t>อ่าน cron/พารามิเตอร์จาก backend config</w:t>
@@ -4468,13 +4595,13 @@
             </w:pPr>
             <w:r>
               <w:rPr>
-                <w:rFonts w:ascii="Arial" w:hAnsi="Arial" w:eastAsia="Arial"/>
-                <w:sz w:val="18"/>
-              </w:rPr>
-            </w:r>
-            <w:r>
-              <w:rPr>
-                <w:rFonts w:ascii="Arial" w:hAnsi="Arial" w:eastAsia="Arial"/>
+                <w:rFonts w:ascii="Arial" w:hAnsi="Arial" w:eastAsia="Arial" w:cs="Tahoma"/>
+                <w:sz w:val="18"/>
+              </w:rPr>
+            </w:r>
+            <w:r>
+              <w:rPr>
+                <w:rFonts w:ascii="Arial" w:hAnsi="Arial" w:eastAsia="Arial" w:cs="Tahoma"/>
                 <w:sz w:val="18"/>
               </w:rPr>
               <w:t>รันนอกรอบ (manual/rerun)</w:t>
@@ -4493,13 +4620,13 @@
             </w:pPr>
             <w:r>
               <w:rPr>
-                <w:rFonts w:ascii="Arial" w:hAnsi="Arial" w:eastAsia="Arial"/>
-                <w:sz w:val="18"/>
-              </w:rPr>
-            </w:r>
-            <w:r>
-              <w:rPr>
-                <w:rFonts w:ascii="Arial" w:hAnsi="Arial" w:eastAsia="Arial"/>
+                <w:rFonts w:ascii="Arial" w:hAnsi="Arial" w:eastAsia="Arial" w:cs="Tahoma"/>
+                <w:sz w:val="18"/>
+              </w:rPr>
+            </w:r>
+            <w:r>
+              <w:rPr>
+                <w:rFonts w:ascii="Arial" w:hAnsi="Arial" w:eastAsia="Arial" w:cs="Tahoma"/>
                 <w:sz w:val="18"/>
               </w:rPr>
               <w:t>CLI</w:t>
@@ -4518,13 +4645,13 @@
             </w:pPr>
             <w:r>
               <w:rPr>
-                <w:rFonts w:ascii="Arial" w:hAnsi="Arial" w:eastAsia="Arial"/>
-                <w:sz w:val="18"/>
-              </w:rPr>
-            </w:r>
-            <w:r>
-              <w:rPr>
-                <w:rFonts w:ascii="Arial" w:hAnsi="Arial" w:eastAsia="Arial"/>
+                <w:rFonts w:ascii="Arial" w:hAnsi="Arial" w:eastAsia="Arial" w:cs="Tahoma"/>
+                <w:sz w:val="18"/>
+              </w:rPr>
+            </w:r>
+            <w:r>
+              <w:rPr>
+                <w:rFonts w:ascii="Arial" w:hAnsi="Arial" w:eastAsia="Arial" w:cs="Tahoma"/>
                 <w:sz w:val="18"/>
               </w:rPr>
               <w:t>CLI/ops runbook → runner (job 8b)</w:t>
@@ -4543,13 +4670,13 @@
             </w:pPr>
             <w:r>
               <w:rPr>
-                <w:rFonts w:ascii="Arial" w:hAnsi="Arial" w:eastAsia="Arial"/>
-                <w:sz w:val="18"/>
-              </w:rPr>
-            </w:r>
-            <w:r>
-              <w:rPr>
-                <w:rFonts w:ascii="Arial" w:hAnsi="Arial" w:eastAsia="Arial"/>
+                <w:rFonts w:ascii="Arial" w:hAnsi="Arial" w:eastAsia="Arial" w:cs="Tahoma"/>
+                <w:sz w:val="18"/>
+              </w:rPr>
+            </w:r>
+            <w:r>
+              <w:rPr>
+                <w:rFonts w:ascii="Arial" w:hAnsi="Arial" w:eastAsia="Arial" w:cs="Tahoma"/>
                 <w:sz w:val="18"/>
               </w:rPr>
               <w:t>guard ไม่ให้รันซ้อนด้วย distributed lock</w:t>
@@ -4573,13 +4700,13 @@
             </w:pPr>
             <w:r>
               <w:rPr>
-                <w:rFonts w:ascii="Arial" w:hAnsi="Arial" w:eastAsia="Arial"/>
-                <w:sz w:val="18"/>
-              </w:rPr>
-            </w:r>
-            <w:r>
-              <w:rPr>
-                <w:rFonts w:ascii="Arial" w:hAnsi="Arial" w:eastAsia="Arial"/>
+                <w:rFonts w:ascii="Arial" w:hAnsi="Arial" w:eastAsia="Arial" w:cs="Tahoma"/>
+                <w:sz w:val="18"/>
+              </w:rPr>
+            </w:r>
+            <w:r>
+              <w:rPr>
+                <w:rFonts w:ascii="Arial" w:hAnsi="Arial" w:eastAsia="Arial" w:cs="Tahoma"/>
                 <w:sz w:val="18"/>
               </w:rPr>
               <w:t>แก้พารามิเตอร์/เปิด-ปิด job</w:t>
@@ -4598,13 +4725,13 @@
             </w:pPr>
             <w:r>
               <w:rPr>
-                <w:rFonts w:ascii="Arial" w:hAnsi="Arial" w:eastAsia="Arial"/>
-                <w:sz w:val="18"/>
-              </w:rPr>
-            </w:r>
-            <w:r>
-              <w:rPr>
-                <w:rFonts w:ascii="Arial" w:hAnsi="Arial" w:eastAsia="Arial"/>
+                <w:rFonts w:ascii="Arial" w:hAnsi="Arial" w:eastAsia="Arial" w:cs="Tahoma"/>
+                <w:sz w:val="18"/>
+              </w:rPr>
+            </w:r>
+            <w:r>
+              <w:rPr>
+                <w:rFonts w:ascii="Arial" w:hAnsi="Arial" w:eastAsia="Arial" w:cs="Tahoma"/>
                 <w:sz w:val="18"/>
               </w:rPr>
               <w:t>CONFIG</w:t>
@@ -4623,13 +4750,13 @@
             </w:pPr>
             <w:r>
               <w:rPr>
-                <w:rFonts w:ascii="Arial" w:hAnsi="Arial" w:eastAsia="Arial"/>
-                <w:sz w:val="18"/>
-              </w:rPr>
-            </w:r>
-            <w:r>
-              <w:rPr>
-                <w:rFonts w:ascii="Arial" w:hAnsi="Arial" w:eastAsia="Arial"/>
+                <w:rFonts w:ascii="Arial" w:hAnsi="Arial" w:eastAsia="Arial" w:cs="Tahoma"/>
+                <w:sz w:val="18"/>
+              </w:rPr>
+            </w:r>
+            <w:r>
+              <w:rPr>
+                <w:rFonts w:ascii="Arial" w:hAnsi="Arial" w:eastAsia="Arial" w:cs="Tahoma"/>
                 <w:sz w:val="18"/>
               </w:rPr>
               <w:t>แก้ backend config แล้ว deploy</w:t>
@@ -4648,13 +4775,13 @@
             </w:pPr>
             <w:r>
               <w:rPr>
-                <w:rFonts w:ascii="Arial" w:hAnsi="Arial" w:eastAsia="Arial"/>
-                <w:sz w:val="18"/>
-              </w:rPr>
-            </w:r>
-            <w:r>
-              <w:rPr>
-                <w:rFonts w:ascii="Arial" w:hAnsi="Arial" w:eastAsia="Arial"/>
+                <w:rFonts w:ascii="Arial" w:hAnsi="Arial" w:eastAsia="Arial" w:cs="Tahoma"/>
+                <w:sz w:val="18"/>
+              </w:rPr>
+            </w:r>
+            <w:r>
+              <w:rPr>
+                <w:rFonts w:ascii="Arial" w:hAnsi="Arial" w:eastAsia="Arial" w:cs="Tahoma"/>
                 <w:sz w:val="18"/>
               </w:rPr>
               <w:t>ไม่มี endpoint และไม่มีหน้าจอควบคุม — หน้า Flow Batch Job เป็น reference อย่างเดียว (2026-08-06)</w:t>
@@ -4678,13 +4805,13 @@
             </w:pPr>
             <w:r>
               <w:rPr>
-                <w:rFonts w:ascii="Arial" w:hAnsi="Arial" w:eastAsia="Arial"/>
-                <w:sz w:val="18"/>
-              </w:rPr>
-            </w:r>
-            <w:r>
-              <w:rPr>
-                <w:rFonts w:ascii="Arial" w:hAnsi="Arial" w:eastAsia="Arial"/>
+                <w:rFonts w:ascii="Arial" w:hAnsi="Arial" w:eastAsia="Arial" w:cs="Tahoma"/>
+                <w:sz w:val="18"/>
+              </w:rPr>
+            </w:r>
+            <w:r>
+              <w:rPr>
+                <w:rFonts w:ascii="Arial" w:hAnsi="Arial" w:eastAsia="Arial" w:cs="Tahoma"/>
                 <w:sz w:val="18"/>
               </w:rPr>
               <w:t>ตรวจผลการรัน</w:t>
@@ -4703,13 +4830,13 @@
             </w:pPr>
             <w:r>
               <w:rPr>
-                <w:rFonts w:ascii="Arial" w:hAnsi="Arial" w:eastAsia="Arial"/>
-                <w:sz w:val="18"/>
-              </w:rPr>
-            </w:r>
-            <w:r>
-              <w:rPr>
-                <w:rFonts w:ascii="Arial" w:hAnsi="Arial" w:eastAsia="Arial"/>
+                <w:rFonts w:ascii="Arial" w:hAnsi="Arial" w:eastAsia="Arial" w:cs="Tahoma"/>
+                <w:sz w:val="18"/>
+              </w:rPr>
+            </w:r>
+            <w:r>
+              <w:rPr>
+                <w:rFonts w:ascii="Arial" w:hAnsi="Arial" w:eastAsia="Arial" w:cs="Tahoma"/>
                 <w:sz w:val="18"/>
               </w:rPr>
               <w:t>LOG</w:t>
@@ -4728,13 +4855,13 @@
             </w:pPr>
             <w:r>
               <w:rPr>
-                <w:rFonts w:ascii="Arial" w:hAnsi="Arial" w:eastAsia="Arial"/>
-                <w:sz w:val="18"/>
-              </w:rPr>
-            </w:r>
-            <w:r>
-              <w:rPr>
-                <w:rFonts w:ascii="Arial" w:hAnsi="Arial" w:eastAsia="Arial"/>
+                <w:rFonts w:ascii="Arial" w:hAnsi="Arial" w:eastAsia="Arial" w:cs="Tahoma"/>
+                <w:sz w:val="18"/>
+              </w:rPr>
+            </w:r>
+            <w:r>
+              <w:rPr>
+                <w:rFonts w:ascii="Arial" w:hAnsi="Arial" w:eastAsia="Arial" w:cs="Tahoma"/>
                 <w:sz w:val="18"/>
               </w:rPr>
               <w:t>application log (structured)</w:t>
@@ -4753,13 +4880,13 @@
             </w:pPr>
             <w:r>
               <w:rPr>
-                <w:rFonts w:ascii="Arial" w:hAnsi="Arial" w:eastAsia="Arial"/>
-                <w:sz w:val="18"/>
-              </w:rPr>
-            </w:r>
-            <w:r>
-              <w:rPr>
-                <w:rFonts w:ascii="Arial" w:hAnsi="Arial" w:eastAsia="Arial"/>
+                <w:rFonts w:ascii="Arial" w:hAnsi="Arial" w:eastAsia="Arial" w:cs="Tahoma"/>
+                <w:sz w:val="18"/>
+              </w:rPr>
+            </w:r>
+            <w:r>
+              <w:rPr>
+                <w:rFonts w:ascii="Arial" w:hAnsi="Arial" w:eastAsia="Arial" w:cs="Tahoma"/>
                 <w:sz w:val="18"/>
               </w:rPr>
               <w:t>ไม่มีตาราง job_run_histories แล้ว · ไฟล์/ACK ดูที่ interface_transactions</w:t>
@@ -4829,7 +4956,7 @@
             <w:r/>
             <w:r>
               <w:rPr>
-                <w:rFonts w:ascii="Arial" w:hAnsi="Arial" w:eastAsia="Arial"/>
+                <w:rFonts w:ascii="Arial" w:hAnsi="Arial" w:eastAsia="Arial" w:cs="Tahoma"/>
                 <w:b/>
                 <w:sz w:val="18"/>
               </w:rPr>
@@ -4851,7 +4978,7 @@
             <w:r/>
             <w:r>
               <w:rPr>
-                <w:rFonts w:ascii="Arial" w:hAnsi="Arial" w:eastAsia="Arial"/>
+                <w:rFonts w:ascii="Arial" w:hAnsi="Arial" w:eastAsia="Arial" w:cs="Tahoma"/>
                 <w:b/>
                 <w:sz w:val="18"/>
               </w:rPr>
@@ -4873,7 +5000,7 @@
             <w:r/>
             <w:r>
               <w:rPr>
-                <w:rFonts w:ascii="Arial" w:hAnsi="Arial" w:eastAsia="Arial"/>
+                <w:rFonts w:ascii="Arial" w:hAnsi="Arial" w:eastAsia="Arial" w:cs="Tahoma"/>
                 <w:b/>
                 <w:sz w:val="18"/>
               </w:rPr>
@@ -4898,13 +5025,13 @@
             </w:pPr>
             <w:r>
               <w:rPr>
-                <w:rFonts w:ascii="Arial" w:hAnsi="Arial" w:eastAsia="Arial"/>
-                <w:sz w:val="18"/>
-              </w:rPr>
-            </w:r>
-            <w:r>
-              <w:rPr>
-                <w:rFonts w:ascii="Arial" w:hAnsi="Arial" w:eastAsia="Arial"/>
+                <w:rFonts w:ascii="Arial" w:hAnsi="Arial" w:eastAsia="Arial" w:cs="Tahoma"/>
+                <w:sz w:val="18"/>
+              </w:rPr>
+            </w:r>
+            <w:r>
+              <w:rPr>
+                <w:rFonts w:ascii="Arial" w:hAnsi="Arial" w:eastAsia="Arial" w:cs="Tahoma"/>
                 <w:sz w:val="18"/>
               </w:rPr>
               <w:t>fgi_impact_stores</w:t>
@@ -4923,13 +5050,13 @@
             </w:pPr>
             <w:r>
               <w:rPr>
-                <w:rFonts w:ascii="Arial" w:hAnsi="Arial" w:eastAsia="Arial"/>
-                <w:sz w:val="18"/>
-              </w:rPr>
-            </w:r>
-            <w:r>
-              <w:rPr>
-                <w:rFonts w:ascii="Arial" w:hAnsi="Arial" w:eastAsia="Arial"/>
+                <w:rFonts w:ascii="Arial" w:hAnsi="Arial" w:eastAsia="Arial" w:cs="Tahoma"/>
+                <w:sz w:val="18"/>
+              </w:rPr>
+            </w:r>
+            <w:r>
+              <w:rPr>
+                <w:rFonts w:ascii="Arial" w:hAnsi="Arial" w:eastAsia="Arial" w:cs="Tahoma"/>
                 <w:sz w:val="18"/>
               </w:rPr>
               <w:t>R/W</w:t>
@@ -4948,13 +5075,13 @@
             </w:pPr>
             <w:r>
               <w:rPr>
-                <w:rFonts w:ascii="Arial" w:hAnsi="Arial" w:eastAsia="Arial"/>
-                <w:sz w:val="18"/>
-              </w:rPr>
-            </w:r>
-            <w:r>
-              <w:rPr>
-                <w:rFonts w:ascii="Arial" w:hAnsi="Arial" w:eastAsia="Arial"/>
+                <w:rFonts w:ascii="Arial" w:hAnsi="Arial" w:eastAsia="Arial" w:cs="Tahoma"/>
+                <w:sz w:val="18"/>
+              </w:rPr>
+            </w:r>
+            <w:r>
+              <w:rPr>
+                <w:rFonts w:ascii="Arial" w:hAnsi="Arial" w:eastAsia="Arial" w:cs="Tahoma"/>
                 <w:sz w:val="18"/>
               </w:rPr>
               <w:t>อ่าน candidate + เขียน W/Y/N</w:t>
@@ -4978,13 +5105,13 @@
             </w:pPr>
             <w:r>
               <w:rPr>
-                <w:rFonts w:ascii="Arial" w:hAnsi="Arial" w:eastAsia="Arial"/>
-                <w:sz w:val="18"/>
-              </w:rPr>
-            </w:r>
-            <w:r>
-              <w:rPr>
-                <w:rFonts w:ascii="Arial" w:hAnsi="Arial" w:eastAsia="Arial"/>
+                <w:rFonts w:ascii="Arial" w:hAnsi="Arial" w:eastAsia="Arial" w:cs="Tahoma"/>
+                <w:sz w:val="18"/>
+              </w:rPr>
+            </w:r>
+            <w:r>
+              <w:rPr>
+                <w:rFonts w:ascii="Arial" w:hAnsi="Arial" w:eastAsia="Arial" w:cs="Tahoma"/>
                 <w:sz w:val="18"/>
               </w:rPr>
               <w:t>compensation_documents</w:t>
@@ -5003,13 +5130,13 @@
             </w:pPr>
             <w:r>
               <w:rPr>
-                <w:rFonts w:ascii="Arial" w:hAnsi="Arial" w:eastAsia="Arial"/>
-                <w:sz w:val="18"/>
-              </w:rPr>
-            </w:r>
-            <w:r>
-              <w:rPr>
-                <w:rFonts w:ascii="Arial" w:hAnsi="Arial" w:eastAsia="Arial"/>
+                <w:rFonts w:ascii="Arial" w:hAnsi="Arial" w:eastAsia="Arial" w:cs="Tahoma"/>
+                <w:sz w:val="18"/>
+              </w:rPr>
+            </w:r>
+            <w:r>
+              <w:rPr>
+                <w:rFonts w:ascii="Arial" w:hAnsi="Arial" w:eastAsia="Arial" w:cs="Tahoma"/>
                 <w:sz w:val="18"/>
               </w:rPr>
               <w:t>R/W</w:t>
@@ -5028,13 +5155,13 @@
             </w:pPr>
             <w:r>
               <w:rPr>
-                <w:rFonts w:ascii="Arial" w:hAnsi="Arial" w:eastAsia="Arial"/>
-                <w:sz w:val="18"/>
-              </w:rPr>
-            </w:r>
-            <w:r>
-              <w:rPr>
-                <w:rFonts w:ascii="Arial" w:hAnsi="Arial" w:eastAsia="Arial"/>
+                <w:rFonts w:ascii="Arial" w:hAnsi="Arial" w:eastAsia="Arial" w:cs="Tahoma"/>
+                <w:sz w:val="18"/>
+              </w:rPr>
+            </w:r>
+            <w:r>
+              <w:rPr>
+                <w:rFonts w:ascii="Arial" w:hAnsi="Arial" w:eastAsia="Arial" w:cs="Tahoma"/>
                 <w:sz w:val="18"/>
               </w:rPr>
               <w:t>ยืนยันเอกสารจาก Job 8 หรือสร้างถ้ายังไม่มีตาม idempotency</w:t>
@@ -5058,13 +5185,13 @@
             </w:pPr>
             <w:r>
               <w:rPr>
-                <w:rFonts w:ascii="Arial" w:hAnsi="Arial" w:eastAsia="Arial"/>
-                <w:sz w:val="18"/>
-              </w:rPr>
-            </w:r>
-            <w:r>
-              <w:rPr>
-                <w:rFonts w:ascii="Arial" w:hAnsi="Arial" w:eastAsia="Arial"/>
+                <w:rFonts w:ascii="Arial" w:hAnsi="Arial" w:eastAsia="Arial" w:cs="Tahoma"/>
+                <w:sz w:val="18"/>
+              </w:rPr>
+            </w:r>
+            <w:r>
+              <w:rPr>
+                <w:rFonts w:ascii="Arial" w:hAnsi="Arial" w:eastAsia="Arial" w:cs="Tahoma"/>
                 <w:sz w:val="18"/>
               </w:rPr>
               <w:t>workflow_transaction (@srm/glb-workflow · sps_store)</w:t>
@@ -5083,13 +5210,13 @@
             </w:pPr>
             <w:r>
               <w:rPr>
-                <w:rFonts w:ascii="Arial" w:hAnsi="Arial" w:eastAsia="Arial"/>
-                <w:sz w:val="18"/>
-              </w:rPr>
-            </w:r>
-            <w:r>
-              <w:rPr>
-                <w:rFonts w:ascii="Arial" w:hAnsi="Arial" w:eastAsia="Arial"/>
+                <w:rFonts w:ascii="Arial" w:hAnsi="Arial" w:eastAsia="Arial" w:cs="Tahoma"/>
+                <w:sz w:val="18"/>
+              </w:rPr>
+            </w:r>
+            <w:r>
+              <w:rPr>
+                <w:rFonts w:ascii="Arial" w:hAnsi="Arial" w:eastAsia="Arial" w:cs="Tahoma"/>
                 <w:sz w:val="18"/>
               </w:rPr>
               <w:t>W</w:t>
@@ -5108,13 +5235,13 @@
             </w:pPr>
             <w:r>
               <w:rPr>
-                <w:rFonts w:ascii="Arial" w:hAnsi="Arial" w:eastAsia="Arial"/>
-                <w:sz w:val="18"/>
-              </w:rPr>
-            </w:r>
-            <w:r>
-              <w:rPr>
-                <w:rFonts w:ascii="Arial" w:hAnsi="Arial" w:eastAsia="Arial"/>
+                <w:rFonts w:ascii="Arial" w:hAnsi="Arial" w:eastAsia="Arial" w:cs="Tahoma"/>
+                <w:sz w:val="18"/>
+              </w:rPr>
+            </w:r>
+            <w:r>
+              <w:rPr>
+                <w:rFonts w:ascii="Arial" w:hAnsi="Arial" w:eastAsia="Arial" w:cs="Tahoma"/>
                 <w:sz w:val="18"/>
               </w:rPr>
               <w:t>เปิด instance ผ่าน engine — ห้าม insert ตรง</w:t>
@@ -5138,13 +5265,13 @@
             </w:pPr>
             <w:r>
               <w:rPr>
-                <w:rFonts w:ascii="Arial" w:hAnsi="Arial" w:eastAsia="Arial"/>
-                <w:sz w:val="18"/>
-              </w:rPr>
-            </w:r>
-            <w:r>
-              <w:rPr>
-                <w:rFonts w:ascii="Arial" w:hAnsi="Arial" w:eastAsia="Arial"/>
+                <w:rFonts w:ascii="Arial" w:hAnsi="Arial" w:eastAsia="Arial" w:cs="Tahoma"/>
+                <w:sz w:val="18"/>
+              </w:rPr>
+            </w:r>
+            <w:r>
+              <w:rPr>
+                <w:rFonts w:ascii="Arial" w:hAnsi="Arial" w:eastAsia="Arial" w:cs="Tahoma"/>
                 <w:sz w:val="18"/>
               </w:rPr>
               <w:t>workflow_approver (@srm/glb-workflow · sps_store)</w:t>
@@ -5163,13 +5290,13 @@
             </w:pPr>
             <w:r>
               <w:rPr>
-                <w:rFonts w:ascii="Arial" w:hAnsi="Arial" w:eastAsia="Arial"/>
-                <w:sz w:val="18"/>
-              </w:rPr>
-            </w:r>
-            <w:r>
-              <w:rPr>
-                <w:rFonts w:ascii="Arial" w:hAnsi="Arial" w:eastAsia="Arial"/>
+                <w:rFonts w:ascii="Arial" w:hAnsi="Arial" w:eastAsia="Arial" w:cs="Tahoma"/>
+                <w:sz w:val="18"/>
+              </w:rPr>
+            </w:r>
+            <w:r>
+              <w:rPr>
+                <w:rFonts w:ascii="Arial" w:hAnsi="Arial" w:eastAsia="Arial" w:cs="Tahoma"/>
                 <w:sz w:val="18"/>
               </w:rPr>
               <w:t>W</w:t>
@@ -5188,13 +5315,13 @@
             </w:pPr>
             <w:r>
               <w:rPr>
-                <w:rFonts w:ascii="Arial" w:hAnsi="Arial" w:eastAsia="Arial"/>
-                <w:sz w:val="18"/>
-              </w:rPr>
-            </w:r>
-            <w:r>
-              <w:rPr>
-                <w:rFonts w:ascii="Arial" w:hAnsi="Arial" w:eastAsia="Arial"/>
+                <w:rFonts w:ascii="Arial" w:hAnsi="Arial" w:eastAsia="Arial" w:cs="Tahoma"/>
+                <w:sz w:val="18"/>
+              </w:rPr>
+            </w:r>
+            <w:r>
+              <w:rPr>
+                <w:rFonts w:ascii="Arial" w:hAnsi="Arial" w:eastAsia="Arial" w:cs="Tahoma"/>
                 <w:sz w:val="18"/>
               </w:rPr>
               <w:t>prepared approver ขั้นแรก state 06 — ผ่าน engine</w:t>
@@ -5218,13 +5345,13 @@
             </w:pPr>
             <w:r>
               <w:rPr>
-                <w:rFonts w:ascii="Arial" w:hAnsi="Arial" w:eastAsia="Arial"/>
-                <w:sz w:val="18"/>
-              </w:rPr>
-            </w:r>
-            <w:r>
-              <w:rPr>
-                <w:rFonts w:ascii="Arial" w:hAnsi="Arial" w:eastAsia="Arial"/>
+                <w:rFonts w:ascii="Arial" w:hAnsi="Arial" w:eastAsia="Arial" w:cs="Tahoma"/>
+                <w:sz w:val="18"/>
+              </w:rPr>
+            </w:r>
+            <w:r>
+              <w:rPr>
+                <w:rFonts w:ascii="Arial" w:hAnsi="Arial" w:eastAsia="Arial" w:cs="Tahoma"/>
                 <w:sz w:val="18"/>
               </w:rPr>
               <w:t>(backend config)</w:t>
@@ -5243,13 +5370,13 @@
             </w:pPr>
             <w:r>
               <w:rPr>
-                <w:rFonts w:ascii="Arial" w:hAnsi="Arial" w:eastAsia="Arial"/>
-                <w:sz w:val="18"/>
-              </w:rPr>
-            </w:r>
-            <w:r>
-              <w:rPr>
-                <w:rFonts w:ascii="Arial" w:hAnsi="Arial" w:eastAsia="Arial"/>
+                <w:rFonts w:ascii="Arial" w:hAnsi="Arial" w:eastAsia="Arial" w:cs="Tahoma"/>
+                <w:sz w:val="18"/>
+              </w:rPr>
+            </w:r>
+            <w:r>
+              <w:rPr>
+                <w:rFonts w:ascii="Arial" w:hAnsi="Arial" w:eastAsia="Arial" w:cs="Tahoma"/>
                 <w:sz w:val="18"/>
               </w:rPr>
               <w:t>R</w:t>
@@ -5268,16 +5395,16 @@
             </w:pPr>
             <w:r>
               <w:rPr>
-                <w:rFonts w:ascii="Arial" w:hAnsi="Arial" w:eastAsia="Arial"/>
-                <w:sz w:val="18"/>
-              </w:rPr>
-            </w:r>
-            <w:r>
-              <w:rPr>
-                <w:rFonts w:ascii="Arial" w:hAnsi="Arial" w:eastAsia="Arial"/>
-                <w:sz w:val="18"/>
-              </w:rPr>
-              <w:t>ผู้รับอีเมลของ batch job — ไม่ใช่ workflow event · workflow ใช้ engine ส่งเอง</w:t>
+                <w:rFonts w:ascii="Arial" w:hAnsi="Arial" w:eastAsia="Arial" w:cs="Tahoma"/>
+                <w:sz w:val="18"/>
+              </w:rPr>
+            </w:r>
+            <w:r>
+              <w:rPr>
+                <w:rFonts w:ascii="Arial" w:hAnsi="Arial" w:eastAsia="Arial" w:cs="Tahoma"/>
+                <w:sz w:val="18"/>
+              </w:rPr>
+              <w:t>ผู้รับอีเมลของ batch job — ไม่ใช่ workflow event · เลข template ของ workflow มาจาก workflow_route.email_id</w:t>
             </w:r>
           </w:p>
         </w:tc>
@@ -5315,7 +5442,7 @@
       </w:r>
       <w:r>
         <w:rPr>
-          <w:rFonts w:ascii="Courier New" w:hAnsi="Courier New"/>
+          <w:rFonts w:ascii="Courier New" w:hAnsi="Courier New" w:eastAsia="Courier New" w:cs="Tahoma"/>
         </w:rPr>
         <w:t>src/batch/sbpgi/</w:t>
       </w:r>
@@ -5324,7 +5451,7 @@
       </w:r>
       <w:r>
         <w:rPr>
-          <w:rFonts w:ascii="Courier New" w:hAnsi="Courier New"/>
+          <w:rFonts w:ascii="Courier New" w:hAnsi="Courier New" w:eastAsia="Courier New" w:cs="Tahoma"/>
         </w:rPr>
         <w:t>DATA_SOURCE</w:t>
       </w:r>
@@ -5333,7 +5460,7 @@
       </w:r>
       <w:r>
         <w:rPr>
-          <w:rFonts w:ascii="Courier New" w:hAnsi="Courier New"/>
+          <w:rFonts w:ascii="Courier New" w:hAnsi="Courier New" w:eastAsia="Courier New" w:cs="Tahoma"/>
         </w:rPr>
         <w:t>src/entitys/</w:t>
       </w:r>
@@ -5350,7 +5477,7 @@
       </w:r>
       <w:r>
         <w:rPr>
-          <w:rFonts w:ascii="Courier New" w:hAnsi="Courier New"/>
+          <w:rFonts w:ascii="Courier New" w:hAnsi="Courier New" w:eastAsia="Courier New" w:cs="Tahoma"/>
         </w:rPr>
         <w:t>src/batch</w:t>
       </w:r>
@@ -5359,7 +5486,7 @@
       </w:r>
       <w:r>
         <w:rPr>
-          <w:rFonts w:ascii="Courier New" w:hAnsi="Courier New"/>
+          <w:rFonts w:ascii="Courier New" w:hAnsi="Courier New" w:eastAsia="Courier New" w:cs="Tahoma"/>
         </w:rPr>
         <w:t>@nestjs/schedule</w:t>
       </w:r>
@@ -5377,7 +5504,7 @@
       </w:r>
       <w:r>
         <w:rPr>
-          <w:rFonts w:ascii="Courier New" w:hAnsi="Courier New"/>
+          <w:rFonts w:ascii="Courier New" w:hAnsi="Courier New" w:eastAsia="Courier New" w:cs="Tahoma"/>
         </w:rPr>
         <w:t>runner.ts</w:t>
       </w:r>
@@ -5386,7 +5513,7 @@
       </w:r>
       <w:r>
         <w:rPr>
-          <w:rFonts w:ascii="Courier New" w:hAnsi="Courier New"/>
+          <w:rFonts w:ascii="Courier New" w:hAnsi="Courier New" w:eastAsia="Courier New" w:cs="Tahoma"/>
         </w:rPr>
         <w:t>scheduler.ts</w:t>
       </w:r>
@@ -5395,7 +5522,7 @@
       </w:r>
       <w:r>
         <w:rPr>
-          <w:rFonts w:ascii="Courier New" w:hAnsi="Courier New"/>
+          <w:rFonts w:ascii="Courier New" w:hAnsi="Courier New" w:eastAsia="Courier New" w:cs="Tahoma"/>
         </w:rPr>
         <w:t>cli.js</w:t>
       </w:r>
@@ -5404,7 +5531,7 @@
       </w:r>
       <w:r>
         <w:rPr>
-          <w:rFonts w:ascii="Courier New" w:hAnsi="Courier New"/>
+          <w:rFonts w:ascii="Courier New" w:hAnsi="Courier New" w:eastAsia="Courier New" w:cs="Tahoma"/>
         </w:rPr>
         <w:t>job-failure.notifier.ts</w:t>
       </w:r>
@@ -5422,7 +5549,7 @@
       </w:r>
       <w:r>
         <w:rPr>
-          <w:rFonts w:ascii="Courier New" w:hAnsi="Courier New"/>
+          <w:rFonts w:ascii="Courier New" w:hAnsi="Courier New" w:eastAsia="Courier New" w:cs="Tahoma"/>
         </w:rPr>
         <w:t>ScheduleModule.forRoot()</w:t>
       </w:r>
@@ -5431,7 +5558,7 @@
       </w:r>
       <w:r>
         <w:rPr>
-          <w:rFonts w:ascii="Courier New" w:hAnsi="Courier New"/>
+          <w:rFonts w:ascii="Courier New" w:hAnsi="Courier New" w:eastAsia="Courier New" w:cs="Tahoma"/>
         </w:rPr>
         <w:t>app.module.ts</w:t>
       </w:r>
@@ -5468,7 +5595,7 @@
             <w:r/>
             <w:r>
               <w:rPr>
-                <w:rFonts w:ascii="Arial" w:hAnsi="Arial" w:eastAsia="Arial"/>
+                <w:rFonts w:ascii="Arial" w:hAnsi="Arial" w:eastAsia="Arial" w:cs="Tahoma"/>
                 <w:b/>
                 <w:sz w:val="18"/>
               </w:rPr>
@@ -5490,7 +5617,7 @@
             <w:r/>
             <w:r>
               <w:rPr>
-                <w:rFonts w:ascii="Arial" w:hAnsi="Arial" w:eastAsia="Arial"/>
+                <w:rFonts w:ascii="Arial" w:hAnsi="Arial" w:eastAsia="Arial" w:cs="Tahoma"/>
                 <w:b/>
                 <w:sz w:val="18"/>
               </w:rPr>
@@ -5515,13 +5642,13 @@
             </w:pPr>
             <w:r>
               <w:rPr>
-                <w:rFonts w:ascii="Arial" w:hAnsi="Arial" w:eastAsia="Arial"/>
-                <w:sz w:val="18"/>
-              </w:rPr>
-            </w:r>
-            <w:r>
-              <w:rPr>
-                <w:rFonts w:ascii="Arial" w:hAnsi="Arial" w:eastAsia="Arial"/>
+                <w:rFonts w:ascii="Arial" w:hAnsi="Arial" w:eastAsia="Arial" w:cs="Tahoma"/>
+                <w:sz w:val="18"/>
+              </w:rPr>
+            </w:r>
+            <w:r>
+              <w:rPr>
+                <w:rFonts w:ascii="Arial" w:hAnsi="Arial" w:eastAsia="Arial" w:cs="Tahoma"/>
                 <w:sz w:val="18"/>
               </w:rPr>
               <w:t>src/batch/sbpgi/job-8b-start-internal-workflow/job-8b-start-internal-workflow.job.ts</w:t>
@@ -5540,41 +5667,41 @@
             </w:pPr>
             <w:r>
               <w:rPr>
-                <w:rFonts w:ascii="Arial" w:hAnsi="Arial" w:eastAsia="Arial"/>
-                <w:sz w:val="18"/>
-              </w:rPr>
-            </w:r>
-            <w:r>
-              <w:rPr>
-                <w:rFonts w:ascii="Arial" w:hAnsi="Arial" w:eastAsia="Arial"/>
+                <w:rFonts w:ascii="Arial" w:hAnsi="Arial" w:eastAsia="Arial" w:cs="Tahoma"/>
+                <w:sz w:val="18"/>
+              </w:rPr>
+            </w:r>
+            <w:r>
+              <w:rPr>
+                <w:rFonts w:ascii="Arial" w:hAnsi="Arial" w:eastAsia="Arial" w:cs="Tahoma"/>
                 <w:sz w:val="18"/>
               </w:rPr>
               <w:t xml:space="preserve">คลาส </w:t>
             </w:r>
             <w:r>
               <w:rPr>
-                <w:rFonts w:ascii="Courier New" w:hAnsi="Courier New" w:eastAsia="Arial"/>
+                <w:rFonts w:ascii="Courier New" w:hAnsi="Courier New" w:eastAsia="Courier New" w:cs="Tahoma"/>
                 <w:sz w:val="18"/>
               </w:rPr>
               <w:t>StartInternalWorkflowJob</w:t>
             </w:r>
             <w:r>
               <w:rPr>
-                <w:rFonts w:ascii="Arial" w:hAnsi="Arial" w:eastAsia="Arial"/>
+                <w:rFonts w:ascii="Arial" w:hAnsi="Arial" w:eastAsia="Arial" w:cs="Tahoma"/>
                 <w:sz w:val="18"/>
               </w:rPr>
               <w:t xml:space="preserve"> — </w:t>
             </w:r>
             <w:r>
               <w:rPr>
-                <w:rFonts w:ascii="Courier New" w:hAnsi="Courier New" w:eastAsia="Arial"/>
+                <w:rFonts w:ascii="Courier New" w:hAnsi="Courier New" w:eastAsia="Courier New" w:cs="Tahoma"/>
                 <w:sz w:val="18"/>
               </w:rPr>
               <w:t>run(ctx)</w:t>
             </w:r>
             <w:r>
               <w:rPr>
-                <w:rFonts w:ascii="Arial" w:hAnsi="Arial" w:eastAsia="Arial"/>
+                <w:rFonts w:ascii="Arial" w:hAnsi="Arial" w:eastAsia="Arial" w:cs="Tahoma"/>
                 <w:sz w:val="18"/>
               </w:rPr>
               <w:t xml:space="preserve"> เรียงตาม flow ของ Job 8b ทีละขั้น, ครอบ transaction, จบด้วย structured log</w:t>
@@ -5598,13 +5725,13 @@
             </w:pPr>
             <w:r>
               <w:rPr>
-                <w:rFonts w:ascii="Arial" w:hAnsi="Arial" w:eastAsia="Arial"/>
-                <w:sz w:val="18"/>
-              </w:rPr>
-            </w:r>
-            <w:r>
-              <w:rPr>
-                <w:rFonts w:ascii="Arial" w:hAnsi="Arial" w:eastAsia="Arial"/>
+                <w:rFonts w:ascii="Arial" w:hAnsi="Arial" w:eastAsia="Arial" w:cs="Tahoma"/>
+                <w:sz w:val="18"/>
+              </w:rPr>
+            </w:r>
+            <w:r>
+              <w:rPr>
+                <w:rFonts w:ascii="Arial" w:hAnsi="Arial" w:eastAsia="Arial" w:cs="Tahoma"/>
                 <w:sz w:val="18"/>
               </w:rPr>
               <w:t>src/batch/sbpgi/job-8b-start-internal-workflow/job-8b-start-internal-workflow.service.ts</w:t>
@@ -5623,34 +5750,34 @@
             </w:pPr>
             <w:r>
               <w:rPr>
-                <w:rFonts w:ascii="Arial" w:hAnsi="Arial" w:eastAsia="Arial"/>
-                <w:sz w:val="18"/>
-              </w:rPr>
-            </w:r>
-            <w:r>
-              <w:rPr>
-                <w:rFonts w:ascii="Arial" w:hAnsi="Arial" w:eastAsia="Arial"/>
+                <w:rFonts w:ascii="Arial" w:hAnsi="Arial" w:eastAsia="Arial" w:cs="Tahoma"/>
+                <w:sz w:val="18"/>
+              </w:rPr>
+            </w:r>
+            <w:r>
+              <w:rPr>
+                <w:rFonts w:ascii="Arial" w:hAnsi="Arial" w:eastAsia="Arial" w:cs="Tahoma"/>
                 <w:sz w:val="18"/>
               </w:rPr>
               <w:t xml:space="preserve">คลาส </w:t>
             </w:r>
             <w:r>
               <w:rPr>
-                <w:rFonts w:ascii="Courier New" w:hAnsi="Courier New" w:eastAsia="Arial"/>
+                <w:rFonts w:ascii="Courier New" w:hAnsi="Courier New" w:eastAsia="Courier New" w:cs="Tahoma"/>
                 <w:sz w:val="18"/>
               </w:rPr>
               <w:t>StartInternalWorkflowService</w:t>
             </w:r>
             <w:r>
               <w:rPr>
-                <w:rFonts w:ascii="Arial" w:hAnsi="Arial" w:eastAsia="Arial"/>
+                <w:rFonts w:ascii="Arial" w:hAnsi="Arial" w:eastAsia="Arial" w:cs="Tahoma"/>
                 <w:sz w:val="18"/>
               </w:rPr>
               <w:t xml:space="preserve"> — logic ต่อขั้น (อ่าน/parse/คำนวณ/เขียน) + repository token ที่ inject จาก </w:t>
             </w:r>
             <w:r>
               <w:rPr>
-                <w:rFonts w:ascii="Courier New" w:hAnsi="Courier New" w:eastAsia="Arial"/>
+                <w:rFonts w:ascii="Courier New" w:hAnsi="Courier New" w:eastAsia="Courier New" w:cs="Tahoma"/>
                 <w:sz w:val="18"/>
               </w:rPr>
               <w:t>DATA_SOURCE</w:t>
@@ -5674,13 +5801,13 @@
             </w:pPr>
             <w:r>
               <w:rPr>
-                <w:rFonts w:ascii="Arial" w:hAnsi="Arial" w:eastAsia="Arial"/>
-                <w:sz w:val="18"/>
-              </w:rPr>
-            </w:r>
-            <w:r>
-              <w:rPr>
-                <w:rFonts w:ascii="Arial" w:hAnsi="Arial" w:eastAsia="Arial"/>
+                <w:rFonts w:ascii="Arial" w:hAnsi="Arial" w:eastAsia="Arial" w:cs="Tahoma"/>
+                <w:sz w:val="18"/>
+              </w:rPr>
+            </w:r>
+            <w:r>
+              <w:rPr>
+                <w:rFonts w:ascii="Arial" w:hAnsi="Arial" w:eastAsia="Arial" w:cs="Tahoma"/>
                 <w:sz w:val="18"/>
               </w:rPr>
               <w:t>src/batch/sbpgi/job-8b-start-internal-workflow/job-8b-start-internal-workflow.config.ts</w:t>
@@ -5699,55 +5826,55 @@
             </w:pPr>
             <w:r>
               <w:rPr>
-                <w:rFonts w:ascii="Arial" w:hAnsi="Arial" w:eastAsia="Arial"/>
-                <w:sz w:val="18"/>
-              </w:rPr>
-            </w:r>
-            <w:r>
-              <w:rPr>
-                <w:rFonts w:ascii="Arial" w:hAnsi="Arial" w:eastAsia="Arial"/>
+                <w:rFonts w:ascii="Arial" w:hAnsi="Arial" w:eastAsia="Arial" w:cs="Tahoma"/>
+                <w:sz w:val="18"/>
+              </w:rPr>
+            </w:r>
+            <w:r>
+              <w:rPr>
+                <w:rFonts w:ascii="Arial" w:hAnsi="Arial" w:eastAsia="Arial" w:cs="Tahoma"/>
                 <w:sz w:val="18"/>
               </w:rPr>
               <w:t xml:space="preserve">คลาส </w:t>
             </w:r>
             <w:r>
               <w:rPr>
-                <w:rFonts w:ascii="Courier New" w:hAnsi="Courier New" w:eastAsia="Arial"/>
+                <w:rFonts w:ascii="Courier New" w:hAnsi="Courier New" w:eastAsia="Courier New" w:cs="Tahoma"/>
                 <w:sz w:val="18"/>
               </w:rPr>
               <w:t>SbpgiJob8BConfig</w:t>
             </w:r>
             <w:r>
               <w:rPr>
-                <w:rFonts w:ascii="Arial" w:hAnsi="Arial" w:eastAsia="Arial"/>
+                <w:rFonts w:ascii="Arial" w:hAnsi="Arial" w:eastAsia="Arial" w:cs="Tahoma"/>
                 <w:sz w:val="18"/>
               </w:rPr>
               <w:t xml:space="preserve"> (แบบเดียวกับ </w:t>
             </w:r>
             <w:r>
               <w:rPr>
-                <w:rFonts w:ascii="Courier New" w:hAnsi="Courier New" w:eastAsia="Arial"/>
+                <w:rFonts w:ascii="Courier New" w:hAnsi="Courier New" w:eastAsia="Courier New" w:cs="Tahoma"/>
                 <w:sz w:val="18"/>
               </w:rPr>
               <w:t>src/config/app.config.ts</w:t>
             </w:r>
             <w:r>
               <w:rPr>
-                <w:rFonts w:ascii="Arial" w:hAnsi="Arial" w:eastAsia="Arial"/>
+                <w:rFonts w:ascii="Arial" w:hAnsi="Arial" w:eastAsia="Arial" w:cs="Tahoma"/>
                 <w:sz w:val="18"/>
               </w:rPr>
               <w:t xml:space="preserve"> — โปรเจกต์นี้ไม่ใช้ </w:t>
             </w:r>
             <w:r>
               <w:rPr>
-                <w:rFonts w:ascii="Courier New" w:hAnsi="Courier New" w:eastAsia="Arial"/>
+                <w:rFonts w:ascii="Courier New" w:hAnsi="Courier New" w:eastAsia="Courier New" w:cs="Tahoma"/>
                 <w:sz w:val="18"/>
               </w:rPr>
               <w:t>registerAs</w:t>
             </w:r>
             <w:r>
               <w:rPr>
-                <w:rFonts w:ascii="Arial" w:hAnsi="Arial" w:eastAsia="Arial"/>
+                <w:rFonts w:ascii="Arial" w:hAnsi="Arial" w:eastAsia="Arial" w:cs="Tahoma"/>
                 <w:sz w:val="18"/>
               </w:rPr>
               <w:t>) — cron และพารามิเตอร์ทั้ง 5 ตัวของ Job 8b อ่านจาก env/config file (ไม่มีตาราง job_configs)</w:t>
@@ -5771,13 +5898,13 @@
             </w:pPr>
             <w:r>
               <w:rPr>
-                <w:rFonts w:ascii="Arial" w:hAnsi="Arial" w:eastAsia="Arial"/>
-                <w:sz w:val="18"/>
-              </w:rPr>
-            </w:r>
-            <w:r>
-              <w:rPr>
-                <w:rFonts w:ascii="Arial" w:hAnsi="Arial" w:eastAsia="Arial"/>
+                <w:rFonts w:ascii="Arial" w:hAnsi="Arial" w:eastAsia="Arial" w:cs="Tahoma"/>
+                <w:sz w:val="18"/>
+              </w:rPr>
+            </w:r>
+            <w:r>
+              <w:rPr>
+                <w:rFonts w:ascii="Arial" w:hAnsi="Arial" w:eastAsia="Arial" w:cs="Tahoma"/>
                 <w:sz w:val="18"/>
               </w:rPr>
               <w:t>src/batch/sbpgi/job-8b-start-internal-workflow/job-8b-start-internal-workflow.module.ts</w:t>
@@ -5796,20 +5923,20 @@
             </w:pPr>
             <w:r>
               <w:rPr>
-                <w:rFonts w:ascii="Arial" w:hAnsi="Arial" w:eastAsia="Arial"/>
-                <w:sz w:val="18"/>
-              </w:rPr>
-            </w:r>
-            <w:r>
-              <w:rPr>
-                <w:rFonts w:ascii="Arial" w:hAnsi="Arial" w:eastAsia="Arial"/>
+                <w:rFonts w:ascii="Arial" w:hAnsi="Arial" w:eastAsia="Arial" w:cs="Tahoma"/>
+                <w:sz w:val="18"/>
+              </w:rPr>
+            </w:r>
+            <w:r>
+              <w:rPr>
+                <w:rFonts w:ascii="Arial" w:hAnsi="Arial" w:eastAsia="Arial" w:cs="Tahoma"/>
                 <w:sz w:val="18"/>
               </w:rPr>
               <w:t xml:space="preserve">NestJS module ผูก job + service + repository provider (factory token string) เข้ากับ </w:t>
             </w:r>
             <w:r>
               <w:rPr>
-                <w:rFonts w:ascii="Courier New" w:hAnsi="Courier New" w:eastAsia="Arial"/>
+                <w:rFonts w:ascii="Courier New" w:hAnsi="Courier New" w:eastAsia="Courier New" w:cs="Tahoma"/>
                 <w:sz w:val="18"/>
               </w:rPr>
               <w:t>DatabaseModule</w:t>
@@ -5833,13 +5960,13 @@
             </w:pPr>
             <w:r>
               <w:rPr>
-                <w:rFonts w:ascii="Arial" w:hAnsi="Arial" w:eastAsia="Arial"/>
-                <w:sz w:val="18"/>
-              </w:rPr>
-            </w:r>
-            <w:r>
-              <w:rPr>
-                <w:rFonts w:ascii="Arial" w:hAnsi="Arial" w:eastAsia="Arial"/>
+                <w:rFonts w:ascii="Arial" w:hAnsi="Arial" w:eastAsia="Arial" w:cs="Tahoma"/>
+                <w:sz w:val="18"/>
+              </w:rPr>
+            </w:r>
+            <w:r>
+              <w:rPr>
+                <w:rFonts w:ascii="Arial" w:hAnsi="Arial" w:eastAsia="Arial" w:cs="Tahoma"/>
                 <w:sz w:val="18"/>
               </w:rPr>
               <w:t>src/batch/runner.ts</w:t>
@@ -5858,13 +5985,13 @@
             </w:pPr>
             <w:r>
               <w:rPr>
-                <w:rFonts w:ascii="Arial" w:hAnsi="Arial" w:eastAsia="Arial"/>
-                <w:sz w:val="18"/>
-              </w:rPr>
-            </w:r>
-            <w:r>
-              <w:rPr>
-                <w:rFonts w:ascii="Arial" w:hAnsi="Arial" w:eastAsia="Arial"/>
+                <w:rFonts w:ascii="Arial" w:hAnsi="Arial" w:eastAsia="Arial" w:cs="Tahoma"/>
+                <w:sz w:val="18"/>
+              </w:rPr>
+            </w:r>
+            <w:r>
+              <w:rPr>
+                <w:rFonts w:ascii="Arial" w:hAnsi="Arial" w:eastAsia="Arial" w:cs="Tahoma"/>
                 <w:sz w:val="18"/>
               </w:rPr>
               <w:t>ตัวรันกลาง: resolve job ตาม jobNo, กันรันซ้อนด้วย advisory lock, จับ error → แจ้งเตือน, เขียน structured log สรุป (ใช้ร่วมทั้ง 11 job)</w:t>
@@ -5888,13 +6015,13 @@
             </w:pPr>
             <w:r>
               <w:rPr>
-                <w:rFonts w:ascii="Arial" w:hAnsi="Arial" w:eastAsia="Arial"/>
-                <w:sz w:val="18"/>
-              </w:rPr>
-            </w:r>
-            <w:r>
-              <w:rPr>
-                <w:rFonts w:ascii="Arial" w:hAnsi="Arial" w:eastAsia="Arial"/>
+                <w:rFonts w:ascii="Arial" w:hAnsi="Arial" w:eastAsia="Arial" w:cs="Tahoma"/>
+                <w:sz w:val="18"/>
+              </w:rPr>
+            </w:r>
+            <w:r>
+              <w:rPr>
+                <w:rFonts w:ascii="Arial" w:hAnsi="Arial" w:eastAsia="Arial" w:cs="Tahoma"/>
                 <w:sz w:val="18"/>
               </w:rPr>
               <w:t>src/batch/scheduler.ts</w:t>
@@ -5913,41 +6040,41 @@
             </w:pPr>
             <w:r>
               <w:rPr>
-                <w:rFonts w:ascii="Arial" w:hAnsi="Arial" w:eastAsia="Arial"/>
-                <w:sz w:val="18"/>
-              </w:rPr>
-            </w:r>
-            <w:r>
-              <w:rPr>
-                <w:rFonts w:ascii="Arial" w:hAnsi="Arial" w:eastAsia="Arial"/>
+                <w:rFonts w:ascii="Arial" w:hAnsi="Arial" w:eastAsia="Arial" w:cs="Tahoma"/>
+                <w:sz w:val="18"/>
+              </w:rPr>
+            </w:r>
+            <w:r>
+              <w:rPr>
+                <w:rFonts w:ascii="Arial" w:hAnsi="Arial" w:eastAsia="Arial" w:cs="Tahoma"/>
                 <w:sz w:val="18"/>
               </w:rPr>
               <w:t>ลงทะเบียน cron จาก config (</w:t>
             </w:r>
             <w:r>
               <w:rPr>
-                <w:rFonts w:ascii="Courier New" w:hAnsi="Courier New" w:eastAsia="Arial"/>
+                <w:rFonts w:ascii="Courier New" w:hAnsi="Courier New" w:eastAsia="Courier New" w:cs="Tahoma"/>
                 <w:sz w:val="18"/>
               </w:rPr>
               <w:t>SBPGI_JOB8B_CRON</w:t>
             </w:r>
             <w:r>
               <w:rPr>
-                <w:rFonts w:ascii="Arial" w:hAnsi="Arial" w:eastAsia="Arial"/>
+                <w:rFonts w:ascii="Arial" w:hAnsi="Arial" w:eastAsia="Arial" w:cs="Tahoma"/>
                 <w:sz w:val="18"/>
               </w:rPr>
               <w:t xml:space="preserve"> = </w:t>
             </w:r>
             <w:r>
               <w:rPr>
-                <w:rFonts w:ascii="Courier New" w:hAnsi="Courier New" w:eastAsia="Arial"/>
+                <w:rFonts w:ascii="Courier New" w:hAnsi="Courier New" w:eastAsia="Courier New" w:cs="Tahoma"/>
                 <w:sz w:val="18"/>
               </w:rPr>
               <w:t>after-job-8</w:t>
             </w:r>
             <w:r>
               <w:rPr>
-                <w:rFonts w:ascii="Arial" w:hAnsi="Arial" w:eastAsia="Arial"/>
+                <w:rFonts w:ascii="Arial" w:hAnsi="Arial" w:eastAsia="Arial" w:cs="Tahoma"/>
                 <w:sz w:val="18"/>
               </w:rPr>
               <w:t>) และรองรับสั่งรันนอกรอบผ่าน CLI/runbook</w:t>
@@ -5971,13 +6098,13 @@
             </w:pPr>
             <w:r>
               <w:rPr>
-                <w:rFonts w:ascii="Arial" w:hAnsi="Arial" w:eastAsia="Arial"/>
-                <w:sz w:val="18"/>
-              </w:rPr>
-            </w:r>
-            <w:r>
-              <w:rPr>
-                <w:rFonts w:ascii="Arial" w:hAnsi="Arial" w:eastAsia="Arial"/>
+                <w:rFonts w:ascii="Arial" w:hAnsi="Arial" w:eastAsia="Arial" w:cs="Tahoma"/>
+                <w:sz w:val="18"/>
+              </w:rPr>
+            </w:r>
+            <w:r>
+              <w:rPr>
+                <w:rFonts w:ascii="Arial" w:hAnsi="Arial" w:eastAsia="Arial" w:cs="Tahoma"/>
                 <w:sz w:val="18"/>
               </w:rPr>
               <w:t>src/batch/job-failure.notifier.ts</w:t>
@@ -5996,55 +6123,55 @@
             </w:pPr>
             <w:r>
               <w:rPr>
-                <w:rFonts w:ascii="Arial" w:hAnsi="Arial" w:eastAsia="Arial"/>
-                <w:sz w:val="18"/>
-              </w:rPr>
-            </w:r>
-            <w:r>
-              <w:rPr>
-                <w:rFonts w:ascii="Arial" w:hAnsi="Arial" w:eastAsia="Arial"/>
+                <w:rFonts w:ascii="Arial" w:hAnsi="Arial" w:eastAsia="Arial" w:cs="Tahoma"/>
+                <w:sz w:val="18"/>
+              </w:rPr>
+            </w:r>
+            <w:r>
+              <w:rPr>
+                <w:rFonts w:ascii="Arial" w:hAnsi="Arial" w:eastAsia="Arial" w:cs="Tahoma"/>
                 <w:sz w:val="18"/>
               </w:rPr>
               <w:t xml:space="preserve">ส่งอีเมลแจ้งผู้ดูแลเมื่อ job ล้มเหลว ผ่าน </w:t>
             </w:r>
             <w:r>
               <w:rPr>
-                <w:rFonts w:ascii="Courier New" w:hAnsi="Courier New" w:eastAsia="Arial"/>
+                <w:rFonts w:ascii="Courier New" w:hAnsi="Courier New" w:eastAsia="Courier New" w:cs="Tahoma"/>
                 <w:sz w:val="18"/>
               </w:rPr>
               <w:t>EmailLibService</w:t>
             </w:r>
             <w:r>
               <w:rPr>
-                <w:rFonts w:ascii="Arial" w:hAnsi="Arial" w:eastAsia="Arial"/>
+                <w:rFonts w:ascii="Arial" w:hAnsi="Arial" w:eastAsia="Arial" w:cs="Tahoma"/>
                 <w:sz w:val="18"/>
               </w:rPr>
               <w:t xml:space="preserve"> ของ </w:t>
             </w:r>
             <w:r>
               <w:rPr>
-                <w:rFonts w:ascii="Courier New" w:hAnsi="Courier New" w:eastAsia="Arial"/>
+                <w:rFonts w:ascii="Courier New" w:hAnsi="Courier New" w:eastAsia="Courier New" w:cs="Tahoma"/>
                 <w:sz w:val="18"/>
               </w:rPr>
               <w:t>@gosoft-sbp/email-lib</w:t>
             </w:r>
             <w:r>
               <w:rPr>
-                <w:rFonts w:ascii="Arial" w:hAnsi="Arial" w:eastAsia="Arial"/>
+                <w:rFonts w:ascii="Arial" w:hAnsi="Arial" w:eastAsia="Arial" w:cs="Tahoma"/>
                 <w:sz w:val="18"/>
               </w:rPr>
               <w:t xml:space="preserve"> (log ลง </w:t>
             </w:r>
             <w:r>
               <w:rPr>
-                <w:rFonts w:ascii="Courier New" w:hAnsi="Courier New" w:eastAsia="Arial"/>
+                <w:rFonts w:ascii="Courier New" w:hAnsi="Courier New" w:eastAsia="Courier New" w:cs="Tahoma"/>
                 <w:sz w:val="18"/>
               </w:rPr>
               <w:t>email_sent</w:t>
             </w:r>
             <w:r>
               <w:rPr>
-                <w:rFonts w:ascii="Arial" w:hAnsi="Arial" w:eastAsia="Arial"/>
+                <w:rFonts w:ascii="Arial" w:hAnsi="Arial" w:eastAsia="Arial" w:cs="Tahoma"/>
                 <w:sz w:val="18"/>
               </w:rPr>
               <w:t xml:space="preserve"> ให้อัตโนมัติ)</w:t>
@@ -6074,7 +6201,7 @@
       </w:r>
       <w:r>
         <w:rPr>
-          <w:rFonts w:ascii="Courier New" w:hAnsi="Courier New"/>
+          <w:rFonts w:ascii="Courier New" w:hAnsi="Courier New" w:eastAsia="Courier New" w:cs="Tahoma"/>
         </w:rPr>
         <w:t>after-job-8</w:t>
       </w:r>
@@ -6083,7 +6210,7 @@
       </w:r>
       <w:r>
         <w:rPr>
-          <w:rFonts w:ascii="Courier New" w:hAnsi="Courier New"/>
+          <w:rFonts w:ascii="Courier New" w:hAnsi="Courier New" w:eastAsia="Courier New" w:cs="Tahoma"/>
         </w:rPr>
         <w:t>SBPGI_JOB8B_CRON</w:t>
       </w:r>
@@ -6092,7 +6219,7 @@
       </w:r>
       <w:r>
         <w:rPr>
-          <w:rFonts w:ascii="Courier New" w:hAnsi="Courier New"/>
+          <w:rFonts w:ascii="Courier New" w:hAnsi="Courier New" w:eastAsia="Courier New" w:cs="Tahoma"/>
         </w:rPr>
         <w:t>scheduler.ts</w:t>
       </w:r>
@@ -6101,7 +6228,7 @@
       </w:r>
       <w:r>
         <w:rPr>
-          <w:rFonts w:ascii="Courier New" w:hAnsi="Courier New"/>
+          <w:rFonts w:ascii="Courier New" w:hAnsi="Courier New" w:eastAsia="Courier New" w:cs="Tahoma"/>
         </w:rPr>
         <w:t>enabled=false</w:t>
       </w:r>
@@ -6116,7 +6243,7 @@
       </w:pPr>
       <w:r>
         <w:rPr>
-          <w:rFonts w:ascii="Courier New" w:hAnsi="Courier New"/>
+          <w:rFonts w:ascii="Courier New" w:hAnsi="Courier New" w:eastAsia="Courier New" w:cs="Tahoma"/>
           <w:sz w:val="16"/>
         </w:rPr>
         <w:t>// src/batch/sbpgi/job-8b-start-internal-workflow/job-8b-start-internal-workflow.config.ts</w:t>
@@ -6232,7 +6359,7 @@
       </w:r>
       <w:r>
         <w:rPr>
-          <w:rFonts w:ascii="Courier New" w:hAnsi="Courier New"/>
+          <w:rFonts w:ascii="Courier New" w:hAnsi="Courier New" w:eastAsia="Courier New" w:cs="Tahoma"/>
         </w:rPr>
         <w:t>JobRunContext</w:t>
       </w:r>
@@ -6241,7 +6368,7 @@
       </w:r>
       <w:r>
         <w:rPr>
-          <w:rFonts w:ascii="Courier New" w:hAnsi="Courier New"/>
+          <w:rFonts w:ascii="Courier New" w:hAnsi="Courier New" w:eastAsia="Courier New" w:cs="Tahoma"/>
         </w:rPr>
         <w:t>JobRunResult</w:t>
       </w:r>
@@ -6250,7 +6377,7 @@
       </w:r>
       <w:r>
         <w:rPr>
-          <w:rFonts w:ascii="Courier New" w:hAnsi="Courier New"/>
+          <w:rFonts w:ascii="Courier New" w:hAnsi="Courier New" w:eastAsia="Courier New" w:cs="Tahoma"/>
         </w:rPr>
         <w:t>JobState</w:t>
       </w:r>
@@ -6259,7 +6386,7 @@
       </w:r>
       <w:r>
         <w:rPr>
-          <w:rFonts w:ascii="Courier New" w:hAnsi="Courier New"/>
+          <w:rFonts w:ascii="Courier New" w:hAnsi="Courier New" w:eastAsia="Courier New" w:cs="Tahoma"/>
         </w:rPr>
         <w:t>JobFailedError</w:t>
       </w:r>
@@ -6268,7 +6395,7 @@
       </w:r>
       <w:r>
         <w:rPr>
-          <w:rFonts w:ascii="Courier New" w:hAnsi="Courier New"/>
+          <w:rFonts w:ascii="Courier New" w:hAnsi="Courier New" w:eastAsia="Courier New" w:cs="Tahoma"/>
         </w:rPr>
         <w:t>src/batch/runner.ts</w:t>
       </w:r>
@@ -6283,7 +6410,7 @@
       </w:pPr>
       <w:r>
         <w:rPr>
-          <w:rFonts w:ascii="Courier New" w:hAnsi="Courier New"/>
+          <w:rFonts w:ascii="Courier New" w:hAnsi="Courier New" w:eastAsia="Courier New" w:cs="Tahoma"/>
           <w:sz w:val="16"/>
         </w:rPr>
         <w:t>// src/batch/runner.ts — สัญญากลางของทุก job (ประกาศครั้งเดียว ใช้ร่วมทั้ง 11 ฉบับ)</w:t>
@@ -6359,7 +6486,7 @@
       </w:pPr>
       <w:r>
         <w:rPr>
-          <w:rFonts w:ascii="Courier New" w:hAnsi="Courier New"/>
+          <w:rFonts w:ascii="Courier New" w:hAnsi="Courier New" w:eastAsia="Courier New" w:cs="Tahoma"/>
           <w:sz w:val="16"/>
         </w:rPr>
         <w:t>// StartInternalWorkflowService — method ที่ job class เรียก (1 method ต่อ 1 ขั้นในตารางด้านบน)</w:t>
@@ -6423,7 +6550,7 @@
         <w:t xml:space="preserve">  }</w:t>
         <w:br/>
         <w:br/>
-        <w:t xml:space="preserve">  // เรียก initialize + add-prepared-approver ของ @srm/glb-workflow (state 06)</w:t>
+        <w:t xml:space="preserve">  // เรียก initializeWorkflow + addPreApprover ของ @srm/glb-workflow (state 06)</w:t>
         <w:br/>
         <w:t xml:space="preserve">  async step06Insert(state: JobState, manager?: EntityManager): Promise&lt;void&gt; {</w:t>
         <w:br/>
@@ -6473,7 +6600,7 @@
       </w:r>
       <w:r>
         <w:rPr>
-          <w:rFonts w:ascii="Courier New" w:hAnsi="Courier New"/>
+          <w:rFonts w:ascii="Courier New" w:hAnsi="Courier New" w:eastAsia="Courier New" w:cs="Tahoma"/>
         </w:rPr>
         <w:t>run()</w:t>
       </w:r>
@@ -6513,7 +6640,7 @@
             <w:r/>
             <w:r>
               <w:rPr>
-                <w:rFonts w:ascii="Arial" w:hAnsi="Arial" w:eastAsia="Arial"/>
+                <w:rFonts w:ascii="Arial" w:hAnsi="Arial" w:eastAsia="Arial" w:cs="Tahoma"/>
                 <w:b/>
                 <w:sz w:val="18"/>
               </w:rPr>
@@ -6535,7 +6662,7 @@
             <w:r/>
             <w:r>
               <w:rPr>
-                <w:rFonts w:ascii="Arial" w:hAnsi="Arial" w:eastAsia="Arial"/>
+                <w:rFonts w:ascii="Arial" w:hAnsi="Arial" w:eastAsia="Arial" w:cs="Tahoma"/>
                 <w:b/>
                 <w:sz w:val="18"/>
               </w:rPr>
@@ -6557,7 +6684,7 @@
             <w:r/>
             <w:r>
               <w:rPr>
-                <w:rFonts w:ascii="Arial" w:hAnsi="Arial" w:eastAsia="Arial"/>
+                <w:rFonts w:ascii="Arial" w:hAnsi="Arial" w:eastAsia="Arial" w:cs="Tahoma"/>
                 <w:b/>
                 <w:sz w:val="18"/>
               </w:rPr>
@@ -6579,7 +6706,7 @@
             <w:r/>
             <w:r>
               <w:rPr>
-                <w:rFonts w:ascii="Arial" w:hAnsi="Arial" w:eastAsia="Arial"/>
+                <w:rFonts w:ascii="Arial" w:hAnsi="Arial" w:eastAsia="Arial" w:cs="Tahoma"/>
                 <w:b/>
                 <w:sz w:val="18"/>
               </w:rPr>
@@ -6601,7 +6728,7 @@
             <w:r/>
             <w:r>
               <w:rPr>
-                <w:rFonts w:ascii="Arial" w:hAnsi="Arial" w:eastAsia="Arial"/>
+                <w:rFonts w:ascii="Arial" w:hAnsi="Arial" w:eastAsia="Arial" w:cs="Tahoma"/>
                 <w:b/>
                 <w:sz w:val="18"/>
               </w:rPr>
@@ -6626,13 +6753,13 @@
             </w:pPr>
             <w:r>
               <w:rPr>
-                <w:rFonts w:ascii="Arial" w:hAnsi="Arial" w:eastAsia="Arial"/>
-                <w:sz w:val="18"/>
-              </w:rPr>
-            </w:r>
-            <w:r>
-              <w:rPr>
-                <w:rFonts w:ascii="Arial" w:hAnsi="Arial" w:eastAsia="Arial"/>
+                <w:rFonts w:ascii="Arial" w:hAnsi="Arial" w:eastAsia="Arial" w:cs="Tahoma"/>
+                <w:sz w:val="18"/>
+              </w:rPr>
+            </w:r>
+            <w:r>
+              <w:rPr>
+                <w:rFonts w:ascii="Arial" w:hAnsi="Arial" w:eastAsia="Arial" w:cs="Tahoma"/>
                 <w:sz w:val="18"/>
               </w:rPr>
               <w:t>1</w:t>
@@ -6651,13 +6778,13 @@
             </w:pPr>
             <w:r>
               <w:rPr>
-                <w:rFonts w:ascii="Arial" w:hAnsi="Arial" w:eastAsia="Arial"/>
-                <w:sz w:val="18"/>
-              </w:rPr>
-            </w:r>
-            <w:r>
-              <w:rPr>
-                <w:rFonts w:ascii="Arial" w:hAnsi="Arial" w:eastAsia="Arial"/>
+                <w:rFonts w:ascii="Arial" w:hAnsi="Arial" w:eastAsia="Arial" w:cs="Tahoma"/>
+                <w:sz w:val="18"/>
+              </w:rPr>
+            </w:r>
+            <w:r>
+              <w:rPr>
+                <w:rFonts w:ascii="Arial" w:hAnsi="Arial" w:eastAsia="Arial" w:cs="Tahoma"/>
                 <w:sz w:val="18"/>
               </w:rPr>
               <w:t>start</w:t>
@@ -6676,13 +6803,13 @@
             </w:pPr>
             <w:r>
               <w:rPr>
-                <w:rFonts w:ascii="Arial" w:hAnsi="Arial" w:eastAsia="Arial"/>
-                <w:sz w:val="18"/>
-              </w:rPr>
-            </w:r>
-            <w:r>
-              <w:rPr>
-                <w:rFonts w:ascii="Arial" w:hAnsi="Arial" w:eastAsia="Arial"/>
+                <w:rFonts w:ascii="Arial" w:hAnsi="Arial" w:eastAsia="Arial" w:cs="Tahoma"/>
+                <w:sz w:val="18"/>
+              </w:rPr>
+            </w:r>
+            <w:r>
+              <w:rPr>
+                <w:rFonts w:ascii="Arial" w:hAnsi="Arial" w:eastAsia="Arial" w:cs="Tahoma"/>
                 <w:sz w:val="18"/>
               </w:rPr>
               <w:t>เริ่ม</w:t>
@@ -6701,13 +6828,13 @@
             </w:pPr>
             <w:r>
               <w:rPr>
-                <w:rFonts w:ascii="Arial" w:hAnsi="Arial" w:eastAsia="Arial"/>
-                <w:sz w:val="18"/>
-              </w:rPr>
-            </w:r>
-            <w:r>
-              <w:rPr>
-                <w:rFonts w:ascii="Arial" w:hAnsi="Arial" w:eastAsia="Arial"/>
+                <w:rFonts w:ascii="Arial" w:hAnsi="Arial" w:eastAsia="Arial" w:cs="Tahoma"/>
+                <w:sz w:val="18"/>
+              </w:rPr>
+            </w:r>
+            <w:r>
+              <w:rPr>
+                <w:rFonts w:ascii="Arial" w:hAnsi="Arial" w:eastAsia="Arial" w:cs="Tahoma"/>
                 <w:sz w:val="18"/>
               </w:rPr>
               <w:t>createState()</w:t>
@@ -6726,13 +6853,13 @@
             </w:pPr>
             <w:r>
               <w:rPr>
-                <w:rFonts w:ascii="Arial" w:hAnsi="Arial" w:eastAsia="Arial"/>
-                <w:sz w:val="18"/>
-              </w:rPr>
-            </w:r>
-            <w:r>
-              <w:rPr>
-                <w:rFonts w:ascii="Arial" w:hAnsi="Arial" w:eastAsia="Arial"/>
+                <w:rFonts w:ascii="Arial" w:hAnsi="Arial" w:eastAsia="Arial" w:cs="Tahoma"/>
+                <w:sz w:val="18"/>
+              </w:rPr>
+            </w:r>
+            <w:r>
+              <w:rPr>
+                <w:rFonts w:ascii="Arial" w:hAnsi="Arial" w:eastAsia="Arial" w:cs="Tahoma"/>
                 <w:sz w:val="18"/>
               </w:rPr>
               <w:t>-</w:t>
@@ -6756,13 +6883,13 @@
             </w:pPr>
             <w:r>
               <w:rPr>
-                <w:rFonts w:ascii="Arial" w:hAnsi="Arial" w:eastAsia="Arial"/>
-                <w:sz w:val="18"/>
-              </w:rPr>
-            </w:r>
-            <w:r>
-              <w:rPr>
-                <w:rFonts w:ascii="Arial" w:hAnsi="Arial" w:eastAsia="Arial"/>
+                <w:rFonts w:ascii="Arial" w:hAnsi="Arial" w:eastAsia="Arial" w:cs="Tahoma"/>
+                <w:sz w:val="18"/>
+              </w:rPr>
+            </w:r>
+            <w:r>
+              <w:rPr>
+                <w:rFonts w:ascii="Arial" w:hAnsi="Arial" w:eastAsia="Arial" w:cs="Tahoma"/>
                 <w:sz w:val="18"/>
               </w:rPr>
               <w:t>2</w:t>
@@ -6781,13 +6908,13 @@
             </w:pPr>
             <w:r>
               <w:rPr>
-                <w:rFonts w:ascii="Arial" w:hAnsi="Arial" w:eastAsia="Arial"/>
-                <w:sz w:val="18"/>
-              </w:rPr>
-            </w:r>
-            <w:r>
-              <w:rPr>
-                <w:rFonts w:ascii="Arial" w:hAnsi="Arial" w:eastAsia="Arial"/>
+                <w:rFonts w:ascii="Arial" w:hAnsi="Arial" w:eastAsia="Arial" w:cs="Tahoma"/>
+                <w:sz w:val="18"/>
+              </w:rPr>
+            </w:r>
+            <w:r>
+              <w:rPr>
+                <w:rFonts w:ascii="Arial" w:hAnsi="Arial" w:eastAsia="Arial" w:cs="Tahoma"/>
                 <w:sz w:val="18"/>
               </w:rPr>
               <w:t>process</w:t>
@@ -6806,13 +6933,13 @@
             </w:pPr>
             <w:r>
               <w:rPr>
-                <w:rFonts w:ascii="Arial" w:hAnsi="Arial" w:eastAsia="Arial"/>
-                <w:sz w:val="18"/>
-              </w:rPr>
-            </w:r>
-            <w:r>
-              <w:rPr>
-                <w:rFonts w:ascii="Arial" w:hAnsi="Arial" w:eastAsia="Arial"/>
+                <w:rFonts w:ascii="Arial" w:hAnsi="Arial" w:eastAsia="Arial" w:cs="Tahoma"/>
+                <w:sz w:val="18"/>
+              </w:rPr>
+            </w:r>
+            <w:r>
+              <w:rPr>
+                <w:rFonts w:ascii="Arial" w:hAnsi="Arial" w:eastAsia="Arial" w:cs="Tahoma"/>
                 <w:sz w:val="18"/>
               </w:rPr>
               <w:t>อ่าน candidate ที่มี compensation_documents แล้วและ workflow_generation_status=W</w:t>
@@ -6831,13 +6958,13 @@
             </w:pPr>
             <w:r>
               <w:rPr>
-                <w:rFonts w:ascii="Arial" w:hAnsi="Arial" w:eastAsia="Arial"/>
-                <w:sz w:val="18"/>
-              </w:rPr>
-            </w:r>
-            <w:r>
-              <w:rPr>
-                <w:rFonts w:ascii="Arial" w:hAnsi="Arial" w:eastAsia="Arial"/>
+                <w:rFonts w:ascii="Arial" w:hAnsi="Arial" w:eastAsia="Arial" w:cs="Tahoma"/>
+                <w:sz w:val="18"/>
+              </w:rPr>
+            </w:r>
+            <w:r>
+              <w:rPr>
+                <w:rFonts w:ascii="Arial" w:hAnsi="Arial" w:eastAsia="Arial" w:cs="Tahoma"/>
                 <w:sz w:val="18"/>
               </w:rPr>
               <w:t>step02Read()</w:t>
@@ -6856,13 +6983,13 @@
             </w:pPr>
             <w:r>
               <w:rPr>
-                <w:rFonts w:ascii="Arial" w:hAnsi="Arial" w:eastAsia="Arial"/>
-                <w:sz w:val="18"/>
-              </w:rPr>
-            </w:r>
-            <w:r>
-              <w:rPr>
-                <w:rFonts w:ascii="Arial" w:hAnsi="Arial" w:eastAsia="Arial"/>
+                <w:rFonts w:ascii="Arial" w:hAnsi="Arial" w:eastAsia="Arial" w:cs="Tahoma"/>
+                <w:sz w:val="18"/>
+              </w:rPr>
+            </w:r>
+            <w:r>
+              <w:rPr>
+                <w:rFonts w:ascii="Arial" w:hAnsi="Arial" w:eastAsia="Arial" w:cs="Tahoma"/>
                 <w:sz w:val="18"/>
               </w:rPr>
               <w:t>throw JobFailedError เมื่อทำไม่สำเร็จ</w:t>
@@ -6886,13 +7013,13 @@
             </w:pPr>
             <w:r>
               <w:rPr>
-                <w:rFonts w:ascii="Arial" w:hAnsi="Arial" w:eastAsia="Arial"/>
-                <w:sz w:val="18"/>
-              </w:rPr>
-            </w:r>
-            <w:r>
-              <w:rPr>
-                <w:rFonts w:ascii="Arial" w:hAnsi="Arial" w:eastAsia="Arial"/>
+                <w:rFonts w:ascii="Arial" w:hAnsi="Arial" w:eastAsia="Arial" w:cs="Tahoma"/>
+                <w:sz w:val="18"/>
+              </w:rPr>
+            </w:r>
+            <w:r>
+              <w:rPr>
+                <w:rFonts w:ascii="Arial" w:hAnsi="Arial" w:eastAsia="Arial" w:cs="Tahoma"/>
                 <w:sz w:val="18"/>
               </w:rPr>
               <w:t>3</w:t>
@@ -6911,13 +7038,13 @@
             </w:pPr>
             <w:r>
               <w:rPr>
-                <w:rFonts w:ascii="Arial" w:hAnsi="Arial" w:eastAsia="Arial"/>
-                <w:sz w:val="18"/>
-              </w:rPr>
-            </w:r>
-            <w:r>
-              <w:rPr>
-                <w:rFonts w:ascii="Arial" w:hAnsi="Arial" w:eastAsia="Arial"/>
+                <w:rFonts w:ascii="Arial" w:hAnsi="Arial" w:eastAsia="Arial" w:cs="Tahoma"/>
+                <w:sz w:val="18"/>
+              </w:rPr>
+            </w:r>
+            <w:r>
+              <w:rPr>
+                <w:rFonts w:ascii="Arial" w:hAnsi="Arial" w:eastAsia="Arial" w:cs="Tahoma"/>
                 <w:sz w:val="18"/>
               </w:rPr>
               <w:t>decision</w:t>
@@ -6936,13 +7063,13 @@
             </w:pPr>
             <w:r>
               <w:rPr>
-                <w:rFonts w:ascii="Arial" w:hAnsi="Arial" w:eastAsia="Arial"/>
-                <w:sz w:val="18"/>
-              </w:rPr>
-            </w:r>
-            <w:r>
-              <w:rPr>
-                <w:rFonts w:ascii="Arial" w:hAnsi="Arial" w:eastAsia="Arial"/>
+                <w:rFonts w:ascii="Arial" w:hAnsi="Arial" w:eastAsia="Arial" w:cs="Tahoma"/>
+                <w:sz w:val="18"/>
+              </w:rPr>
+            </w:r>
+            <w:r>
+              <w:rPr>
+                <w:rFonts w:ascii="Arial" w:hAnsi="Arial" w:eastAsia="Arial" w:cs="Tahoma"/>
                 <w:sz w:val="18"/>
               </w:rPr>
               <w:t>พบเงื่อนไขไม่ผ่านถาวร?</w:t>
@@ -6961,13 +7088,13 @@
             </w:pPr>
             <w:r>
               <w:rPr>
-                <w:rFonts w:ascii="Arial" w:hAnsi="Arial" w:eastAsia="Arial"/>
-                <w:sz w:val="18"/>
-              </w:rPr>
-            </w:r>
-            <w:r>
-              <w:rPr>
-                <w:rFonts w:ascii="Arial" w:hAnsi="Arial" w:eastAsia="Arial"/>
+                <w:rFonts w:ascii="Arial" w:hAnsi="Arial" w:eastAsia="Arial" w:cs="Tahoma"/>
+                <w:sz w:val="18"/>
+              </w:rPr>
+            </w:r>
+            <w:r>
+              <w:rPr>
+                <w:rFonts w:ascii="Arial" w:hAnsi="Arial" w:eastAsia="Arial" w:cs="Tahoma"/>
                 <w:sz w:val="18"/>
               </w:rPr>
               <w:t>check03Condition()</w:t>
@@ -6986,13 +7113,13 @@
             </w:pPr>
             <w:r>
               <w:rPr>
-                <w:rFonts w:ascii="Arial" w:hAnsi="Arial" w:eastAsia="Arial"/>
-                <w:sz w:val="18"/>
-              </w:rPr>
-            </w:r>
-            <w:r>
-              <w:rPr>
-                <w:rFonts w:ascii="Arial" w:hAnsi="Arial" w:eastAsia="Arial"/>
+                <w:rFonts w:ascii="Arial" w:hAnsi="Arial" w:eastAsia="Arial" w:cs="Tahoma"/>
+                <w:sz w:val="18"/>
+              </w:rPr>
+            </w:r>
+            <w:r>
+              <w:rPr>
+                <w:rFonts w:ascii="Arial" w:hAnsi="Arial" w:eastAsia="Arial" w:cs="Tahoma"/>
                 <w:sz w:val="18"/>
               </w:rPr>
               <w:t>[branch] ไม่พบ - ตรวจความพร้อมของข้อมูลต่อ</w:t>
@@ -7016,13 +7143,13 @@
             </w:pPr>
             <w:r>
               <w:rPr>
-                <w:rFonts w:ascii="Arial" w:hAnsi="Arial" w:eastAsia="Arial"/>
-                <w:sz w:val="18"/>
-              </w:rPr>
-            </w:r>
-            <w:r>
-              <w:rPr>
-                <w:rFonts w:ascii="Arial" w:hAnsi="Arial" w:eastAsia="Arial"/>
+                <w:rFonts w:ascii="Arial" w:hAnsi="Arial" w:eastAsia="Arial" w:cs="Tahoma"/>
+                <w:sz w:val="18"/>
+              </w:rPr>
+            </w:r>
+            <w:r>
+              <w:rPr>
+                <w:rFonts w:ascii="Arial" w:hAnsi="Arial" w:eastAsia="Arial" w:cs="Tahoma"/>
                 <w:sz w:val="18"/>
               </w:rPr>
               <w:t>4</w:t>
@@ -7041,13 +7168,13 @@
             </w:pPr>
             <w:r>
               <w:rPr>
-                <w:rFonts w:ascii="Arial" w:hAnsi="Arial" w:eastAsia="Arial"/>
-                <w:sz w:val="18"/>
-              </w:rPr>
-            </w:r>
-            <w:r>
-              <w:rPr>
-                <w:rFonts w:ascii="Arial" w:hAnsi="Arial" w:eastAsia="Arial"/>
+                <w:rFonts w:ascii="Arial" w:hAnsi="Arial" w:eastAsia="Arial" w:cs="Tahoma"/>
+                <w:sz w:val="18"/>
+              </w:rPr>
+            </w:r>
+            <w:r>
+              <w:rPr>
+                <w:rFonts w:ascii="Arial" w:hAnsi="Arial" w:eastAsia="Arial" w:cs="Tahoma"/>
                 <w:sz w:val="18"/>
               </w:rPr>
               <w:t>decision</w:t>
@@ -7066,13 +7193,13 @@
             </w:pPr>
             <w:r>
               <w:rPr>
-                <w:rFonts w:ascii="Arial" w:hAnsi="Arial" w:eastAsia="Arial"/>
-                <w:sz w:val="18"/>
-              </w:rPr>
-            </w:r>
-            <w:r>
-              <w:rPr>
-                <w:rFonts w:ascii="Arial" w:hAnsi="Arial" w:eastAsia="Arial"/>
+                <w:rFonts w:ascii="Arial" w:hAnsi="Arial" w:eastAsia="Arial" w:cs="Tahoma"/>
+                <w:sz w:val="18"/>
+              </w:rPr>
+            </w:r>
+            <w:r>
+              <w:rPr>
+                <w:rFonts w:ascii="Arial" w:hAnsi="Arial" w:eastAsia="Arial" w:cs="Tahoma"/>
                 <w:sz w:val="18"/>
               </w:rPr>
               <w:t>ข้อมูล Gate พร้อมครบ?</w:t>
@@ -7091,13 +7218,13 @@
             </w:pPr>
             <w:r>
               <w:rPr>
-                <w:rFonts w:ascii="Arial" w:hAnsi="Arial" w:eastAsia="Arial"/>
-                <w:sz w:val="18"/>
-              </w:rPr>
-            </w:r>
-            <w:r>
-              <w:rPr>
-                <w:rFonts w:ascii="Arial" w:hAnsi="Arial" w:eastAsia="Arial"/>
+                <w:rFonts w:ascii="Arial" w:hAnsi="Arial" w:eastAsia="Arial" w:cs="Tahoma"/>
+                <w:sz w:val="18"/>
+              </w:rPr>
+            </w:r>
+            <w:r>
+              <w:rPr>
+                <w:rFonts w:ascii="Arial" w:hAnsi="Arial" w:eastAsia="Arial" w:cs="Tahoma"/>
                 <w:sz w:val="18"/>
               </w:rPr>
               <w:t>check04Condition()</w:t>
@@ -7116,13 +7243,13 @@
             </w:pPr>
             <w:r>
               <w:rPr>
-                <w:rFonts w:ascii="Arial" w:hAnsi="Arial" w:eastAsia="Arial"/>
-                <w:sz w:val="18"/>
-              </w:rPr>
-            </w:r>
-            <w:r>
-              <w:rPr>
-                <w:rFonts w:ascii="Arial" w:hAnsi="Arial" w:eastAsia="Arial"/>
+                <w:rFonts w:ascii="Arial" w:hAnsi="Arial" w:eastAsia="Arial" w:cs="Tahoma"/>
+                <w:sz w:val="18"/>
+              </w:rPr>
+            </w:r>
+            <w:r>
+              <w:rPr>
+                <w:rFonts w:ascii="Arial" w:hAnsi="Arial" w:eastAsia="Arial" w:cs="Tahoma"/>
                 <w:sz w:val="18"/>
               </w:rPr>
               <w:t>[branch] distance/juristic/growth เป็น NULL หรือ sales status ยังไม่พร้อม -&gt; คง W</w:t>
@@ -7146,13 +7273,13 @@
             </w:pPr>
             <w:r>
               <w:rPr>
-                <w:rFonts w:ascii="Arial" w:hAnsi="Arial" w:eastAsia="Arial"/>
-                <w:sz w:val="18"/>
-              </w:rPr>
-            </w:r>
-            <w:r>
-              <w:rPr>
-                <w:rFonts w:ascii="Arial" w:hAnsi="Arial" w:eastAsia="Arial"/>
+                <w:rFonts w:ascii="Arial" w:hAnsi="Arial" w:eastAsia="Arial" w:cs="Tahoma"/>
+                <w:sz w:val="18"/>
+              </w:rPr>
+            </w:r>
+            <w:r>
+              <w:rPr>
+                <w:rFonts w:ascii="Arial" w:hAnsi="Arial" w:eastAsia="Arial" w:cs="Tahoma"/>
                 <w:sz w:val="18"/>
               </w:rPr>
               <w:t>5</w:t>
@@ -7171,13 +7298,13 @@
             </w:pPr>
             <w:r>
               <w:rPr>
-                <w:rFonts w:ascii="Arial" w:hAnsi="Arial" w:eastAsia="Arial"/>
-                <w:sz w:val="18"/>
-              </w:rPr>
-            </w:r>
-            <w:r>
-              <w:rPr>
-                <w:rFonts w:ascii="Arial" w:hAnsi="Arial" w:eastAsia="Arial"/>
+                <w:rFonts w:ascii="Arial" w:hAnsi="Arial" w:eastAsia="Arial" w:cs="Tahoma"/>
+                <w:sz w:val="18"/>
+              </w:rPr>
+            </w:r>
+            <w:r>
+              <w:rPr>
+                <w:rFonts w:ascii="Arial" w:hAnsi="Arial" w:eastAsia="Arial" w:cs="Tahoma"/>
                 <w:sz w:val="18"/>
               </w:rPr>
               <w:t>io</w:t>
@@ -7196,13 +7323,13 @@
             </w:pPr>
             <w:r>
               <w:rPr>
-                <w:rFonts w:ascii="Arial" w:hAnsi="Arial" w:eastAsia="Arial"/>
-                <w:sz w:val="18"/>
-              </w:rPr>
-            </w:r>
-            <w:r>
-              <w:rPr>
-                <w:rFonts w:ascii="Arial" w:hAnsi="Arial" w:eastAsia="Arial"/>
+                <w:rFonts w:ascii="Arial" w:hAnsi="Arial" w:eastAsia="Arial" w:cs="Tahoma"/>
+                <w:sz w:val="18"/>
+              </w:rPr>
+            </w:r>
+            <w:r>
+              <w:rPr>
+                <w:rFonts w:ascii="Arial" w:hAnsi="Arial" w:eastAsia="Arial" w:cs="Tahoma"/>
                 <w:sz w:val="18"/>
               </w:rPr>
               <w:t>POST /api/v1/workflows/instances</w:t>
@@ -7221,13 +7348,13 @@
             </w:pPr>
             <w:r>
               <w:rPr>
-                <w:rFonts w:ascii="Arial" w:hAnsi="Arial" w:eastAsia="Arial"/>
-                <w:sz w:val="18"/>
-              </w:rPr>
-            </w:r>
-            <w:r>
-              <w:rPr>
-                <w:rFonts w:ascii="Arial" w:hAnsi="Arial" w:eastAsia="Arial"/>
+                <w:rFonts w:ascii="Arial" w:hAnsi="Arial" w:eastAsia="Arial" w:cs="Tahoma"/>
+                <w:sz w:val="18"/>
+              </w:rPr>
+            </w:r>
+            <w:r>
+              <w:rPr>
+                <w:rFonts w:ascii="Arial" w:hAnsi="Arial" w:eastAsia="Arial" w:cs="Tahoma"/>
                 <w:sz w:val="18"/>
               </w:rPr>
               <w:t>step05Workflow()</w:t>
@@ -7246,13 +7373,13 @@
             </w:pPr>
             <w:r>
               <w:rPr>
-                <w:rFonts w:ascii="Arial" w:hAnsi="Arial" w:eastAsia="Arial"/>
-                <w:sz w:val="18"/>
-              </w:rPr>
-            </w:r>
-            <w:r>
-              <w:rPr>
-                <w:rFonts w:ascii="Arial" w:hAnsi="Arial" w:eastAsia="Arial"/>
+                <w:rFonts w:ascii="Arial" w:hAnsi="Arial" w:eastAsia="Arial" w:cs="Tahoma"/>
+                <w:sz w:val="18"/>
+              </w:rPr>
+            </w:r>
+            <w:r>
+              <w:rPr>
+                <w:rFonts w:ascii="Arial" w:hAnsi="Arial" w:eastAsia="Arial" w:cs="Tahoma"/>
                 <w:sz w:val="18"/>
               </w:rPr>
               <w:t>throw JobFailedError เมื่อทำไม่สำเร็จ</w:t>
@@ -7276,13 +7403,13 @@
             </w:pPr>
             <w:r>
               <w:rPr>
-                <w:rFonts w:ascii="Arial" w:hAnsi="Arial" w:eastAsia="Arial"/>
-                <w:sz w:val="18"/>
-              </w:rPr>
-            </w:r>
-            <w:r>
-              <w:rPr>
-                <w:rFonts w:ascii="Arial" w:hAnsi="Arial" w:eastAsia="Arial"/>
+                <w:rFonts w:ascii="Arial" w:hAnsi="Arial" w:eastAsia="Arial" w:cs="Tahoma"/>
+                <w:sz w:val="18"/>
+              </w:rPr>
+            </w:r>
+            <w:r>
+              <w:rPr>
+                <w:rFonts w:ascii="Arial" w:hAnsi="Arial" w:eastAsia="Arial" w:cs="Tahoma"/>
                 <w:sz w:val="18"/>
               </w:rPr>
               <w:t>6</w:t>
@@ -7301,13 +7428,13 @@
             </w:pPr>
             <w:r>
               <w:rPr>
-                <w:rFonts w:ascii="Arial" w:hAnsi="Arial" w:eastAsia="Arial"/>
-                <w:sz w:val="18"/>
-              </w:rPr>
-            </w:r>
-            <w:r>
-              <w:rPr>
-                <w:rFonts w:ascii="Arial" w:hAnsi="Arial" w:eastAsia="Arial"/>
+                <w:rFonts w:ascii="Arial" w:hAnsi="Arial" w:eastAsia="Arial" w:cs="Tahoma"/>
+                <w:sz w:val="18"/>
+              </w:rPr>
+            </w:r>
+            <w:r>
+              <w:rPr>
+                <w:rFonts w:ascii="Arial" w:hAnsi="Arial" w:eastAsia="Arial" w:cs="Tahoma"/>
                 <w:sz w:val="18"/>
               </w:rPr>
               <w:t>process</w:t>
@@ -7326,16 +7453,16 @@
             </w:pPr>
             <w:r>
               <w:rPr>
-                <w:rFonts w:ascii="Arial" w:hAnsi="Arial" w:eastAsia="Arial"/>
-                <w:sz w:val="18"/>
-              </w:rPr>
-            </w:r>
-            <w:r>
-              <w:rPr>
-                <w:rFonts w:ascii="Arial" w:hAnsi="Arial" w:eastAsia="Arial"/>
-                <w:sz w:val="18"/>
-              </w:rPr>
-              <w:t>เรียก initialize + add-prepared-approver ของ @srm/glb-workflow (state 06)</w:t>
+                <w:rFonts w:ascii="Arial" w:hAnsi="Arial" w:eastAsia="Arial" w:cs="Tahoma"/>
+                <w:sz w:val="18"/>
+              </w:rPr>
+            </w:r>
+            <w:r>
+              <w:rPr>
+                <w:rFonts w:ascii="Arial" w:hAnsi="Arial" w:eastAsia="Arial" w:cs="Tahoma"/>
+                <w:sz w:val="18"/>
+              </w:rPr>
+              <w:t>เรียก initializeWorkflow + addPreApprover ของ @srm/glb-workflow (state 06)</w:t>
             </w:r>
           </w:p>
         </w:tc>
@@ -7351,13 +7478,13 @@
             </w:pPr>
             <w:r>
               <w:rPr>
-                <w:rFonts w:ascii="Arial" w:hAnsi="Arial" w:eastAsia="Arial"/>
-                <w:sz w:val="18"/>
-              </w:rPr>
-            </w:r>
-            <w:r>
-              <w:rPr>
-                <w:rFonts w:ascii="Arial" w:hAnsi="Arial" w:eastAsia="Arial"/>
+                <w:rFonts w:ascii="Arial" w:hAnsi="Arial" w:eastAsia="Arial" w:cs="Tahoma"/>
+                <w:sz w:val="18"/>
+              </w:rPr>
+            </w:r>
+            <w:r>
+              <w:rPr>
+                <w:rFonts w:ascii="Arial" w:hAnsi="Arial" w:eastAsia="Arial" w:cs="Tahoma"/>
                 <w:sz w:val="18"/>
               </w:rPr>
               <w:t>step06Insert()</w:t>
@@ -7376,13 +7503,13 @@
             </w:pPr>
             <w:r>
               <w:rPr>
-                <w:rFonts w:ascii="Arial" w:hAnsi="Arial" w:eastAsia="Arial"/>
-                <w:sz w:val="18"/>
-              </w:rPr>
-            </w:r>
-            <w:r>
-              <w:rPr>
-                <w:rFonts w:ascii="Arial" w:hAnsi="Arial" w:eastAsia="Arial"/>
+                <w:rFonts w:ascii="Arial" w:hAnsi="Arial" w:eastAsia="Arial" w:cs="Tahoma"/>
+                <w:sz w:val="18"/>
+              </w:rPr>
+            </w:r>
+            <w:r>
+              <w:rPr>
+                <w:rFonts w:ascii="Arial" w:hAnsi="Arial" w:eastAsia="Arial" w:cs="Tahoma"/>
                 <w:sz w:val="18"/>
               </w:rPr>
               <w:t>throw JobFailedError เมื่อทำไม่สำเร็จ</w:t>
@@ -7406,13 +7533,13 @@
             </w:pPr>
             <w:r>
               <w:rPr>
-                <w:rFonts w:ascii="Arial" w:hAnsi="Arial" w:eastAsia="Arial"/>
-                <w:sz w:val="18"/>
-              </w:rPr>
-            </w:r>
-            <w:r>
-              <w:rPr>
-                <w:rFonts w:ascii="Arial" w:hAnsi="Arial" w:eastAsia="Arial"/>
+                <w:rFonts w:ascii="Arial" w:hAnsi="Arial" w:eastAsia="Arial" w:cs="Tahoma"/>
+                <w:sz w:val="18"/>
+              </w:rPr>
+            </w:r>
+            <w:r>
+              <w:rPr>
+                <w:rFonts w:ascii="Arial" w:hAnsi="Arial" w:eastAsia="Arial" w:cs="Tahoma"/>
                 <w:sz w:val="18"/>
               </w:rPr>
               <w:t>7</w:t>
@@ -7431,13 +7558,13 @@
             </w:pPr>
             <w:r>
               <w:rPr>
-                <w:rFonts w:ascii="Arial" w:hAnsi="Arial" w:eastAsia="Arial"/>
-                <w:sz w:val="18"/>
-              </w:rPr>
-            </w:r>
-            <w:r>
-              <w:rPr>
-                <w:rFonts w:ascii="Arial" w:hAnsi="Arial" w:eastAsia="Arial"/>
+                <w:rFonts w:ascii="Arial" w:hAnsi="Arial" w:eastAsia="Arial" w:cs="Tahoma"/>
+                <w:sz w:val="18"/>
+              </w:rPr>
+            </w:r>
+            <w:r>
+              <w:rPr>
+                <w:rFonts w:ascii="Arial" w:hAnsi="Arial" w:eastAsia="Arial" w:cs="Tahoma"/>
                 <w:sz w:val="18"/>
               </w:rPr>
               <w:t>process</w:t>
@@ -7456,13 +7583,13 @@
             </w:pPr>
             <w:r>
               <w:rPr>
-                <w:rFonts w:ascii="Arial" w:hAnsi="Arial" w:eastAsia="Arial"/>
-                <w:sz w:val="18"/>
-              </w:rPr>
-            </w:r>
-            <w:r>
-              <w:rPr>
-                <w:rFonts w:ascii="Arial" w:hAnsi="Arial" w:eastAsia="Arial"/>
+                <w:rFonts w:ascii="Arial" w:hAnsi="Arial" w:eastAsia="Arial" w:cs="Tahoma"/>
+                <w:sz w:val="18"/>
+              </w:rPr>
+            </w:r>
+            <w:r>
+              <w:rPr>
+                <w:rFonts w:ascii="Arial" w:hAnsi="Arial" w:eastAsia="Arial" w:cs="Tahoma"/>
                 <w:sz w:val="18"/>
               </w:rPr>
               <w:t>workflow_generation_status = Y</w:t>
@@ -7481,13 +7608,13 @@
             </w:pPr>
             <w:r>
               <w:rPr>
-                <w:rFonts w:ascii="Arial" w:hAnsi="Arial" w:eastAsia="Arial"/>
-                <w:sz w:val="18"/>
-              </w:rPr>
-            </w:r>
-            <w:r>
-              <w:rPr>
-                <w:rFonts w:ascii="Arial" w:hAnsi="Arial" w:eastAsia="Arial"/>
+                <w:rFonts w:ascii="Arial" w:hAnsi="Arial" w:eastAsia="Arial" w:cs="Tahoma"/>
+                <w:sz w:val="18"/>
+              </w:rPr>
+            </w:r>
+            <w:r>
+              <w:rPr>
+                <w:rFonts w:ascii="Arial" w:hAnsi="Arial" w:eastAsia="Arial" w:cs="Tahoma"/>
                 <w:sz w:val="18"/>
               </w:rPr>
               <w:t>step07Workflow()</w:t>
@@ -7506,13 +7633,13 @@
             </w:pPr>
             <w:r>
               <w:rPr>
-                <w:rFonts w:ascii="Arial" w:hAnsi="Arial" w:eastAsia="Arial"/>
-                <w:sz w:val="18"/>
-              </w:rPr>
-            </w:r>
-            <w:r>
-              <w:rPr>
-                <w:rFonts w:ascii="Arial" w:hAnsi="Arial" w:eastAsia="Arial"/>
+                <w:rFonts w:ascii="Arial" w:hAnsi="Arial" w:eastAsia="Arial" w:cs="Tahoma"/>
+                <w:sz w:val="18"/>
+              </w:rPr>
+            </w:r>
+            <w:r>
+              <w:rPr>
+                <w:rFonts w:ascii="Arial" w:hAnsi="Arial" w:eastAsia="Arial" w:cs="Tahoma"/>
                 <w:sz w:val="18"/>
               </w:rPr>
               <w:t>throw JobFailedError เมื่อทำไม่สำเร็จ</w:t>
@@ -7536,13 +7663,13 @@
             </w:pPr>
             <w:r>
               <w:rPr>
-                <w:rFonts w:ascii="Arial" w:hAnsi="Arial" w:eastAsia="Arial"/>
-                <w:sz w:val="18"/>
-              </w:rPr>
-            </w:r>
-            <w:r>
-              <w:rPr>
-                <w:rFonts w:ascii="Arial" w:hAnsi="Arial" w:eastAsia="Arial"/>
+                <w:rFonts w:ascii="Arial" w:hAnsi="Arial" w:eastAsia="Arial" w:cs="Tahoma"/>
+                <w:sz w:val="18"/>
+              </w:rPr>
+            </w:r>
+            <w:r>
+              <w:rPr>
+                <w:rFonts w:ascii="Arial" w:hAnsi="Arial" w:eastAsia="Arial" w:cs="Tahoma"/>
                 <w:sz w:val="18"/>
               </w:rPr>
               <w:t>8</w:t>
@@ -7561,13 +7688,13 @@
             </w:pPr>
             <w:r>
               <w:rPr>
-                <w:rFonts w:ascii="Arial" w:hAnsi="Arial" w:eastAsia="Arial"/>
-                <w:sz w:val="18"/>
-              </w:rPr>
-            </w:r>
-            <w:r>
-              <w:rPr>
-                <w:rFonts w:ascii="Arial" w:hAnsi="Arial" w:eastAsia="Arial"/>
+                <w:rFonts w:ascii="Arial" w:hAnsi="Arial" w:eastAsia="Arial" w:cs="Tahoma"/>
+                <w:sz w:val="18"/>
+              </w:rPr>
+            </w:r>
+            <w:r>
+              <w:rPr>
+                <w:rFonts w:ascii="Arial" w:hAnsi="Arial" w:eastAsia="Arial" w:cs="Tahoma"/>
                 <w:sz w:val="18"/>
               </w:rPr>
               <w:t>io</w:t>
@@ -7586,13 +7713,13 @@
             </w:pPr>
             <w:r>
               <w:rPr>
-                <w:rFonts w:ascii="Arial" w:hAnsi="Arial" w:eastAsia="Arial"/>
-                <w:sz w:val="18"/>
-              </w:rPr>
-            </w:r>
-            <w:r>
-              <w:rPr>
-                <w:rFonts w:ascii="Arial" w:hAnsi="Arial" w:eastAsia="Arial"/>
+                <w:rFonts w:ascii="Arial" w:hAnsi="Arial" w:eastAsia="Arial" w:cs="Tahoma"/>
+                <w:sz w:val="18"/>
+              </w:rPr>
+            </w:r>
+            <w:r>
+              <w:rPr>
+                <w:rFonts w:ascii="Arial" w:hAnsi="Arial" w:eastAsia="Arial" w:cs="Tahoma"/>
                 <w:sz w:val="18"/>
               </w:rPr>
               <w:t>ส่งอีเมลสรุปราย DV ผ่าน Notification Service</w:t>
@@ -7611,13 +7738,13 @@
             </w:pPr>
             <w:r>
               <w:rPr>
-                <w:rFonts w:ascii="Arial" w:hAnsi="Arial" w:eastAsia="Arial"/>
-                <w:sz w:val="18"/>
-              </w:rPr>
-            </w:r>
-            <w:r>
-              <w:rPr>
-                <w:rFonts w:ascii="Arial" w:hAnsi="Arial" w:eastAsia="Arial"/>
+                <w:rFonts w:ascii="Arial" w:hAnsi="Arial" w:eastAsia="Arial" w:cs="Tahoma"/>
+                <w:sz w:val="18"/>
+              </w:rPr>
+            </w:r>
+            <w:r>
+              <w:rPr>
+                <w:rFonts w:ascii="Arial" w:hAnsi="Arial" w:eastAsia="Arial" w:cs="Tahoma"/>
                 <w:sz w:val="18"/>
               </w:rPr>
               <w:t>step08Notify()</w:t>
@@ -7636,13 +7763,13 @@
             </w:pPr>
             <w:r>
               <w:rPr>
-                <w:rFonts w:ascii="Arial" w:hAnsi="Arial" w:eastAsia="Arial"/>
-                <w:sz w:val="18"/>
-              </w:rPr>
-            </w:r>
-            <w:r>
-              <w:rPr>
-                <w:rFonts w:ascii="Arial" w:hAnsi="Arial" w:eastAsia="Arial"/>
+                <w:rFonts w:ascii="Arial" w:hAnsi="Arial" w:eastAsia="Arial" w:cs="Tahoma"/>
+                <w:sz w:val="18"/>
+              </w:rPr>
+            </w:r>
+            <w:r>
+              <w:rPr>
+                <w:rFonts w:ascii="Arial" w:hAnsi="Arial" w:eastAsia="Arial" w:cs="Tahoma"/>
                 <w:sz w:val="18"/>
               </w:rPr>
               <w:t>throw JobFailedError เมื่อทำไม่สำเร็จ</w:t>
@@ -7666,13 +7793,13 @@
             </w:pPr>
             <w:r>
               <w:rPr>
-                <w:rFonts w:ascii="Arial" w:hAnsi="Arial" w:eastAsia="Arial"/>
-                <w:sz w:val="18"/>
-              </w:rPr>
-            </w:r>
-            <w:r>
-              <w:rPr>
-                <w:rFonts w:ascii="Arial" w:hAnsi="Arial" w:eastAsia="Arial"/>
+                <w:rFonts w:ascii="Arial" w:hAnsi="Arial" w:eastAsia="Arial" w:cs="Tahoma"/>
+                <w:sz w:val="18"/>
+              </w:rPr>
+            </w:r>
+            <w:r>
+              <w:rPr>
+                <w:rFonts w:ascii="Arial" w:hAnsi="Arial" w:eastAsia="Arial" w:cs="Tahoma"/>
                 <w:sz w:val="18"/>
               </w:rPr>
               <w:t>9</w:t>
@@ -7691,13 +7818,13 @@
             </w:pPr>
             <w:r>
               <w:rPr>
-                <w:rFonts w:ascii="Arial" w:hAnsi="Arial" w:eastAsia="Arial"/>
-                <w:sz w:val="18"/>
-              </w:rPr>
-            </w:r>
-            <w:r>
-              <w:rPr>
-                <w:rFonts w:ascii="Arial" w:hAnsi="Arial" w:eastAsia="Arial"/>
+                <w:rFonts w:ascii="Arial" w:hAnsi="Arial" w:eastAsia="Arial" w:cs="Tahoma"/>
+                <w:sz w:val="18"/>
+              </w:rPr>
+            </w:r>
+            <w:r>
+              <w:rPr>
+                <w:rFonts w:ascii="Arial" w:hAnsi="Arial" w:eastAsia="Arial" w:cs="Tahoma"/>
                 <w:sz w:val="18"/>
               </w:rPr>
               <w:t>end</w:t>
@@ -7716,13 +7843,13 @@
             </w:pPr>
             <w:r>
               <w:rPr>
-                <w:rFonts w:ascii="Arial" w:hAnsi="Arial" w:eastAsia="Arial"/>
-                <w:sz w:val="18"/>
-              </w:rPr>
-            </w:r>
-            <w:r>
-              <w:rPr>
-                <w:rFonts w:ascii="Arial" w:hAnsi="Arial" w:eastAsia="Arial"/>
+                <w:rFonts w:ascii="Arial" w:hAnsi="Arial" w:eastAsia="Arial" w:cs="Tahoma"/>
+                <w:sz w:val="18"/>
+              </w:rPr>
+            </w:r>
+            <w:r>
+              <w:rPr>
+                <w:rFonts w:ascii="Arial" w:hAnsi="Arial" w:eastAsia="Arial" w:cs="Tahoma"/>
                 <w:sz w:val="18"/>
               </w:rPr>
               <w:t>จบ</w:t>
@@ -7741,13 +7868,13 @@
             </w:pPr>
             <w:r>
               <w:rPr>
-                <w:rFonts w:ascii="Arial" w:hAnsi="Arial" w:eastAsia="Arial"/>
-                <w:sz w:val="18"/>
-              </w:rPr>
-            </w:r>
-            <w:r>
-              <w:rPr>
-                <w:rFonts w:ascii="Arial" w:hAnsi="Arial" w:eastAsia="Arial"/>
+                <w:rFonts w:ascii="Arial" w:hAnsi="Arial" w:eastAsia="Arial" w:cs="Tahoma"/>
+                <w:sz w:val="18"/>
+              </w:rPr>
+            </w:r>
+            <w:r>
+              <w:rPr>
+                <w:rFonts w:ascii="Arial" w:hAnsi="Arial" w:eastAsia="Arial" w:cs="Tahoma"/>
                 <w:sz w:val="18"/>
               </w:rPr>
               <w:t>summarize()</w:t>
@@ -7766,13 +7893,13 @@
             </w:pPr>
             <w:r>
               <w:rPr>
-                <w:rFonts w:ascii="Arial" w:hAnsi="Arial" w:eastAsia="Arial"/>
-                <w:sz w:val="18"/>
-              </w:rPr>
-            </w:r>
-            <w:r>
-              <w:rPr>
-                <w:rFonts w:ascii="Arial" w:hAnsi="Arial" w:eastAsia="Arial"/>
+                <w:rFonts w:ascii="Arial" w:hAnsi="Arial" w:eastAsia="Arial" w:cs="Tahoma"/>
+                <w:sz w:val="18"/>
+              </w:rPr>
+            </w:r>
+            <w:r>
+              <w:rPr>
+                <w:rFonts w:ascii="Arial" w:hAnsi="Arial" w:eastAsia="Arial" w:cs="Tahoma"/>
                 <w:sz w:val="18"/>
               </w:rPr>
               <w:t>-</w:t>
@@ -7789,7 +7916,7 @@
       </w:pPr>
       <w:r>
         <w:rPr>
-          <w:rFonts w:ascii="Courier New" w:hAnsi="Courier New"/>
+          <w:rFonts w:ascii="Courier New" w:hAnsi="Courier New" w:eastAsia="Courier New" w:cs="Tahoma"/>
           <w:sz w:val="16"/>
         </w:rPr>
         <w:t>// src/batch/sbpgi/job-8b-start-internal-workflow/job-8b-start-internal-workflow.job.ts</w:t>
@@ -7879,7 +8006,7 @@
         <w:br/>
         <w:t xml:space="preserve">        await this.service.step05Workflow(state, manager);</w:t>
         <w:br/>
-        <w:t xml:space="preserve">        // ขั้นที่ 6: เรียก initialize + add-prepared-approver ของ @srm/glb-workflow (state 06) · TODO: engine เขียน workflow_transaction/workflow_approver เอง — SBPGI ไม่ insert ตรง · ชื่อ function ยังไม่ยืนยัน ดู LLDD-BE-Workflow-Engine-Definition.pdf 5.3</w:t>
+        <w:t xml:space="preserve">        // ขั้นที่ 6: เรียก initializeWorkflow + addPreApprover ของ @srm/glb-workflow (state 06) · TODO: engine เขียน workflow_transaction/workflow_approver เอง — SBPGI ไม่ insert ตรง · API 8 ตัวตามชีต Detail ของ LLDD lib — ดู LLDD-BE-Workflow-Engine-Definition.pdf 5.3</w:t>
         <w:br/>
         <w:t xml:space="preserve">        await this.service.step06Insert(state, manager);</w:t>
         <w:br/>
@@ -7957,7 +8084,7 @@
       </w:r>
       <w:r>
         <w:rPr>
-          <w:rFonts w:ascii="Courier New" w:hAnsi="Courier New"/>
+          <w:rFonts w:ascii="Courier New" w:hAnsi="Courier New" w:eastAsia="Courier New" w:cs="Tahoma"/>
         </w:rPr>
         <w:t>pg_try_advisory_lock</w:t>
       </w:r>
@@ -7972,7 +8099,7 @@
       </w:pPr>
       <w:r>
         <w:rPr>
-          <w:rFonts w:ascii="Courier New" w:hAnsi="Courier New"/>
+          <w:rFonts w:ascii="Courier New" w:hAnsi="Courier New" w:eastAsia="Courier New" w:cs="Tahoma"/>
           <w:sz w:val="16"/>
         </w:rPr>
         <w:t>// src/batch/runner.ts (ส่วนกันรันซ้อน)</w:t>
@@ -8069,7 +8196,7 @@
       </w:r>
       <w:r>
         <w:rPr>
-          <w:rFonts w:ascii="Courier New" w:hAnsi="Courier New"/>
+          <w:rFonts w:ascii="Courier New" w:hAnsi="Courier New" w:eastAsia="Courier New" w:cs="Tahoma"/>
         </w:rPr>
         <w:t>{provide: 'START_INTERNAL_WORKFLOW_REPOSITORY', useFactory: (ds) =&gt; ds.getRepository(Entity), inject: ['DATA_SOURCE']}</w:t>
       </w:r>
@@ -8078,7 +8205,7 @@
       </w:r>
       <w:r>
         <w:rPr>
-          <w:rFonts w:ascii="Courier New" w:hAnsi="Courier New"/>
+          <w:rFonts w:ascii="Courier New" w:hAnsi="Courier New" w:eastAsia="Courier New" w:cs="Tahoma"/>
         </w:rPr>
         <w:t>sps_store</w:t>
       </w:r>
@@ -8117,7 +8244,7 @@
             <w:r/>
             <w:r>
               <w:rPr>
-                <w:rFonts w:ascii="Arial" w:hAnsi="Arial" w:eastAsia="Arial"/>
+                <w:rFonts w:ascii="Arial" w:hAnsi="Arial" w:eastAsia="Arial" w:cs="Tahoma"/>
                 <w:b/>
                 <w:sz w:val="18"/>
               </w:rPr>
@@ -8139,7 +8266,7 @@
             <w:r/>
             <w:r>
               <w:rPr>
-                <w:rFonts w:ascii="Arial" w:hAnsi="Arial" w:eastAsia="Arial"/>
+                <w:rFonts w:ascii="Arial" w:hAnsi="Arial" w:eastAsia="Arial" w:cs="Tahoma"/>
                 <w:b/>
                 <w:sz w:val="18"/>
               </w:rPr>
@@ -8161,7 +8288,7 @@
             <w:r/>
             <w:r>
               <w:rPr>
-                <w:rFonts w:ascii="Arial" w:hAnsi="Arial" w:eastAsia="Arial"/>
+                <w:rFonts w:ascii="Arial" w:hAnsi="Arial" w:eastAsia="Arial" w:cs="Tahoma"/>
                 <w:b/>
                 <w:sz w:val="18"/>
               </w:rPr>
@@ -8183,7 +8310,7 @@
             <w:r/>
             <w:r>
               <w:rPr>
-                <w:rFonts w:ascii="Arial" w:hAnsi="Arial" w:eastAsia="Arial"/>
+                <w:rFonts w:ascii="Arial" w:hAnsi="Arial" w:eastAsia="Arial" w:cs="Tahoma"/>
                 <w:b/>
                 <w:sz w:val="18"/>
               </w:rPr>
@@ -8208,13 +8335,13 @@
             </w:pPr>
             <w:r>
               <w:rPr>
-                <w:rFonts w:ascii="Arial" w:hAnsi="Arial" w:eastAsia="Arial"/>
-                <w:sz w:val="18"/>
-              </w:rPr>
-            </w:r>
-            <w:r>
-              <w:rPr>
-                <w:rFonts w:ascii="Arial" w:hAnsi="Arial" w:eastAsia="Arial"/>
+                <w:rFonts w:ascii="Arial" w:hAnsi="Arial" w:eastAsia="Arial" w:cs="Tahoma"/>
+                <w:sz w:val="18"/>
+              </w:rPr>
+            </w:r>
+            <w:r>
+              <w:rPr>
+                <w:rFonts w:ascii="Arial" w:hAnsi="Arial" w:eastAsia="Arial" w:cs="Tahoma"/>
                 <w:sz w:val="18"/>
               </w:rPr>
               <w:t>fgi_impact_stores</w:t>
@@ -8233,13 +8360,13 @@
             </w:pPr>
             <w:r>
               <w:rPr>
-                <w:rFonts w:ascii="Arial" w:hAnsi="Arial" w:eastAsia="Arial"/>
-                <w:sz w:val="18"/>
-              </w:rPr>
-            </w:r>
-            <w:r>
-              <w:rPr>
-                <w:rFonts w:ascii="Arial" w:hAnsi="Arial" w:eastAsia="Arial"/>
+                <w:rFonts w:ascii="Arial" w:hAnsi="Arial" w:eastAsia="Arial" w:cs="Tahoma"/>
+                <w:sz w:val="18"/>
+              </w:rPr>
+            </w:r>
+            <w:r>
+              <w:rPr>
+                <w:rFonts w:ascii="Arial" w:hAnsi="Arial" w:eastAsia="Arial" w:cs="Tahoma"/>
                 <w:sz w:val="18"/>
               </w:rPr>
               <w:t>R/W</w:t>
@@ -8258,13 +8385,13 @@
             </w:pPr>
             <w:r>
               <w:rPr>
-                <w:rFonts w:ascii="Arial" w:hAnsi="Arial" w:eastAsia="Arial"/>
-                <w:sz w:val="18"/>
-              </w:rPr>
-            </w:r>
-            <w:r>
-              <w:rPr>
-                <w:rFonts w:ascii="Arial" w:hAnsi="Arial" w:eastAsia="Arial"/>
+                <w:rFonts w:ascii="Arial" w:hAnsi="Arial" w:eastAsia="Arial" w:cs="Tahoma"/>
+                <w:sz w:val="18"/>
+              </w:rPr>
+            </w:r>
+            <w:r>
+              <w:rPr>
+                <w:rFonts w:ascii="Arial" w:hAnsi="Arial" w:eastAsia="Arial" w:cs="Tahoma"/>
                 <w:sz w:val="18"/>
               </w:rPr>
               <w:t>อ่าน candidate + เขียน W/Y/N</w:t>
@@ -8283,13 +8410,13 @@
             </w:pPr>
             <w:r>
               <w:rPr>
-                <w:rFonts w:ascii="Arial" w:hAnsi="Arial" w:eastAsia="Arial"/>
-                <w:sz w:val="18"/>
-              </w:rPr>
-            </w:r>
-            <w:r>
-              <w:rPr>
-                <w:rFonts w:ascii="Arial" w:hAnsi="Arial" w:eastAsia="Arial"/>
+                <w:rFonts w:ascii="Arial" w:hAnsi="Arial" w:eastAsia="Arial" w:cs="Tahoma"/>
+                <w:sz w:val="18"/>
+              </w:rPr>
+            </w:r>
+            <w:r>
+              <w:rPr>
+                <w:rFonts w:ascii="Arial" w:hAnsi="Arial" w:eastAsia="Arial" w:cs="Tahoma"/>
                 <w:sz w:val="18"/>
               </w:rPr>
               <w:t>เขียน SQL ตรงผ่าน DATA_SOURCE</w:t>
@@ -8313,13 +8440,13 @@
             </w:pPr>
             <w:r>
               <w:rPr>
-                <w:rFonts w:ascii="Arial" w:hAnsi="Arial" w:eastAsia="Arial"/>
-                <w:sz w:val="18"/>
-              </w:rPr>
-            </w:r>
-            <w:r>
-              <w:rPr>
-                <w:rFonts w:ascii="Arial" w:hAnsi="Arial" w:eastAsia="Arial"/>
+                <w:rFonts w:ascii="Arial" w:hAnsi="Arial" w:eastAsia="Arial" w:cs="Tahoma"/>
+                <w:sz w:val="18"/>
+              </w:rPr>
+            </w:r>
+            <w:r>
+              <w:rPr>
+                <w:rFonts w:ascii="Arial" w:hAnsi="Arial" w:eastAsia="Arial" w:cs="Tahoma"/>
                 <w:sz w:val="18"/>
               </w:rPr>
               <w:t>compensation_documents</w:t>
@@ -8338,13 +8465,13 @@
             </w:pPr>
             <w:r>
               <w:rPr>
-                <w:rFonts w:ascii="Arial" w:hAnsi="Arial" w:eastAsia="Arial"/>
-                <w:sz w:val="18"/>
-              </w:rPr>
-            </w:r>
-            <w:r>
-              <w:rPr>
-                <w:rFonts w:ascii="Arial" w:hAnsi="Arial" w:eastAsia="Arial"/>
+                <w:rFonts w:ascii="Arial" w:hAnsi="Arial" w:eastAsia="Arial" w:cs="Tahoma"/>
+                <w:sz w:val="18"/>
+              </w:rPr>
+            </w:r>
+            <w:r>
+              <w:rPr>
+                <w:rFonts w:ascii="Arial" w:hAnsi="Arial" w:eastAsia="Arial" w:cs="Tahoma"/>
                 <w:sz w:val="18"/>
               </w:rPr>
               <w:t>R/W</w:t>
@@ -8363,13 +8490,13 @@
             </w:pPr>
             <w:r>
               <w:rPr>
-                <w:rFonts w:ascii="Arial" w:hAnsi="Arial" w:eastAsia="Arial"/>
-                <w:sz w:val="18"/>
-              </w:rPr>
-            </w:r>
-            <w:r>
-              <w:rPr>
-                <w:rFonts w:ascii="Arial" w:hAnsi="Arial" w:eastAsia="Arial"/>
+                <w:rFonts w:ascii="Arial" w:hAnsi="Arial" w:eastAsia="Arial" w:cs="Tahoma"/>
+                <w:sz w:val="18"/>
+              </w:rPr>
+            </w:r>
+            <w:r>
+              <w:rPr>
+                <w:rFonts w:ascii="Arial" w:hAnsi="Arial" w:eastAsia="Arial" w:cs="Tahoma"/>
                 <w:sz w:val="18"/>
               </w:rPr>
               <w:t>ยืนยันเอกสารจาก Job 8 หรือสร้างถ้ายังไม่มีตาม idempotency</w:t>
@@ -8388,13 +8515,13 @@
             </w:pPr>
             <w:r>
               <w:rPr>
-                <w:rFonts w:ascii="Arial" w:hAnsi="Arial" w:eastAsia="Arial"/>
-                <w:sz w:val="18"/>
-              </w:rPr>
-            </w:r>
-            <w:r>
-              <w:rPr>
-                <w:rFonts w:ascii="Arial" w:hAnsi="Arial" w:eastAsia="Arial"/>
+                <w:rFonts w:ascii="Arial" w:hAnsi="Arial" w:eastAsia="Arial" w:cs="Tahoma"/>
+                <w:sz w:val="18"/>
+              </w:rPr>
+            </w:r>
+            <w:r>
+              <w:rPr>
+                <w:rFonts w:ascii="Arial" w:hAnsi="Arial" w:eastAsia="Arial" w:cs="Tahoma"/>
                 <w:sz w:val="18"/>
               </w:rPr>
               <w:t>เขียน SQL ตรงผ่าน DATA_SOURCE</w:t>
@@ -8418,13 +8545,13 @@
             </w:pPr>
             <w:r>
               <w:rPr>
-                <w:rFonts w:ascii="Arial" w:hAnsi="Arial" w:eastAsia="Arial"/>
-                <w:sz w:val="18"/>
-              </w:rPr>
-            </w:r>
-            <w:r>
-              <w:rPr>
-                <w:rFonts w:ascii="Arial" w:hAnsi="Arial" w:eastAsia="Arial"/>
+                <w:rFonts w:ascii="Arial" w:hAnsi="Arial" w:eastAsia="Arial" w:cs="Tahoma"/>
+                <w:sz w:val="18"/>
+              </w:rPr>
+            </w:r>
+            <w:r>
+              <w:rPr>
+                <w:rFonts w:ascii="Arial" w:hAnsi="Arial" w:eastAsia="Arial" w:cs="Tahoma"/>
                 <w:sz w:val="18"/>
               </w:rPr>
               <w:t>workflow_transaction (@srm/glb-workflow · sps_store)</w:t>
@@ -8443,13 +8570,13 @@
             </w:pPr>
             <w:r>
               <w:rPr>
-                <w:rFonts w:ascii="Arial" w:hAnsi="Arial" w:eastAsia="Arial"/>
-                <w:sz w:val="18"/>
-              </w:rPr>
-            </w:r>
-            <w:r>
-              <w:rPr>
-                <w:rFonts w:ascii="Arial" w:hAnsi="Arial" w:eastAsia="Arial"/>
+                <w:rFonts w:ascii="Arial" w:hAnsi="Arial" w:eastAsia="Arial" w:cs="Tahoma"/>
+                <w:sz w:val="18"/>
+              </w:rPr>
+            </w:r>
+            <w:r>
+              <w:rPr>
+                <w:rFonts w:ascii="Arial" w:hAnsi="Arial" w:eastAsia="Arial" w:cs="Tahoma"/>
                 <w:sz w:val="18"/>
               </w:rPr>
               <w:t>W</w:t>
@@ -8468,13 +8595,13 @@
             </w:pPr>
             <w:r>
               <w:rPr>
-                <w:rFonts w:ascii="Arial" w:hAnsi="Arial" w:eastAsia="Arial"/>
-                <w:sz w:val="18"/>
-              </w:rPr>
-            </w:r>
-            <w:r>
-              <w:rPr>
-                <w:rFonts w:ascii="Arial" w:hAnsi="Arial" w:eastAsia="Arial"/>
+                <w:rFonts w:ascii="Arial" w:hAnsi="Arial" w:eastAsia="Arial" w:cs="Tahoma"/>
+                <w:sz w:val="18"/>
+              </w:rPr>
+            </w:r>
+            <w:r>
+              <w:rPr>
+                <w:rFonts w:ascii="Arial" w:hAnsi="Arial" w:eastAsia="Arial" w:cs="Tahoma"/>
                 <w:sz w:val="18"/>
               </w:rPr>
               <w:t>เปิด instance ผ่าน engine — ห้าม insert ตรง</w:t>
@@ -8493,13 +8620,13 @@
             </w:pPr>
             <w:r>
               <w:rPr>
-                <w:rFonts w:ascii="Arial" w:hAnsi="Arial" w:eastAsia="Arial"/>
-                <w:sz w:val="18"/>
-              </w:rPr>
-            </w:r>
-            <w:r>
-              <w:rPr>
-                <w:rFonts w:ascii="Arial" w:hAnsi="Arial" w:eastAsia="Arial"/>
+                <w:rFonts w:ascii="Arial" w:hAnsi="Arial" w:eastAsia="Arial" w:cs="Tahoma"/>
+                <w:sz w:val="18"/>
+              </w:rPr>
+            </w:r>
+            <w:r>
+              <w:rPr>
+                <w:rFonts w:ascii="Arial" w:hAnsi="Arial" w:eastAsia="Arial" w:cs="Tahoma"/>
                 <w:sz w:val="18"/>
               </w:rPr>
               <w:t>เขียน SQL ตรงผ่าน DATA_SOURCE</w:t>
@@ -8523,13 +8650,13 @@
             </w:pPr>
             <w:r>
               <w:rPr>
-                <w:rFonts w:ascii="Arial" w:hAnsi="Arial" w:eastAsia="Arial"/>
-                <w:sz w:val="18"/>
-              </w:rPr>
-            </w:r>
-            <w:r>
-              <w:rPr>
-                <w:rFonts w:ascii="Arial" w:hAnsi="Arial" w:eastAsia="Arial"/>
+                <w:rFonts w:ascii="Arial" w:hAnsi="Arial" w:eastAsia="Arial" w:cs="Tahoma"/>
+                <w:sz w:val="18"/>
+              </w:rPr>
+            </w:r>
+            <w:r>
+              <w:rPr>
+                <w:rFonts w:ascii="Arial" w:hAnsi="Arial" w:eastAsia="Arial" w:cs="Tahoma"/>
                 <w:sz w:val="18"/>
               </w:rPr>
               <w:t>workflow_approver (@srm/glb-workflow · sps_store)</w:t>
@@ -8548,13 +8675,13 @@
             </w:pPr>
             <w:r>
               <w:rPr>
-                <w:rFonts w:ascii="Arial" w:hAnsi="Arial" w:eastAsia="Arial"/>
-                <w:sz w:val="18"/>
-              </w:rPr>
-            </w:r>
-            <w:r>
-              <w:rPr>
-                <w:rFonts w:ascii="Arial" w:hAnsi="Arial" w:eastAsia="Arial"/>
+                <w:rFonts w:ascii="Arial" w:hAnsi="Arial" w:eastAsia="Arial" w:cs="Tahoma"/>
+                <w:sz w:val="18"/>
+              </w:rPr>
+            </w:r>
+            <w:r>
+              <w:rPr>
+                <w:rFonts w:ascii="Arial" w:hAnsi="Arial" w:eastAsia="Arial" w:cs="Tahoma"/>
                 <w:sz w:val="18"/>
               </w:rPr>
               <w:t>W</w:t>
@@ -8573,13 +8700,13 @@
             </w:pPr>
             <w:r>
               <w:rPr>
-                <w:rFonts w:ascii="Arial" w:hAnsi="Arial" w:eastAsia="Arial"/>
-                <w:sz w:val="18"/>
-              </w:rPr>
-            </w:r>
-            <w:r>
-              <w:rPr>
-                <w:rFonts w:ascii="Arial" w:hAnsi="Arial" w:eastAsia="Arial"/>
+                <w:rFonts w:ascii="Arial" w:hAnsi="Arial" w:eastAsia="Arial" w:cs="Tahoma"/>
+                <w:sz w:val="18"/>
+              </w:rPr>
+            </w:r>
+            <w:r>
+              <w:rPr>
+                <w:rFonts w:ascii="Arial" w:hAnsi="Arial" w:eastAsia="Arial" w:cs="Tahoma"/>
                 <w:sz w:val="18"/>
               </w:rPr>
               <w:t>prepared approver ขั้นแรก state 06 — ผ่าน engine</w:t>
@@ -8598,13 +8725,13 @@
             </w:pPr>
             <w:r>
               <w:rPr>
-                <w:rFonts w:ascii="Arial" w:hAnsi="Arial" w:eastAsia="Arial"/>
-                <w:sz w:val="18"/>
-              </w:rPr>
-            </w:r>
-            <w:r>
-              <w:rPr>
-                <w:rFonts w:ascii="Arial" w:hAnsi="Arial" w:eastAsia="Arial"/>
+                <w:rFonts w:ascii="Arial" w:hAnsi="Arial" w:eastAsia="Arial" w:cs="Tahoma"/>
+                <w:sz w:val="18"/>
+              </w:rPr>
+            </w:r>
+            <w:r>
+              <w:rPr>
+                <w:rFonts w:ascii="Arial" w:hAnsi="Arial" w:eastAsia="Arial" w:cs="Tahoma"/>
                 <w:sz w:val="18"/>
               </w:rPr>
               <w:t>เขียน SQL ตรงผ่าน DATA_SOURCE</w:t>
@@ -8628,13 +8755,13 @@
             </w:pPr>
             <w:r>
               <w:rPr>
-                <w:rFonts w:ascii="Arial" w:hAnsi="Arial" w:eastAsia="Arial"/>
-                <w:sz w:val="18"/>
-              </w:rPr>
-            </w:r>
-            <w:r>
-              <w:rPr>
-                <w:rFonts w:ascii="Arial" w:hAnsi="Arial" w:eastAsia="Arial"/>
+                <w:rFonts w:ascii="Arial" w:hAnsi="Arial" w:eastAsia="Arial" w:cs="Tahoma"/>
+                <w:sz w:val="18"/>
+              </w:rPr>
+            </w:r>
+            <w:r>
+              <w:rPr>
+                <w:rFonts w:ascii="Arial" w:hAnsi="Arial" w:eastAsia="Arial" w:cs="Tahoma"/>
                 <w:sz w:val="18"/>
               </w:rPr>
               <w:t>(backend config)</w:t>
@@ -8653,13 +8780,13 @@
             </w:pPr>
             <w:r>
               <w:rPr>
-                <w:rFonts w:ascii="Arial" w:hAnsi="Arial" w:eastAsia="Arial"/>
-                <w:sz w:val="18"/>
-              </w:rPr>
-            </w:r>
-            <w:r>
-              <w:rPr>
-                <w:rFonts w:ascii="Arial" w:hAnsi="Arial" w:eastAsia="Arial"/>
+                <w:rFonts w:ascii="Arial" w:hAnsi="Arial" w:eastAsia="Arial" w:cs="Tahoma"/>
+                <w:sz w:val="18"/>
+              </w:rPr>
+            </w:r>
+            <w:r>
+              <w:rPr>
+                <w:rFonts w:ascii="Arial" w:hAnsi="Arial" w:eastAsia="Arial" w:cs="Tahoma"/>
                 <w:sz w:val="18"/>
               </w:rPr>
               <w:t>R</w:t>
@@ -8678,16 +8805,16 @@
             </w:pPr>
             <w:r>
               <w:rPr>
-                <w:rFonts w:ascii="Arial" w:hAnsi="Arial" w:eastAsia="Arial"/>
-                <w:sz w:val="18"/>
-              </w:rPr>
-            </w:r>
-            <w:r>
-              <w:rPr>
-                <w:rFonts w:ascii="Arial" w:hAnsi="Arial" w:eastAsia="Arial"/>
-                <w:sz w:val="18"/>
-              </w:rPr>
-              <w:t>ผู้รับอีเมลของ batch job — ไม่ใช่ workflow event · workflow ใช้ engine ส่งเอง</w:t>
+                <w:rFonts w:ascii="Arial" w:hAnsi="Arial" w:eastAsia="Arial" w:cs="Tahoma"/>
+                <w:sz w:val="18"/>
+              </w:rPr>
+            </w:r>
+            <w:r>
+              <w:rPr>
+                <w:rFonts w:ascii="Arial" w:hAnsi="Arial" w:eastAsia="Arial" w:cs="Tahoma"/>
+                <w:sz w:val="18"/>
+              </w:rPr>
+              <w:t>ผู้รับอีเมลของ batch job — ไม่ใช่ workflow event · เลข template ของ workflow มาจาก workflow_route.email_id</w:t>
             </w:r>
           </w:p>
         </w:tc>
@@ -8703,13 +8830,13 @@
             </w:pPr>
             <w:r>
               <w:rPr>
-                <w:rFonts w:ascii="Arial" w:hAnsi="Arial" w:eastAsia="Arial"/>
-                <w:sz w:val="18"/>
-              </w:rPr>
-            </w:r>
-            <w:r>
-              <w:rPr>
-                <w:rFonts w:ascii="Arial" w:hAnsi="Arial" w:eastAsia="Arial"/>
+                <w:rFonts w:ascii="Arial" w:hAnsi="Arial" w:eastAsia="Arial" w:cs="Tahoma"/>
+                <w:sz w:val="18"/>
+              </w:rPr>
+            </w:r>
+            <w:r>
+              <w:rPr>
+                <w:rFonts w:ascii="Arial" w:hAnsi="Arial" w:eastAsia="Arial" w:cs="Tahoma"/>
                 <w:sz w:val="18"/>
               </w:rPr>
               <w:t>เขียน SQL ตรงผ่าน DATA_SOURCE</w:t>
@@ -8726,7 +8853,7 @@
       </w:pPr>
       <w:r>
         <w:rPr>
-          <w:rFonts w:ascii="Courier New" w:hAnsi="Courier New"/>
+          <w:rFonts w:ascii="Courier New" w:hAnsi="Courier New" w:eastAsia="Courier New" w:cs="Tahoma"/>
           <w:sz w:val="16"/>
         </w:rPr>
         <w:t>-- Job 8b StartInternalWorkflow — query หลักที่ต้อง implement</w:t>
@@ -8853,7 +8980,7 @@
       </w:r>
       <w:r>
         <w:rPr>
-          <w:rFonts w:ascii="Courier New" w:hAnsi="Courier New"/>
+          <w:rFonts w:ascii="Courier New" w:hAnsi="Courier New" w:eastAsia="Courier New" w:cs="Tahoma"/>
         </w:rPr>
         <w:t>EmailLibService</w:t>
       </w:r>
@@ -8862,7 +8989,7 @@
       </w:r>
       <w:r>
         <w:rPr>
-          <w:rFonts w:ascii="Courier New" w:hAnsi="Courier New"/>
+          <w:rFonts w:ascii="Courier New" w:hAnsi="Courier New" w:eastAsia="Courier New" w:cs="Tahoma"/>
         </w:rPr>
         <w:t>@gosoft-sbp/email-lib</w:t>
       </w:r>
@@ -8877,7 +9004,7 @@
       </w:pPr>
       <w:r>
         <w:rPr>
-          <w:rFonts w:ascii="Courier New" w:hAnsi="Courier New"/>
+          <w:rFonts w:ascii="Courier New" w:hAnsi="Courier New" w:eastAsia="Courier New" w:cs="Tahoma"/>
           <w:sz w:val="16"/>
         </w:rPr>
         <w:t>// src/batch/job-failure.notifier.ts</w:t>
@@ -9013,7 +9140,7 @@
       </w:r>
       <w:r>
         <w:rPr>
-          <w:rFonts w:ascii="Courier New" w:hAnsi="Courier New"/>
+          <w:rFonts w:ascii="Courier New" w:hAnsi="Courier New" w:eastAsia="Courier New" w:cs="Tahoma"/>
         </w:rPr>
         <w:t>SELECT * FROM pg_locks WHERE locktype = 'advisory'</w:t>
       </w:r>
@@ -9031,7 +9158,7 @@
       </w:r>
       <w:r>
         <w:rPr>
-          <w:rFonts w:ascii="Courier New" w:hAnsi="Courier New"/>
+          <w:rFonts w:ascii="Courier New" w:hAnsi="Courier New" w:eastAsia="Courier New" w:cs="Tahoma"/>
         </w:rPr>
         <w:t>node dist/batch/cli.js --job=8b --period=&lt;YYYYMM&gt;</w:t>
       </w:r>
@@ -9046,7 +9173,7 @@
       </w:r>
       <w:r>
         <w:rPr>
-          <w:rFonts w:ascii="Courier New" w:hAnsi="Courier New"/>
+          <w:color w:val="8A3324"/>
         </w:rPr>
         <w:t>sps_store.workflow_transaction / workflow_approver ของ @srm/glb-workflow (ไม่ใช่ตารางของ SBPGI)</w:t>
       </w:r>
@@ -9055,7 +9182,7 @@
       </w:r>
       <w:r>
         <w:rPr>
-          <w:rFonts w:ascii="Courier New" w:hAnsi="Courier New"/>
+          <w:rFonts w:ascii="Courier New" w:hAnsi="Courier New" w:eastAsia="Courier New" w:cs="Tahoma"/>
         </w:rPr>
         <w:t>job.finish</w:t>
       </w:r>
@@ -9073,7 +9200,7 @@
       </w:r>
       <w:r>
         <w:rPr>
-          <w:rFonts w:ascii="Courier New" w:hAnsi="Courier New"/>
+          <w:rFonts w:ascii="Courier New" w:hAnsi="Courier New" w:eastAsia="Courier New" w:cs="Tahoma"/>
         </w:rPr>
         <w:t>interface_transactions</w:t>
       </w:r>
@@ -9121,7 +9248,7 @@
             <w:r/>
             <w:r>
               <w:rPr>
-                <w:rFonts w:ascii="Arial" w:hAnsi="Arial" w:eastAsia="Arial"/>
+                <w:rFonts w:ascii="Arial" w:hAnsi="Arial" w:eastAsia="Arial" w:cs="Tahoma"/>
                 <w:b/>
                 <w:sz w:val="18"/>
               </w:rPr>
@@ -9143,7 +9270,7 @@
             <w:r/>
             <w:r>
               <w:rPr>
-                <w:rFonts w:ascii="Arial" w:hAnsi="Arial" w:eastAsia="Arial"/>
+                <w:rFonts w:ascii="Arial" w:hAnsi="Arial" w:eastAsia="Arial" w:cs="Tahoma"/>
                 <w:b/>
                 <w:sz w:val="18"/>
               </w:rPr>
@@ -9168,13 +9295,13 @@
             </w:pPr>
             <w:r>
               <w:rPr>
-                <w:rFonts w:ascii="Arial" w:hAnsi="Arial" w:eastAsia="Arial"/>
-                <w:sz w:val="18"/>
-              </w:rPr>
-            </w:r>
-            <w:r>
-              <w:rPr>
-                <w:rFonts w:ascii="Arial" w:hAnsi="Arial" w:eastAsia="Arial"/>
+                <w:rFonts w:ascii="Arial" w:hAnsi="Arial" w:eastAsia="Arial" w:cs="Tahoma"/>
+                <w:sz w:val="18"/>
+              </w:rPr>
+            </w:r>
+            <w:r>
+              <w:rPr>
+                <w:rFonts w:ascii="Arial" w:hAnsi="Arial" w:eastAsia="Arial" w:cs="Tahoma"/>
                 <w:sz w:val="18"/>
               </w:rPr>
               <w:t>1</w:t>
@@ -9193,13 +9320,13 @@
             </w:pPr>
             <w:r>
               <w:rPr>
-                <w:rFonts w:ascii="Arial" w:hAnsi="Arial" w:eastAsia="Arial"/>
-                <w:sz w:val="18"/>
-              </w:rPr>
-            </w:r>
-            <w:r>
-              <w:rPr>
-                <w:rFonts w:ascii="Arial" w:hAnsi="Arial" w:eastAsia="Arial"/>
+                <w:rFonts w:ascii="Arial" w:hAnsi="Arial" w:eastAsia="Arial" w:cs="Tahoma"/>
+                <w:sz w:val="18"/>
+              </w:rPr>
+            </w:r>
+            <w:r>
+              <w:rPr>
+                <w:rFonts w:ascii="Arial" w:hAnsi="Arial" w:eastAsia="Arial" w:cs="Tahoma"/>
                 <w:sz w:val="18"/>
               </w:rPr>
               <w:t>เริ่ม</w:t>
@@ -9223,13 +9350,13 @@
             </w:pPr>
             <w:r>
               <w:rPr>
-                <w:rFonts w:ascii="Arial" w:hAnsi="Arial" w:eastAsia="Arial"/>
-                <w:sz w:val="18"/>
-              </w:rPr>
-            </w:r>
-            <w:r>
-              <w:rPr>
-                <w:rFonts w:ascii="Arial" w:hAnsi="Arial" w:eastAsia="Arial"/>
+                <w:rFonts w:ascii="Arial" w:hAnsi="Arial" w:eastAsia="Arial" w:cs="Tahoma"/>
+                <w:sz w:val="18"/>
+              </w:rPr>
+            </w:r>
+            <w:r>
+              <w:rPr>
+                <w:rFonts w:ascii="Arial" w:hAnsi="Arial" w:eastAsia="Arial" w:cs="Tahoma"/>
                 <w:sz w:val="18"/>
               </w:rPr>
               <w:t>2</w:t>
@@ -9248,13 +9375,13 @@
             </w:pPr>
             <w:r>
               <w:rPr>
-                <w:rFonts w:ascii="Arial" w:hAnsi="Arial" w:eastAsia="Arial"/>
-                <w:sz w:val="18"/>
-              </w:rPr>
-            </w:r>
-            <w:r>
-              <w:rPr>
-                <w:rFonts w:ascii="Arial" w:hAnsi="Arial" w:eastAsia="Arial"/>
+                <w:rFonts w:ascii="Arial" w:hAnsi="Arial" w:eastAsia="Arial" w:cs="Tahoma"/>
+                <w:sz w:val="18"/>
+              </w:rPr>
+            </w:r>
+            <w:r>
+              <w:rPr>
+                <w:rFonts w:ascii="Arial" w:hAnsi="Arial" w:eastAsia="Arial" w:cs="Tahoma"/>
                 <w:sz w:val="18"/>
               </w:rPr>
               <w:t>อ่าน candidate ที่มี compensation_documents แล้วและ workflow_generation_status=W</w:t>
@@ -9278,13 +9405,13 @@
             </w:pPr>
             <w:r>
               <w:rPr>
-                <w:rFonts w:ascii="Arial" w:hAnsi="Arial" w:eastAsia="Arial"/>
-                <w:sz w:val="18"/>
-              </w:rPr>
-            </w:r>
-            <w:r>
-              <w:rPr>
-                <w:rFonts w:ascii="Arial" w:hAnsi="Arial" w:eastAsia="Arial"/>
+                <w:rFonts w:ascii="Arial" w:hAnsi="Arial" w:eastAsia="Arial" w:cs="Tahoma"/>
+                <w:sz w:val="18"/>
+              </w:rPr>
+            </w:r>
+            <w:r>
+              <w:rPr>
+                <w:rFonts w:ascii="Arial" w:hAnsi="Arial" w:eastAsia="Arial" w:cs="Tahoma"/>
                 <w:sz w:val="18"/>
               </w:rPr>
               <w:t>3</w:t>
@@ -9303,13 +9430,13 @@
             </w:pPr>
             <w:r>
               <w:rPr>
-                <w:rFonts w:ascii="Arial" w:hAnsi="Arial" w:eastAsia="Arial"/>
-                <w:sz w:val="18"/>
-              </w:rPr>
-            </w:r>
-            <w:r>
-              <w:rPr>
-                <w:rFonts w:ascii="Arial" w:hAnsi="Arial" w:eastAsia="Arial"/>
+                <w:rFonts w:ascii="Arial" w:hAnsi="Arial" w:eastAsia="Arial" w:cs="Tahoma"/>
+                <w:sz w:val="18"/>
+              </w:rPr>
+            </w:r>
+            <w:r>
+              <w:rPr>
+                <w:rFonts w:ascii="Arial" w:hAnsi="Arial" w:eastAsia="Arial" w:cs="Tahoma"/>
                 <w:sz w:val="18"/>
               </w:rPr>
               <w:t>พบเงื่อนไขไม่ผ่านถาวร? | No: ไม่พบ - ตรวจความพร้อมของข้อมูลต่อ (branch type, distance, missing DV, same juristic หรือ growth &gt; -10 -&gt; N)</w:t>
@@ -9333,13 +9460,13 @@
             </w:pPr>
             <w:r>
               <w:rPr>
-                <w:rFonts w:ascii="Arial" w:hAnsi="Arial" w:eastAsia="Arial"/>
-                <w:sz w:val="18"/>
-              </w:rPr>
-            </w:r>
-            <w:r>
-              <w:rPr>
-                <w:rFonts w:ascii="Arial" w:hAnsi="Arial" w:eastAsia="Arial"/>
+                <w:rFonts w:ascii="Arial" w:hAnsi="Arial" w:eastAsia="Arial" w:cs="Tahoma"/>
+                <w:sz w:val="18"/>
+              </w:rPr>
+            </w:r>
+            <w:r>
+              <w:rPr>
+                <w:rFonts w:ascii="Arial" w:hAnsi="Arial" w:eastAsia="Arial" w:cs="Tahoma"/>
                 <w:sz w:val="18"/>
               </w:rPr>
               <w:t>4</w:t>
@@ -9358,13 +9485,13 @@
             </w:pPr>
             <w:r>
               <w:rPr>
-                <w:rFonts w:ascii="Arial" w:hAnsi="Arial" w:eastAsia="Arial"/>
-                <w:sz w:val="18"/>
-              </w:rPr>
-            </w:r>
-            <w:r>
-              <w:rPr>
-                <w:rFonts w:ascii="Arial" w:hAnsi="Arial" w:eastAsia="Arial"/>
+                <w:rFonts w:ascii="Arial" w:hAnsi="Arial" w:eastAsia="Arial" w:cs="Tahoma"/>
+                <w:sz w:val="18"/>
+              </w:rPr>
+            </w:r>
+            <w:r>
+              <w:rPr>
+                <w:rFonts w:ascii="Arial" w:hAnsi="Arial" w:eastAsia="Arial" w:cs="Tahoma"/>
                 <w:sz w:val="18"/>
               </w:rPr>
               <w:t>ข้อมูล Gate พร้อมครบ? | No: distance/juristic/growth เป็น NULL หรือ sales status ยังไม่พร้อม -&gt; คง W (คง W เฉพาะข้อมูลต้นทางที่ยังรอเติมเพื่อให้ rerun ได้)</w:t>
@@ -9388,13 +9515,13 @@
             </w:pPr>
             <w:r>
               <w:rPr>
-                <w:rFonts w:ascii="Arial" w:hAnsi="Arial" w:eastAsia="Arial"/>
-                <w:sz w:val="18"/>
-              </w:rPr>
-            </w:r>
-            <w:r>
-              <w:rPr>
-                <w:rFonts w:ascii="Arial" w:hAnsi="Arial" w:eastAsia="Arial"/>
+                <w:rFonts w:ascii="Arial" w:hAnsi="Arial" w:eastAsia="Arial" w:cs="Tahoma"/>
+                <w:sz w:val="18"/>
+              </w:rPr>
+            </w:r>
+            <w:r>
+              <w:rPr>
+                <w:rFonts w:ascii="Arial" w:hAnsi="Arial" w:eastAsia="Arial" w:cs="Tahoma"/>
                 <w:sz w:val="18"/>
               </w:rPr>
               <w:t>5</w:t>
@@ -9413,13 +9540,13 @@
             </w:pPr>
             <w:r>
               <w:rPr>
-                <w:rFonts w:ascii="Arial" w:hAnsi="Arial" w:eastAsia="Arial"/>
-                <w:sz w:val="18"/>
-              </w:rPr>
-            </w:r>
-            <w:r>
-              <w:rPr>
-                <w:rFonts w:ascii="Arial" w:hAnsi="Arial" w:eastAsia="Arial"/>
+                <w:rFonts w:ascii="Arial" w:hAnsi="Arial" w:eastAsia="Arial" w:cs="Tahoma"/>
+                <w:sz w:val="18"/>
+              </w:rPr>
+            </w:r>
+            <w:r>
+              <w:rPr>
+                <w:rFonts w:ascii="Arial" w:hAnsi="Arial" w:eastAsia="Arial" w:cs="Tahoma"/>
                 <w:sz w:val="18"/>
               </w:rPr>
               <w:t>POST /api/v1/workflows/instances (service token ภายใน ไม่ใช้ HTTP Basic Auth/K2 REST)</w:t>
@@ -9443,13 +9570,13 @@
             </w:pPr>
             <w:r>
               <w:rPr>
-                <w:rFonts w:ascii="Arial" w:hAnsi="Arial" w:eastAsia="Arial"/>
-                <w:sz w:val="18"/>
-              </w:rPr>
-            </w:r>
-            <w:r>
-              <w:rPr>
-                <w:rFonts w:ascii="Arial" w:hAnsi="Arial" w:eastAsia="Arial"/>
+                <w:rFonts w:ascii="Arial" w:hAnsi="Arial" w:eastAsia="Arial" w:cs="Tahoma"/>
+                <w:sz w:val="18"/>
+              </w:rPr>
+            </w:r>
+            <w:r>
+              <w:rPr>
+                <w:rFonts w:ascii="Arial" w:hAnsi="Arial" w:eastAsia="Arial" w:cs="Tahoma"/>
                 <w:sz w:val="18"/>
               </w:rPr>
               <w:t>6</w:t>
@@ -9468,16 +9595,16 @@
             </w:pPr>
             <w:r>
               <w:rPr>
-                <w:rFonts w:ascii="Arial" w:hAnsi="Arial" w:eastAsia="Arial"/>
-                <w:sz w:val="18"/>
-              </w:rPr>
-            </w:r>
-            <w:r>
-              <w:rPr>
-                <w:rFonts w:ascii="Arial" w:hAnsi="Arial" w:eastAsia="Arial"/>
-                <w:sz w:val="18"/>
-              </w:rPr>
-              <w:t>เรียก initialize + add-prepared-approver ของ @srm/glb-workflow (state 06) (engine เขียน workflow_transaction/workflow_approver เอง — SBPGI ไม่ insert ตรง · ชื่อ function ยังไม่ยืนยัน ดู LLDD-BE-Workflow-Engine-Definition.pdf 5.3)</w:t>
+                <w:rFonts w:ascii="Arial" w:hAnsi="Arial" w:eastAsia="Arial" w:cs="Tahoma"/>
+                <w:sz w:val="18"/>
+              </w:rPr>
+            </w:r>
+            <w:r>
+              <w:rPr>
+                <w:rFonts w:ascii="Arial" w:hAnsi="Arial" w:eastAsia="Arial" w:cs="Tahoma"/>
+                <w:sz w:val="18"/>
+              </w:rPr>
+              <w:t>เรียก initializeWorkflow + addPreApprover ของ @srm/glb-workflow (state 06) (engine เขียน workflow_transaction/workflow_approver เอง — SBPGI ไม่ insert ตรง · API 8 ตัวตามชีต Detail ของ LLDD lib — ดู LLDD-BE-Workflow-Engine-Definition.pdf 5.3)</w:t>
             </w:r>
           </w:p>
         </w:tc>
@@ -9498,13 +9625,13 @@
             </w:pPr>
             <w:r>
               <w:rPr>
-                <w:rFonts w:ascii="Arial" w:hAnsi="Arial" w:eastAsia="Arial"/>
-                <w:sz w:val="18"/>
-              </w:rPr>
-            </w:r>
-            <w:r>
-              <w:rPr>
-                <w:rFonts w:ascii="Arial" w:hAnsi="Arial" w:eastAsia="Arial"/>
+                <w:rFonts w:ascii="Arial" w:hAnsi="Arial" w:eastAsia="Arial" w:cs="Tahoma"/>
+                <w:sz w:val="18"/>
+              </w:rPr>
+            </w:r>
+            <w:r>
+              <w:rPr>
+                <w:rFonts w:ascii="Arial" w:hAnsi="Arial" w:eastAsia="Arial" w:cs="Tahoma"/>
                 <w:sz w:val="18"/>
               </w:rPr>
               <w:t>7</w:t>
@@ -9523,13 +9650,13 @@
             </w:pPr>
             <w:r>
               <w:rPr>
-                <w:rFonts w:ascii="Arial" w:hAnsi="Arial" w:eastAsia="Arial"/>
-                <w:sz w:val="18"/>
-              </w:rPr>
-            </w:r>
-            <w:r>
-              <w:rPr>
-                <w:rFonts w:ascii="Arial" w:hAnsi="Arial" w:eastAsia="Arial"/>
+                <w:rFonts w:ascii="Arial" w:hAnsi="Arial" w:eastAsia="Arial" w:cs="Tahoma"/>
+                <w:sz w:val="18"/>
+              </w:rPr>
+            </w:r>
+            <w:r>
+              <w:rPr>
+                <w:rFonts w:ascii="Arial" w:hAnsi="Arial" w:eastAsia="Arial" w:cs="Tahoma"/>
                 <w:sz w:val="18"/>
               </w:rPr>
               <w:t>workflow_generation_status = Y (เปิด workflow สำเร็จ)</w:t>
@@ -9553,13 +9680,13 @@
             </w:pPr>
             <w:r>
               <w:rPr>
-                <w:rFonts w:ascii="Arial" w:hAnsi="Arial" w:eastAsia="Arial"/>
-                <w:sz w:val="18"/>
-              </w:rPr>
-            </w:r>
-            <w:r>
-              <w:rPr>
-                <w:rFonts w:ascii="Arial" w:hAnsi="Arial" w:eastAsia="Arial"/>
+                <w:rFonts w:ascii="Arial" w:hAnsi="Arial" w:eastAsia="Arial" w:cs="Tahoma"/>
+                <w:sz w:val="18"/>
+              </w:rPr>
+            </w:r>
+            <w:r>
+              <w:rPr>
+                <w:rFonts w:ascii="Arial" w:hAnsi="Arial" w:eastAsia="Arial" w:cs="Tahoma"/>
                 <w:sz w:val="18"/>
               </w:rPr>
               <w:t>8</w:t>
@@ -9578,13 +9705,13 @@
             </w:pPr>
             <w:r>
               <w:rPr>
-                <w:rFonts w:ascii="Arial" w:hAnsi="Arial" w:eastAsia="Arial"/>
-                <w:sz w:val="18"/>
-              </w:rPr>
-            </w:r>
-            <w:r>
-              <w:rPr>
-                <w:rFonts w:ascii="Arial" w:hAnsi="Arial" w:eastAsia="Arial"/>
+                <w:rFonts w:ascii="Arial" w:hAnsi="Arial" w:eastAsia="Arial" w:cs="Tahoma"/>
+                <w:sz w:val="18"/>
+              </w:rPr>
+            </w:r>
+            <w:r>
+              <w:rPr>
+                <w:rFonts w:ascii="Arial" w:hAnsi="Arial" w:eastAsia="Arial" w:cs="Tahoma"/>
                 <w:sz w:val="18"/>
               </w:rPr>
               <w:t>ส่งอีเมลสรุปราย DV ผ่าน Notification Service</w:t>
@@ -9608,13 +9735,13 @@
             </w:pPr>
             <w:r>
               <w:rPr>
-                <w:rFonts w:ascii="Arial" w:hAnsi="Arial" w:eastAsia="Arial"/>
-                <w:sz w:val="18"/>
-              </w:rPr>
-            </w:r>
-            <w:r>
-              <w:rPr>
-                <w:rFonts w:ascii="Arial" w:hAnsi="Arial" w:eastAsia="Arial"/>
+                <w:rFonts w:ascii="Arial" w:hAnsi="Arial" w:eastAsia="Arial" w:cs="Tahoma"/>
+                <w:sz w:val="18"/>
+              </w:rPr>
+            </w:r>
+            <w:r>
+              <w:rPr>
+                <w:rFonts w:ascii="Arial" w:hAnsi="Arial" w:eastAsia="Arial" w:cs="Tahoma"/>
                 <w:sz w:val="18"/>
               </w:rPr>
               <w:t>9</w:t>
@@ -9633,13 +9760,13 @@
             </w:pPr>
             <w:r>
               <w:rPr>
-                <w:rFonts w:ascii="Arial" w:hAnsi="Arial" w:eastAsia="Arial"/>
-                <w:sz w:val="18"/>
-              </w:rPr>
-            </w:r>
-            <w:r>
-              <w:rPr>
-                <w:rFonts w:ascii="Arial" w:hAnsi="Arial" w:eastAsia="Arial"/>
+                <w:rFonts w:ascii="Arial" w:hAnsi="Arial" w:eastAsia="Arial" w:cs="Tahoma"/>
+                <w:sz w:val="18"/>
+              </w:rPr>
+            </w:r>
+            <w:r>
+              <w:rPr>
+                <w:rFonts w:ascii="Arial" w:hAnsi="Arial" w:eastAsia="Arial" w:cs="Tahoma"/>
                 <w:sz w:val="18"/>
               </w:rPr>
               <w:t>จบ</w:t>
@@ -9745,7 +9872,7 @@
             <w:r/>
             <w:r>
               <w:rPr>
-                <w:rFonts w:ascii="Arial" w:hAnsi="Arial" w:eastAsia="Arial"/>
+                <w:rFonts w:ascii="Arial" w:hAnsi="Arial" w:eastAsia="Arial" w:cs="Tahoma"/>
                 <w:b/>
                 <w:sz w:val="18"/>
               </w:rPr>
@@ -9767,7 +9894,7 @@
             <w:r/>
             <w:r>
               <w:rPr>
-                <w:rFonts w:ascii="Arial" w:hAnsi="Arial" w:eastAsia="Arial"/>
+                <w:rFonts w:ascii="Arial" w:hAnsi="Arial" w:eastAsia="Arial" w:cs="Tahoma"/>
                 <w:b/>
                 <w:sz w:val="18"/>
               </w:rPr>
@@ -9792,13 +9919,13 @@
             </w:pPr>
             <w:r>
               <w:rPr>
-                <w:rFonts w:ascii="Arial" w:hAnsi="Arial" w:eastAsia="Arial"/>
-                <w:sz w:val="18"/>
-              </w:rPr>
-            </w:r>
-            <w:r>
-              <w:rPr>
-                <w:rFonts w:ascii="Arial" w:hAnsi="Arial" w:eastAsia="Arial"/>
+                <w:rFonts w:ascii="Arial" w:hAnsi="Arial" w:eastAsia="Arial" w:cs="Tahoma"/>
+                <w:sz w:val="18"/>
+              </w:rPr>
+            </w:r>
+            <w:r>
+              <w:rPr>
+                <w:rFonts w:ascii="Arial" w:hAnsi="Arial" w:eastAsia="Arial" w:cs="Tahoma"/>
                 <w:sz w:val="18"/>
               </w:rPr>
               <w:t>1</w:t>
@@ -9817,13 +9944,13 @@
             </w:pPr>
             <w:r>
               <w:rPr>
-                <w:rFonts w:ascii="Arial" w:hAnsi="Arial" w:eastAsia="Arial"/>
-                <w:sz w:val="18"/>
-              </w:rPr>
-            </w:r>
-            <w:r>
-              <w:rPr>
-                <w:rFonts w:ascii="Arial" w:hAnsi="Arial" w:eastAsia="Arial"/>
+                <w:rFonts w:ascii="Arial" w:hAnsi="Arial" w:eastAsia="Arial" w:cs="Tahoma"/>
+                <w:sz w:val="18"/>
+              </w:rPr>
+            </w:r>
+            <w:r>
+              <w:rPr>
+                <w:rFonts w:ascii="Arial" w:hAnsi="Arial" w:eastAsia="Arial" w:cs="Tahoma"/>
                 <w:sz w:val="18"/>
               </w:rPr>
               <w:t>รันตามตารางเวลาแล้วผลถูกต้องบน fixture</w:t>
@@ -9847,13 +9974,13 @@
             </w:pPr>
             <w:r>
               <w:rPr>
-                <w:rFonts w:ascii="Arial" w:hAnsi="Arial" w:eastAsia="Arial"/>
-                <w:sz w:val="18"/>
-              </w:rPr>
-            </w:r>
-            <w:r>
-              <w:rPr>
-                <w:rFonts w:ascii="Arial" w:hAnsi="Arial" w:eastAsia="Arial"/>
+                <w:rFonts w:ascii="Arial" w:hAnsi="Arial" w:eastAsia="Arial" w:cs="Tahoma"/>
+                <w:sz w:val="18"/>
+              </w:rPr>
+            </w:r>
+            <w:r>
+              <w:rPr>
+                <w:rFonts w:ascii="Arial" w:hAnsi="Arial" w:eastAsia="Arial" w:cs="Tahoma"/>
                 <w:sz w:val="18"/>
               </w:rPr>
               <w:t>2</w:t>
@@ -9872,13 +9999,13 @@
             </w:pPr>
             <w:r>
               <w:rPr>
-                <w:rFonts w:ascii="Arial" w:hAnsi="Arial" w:eastAsia="Arial"/>
-                <w:sz w:val="18"/>
-              </w:rPr>
-            </w:r>
-            <w:r>
-              <w:rPr>
-                <w:rFonts w:ascii="Arial" w:hAnsi="Arial" w:eastAsia="Arial"/>
+                <w:rFonts w:ascii="Arial" w:hAnsi="Arial" w:eastAsia="Arial" w:cs="Tahoma"/>
+                <w:sz w:val="18"/>
+              </w:rPr>
+            </w:r>
+            <w:r>
+              <w:rPr>
+                <w:rFonts w:ascii="Arial" w:hAnsi="Arial" w:eastAsia="Arial" w:cs="Tahoma"/>
                 <w:sz w:val="18"/>
               </w:rPr>
               <w:t>รันนอกรอบผ่าน CLI ได้ผลเดียวกับ cron</w:t>
@@ -9902,13 +10029,13 @@
             </w:pPr>
             <w:r>
               <w:rPr>
-                <w:rFonts w:ascii="Arial" w:hAnsi="Arial" w:eastAsia="Arial"/>
-                <w:sz w:val="18"/>
-              </w:rPr>
-            </w:r>
-            <w:r>
-              <w:rPr>
-                <w:rFonts w:ascii="Arial" w:hAnsi="Arial" w:eastAsia="Arial"/>
+                <w:rFonts w:ascii="Arial" w:hAnsi="Arial" w:eastAsia="Arial" w:cs="Tahoma"/>
+                <w:sz w:val="18"/>
+              </w:rPr>
+            </w:r>
+            <w:r>
+              <w:rPr>
+                <w:rFonts w:ascii="Arial" w:hAnsi="Arial" w:eastAsia="Arial" w:cs="Tahoma"/>
                 <w:sz w:val="18"/>
               </w:rPr>
               <w:t>3</w:t>
@@ -9927,13 +10054,13 @@
             </w:pPr>
             <w:r>
               <w:rPr>
-                <w:rFonts w:ascii="Arial" w:hAnsi="Arial" w:eastAsia="Arial"/>
-                <w:sz w:val="18"/>
-              </w:rPr>
-            </w:r>
-            <w:r>
-              <w:rPr>
-                <w:rFonts w:ascii="Arial" w:hAnsi="Arial" w:eastAsia="Arial"/>
+                <w:rFonts w:ascii="Arial" w:hAnsi="Arial" w:eastAsia="Arial" w:cs="Tahoma"/>
+                <w:sz w:val="18"/>
+              </w:rPr>
+            </w:r>
+            <w:r>
+              <w:rPr>
+                <w:rFonts w:ascii="Arial" w:hAnsi="Arial" w:eastAsia="Arial" w:cs="Tahoma"/>
                 <w:sz w:val="18"/>
               </w:rPr>
               <w:t>สั่งรันซ้อนขณะกำลังรัน → runner ปฏิเสธ (lock ทำงาน)</w:t>
@@ -9957,13 +10084,13 @@
             </w:pPr>
             <w:r>
               <w:rPr>
-                <w:rFonts w:ascii="Arial" w:hAnsi="Arial" w:eastAsia="Arial"/>
-                <w:sz w:val="18"/>
-              </w:rPr>
-            </w:r>
-            <w:r>
-              <w:rPr>
-                <w:rFonts w:ascii="Arial" w:hAnsi="Arial" w:eastAsia="Arial"/>
+                <w:rFonts w:ascii="Arial" w:hAnsi="Arial" w:eastAsia="Arial" w:cs="Tahoma"/>
+                <w:sz w:val="18"/>
+              </w:rPr>
+            </w:r>
+            <w:r>
+              <w:rPr>
+                <w:rFonts w:ascii="Arial" w:hAnsi="Arial" w:eastAsia="Arial" w:cs="Tahoma"/>
                 <w:sz w:val="18"/>
               </w:rPr>
               <w:t>4</w:t>
@@ -9982,13 +10109,13 @@
             </w:pPr>
             <w:r>
               <w:rPr>
-                <w:rFonts w:ascii="Arial" w:hAnsi="Arial" w:eastAsia="Arial"/>
-                <w:sz w:val="18"/>
-              </w:rPr>
-            </w:r>
-            <w:r>
-              <w:rPr>
-                <w:rFonts w:ascii="Arial" w:hAnsi="Arial" w:eastAsia="Arial"/>
+                <w:rFonts w:ascii="Arial" w:hAnsi="Arial" w:eastAsia="Arial" w:cs="Tahoma"/>
+                <w:sz w:val="18"/>
+              </w:rPr>
+            </w:r>
+            <w:r>
+              <w:rPr>
+                <w:rFonts w:ascii="Arial" w:hAnsi="Arial" w:eastAsia="Arial" w:cs="Tahoma"/>
                 <w:sz w:val="18"/>
               </w:rPr>
               <w:t>แก้ config แล้ว deploy → รอบถัดไปใช้ค่าใหม่</w:t>
@@ -10012,13 +10139,13 @@
             </w:pPr>
             <w:r>
               <w:rPr>
-                <w:rFonts w:ascii="Arial" w:hAnsi="Arial" w:eastAsia="Arial"/>
-                <w:sz w:val="18"/>
-              </w:rPr>
-            </w:r>
-            <w:r>
-              <w:rPr>
-                <w:rFonts w:ascii="Arial" w:hAnsi="Arial" w:eastAsia="Arial"/>
+                <w:rFonts w:ascii="Arial" w:hAnsi="Arial" w:eastAsia="Arial" w:cs="Tahoma"/>
+                <w:sz w:val="18"/>
+              </w:rPr>
+            </w:r>
+            <w:r>
+              <w:rPr>
+                <w:rFonts w:ascii="Arial" w:hAnsi="Arial" w:eastAsia="Arial" w:cs="Tahoma"/>
                 <w:sz w:val="18"/>
               </w:rPr>
               <w:t>5</w:t>
@@ -10037,13 +10164,13 @@
             </w:pPr>
             <w:r>
               <w:rPr>
-                <w:rFonts w:ascii="Arial" w:hAnsi="Arial" w:eastAsia="Arial"/>
-                <w:sz w:val="18"/>
-              </w:rPr>
-            </w:r>
-            <w:r>
-              <w:rPr>
-                <w:rFonts w:ascii="Arial" w:hAnsi="Arial" w:eastAsia="Arial"/>
+                <w:rFonts w:ascii="Arial" w:hAnsi="Arial" w:eastAsia="Arial" w:cs="Tahoma"/>
+                <w:sz w:val="18"/>
+              </w:rPr>
+            </w:r>
+            <w:r>
+              <w:rPr>
+                <w:rFonts w:ascii="Arial" w:hAnsi="Arial" w:eastAsia="Arial" w:cs="Tahoma"/>
                 <w:sz w:val="18"/>
               </w:rPr>
               <w:t>job throw error → EM-07 ออก และ log มีบรรทัด error</w:t>
@@ -10067,13 +10194,13 @@
             </w:pPr>
             <w:r>
               <w:rPr>
-                <w:rFonts w:ascii="Arial" w:hAnsi="Arial" w:eastAsia="Arial"/>
-                <w:sz w:val="18"/>
-              </w:rPr>
-            </w:r>
-            <w:r>
-              <w:rPr>
-                <w:rFonts w:ascii="Arial" w:hAnsi="Arial" w:eastAsia="Arial"/>
+                <w:rFonts w:ascii="Arial" w:hAnsi="Arial" w:eastAsia="Arial" w:cs="Tahoma"/>
+                <w:sz w:val="18"/>
+              </w:rPr>
+            </w:r>
+            <w:r>
+              <w:rPr>
+                <w:rFonts w:ascii="Arial" w:hAnsi="Arial" w:eastAsia="Arial" w:cs="Tahoma"/>
                 <w:sz w:val="18"/>
               </w:rPr>
               <w:t>6</w:t>
@@ -10092,13 +10219,13 @@
             </w:pPr>
             <w:r>
               <w:rPr>
-                <w:rFonts w:ascii="Arial" w:hAnsi="Arial" w:eastAsia="Arial"/>
-                <w:sz w:val="18"/>
-              </w:rPr>
-            </w:r>
-            <w:r>
-              <w:rPr>
-                <w:rFonts w:ascii="Arial" w:hAnsi="Arial" w:eastAsia="Arial"/>
+                <w:rFonts w:ascii="Arial" w:hAnsi="Arial" w:eastAsia="Arial" w:cs="Tahoma"/>
+                <w:sz w:val="18"/>
+              </w:rPr>
+            </w:r>
+            <w:r>
+              <w:rPr>
+                <w:rFonts w:ascii="Arial" w:hAnsi="Arial" w:eastAsia="Arial" w:cs="Tahoma"/>
                 <w:sz w:val="18"/>
               </w:rPr>
               <w:t>ตรวจผลกระทบตารางตาม R/W mapping reference</w:t>
@@ -10108,6 +10235,988 @@
       </w:tr>
     </w:tbl>
     <w:p/>
+    <w:p>
+      <w:pPr>
+        <w:pStyle w:val="Heading1"/>
+        <w:keepNext/>
+        <w:keepLines/>
+        <w:pageBreakBefore w:val="0"/>
+      </w:pPr>
+      <w:r>
+        <w:t>13. Unit Test Scope</w:t>
+      </w:r>
+    </w:p>
+    <w:p>
+      <w:pPr>
+        <w:keepNext w:val="0"/>
+      </w:pPr>
+      <w:r>
+        <w:rPr>
+          <w:b/>
+        </w:rPr>
+        <w:t>5 ชั่วโมง</w:t>
+      </w:r>
+      <w:r>
+        <w:t xml:space="preserve"> (30% ของ implementation 16 ชั่วโมง) · เครื่องมือ: Jest + mock repository/DataSource (ไม่ต่อ DB จริง)</w:t>
+      </w:r>
+    </w:p>
+    <w:p>
+      <w:r>
+        <w:t xml:space="preserve">หัวข้อนี้คือ </w:t>
+      </w:r>
+      <w:r>
+        <w:rPr>
+          <w:b/>
+        </w:rPr>
+        <w:t>unit test</w:t>
+      </w:r>
+      <w:r>
+        <w:t xml:space="preserve"> ที่ต้องเขียนคู่กับโค้ด — ต่างจาก *Developer Test Checklist* ซึ่งเป็น scenario ระดับ end-to-end/manual ที่ใช้ตอนตรวจรับ · รายการด้านล่าง derive จาก field/validation, acceptance criteria, endpoint และตารางที่เอกสารนี้เขียน</w:t>
+      </w:r>
+    </w:p>
+    <w:tbl>
+      <w:tblPr>
+        <w:tblStyle w:val="TableGrid"/>
+        <w:tblW w:type="auto" w:w="0"/>
+        <w:jc w:val="center"/>
+        <w:tblLook w:firstColumn="1" w:firstRow="1" w:lastColumn="0" w:lastRow="0" w:noHBand="0" w:noVBand="1" w:val="04A0"/>
+      </w:tblPr>
+      <w:tblGrid>
+        <w:gridCol w:w="3360"/>
+        <w:gridCol w:w="3360"/>
+        <w:gridCol w:w="3360"/>
+      </w:tblGrid>
+      <w:tr>
+        <w:trPr>
+          <w:cantSplit/>
+        </w:trPr>
+        <w:tc>
+          <w:tcPr>
+            <w:tcW w:type="dxa" w:w="3360"/>
+            <w:vAlign w:val="center"/>
+            <w:shd w:fill="E8EEF5"/>
+          </w:tcPr>
+          <w:p>
+            <w:pPr>
+              <w:keepLines/>
+              <w:spacing w:after="0"/>
+            </w:pPr>
+            <w:r/>
+            <w:r>
+              <w:rPr>
+                <w:rFonts w:ascii="Arial" w:hAnsi="Arial" w:eastAsia="Arial" w:cs="Tahoma"/>
+                <w:b/>
+                <w:sz w:val="18"/>
+              </w:rPr>
+              <w:t>สิ่งที่ทดสอบ</w:t>
+            </w:r>
+          </w:p>
+        </w:tc>
+        <w:tc>
+          <w:tcPr>
+            <w:tcW w:type="dxa" w:w="3360"/>
+            <w:vAlign w:val="center"/>
+            <w:shd w:fill="E8EEF5"/>
+          </w:tcPr>
+          <w:p>
+            <w:pPr>
+              <w:keepLines/>
+              <w:spacing w:after="0"/>
+            </w:pPr>
+            <w:r/>
+            <w:r>
+              <w:rPr>
+                <w:rFonts w:ascii="Arial" w:hAnsi="Arial" w:eastAsia="Arial" w:cs="Tahoma"/>
+                <w:b/>
+                <w:sz w:val="18"/>
+              </w:rPr>
+              <w:t>ประเภท</w:t>
+            </w:r>
+          </w:p>
+        </w:tc>
+        <w:tc>
+          <w:tcPr>
+            <w:tcW w:type="dxa" w:w="3360"/>
+            <w:vAlign w:val="center"/>
+            <w:shd w:fill="E8EEF5"/>
+          </w:tcPr>
+          <w:p>
+            <w:pPr>
+              <w:keepLines/>
+              <w:spacing w:after="0"/>
+            </w:pPr>
+            <w:r/>
+            <w:r>
+              <w:rPr>
+                <w:rFonts w:ascii="Arial" w:hAnsi="Arial" w:eastAsia="Arial" w:cs="Tahoma"/>
+                <w:b/>
+                <w:sz w:val="18"/>
+              </w:rPr>
+              <w:t>เกณฑ์ผ่าน</w:t>
+            </w:r>
+          </w:p>
+        </w:tc>
+      </w:tr>
+      <w:tr>
+        <w:trPr>
+          <w:cantSplit/>
+        </w:trPr>
+        <w:tc>
+          <w:tcPr>
+            <w:tcW w:type="dxa" w:w="3360"/>
+            <w:vAlign w:val="center"/>
+          </w:tcPr>
+          <w:p>
+            <w:pPr>
+              <w:keepLines/>
+              <w:spacing w:after="0"/>
+            </w:pPr>
+            <w:r>
+              <w:rPr>
+                <w:rFonts w:ascii="Arial" w:hAnsi="Arial" w:eastAsia="Arial" w:cs="Tahoma"/>
+                <w:sz w:val="18"/>
+              </w:rPr>
+            </w:r>
+            <w:r>
+              <w:rPr>
+                <w:rFonts w:ascii="Arial" w:hAnsi="Arial" w:eastAsia="Arial" w:cs="Tahoma"/>
+                <w:color w:val="8A3324"/>
+                <w:sz w:val="18"/>
+              </w:rPr>
+              <w:t>เกณฑ์ Growth Rate</w:t>
+            </w:r>
+          </w:p>
+        </w:tc>
+        <w:tc>
+          <w:tcPr>
+            <w:tcW w:type="dxa" w:w="3360"/>
+            <w:vAlign w:val="center"/>
+          </w:tcPr>
+          <w:p>
+            <w:pPr>
+              <w:keepLines/>
+              <w:spacing w:after="0"/>
+            </w:pPr>
+            <w:r>
+              <w:rPr>
+                <w:rFonts w:ascii="Arial" w:hAnsi="Arial" w:eastAsia="Arial" w:cs="Tahoma"/>
+                <w:sz w:val="18"/>
+              </w:rPr>
+            </w:r>
+            <w:r>
+              <w:rPr>
+                <w:rFonts w:ascii="Arial" w:hAnsi="Arial" w:eastAsia="Arial" w:cs="Tahoma"/>
+                <w:sz w:val="18"/>
+              </w:rPr>
+              <w:t>rule</w:t>
+            </w:r>
+          </w:p>
+        </w:tc>
+        <w:tc>
+          <w:tcPr>
+            <w:tcW w:type="dxa" w:w="3360"/>
+            <w:vAlign w:val="center"/>
+          </w:tcPr>
+          <w:p>
+            <w:pPr>
+              <w:keepLines/>
+              <w:spacing w:after="0"/>
+            </w:pPr>
+            <w:r>
+              <w:rPr>
+                <w:rFonts w:ascii="Arial" w:hAnsi="Arial" w:eastAsia="Arial" w:cs="Tahoma"/>
+                <w:sz w:val="18"/>
+              </w:rPr>
+            </w:r>
+            <w:r>
+              <w:rPr>
+                <w:rFonts w:ascii="Arial" w:hAnsi="Arial" w:eastAsia="Arial" w:cs="Tahoma"/>
+                <w:sz w:val="18"/>
+              </w:rPr>
+              <w:t>ใช้กฎกับข้อมูลตัวอย่างแล้วได้ผลตามที่ระบุ — growth_rate_diff &lt;= -10</w:t>
+            </w:r>
+          </w:p>
+        </w:tc>
+      </w:tr>
+      <w:tr>
+        <w:trPr>
+          <w:cantSplit/>
+        </w:trPr>
+        <w:tc>
+          <w:tcPr>
+            <w:tcW w:type="dxa" w:w="3360"/>
+            <w:vAlign w:val="center"/>
+          </w:tcPr>
+          <w:p>
+            <w:pPr>
+              <w:keepLines/>
+              <w:spacing w:after="0"/>
+            </w:pPr>
+            <w:r>
+              <w:rPr>
+                <w:rFonts w:ascii="Arial" w:hAnsi="Arial" w:eastAsia="Arial" w:cs="Tahoma"/>
+                <w:sz w:val="18"/>
+              </w:rPr>
+            </w:r>
+            <w:r>
+              <w:rPr>
+                <w:rFonts w:ascii="Arial" w:hAnsi="Arial" w:eastAsia="Arial" w:cs="Tahoma"/>
+                <w:color w:val="8A3324"/>
+                <w:sz w:val="18"/>
+              </w:rPr>
+              <w:t>เงื่อนไข Gate อื่น</w:t>
+            </w:r>
+          </w:p>
+        </w:tc>
+        <w:tc>
+          <w:tcPr>
+            <w:tcW w:type="dxa" w:w="3360"/>
+            <w:vAlign w:val="center"/>
+          </w:tcPr>
+          <w:p>
+            <w:pPr>
+              <w:keepLines/>
+              <w:spacing w:after="0"/>
+            </w:pPr>
+            <w:r>
+              <w:rPr>
+                <w:rFonts w:ascii="Arial" w:hAnsi="Arial" w:eastAsia="Arial" w:cs="Tahoma"/>
+                <w:sz w:val="18"/>
+              </w:rPr>
+            </w:r>
+            <w:r>
+              <w:rPr>
+                <w:rFonts w:ascii="Arial" w:hAnsi="Arial" w:eastAsia="Arial" w:cs="Tahoma"/>
+                <w:sz w:val="18"/>
+              </w:rPr>
+              <w:t>rule</w:t>
+            </w:r>
+          </w:p>
+        </w:tc>
+        <w:tc>
+          <w:tcPr>
+            <w:tcW w:type="dxa" w:w="3360"/>
+            <w:vAlign w:val="center"/>
+          </w:tcPr>
+          <w:p>
+            <w:pPr>
+              <w:keepLines/>
+              <w:spacing w:after="0"/>
+            </w:pPr>
+            <w:r>
+              <w:rPr>
+                <w:rFonts w:ascii="Arial" w:hAnsi="Arial" w:eastAsia="Arial" w:cs="Tahoma"/>
+                <w:sz w:val="18"/>
+              </w:rPr>
+            </w:r>
+            <w:r>
+              <w:rPr>
+                <w:rFonts w:ascii="Arial" w:hAnsi="Arial" w:eastAsia="Arial" w:cs="Tahoma"/>
+                <w:sz w:val="18"/>
+              </w:rPr>
+              <w:t>ใช้กฎกับข้อมูลตัวอย่างแล้วได้ผลตามที่ระบุ — workflow_generation_status=W · DV ไม่ว่าง · juristic ต่างกัน · sales_status in {Y,N}</w:t>
+            </w:r>
+          </w:p>
+        </w:tc>
+      </w:tr>
+      <w:tr>
+        <w:trPr>
+          <w:cantSplit/>
+        </w:trPr>
+        <w:tc>
+          <w:tcPr>
+            <w:tcW w:type="dxa" w:w="3360"/>
+            <w:vAlign w:val="center"/>
+          </w:tcPr>
+          <w:p>
+            <w:pPr>
+              <w:keepLines/>
+              <w:spacing w:after="0"/>
+            </w:pPr>
+            <w:r>
+              <w:rPr>
+                <w:rFonts w:ascii="Arial" w:hAnsi="Arial" w:eastAsia="Arial" w:cs="Tahoma"/>
+                <w:sz w:val="18"/>
+              </w:rPr>
+            </w:r>
+            <w:r>
+              <w:rPr>
+                <w:rFonts w:ascii="Arial" w:hAnsi="Arial" w:eastAsia="Arial" w:cs="Tahoma"/>
+                <w:sz w:val="18"/>
+              </w:rPr>
+              <w:t>business rule</w:t>
+            </w:r>
+          </w:p>
+        </w:tc>
+        <w:tc>
+          <w:tcPr>
+            <w:tcW w:type="dxa" w:w="3360"/>
+            <w:vAlign w:val="center"/>
+          </w:tcPr>
+          <w:p>
+            <w:pPr>
+              <w:keepLines/>
+              <w:spacing w:after="0"/>
+            </w:pPr>
+            <w:r>
+              <w:rPr>
+                <w:rFonts w:ascii="Arial" w:hAnsi="Arial" w:eastAsia="Arial" w:cs="Tahoma"/>
+                <w:sz w:val="18"/>
+              </w:rPr>
+            </w:r>
+            <w:r>
+              <w:rPr>
+                <w:rFonts w:ascii="Arial" w:hAnsi="Arial" w:eastAsia="Arial" w:cs="Tahoma"/>
+                <w:sz w:val="18"/>
+              </w:rPr>
+              <w:t>logic</w:t>
+            </w:r>
+          </w:p>
+        </w:tc>
+        <w:tc>
+          <w:tcPr>
+            <w:tcW w:type="dxa" w:w="3360"/>
+            <w:vAlign w:val="center"/>
+          </w:tcPr>
+          <w:p>
+            <w:pPr>
+              <w:keepLines/>
+              <w:spacing w:after="0"/>
+            </w:pPr>
+            <w:r>
+              <w:rPr>
+                <w:rFonts w:ascii="Arial" w:hAnsi="Arial" w:eastAsia="Arial" w:cs="Tahoma"/>
+                <w:sz w:val="18"/>
+              </w:rPr>
+            </w:r>
+            <w:r>
+              <w:rPr>
+                <w:rFonts w:ascii="Arial" w:hAnsi="Arial" w:eastAsia="Arial" w:cs="Tahoma"/>
+                <w:sz w:val="18"/>
+              </w:rPr>
+              <w:t>พารามิเตอร์และ cron อ่านจาก backend config เท่านั้น — เปลี่ยนค่าโดย deploy config ไม่ใช่ผ่าน API/หน้าจอ</w:t>
+            </w:r>
+          </w:p>
+        </w:tc>
+      </w:tr>
+      <w:tr>
+        <w:trPr>
+          <w:cantSplit/>
+        </w:trPr>
+        <w:tc>
+          <w:tcPr>
+            <w:tcW w:type="dxa" w:w="3360"/>
+            <w:vAlign w:val="center"/>
+          </w:tcPr>
+          <w:p>
+            <w:pPr>
+              <w:keepLines/>
+              <w:spacing w:after="0"/>
+            </w:pPr>
+            <w:r>
+              <w:rPr>
+                <w:rFonts w:ascii="Arial" w:hAnsi="Arial" w:eastAsia="Arial" w:cs="Tahoma"/>
+                <w:sz w:val="18"/>
+              </w:rPr>
+            </w:r>
+            <w:r>
+              <w:rPr>
+                <w:rFonts w:ascii="Arial" w:hAnsi="Arial" w:eastAsia="Arial" w:cs="Tahoma"/>
+                <w:sz w:val="18"/>
+              </w:rPr>
+              <w:t>business rule</w:t>
+            </w:r>
+          </w:p>
+        </w:tc>
+        <w:tc>
+          <w:tcPr>
+            <w:tcW w:type="dxa" w:w="3360"/>
+            <w:vAlign w:val="center"/>
+          </w:tcPr>
+          <w:p>
+            <w:pPr>
+              <w:keepLines/>
+              <w:spacing w:after="0"/>
+            </w:pPr>
+            <w:r>
+              <w:rPr>
+                <w:rFonts w:ascii="Arial" w:hAnsi="Arial" w:eastAsia="Arial" w:cs="Tahoma"/>
+                <w:sz w:val="18"/>
+              </w:rPr>
+            </w:r>
+            <w:r>
+              <w:rPr>
+                <w:rFonts w:ascii="Arial" w:hAnsi="Arial" w:eastAsia="Arial" w:cs="Tahoma"/>
+                <w:sz w:val="18"/>
+              </w:rPr>
+              <w:t>logic</w:t>
+            </w:r>
+          </w:p>
+        </w:tc>
+        <w:tc>
+          <w:tcPr>
+            <w:tcW w:type="dxa" w:w="3360"/>
+            <w:vAlign w:val="center"/>
+          </w:tcPr>
+          <w:p>
+            <w:pPr>
+              <w:keepLines/>
+              <w:spacing w:after="0"/>
+            </w:pPr>
+            <w:r>
+              <w:rPr>
+                <w:rFonts w:ascii="Arial" w:hAnsi="Arial" w:eastAsia="Arial" w:cs="Tahoma"/>
+                <w:sz w:val="18"/>
+              </w:rPr>
+            </w:r>
+            <w:r>
+              <w:rPr>
+                <w:rFonts w:ascii="Arial" w:hAnsi="Arial" w:eastAsia="Arial" w:cs="Tahoma"/>
+                <w:sz w:val="18"/>
+              </w:rPr>
+              <w:t>การรันต้องตรวจ enabled flag ใน config และกันรันซ้อนด้วย distributed/advisory lock</w:t>
+            </w:r>
+          </w:p>
+        </w:tc>
+      </w:tr>
+      <w:tr>
+        <w:trPr>
+          <w:cantSplit/>
+        </w:trPr>
+        <w:tc>
+          <w:tcPr>
+            <w:tcW w:type="dxa" w:w="3360"/>
+            <w:vAlign w:val="center"/>
+          </w:tcPr>
+          <w:p>
+            <w:pPr>
+              <w:keepLines/>
+              <w:spacing w:after="0"/>
+            </w:pPr>
+            <w:r>
+              <w:rPr>
+                <w:rFonts w:ascii="Arial" w:hAnsi="Arial" w:eastAsia="Arial" w:cs="Tahoma"/>
+                <w:sz w:val="18"/>
+              </w:rPr>
+            </w:r>
+            <w:r>
+              <w:rPr>
+                <w:rFonts w:ascii="Arial" w:hAnsi="Arial" w:eastAsia="Arial" w:cs="Tahoma"/>
+                <w:sz w:val="18"/>
+              </w:rPr>
+              <w:t>business rule</w:t>
+            </w:r>
+          </w:p>
+        </w:tc>
+        <w:tc>
+          <w:tcPr>
+            <w:tcW w:type="dxa" w:w="3360"/>
+            <w:vAlign w:val="center"/>
+          </w:tcPr>
+          <w:p>
+            <w:pPr>
+              <w:keepLines/>
+              <w:spacing w:after="0"/>
+            </w:pPr>
+            <w:r>
+              <w:rPr>
+                <w:rFonts w:ascii="Arial" w:hAnsi="Arial" w:eastAsia="Arial" w:cs="Tahoma"/>
+                <w:sz w:val="18"/>
+              </w:rPr>
+            </w:r>
+            <w:r>
+              <w:rPr>
+                <w:rFonts w:ascii="Arial" w:hAnsi="Arial" w:eastAsia="Arial" w:cs="Tahoma"/>
+                <w:sz w:val="18"/>
+              </w:rPr>
+              <w:t>logic</w:t>
+            </w:r>
+          </w:p>
+        </w:tc>
+        <w:tc>
+          <w:tcPr>
+            <w:tcW w:type="dxa" w:w="3360"/>
+            <w:vAlign w:val="center"/>
+          </w:tcPr>
+          <w:p>
+            <w:pPr>
+              <w:keepLines/>
+              <w:spacing w:after="0"/>
+            </w:pPr>
+            <w:r>
+              <w:rPr>
+                <w:rFonts w:ascii="Arial" w:hAnsi="Arial" w:eastAsia="Arial" w:cs="Tahoma"/>
+                <w:sz w:val="18"/>
+              </w:rPr>
+            </w:r>
+            <w:r>
+              <w:rPr>
+                <w:rFonts w:ascii="Arial" w:hAnsi="Arial" w:eastAsia="Arial" w:cs="Tahoma"/>
+                <w:sz w:val="18"/>
+              </w:rPr>
+              <w:t>ทุกรอบต้องเขียน application log แบบ structured (เวลา/แถว/ไฟล์/ผล) และ error ต้องส่ง EM-07</w:t>
+            </w:r>
+          </w:p>
+        </w:tc>
+      </w:tr>
+      <w:tr>
+        <w:trPr>
+          <w:cantSplit/>
+        </w:trPr>
+        <w:tc>
+          <w:tcPr>
+            <w:tcW w:type="dxa" w:w="3360"/>
+            <w:vAlign w:val="center"/>
+          </w:tcPr>
+          <w:p>
+            <w:pPr>
+              <w:keepLines/>
+              <w:spacing w:after="0"/>
+            </w:pPr>
+            <w:r>
+              <w:rPr>
+                <w:rFonts w:ascii="Arial" w:hAnsi="Arial" w:eastAsia="Arial" w:cs="Tahoma"/>
+                <w:sz w:val="18"/>
+              </w:rPr>
+            </w:r>
+            <w:r>
+              <w:rPr>
+                <w:rFonts w:ascii="Arial" w:hAnsi="Arial" w:eastAsia="Arial" w:cs="Tahoma"/>
+                <w:sz w:val="18"/>
+              </w:rPr>
+              <w:t>business rule</w:t>
+            </w:r>
+          </w:p>
+        </w:tc>
+        <w:tc>
+          <w:tcPr>
+            <w:tcW w:type="dxa" w:w="3360"/>
+            <w:vAlign w:val="center"/>
+          </w:tcPr>
+          <w:p>
+            <w:pPr>
+              <w:keepLines/>
+              <w:spacing w:after="0"/>
+            </w:pPr>
+            <w:r>
+              <w:rPr>
+                <w:rFonts w:ascii="Arial" w:hAnsi="Arial" w:eastAsia="Arial" w:cs="Tahoma"/>
+                <w:sz w:val="18"/>
+              </w:rPr>
+            </w:r>
+            <w:r>
+              <w:rPr>
+                <w:rFonts w:ascii="Arial" w:hAnsi="Arial" w:eastAsia="Arial" w:cs="Tahoma"/>
+                <w:sz w:val="18"/>
+              </w:rPr>
+              <w:t>logic</w:t>
+            </w:r>
+          </w:p>
+        </w:tc>
+        <w:tc>
+          <w:tcPr>
+            <w:tcW w:type="dxa" w:w="3360"/>
+            <w:vAlign w:val="center"/>
+          </w:tcPr>
+          <w:p>
+            <w:pPr>
+              <w:keepLines/>
+              <w:spacing w:after="0"/>
+            </w:pPr>
+            <w:r>
+              <w:rPr>
+                <w:rFonts w:ascii="Arial" w:hAnsi="Arial" w:eastAsia="Arial" w:cs="Tahoma"/>
+                <w:sz w:val="18"/>
+              </w:rPr>
+            </w:r>
+            <w:r>
+              <w:rPr>
+                <w:rFonts w:ascii="Arial" w:hAnsi="Arial" w:eastAsia="Arial" w:cs="Tahoma"/>
+                <w:sz w:val="18"/>
+              </w:rPr>
+              <w:t>DB/table mapping ใช้เป็น reference สำหรับ implement Job เท่านั้น ไม่ใช่งานสร้างหน้า Database</w:t>
+            </w:r>
+          </w:p>
+        </w:tc>
+      </w:tr>
+      <w:tr>
+        <w:trPr>
+          <w:cantSplit/>
+        </w:trPr>
+        <w:tc>
+          <w:tcPr>
+            <w:tcW w:type="dxa" w:w="3360"/>
+            <w:vAlign w:val="center"/>
+          </w:tcPr>
+          <w:p>
+            <w:pPr>
+              <w:keepLines/>
+              <w:spacing w:after="0"/>
+            </w:pPr>
+            <w:r>
+              <w:rPr>
+                <w:rFonts w:ascii="Arial" w:hAnsi="Arial" w:eastAsia="Arial" w:cs="Tahoma"/>
+                <w:sz w:val="18"/>
+              </w:rPr>
+            </w:r>
+            <w:r>
+              <w:rPr>
+                <w:rFonts w:ascii="Arial" w:hAnsi="Arial" w:eastAsia="Arial" w:cs="Tahoma"/>
+                <w:sz w:val="18"/>
+              </w:rPr>
+              <w:t>business rule</w:t>
+            </w:r>
+          </w:p>
+        </w:tc>
+        <w:tc>
+          <w:tcPr>
+            <w:tcW w:type="dxa" w:w="3360"/>
+            <w:vAlign w:val="center"/>
+          </w:tcPr>
+          <w:p>
+            <w:pPr>
+              <w:keepLines/>
+              <w:spacing w:after="0"/>
+            </w:pPr>
+            <w:r>
+              <w:rPr>
+                <w:rFonts w:ascii="Arial" w:hAnsi="Arial" w:eastAsia="Arial" w:cs="Tahoma"/>
+                <w:sz w:val="18"/>
+              </w:rPr>
+            </w:r>
+            <w:r>
+              <w:rPr>
+                <w:rFonts w:ascii="Arial" w:hAnsi="Arial" w:eastAsia="Arial" w:cs="Tahoma"/>
+                <w:sz w:val="18"/>
+              </w:rPr>
+              <w:t>logic</w:t>
+            </w:r>
+          </w:p>
+        </w:tc>
+        <w:tc>
+          <w:tcPr>
+            <w:tcW w:type="dxa" w:w="3360"/>
+            <w:vAlign w:val="center"/>
+          </w:tcPr>
+          <w:p>
+            <w:pPr>
+              <w:keepLines/>
+              <w:spacing w:after="0"/>
+            </w:pPr>
+            <w:r>
+              <w:rPr>
+                <w:rFonts w:ascii="Arial" w:hAnsi="Arial" w:eastAsia="Arial" w:cs="Tahoma"/>
+                <w:sz w:val="18"/>
+              </w:rPr>
+            </w:r>
+            <w:r>
+              <w:rPr>
+                <w:rFonts w:ascii="Arial" w:hAnsi="Arial" w:eastAsia="Arial" w:cs="Tahoma"/>
+                <w:sz w:val="18"/>
+              </w:rPr>
+              <w:t>รองรับ rerun rule และ risk note ตาม runbook</w:t>
+            </w:r>
+          </w:p>
+        </w:tc>
+      </w:tr>
+      <w:tr>
+        <w:trPr>
+          <w:cantSplit/>
+        </w:trPr>
+        <w:tc>
+          <w:tcPr>
+            <w:tcW w:type="dxa" w:w="3360"/>
+            <w:vAlign w:val="center"/>
+          </w:tcPr>
+          <w:p>
+            <w:pPr>
+              <w:keepLines/>
+              <w:spacing w:after="0"/>
+            </w:pPr>
+            <w:r>
+              <w:rPr>
+                <w:rFonts w:ascii="Arial" w:hAnsi="Arial" w:eastAsia="Arial" w:cs="Tahoma"/>
+                <w:sz w:val="18"/>
+              </w:rPr>
+            </w:r>
+            <w:r>
+              <w:rPr>
+                <w:rFonts w:ascii="Courier New" w:hAnsi="Courier New" w:eastAsia="Courier New" w:cs="Tahoma"/>
+                <w:sz w:val="18"/>
+              </w:rPr>
+              <w:t>fgi_impact_stores</w:t>
+            </w:r>
+            <w:r>
+              <w:rPr>
+                <w:rFonts w:ascii="Arial" w:hAnsi="Arial" w:eastAsia="Arial" w:cs="Tahoma"/>
+                <w:sz w:val="18"/>
+              </w:rPr>
+              <w:t xml:space="preserve">, </w:t>
+            </w:r>
+            <w:r>
+              <w:rPr>
+                <w:rFonts w:ascii="Courier New" w:hAnsi="Courier New" w:eastAsia="Courier New" w:cs="Tahoma"/>
+                <w:sz w:val="18"/>
+              </w:rPr>
+              <w:t>compensation_documents</w:t>
+            </w:r>
+            <w:r>
+              <w:rPr>
+                <w:rFonts w:ascii="Arial" w:hAnsi="Arial" w:eastAsia="Arial" w:cs="Tahoma"/>
+                <w:sz w:val="18"/>
+              </w:rPr>
+              <w:t xml:space="preserve">, </w:t>
+            </w:r>
+            <w:r>
+              <w:rPr>
+                <w:rFonts w:ascii="Arial" w:hAnsi="Arial" w:eastAsia="Arial" w:cs="Tahoma"/>
+                <w:color w:val="8A3324"/>
+                <w:sz w:val="18"/>
+              </w:rPr>
+              <w:t>workflow_transaction (@srm/glb-workflow · sps_store)</w:t>
+            </w:r>
+          </w:p>
+        </w:tc>
+        <w:tc>
+          <w:tcPr>
+            <w:tcW w:type="dxa" w:w="3360"/>
+            <w:vAlign w:val="center"/>
+          </w:tcPr>
+          <w:p>
+            <w:pPr>
+              <w:keepLines/>
+              <w:spacing w:after="0"/>
+            </w:pPr>
+            <w:r>
+              <w:rPr>
+                <w:rFonts w:ascii="Arial" w:hAnsi="Arial" w:eastAsia="Arial" w:cs="Tahoma"/>
+                <w:sz w:val="18"/>
+              </w:rPr>
+            </w:r>
+            <w:r>
+              <w:rPr>
+                <w:rFonts w:ascii="Arial" w:hAnsi="Arial" w:eastAsia="Arial" w:cs="Tahoma"/>
+                <w:sz w:val="18"/>
+              </w:rPr>
+              <w:t>transaction</w:t>
+            </w:r>
+          </w:p>
+        </w:tc>
+        <w:tc>
+          <w:tcPr>
+            <w:tcW w:type="dxa" w:w="3360"/>
+            <w:vAlign w:val="center"/>
+          </w:tcPr>
+          <w:p>
+            <w:pPr>
+              <w:keepLines/>
+              <w:spacing w:after="0"/>
+            </w:pPr>
+            <w:r>
+              <w:rPr>
+                <w:rFonts w:ascii="Arial" w:hAnsi="Arial" w:eastAsia="Arial" w:cs="Tahoma"/>
+                <w:sz w:val="18"/>
+              </w:rPr>
+            </w:r>
+            <w:r>
+              <w:rPr>
+                <w:rFonts w:ascii="Arial" w:hAnsi="Arial" w:eastAsia="Arial" w:cs="Tahoma"/>
+                <w:sz w:val="18"/>
+              </w:rPr>
+              <w:t>จำลอง error กลางทาง แล้วยืนยันว่า rollback ครบ ไม่เหลือแถวค้าง (mock DataSource/QueryRunner)</w:t>
+            </w:r>
+          </w:p>
+        </w:tc>
+      </w:tr>
+      <w:tr>
+        <w:trPr>
+          <w:cantSplit/>
+        </w:trPr>
+        <w:tc>
+          <w:tcPr>
+            <w:tcW w:type="dxa" w:w="3360"/>
+            <w:vAlign w:val="center"/>
+          </w:tcPr>
+          <w:p>
+            <w:pPr>
+              <w:keepLines/>
+              <w:spacing w:after="0"/>
+            </w:pPr>
+            <w:r>
+              <w:rPr>
+                <w:rFonts w:ascii="Arial" w:hAnsi="Arial" w:eastAsia="Arial" w:cs="Tahoma"/>
+                <w:sz w:val="18"/>
+              </w:rPr>
+            </w:r>
+            <w:r>
+              <w:rPr>
+                <w:rFonts w:ascii="Arial" w:hAnsi="Arial" w:eastAsia="Arial" w:cs="Tahoma"/>
+                <w:sz w:val="18"/>
+              </w:rPr>
+              <w:t>runner</w:t>
+            </w:r>
+          </w:p>
+        </w:tc>
+        <w:tc>
+          <w:tcPr>
+            <w:tcW w:type="dxa" w:w="3360"/>
+            <w:vAlign w:val="center"/>
+          </w:tcPr>
+          <w:p>
+            <w:pPr>
+              <w:keepLines/>
+              <w:spacing w:after="0"/>
+            </w:pPr>
+            <w:r>
+              <w:rPr>
+                <w:rFonts w:ascii="Arial" w:hAnsi="Arial" w:eastAsia="Arial" w:cs="Tahoma"/>
+                <w:sz w:val="18"/>
+              </w:rPr>
+            </w:r>
+            <w:r>
+              <w:rPr>
+                <w:rFonts w:ascii="Arial" w:hAnsi="Arial" w:eastAsia="Arial" w:cs="Tahoma"/>
+                <w:sz w:val="18"/>
+              </w:rPr>
+              <w:t>idempotency</w:t>
+            </w:r>
+          </w:p>
+        </w:tc>
+        <w:tc>
+          <w:tcPr>
+            <w:tcW w:type="dxa" w:w="3360"/>
+            <w:vAlign w:val="center"/>
+          </w:tcPr>
+          <w:p>
+            <w:pPr>
+              <w:keepLines/>
+              <w:spacing w:after="0"/>
+            </w:pPr>
+            <w:r>
+              <w:rPr>
+                <w:rFonts w:ascii="Arial" w:hAnsi="Arial" w:eastAsia="Arial" w:cs="Tahoma"/>
+                <w:sz w:val="18"/>
+              </w:rPr>
+            </w:r>
+            <w:r>
+              <w:rPr>
+                <w:rFonts w:ascii="Arial" w:hAnsi="Arial" w:eastAsia="Arial" w:cs="Tahoma"/>
+                <w:sz w:val="18"/>
+              </w:rPr>
+              <w:t>รันซ้ำด้วย fixture เดิมต้องไม่เกิดแถวซ้ำ (ON CONFLICT / business unique key ทำงาน)</w:t>
+            </w:r>
+          </w:p>
+        </w:tc>
+      </w:tr>
+      <w:tr>
+        <w:trPr>
+          <w:cantSplit/>
+        </w:trPr>
+        <w:tc>
+          <w:tcPr>
+            <w:tcW w:type="dxa" w:w="3360"/>
+            <w:vAlign w:val="center"/>
+          </w:tcPr>
+          <w:p>
+            <w:pPr>
+              <w:keepLines/>
+              <w:spacing w:after="0"/>
+            </w:pPr>
+            <w:r>
+              <w:rPr>
+                <w:rFonts w:ascii="Arial" w:hAnsi="Arial" w:eastAsia="Arial" w:cs="Tahoma"/>
+                <w:sz w:val="18"/>
+              </w:rPr>
+            </w:r>
+            <w:r>
+              <w:rPr>
+                <w:rFonts w:ascii="Arial" w:hAnsi="Arial" w:eastAsia="Arial" w:cs="Tahoma"/>
+                <w:sz w:val="18"/>
+              </w:rPr>
+              <w:t>runner</w:t>
+            </w:r>
+          </w:p>
+        </w:tc>
+        <w:tc>
+          <w:tcPr>
+            <w:tcW w:type="dxa" w:w="3360"/>
+            <w:vAlign w:val="center"/>
+          </w:tcPr>
+          <w:p>
+            <w:pPr>
+              <w:keepLines/>
+              <w:spacing w:after="0"/>
+            </w:pPr>
+            <w:r>
+              <w:rPr>
+                <w:rFonts w:ascii="Arial" w:hAnsi="Arial" w:eastAsia="Arial" w:cs="Tahoma"/>
+                <w:sz w:val="18"/>
+              </w:rPr>
+            </w:r>
+            <w:r>
+              <w:rPr>
+                <w:rFonts w:ascii="Arial" w:hAnsi="Arial" w:eastAsia="Arial" w:cs="Tahoma"/>
+                <w:sz w:val="18"/>
+              </w:rPr>
+              <w:t>lock</w:t>
+            </w:r>
+          </w:p>
+        </w:tc>
+        <w:tc>
+          <w:tcPr>
+            <w:tcW w:type="dxa" w:w="3360"/>
+            <w:vAlign w:val="center"/>
+          </w:tcPr>
+          <w:p>
+            <w:pPr>
+              <w:keepLines/>
+              <w:spacing w:after="0"/>
+            </w:pPr>
+            <w:r>
+              <w:rPr>
+                <w:rFonts w:ascii="Arial" w:hAnsi="Arial" w:eastAsia="Arial" w:cs="Tahoma"/>
+                <w:sz w:val="18"/>
+              </w:rPr>
+            </w:r>
+            <w:r>
+              <w:rPr>
+                <w:rFonts w:ascii="Arial" w:hAnsi="Arial" w:eastAsia="Arial" w:cs="Tahoma"/>
+                <w:sz w:val="18"/>
+              </w:rPr>
+              <w:t>เรียกซ้อนขณะกำลังรัน ต้องถูกปฏิเสธด้วย advisory lock</w:t>
+            </w:r>
+          </w:p>
+        </w:tc>
+      </w:tr>
+    </w:tbl>
+    <w:p/>
+    <w:p>
+      <w:pPr>
+        <w:pStyle w:val="ListBullet"/>
+        <w:keepLines/>
+      </w:pPr>
+      <w:r>
+        <w:t>ทุกเคสต้องรันได้โดยไม่ต่อ DB/บริการภายนอกจริง — mock ที่ขอบ repository/client เสมอ</w:t>
+      </w:r>
+    </w:p>
+    <w:p>
+      <w:pPr>
+        <w:pStyle w:val="ListBullet"/>
+        <w:keepLines/>
+      </w:pPr>
+      <w:r>
+        <w:t>ข้อความไทยที่ยืนยันในเทสต้องเป็น verbatim ตาม ข้อกำหนดทางธุรกิจ ห้ามพิมพ์ใหม่</w:t>
+      </w:r>
+    </w:p>
+    <w:p>
+      <w:pPr>
+        <w:pStyle w:val="ListBullet"/>
+        <w:keepLines/>
+      </w:pPr>
+      <w:r>
+        <w:t>เกณฑ์ผ่านของ CI: ทุกเคสในตารางนี้มี test จริงและผ่านทั้งหมด</w:t>
+      </w:r>
+    </w:p>
     <w:p>
       <w:pPr>
         <w:pStyle w:val="Heading1"/>
@@ -10167,7 +11276,7 @@
             <w:r/>
             <w:r>
               <w:rPr>
-                <w:rFonts w:ascii="Arial" w:hAnsi="Arial" w:eastAsia="Arial"/>
+                <w:rFonts w:ascii="Arial" w:hAnsi="Arial" w:eastAsia="Arial" w:cs="Tahoma"/>
                 <w:b/>
                 <w:sz w:val="18"/>
               </w:rPr>
@@ -10189,7 +11298,7 @@
             <w:r/>
             <w:r>
               <w:rPr>
-                <w:rFonts w:ascii="Arial" w:hAnsi="Arial" w:eastAsia="Arial"/>
+                <w:rFonts w:ascii="Arial" w:hAnsi="Arial" w:eastAsia="Arial" w:cs="Tahoma"/>
                 <w:b/>
                 <w:sz w:val="18"/>
               </w:rPr>
@@ -10214,13 +11323,13 @@
             </w:pPr>
             <w:r>
               <w:rPr>
-                <w:rFonts w:ascii="Arial" w:hAnsi="Arial" w:eastAsia="Arial"/>
-                <w:sz w:val="18"/>
-              </w:rPr>
-            </w:r>
-            <w:r>
-              <w:rPr>
-                <w:rFonts w:ascii="Arial" w:hAnsi="Arial" w:eastAsia="Arial"/>
+                <w:rFonts w:ascii="Arial" w:hAnsi="Arial" w:eastAsia="Arial" w:cs="Tahoma"/>
+                <w:sz w:val="18"/>
+              </w:rPr>
+            </w:r>
+            <w:r>
+              <w:rPr>
+                <w:rFonts w:ascii="Arial" w:hAnsi="Arial" w:eastAsia="Arial" w:cs="Tahoma"/>
                 <w:sz w:val="18"/>
               </w:rPr>
               <w:t>Source file</w:t>
@@ -10239,13 +11348,13 @@
             </w:pPr>
             <w:r>
               <w:rPr>
-                <w:rFonts w:ascii="Arial" w:hAnsi="Arial" w:eastAsia="Arial"/>
-                <w:sz w:val="18"/>
-              </w:rPr>
-            </w:r>
-            <w:r>
-              <w:rPr>
-                <w:rFonts w:ascii="Arial" w:hAnsi="Arial" w:eastAsia="Arial"/>
+                <w:rFonts w:ascii="Arial" w:hAnsi="Arial" w:eastAsia="Arial" w:cs="Tahoma"/>
+                <w:sz w:val="18"/>
+              </w:rPr>
+            </w:r>
+            <w:r>
+              <w:rPr>
+                <w:rFonts w:ascii="Arial" w:hAnsi="Arial" w:eastAsia="Arial" w:cs="Tahoma"/>
                 <w:sz w:val="18"/>
               </w:rPr>
               <w:t>fcsJar/src/th/co/gosoft/fgi/main/StartK2WorkFlow.java</w:t>
@@ -10269,13 +11378,13 @@
             </w:pPr>
             <w:r>
               <w:rPr>
-                <w:rFonts w:ascii="Arial" w:hAnsi="Arial" w:eastAsia="Arial"/>
-                <w:sz w:val="18"/>
-              </w:rPr>
-            </w:r>
-            <w:r>
-              <w:rPr>
-                <w:rFonts w:ascii="Arial" w:hAnsi="Arial" w:eastAsia="Arial"/>
+                <w:rFonts w:ascii="Arial" w:hAnsi="Arial" w:eastAsia="Arial" w:cs="Tahoma"/>
+                <w:sz w:val="18"/>
+              </w:rPr>
+            </w:r>
+            <w:r>
+              <w:rPr>
+                <w:rFonts w:ascii="Arial" w:hAnsi="Arial" w:eastAsia="Arial" w:cs="Tahoma"/>
                 <w:sz w:val="18"/>
               </w:rPr>
               <w:t>Original lines</w:t>
@@ -10294,13 +11403,13 @@
             </w:pPr>
             <w:r>
               <w:rPr>
-                <w:rFonts w:ascii="Arial" w:hAnsi="Arial" w:eastAsia="Arial"/>
-                <w:sz w:val="18"/>
-              </w:rPr>
-            </w:r>
-            <w:r>
-              <w:rPr>
-                <w:rFonts w:ascii="Arial" w:hAnsi="Arial" w:eastAsia="Arial"/>
+                <w:rFonts w:ascii="Arial" w:hAnsi="Arial" w:eastAsia="Arial" w:cs="Tahoma"/>
+                <w:sz w:val="18"/>
+              </w:rPr>
+            </w:r>
+            <w:r>
+              <w:rPr>
+                <w:rFonts w:ascii="Arial" w:hAnsi="Arial" w:eastAsia="Arial" w:cs="Tahoma"/>
                 <w:sz w:val="18"/>
               </w:rPr>
               <w:t>16-27</w:t>
@@ -10324,13 +11433,13 @@
             </w:pPr>
             <w:r>
               <w:rPr>
-                <w:rFonts w:ascii="Arial" w:hAnsi="Arial" w:eastAsia="Arial"/>
-                <w:sz w:val="18"/>
-              </w:rPr>
-            </w:r>
-            <w:r>
-              <w:rPr>
-                <w:rFonts w:ascii="Arial" w:hAnsi="Arial" w:eastAsia="Arial"/>
+                <w:rFonts w:ascii="Arial" w:hAnsi="Arial" w:eastAsia="Arial" w:cs="Tahoma"/>
+                <w:sz w:val="18"/>
+              </w:rPr>
+            </w:r>
+            <w:r>
+              <w:rPr>
+                <w:rFonts w:ascii="Arial" w:hAnsi="Arial" w:eastAsia="Arial" w:cs="Tahoma"/>
                 <w:sz w:val="18"/>
               </w:rPr>
               <w:t>Responsibility</w:t>
@@ -10349,13 +11458,13 @@
             </w:pPr>
             <w:r>
               <w:rPr>
-                <w:rFonts w:ascii="Arial" w:hAnsi="Arial" w:eastAsia="Arial"/>
-                <w:sz w:val="18"/>
-              </w:rPr>
-            </w:r>
-            <w:r>
-              <w:rPr>
-                <w:rFonts w:ascii="Arial" w:hAnsi="Arial" w:eastAsia="Arial"/>
+                <w:rFonts w:ascii="Arial" w:hAnsi="Arial" w:eastAsia="Arial" w:cs="Tahoma"/>
+                <w:sz w:val="18"/>
+              </w:rPr>
+            </w:r>
+            <w:r>
+              <w:rPr>
+                <w:rFonts w:ascii="Arial" w:hAnsi="Arial" w:eastAsia="Arial" w:cs="Tahoma"/>
                 <w:sz w:val="18"/>
               </w:rPr>
               <w:t>Legacy main entrypoint for starting K2 workflow.</w:t>
@@ -10372,7 +11481,7 @@
       </w:pPr>
       <w:r>
         <w:rPr>
-          <w:rFonts w:ascii="Courier New" w:hAnsi="Courier New"/>
+          <w:rFonts w:ascii="Courier New" w:hAnsi="Courier New" w:eastAsia="Courier New" w:cs="Tahoma"/>
           <w:sz w:val="14"/>
         </w:rPr>
         <w:t>public class StartK2WorkFlow {</w:t>
@@ -10457,7 +11566,7 @@
             <w:r/>
             <w:r>
               <w:rPr>
-                <w:rFonts w:ascii="Arial" w:hAnsi="Arial" w:eastAsia="Arial"/>
+                <w:rFonts w:ascii="Arial" w:hAnsi="Arial" w:eastAsia="Arial" w:cs="Tahoma"/>
                 <w:b/>
                 <w:sz w:val="18"/>
               </w:rPr>
@@ -10479,7 +11588,7 @@
             <w:r/>
             <w:r>
               <w:rPr>
-                <w:rFonts w:ascii="Arial" w:hAnsi="Arial" w:eastAsia="Arial"/>
+                <w:rFonts w:ascii="Arial" w:hAnsi="Arial" w:eastAsia="Arial" w:cs="Tahoma"/>
                 <w:b/>
                 <w:sz w:val="18"/>
               </w:rPr>
@@ -10504,13 +11613,13 @@
             </w:pPr>
             <w:r>
               <w:rPr>
-                <w:rFonts w:ascii="Arial" w:hAnsi="Arial" w:eastAsia="Arial"/>
-                <w:sz w:val="18"/>
-              </w:rPr>
-            </w:r>
-            <w:r>
-              <w:rPr>
-                <w:rFonts w:ascii="Arial" w:hAnsi="Arial" w:eastAsia="Arial"/>
+                <w:rFonts w:ascii="Arial" w:hAnsi="Arial" w:eastAsia="Arial" w:cs="Tahoma"/>
+                <w:sz w:val="18"/>
+              </w:rPr>
+            </w:r>
+            <w:r>
+              <w:rPr>
+                <w:rFonts w:ascii="Arial" w:hAnsi="Arial" w:eastAsia="Arial" w:cs="Tahoma"/>
                 <w:sz w:val="18"/>
               </w:rPr>
               <w:t>Source file</w:t>
@@ -10529,13 +11638,13 @@
             </w:pPr>
             <w:r>
               <w:rPr>
-                <w:rFonts w:ascii="Arial" w:hAnsi="Arial" w:eastAsia="Arial"/>
-                <w:sz w:val="18"/>
-              </w:rPr>
-            </w:r>
-            <w:r>
-              <w:rPr>
-                <w:rFonts w:ascii="Arial" w:hAnsi="Arial" w:eastAsia="Arial"/>
+                <w:rFonts w:ascii="Arial" w:hAnsi="Arial" w:eastAsia="Arial" w:cs="Tahoma"/>
+                <w:sz w:val="18"/>
+              </w:rPr>
+            </w:r>
+            <w:r>
+              <w:rPr>
+                <w:rFonts w:ascii="Arial" w:hAnsi="Arial" w:eastAsia="Arial" w:cs="Tahoma"/>
                 <w:sz w:val="18"/>
               </w:rPr>
               <w:t>fcsJar/src/th/co/gosoft/fgi/main/StartK2WorkFlow.java</w:t>
@@ -10559,13 +11668,13 @@
             </w:pPr>
             <w:r>
               <w:rPr>
-                <w:rFonts w:ascii="Arial" w:hAnsi="Arial" w:eastAsia="Arial"/>
-                <w:sz w:val="18"/>
-              </w:rPr>
-            </w:r>
-            <w:r>
-              <w:rPr>
-                <w:rFonts w:ascii="Arial" w:hAnsi="Arial" w:eastAsia="Arial"/>
+                <w:rFonts w:ascii="Arial" w:hAnsi="Arial" w:eastAsia="Arial" w:cs="Tahoma"/>
+                <w:sz w:val="18"/>
+              </w:rPr>
+            </w:r>
+            <w:r>
+              <w:rPr>
+                <w:rFonts w:ascii="Arial" w:hAnsi="Arial" w:eastAsia="Arial" w:cs="Tahoma"/>
                 <w:sz w:val="18"/>
               </w:rPr>
               <w:t>Original lines</w:t>
@@ -10584,13 +11693,13 @@
             </w:pPr>
             <w:r>
               <w:rPr>
-                <w:rFonts w:ascii="Arial" w:hAnsi="Arial" w:eastAsia="Arial"/>
-                <w:sz w:val="18"/>
-              </w:rPr>
-            </w:r>
-            <w:r>
-              <w:rPr>
-                <w:rFonts w:ascii="Arial" w:hAnsi="Arial" w:eastAsia="Arial"/>
+                <w:rFonts w:ascii="Arial" w:hAnsi="Arial" w:eastAsia="Arial" w:cs="Tahoma"/>
+                <w:sz w:val="18"/>
+              </w:rPr>
+            </w:r>
+            <w:r>
+              <w:rPr>
+                <w:rFonts w:ascii="Arial" w:hAnsi="Arial" w:eastAsia="Arial" w:cs="Tahoma"/>
                 <w:sz w:val="18"/>
               </w:rPr>
               <w:t>40-51</w:t>
@@ -10614,13 +11723,13 @@
             </w:pPr>
             <w:r>
               <w:rPr>
-                <w:rFonts w:ascii="Arial" w:hAnsi="Arial" w:eastAsia="Arial"/>
-                <w:sz w:val="18"/>
-              </w:rPr>
-            </w:r>
-            <w:r>
-              <w:rPr>
-                <w:rFonts w:ascii="Arial" w:hAnsi="Arial" w:eastAsia="Arial"/>
+                <w:rFonts w:ascii="Arial" w:hAnsi="Arial" w:eastAsia="Arial" w:cs="Tahoma"/>
+                <w:sz w:val="18"/>
+              </w:rPr>
+            </w:r>
+            <w:r>
+              <w:rPr>
+                <w:rFonts w:ascii="Arial" w:hAnsi="Arial" w:eastAsia="Arial" w:cs="Tahoma"/>
                 <w:sz w:val="18"/>
               </w:rPr>
               <w:t>Responsibility</w:t>
@@ -10639,13 +11748,13 @@
             </w:pPr>
             <w:r>
               <w:rPr>
-                <w:rFonts w:ascii="Arial" w:hAnsi="Arial" w:eastAsia="Arial"/>
-                <w:sz w:val="18"/>
-              </w:rPr>
-            </w:r>
-            <w:r>
-              <w:rPr>
-                <w:rFonts w:ascii="Arial" w:hAnsi="Arial" w:eastAsia="Arial"/>
+                <w:rFonts w:ascii="Arial" w:hAnsi="Arial" w:eastAsia="Arial" w:cs="Tahoma"/>
+                <w:sz w:val="18"/>
+              </w:rPr>
+            </w:r>
+            <w:r>
+              <w:rPr>
+                <w:rFonts w:ascii="Arial" w:hAnsi="Arial" w:eastAsia="Arial" w:cs="Tahoma"/>
                 <w:sz w:val="18"/>
               </w:rPr>
               <w:t>Legacy main entrypoint for starting K2 workflow.</w:t>
@@ -10662,7 +11771,7 @@
       </w:pPr>
       <w:r>
         <w:rPr>
-          <w:rFonts w:ascii="Courier New" w:hAnsi="Courier New"/>
+          <w:rFonts w:ascii="Courier New" w:hAnsi="Courier New" w:eastAsia="Courier New" w:cs="Tahoma"/>
           <w:sz w:val="14"/>
         </w:rPr>
         <w:tab/>
@@ -10749,7 +11858,7 @@
             <w:r/>
             <w:r>
               <w:rPr>
-                <w:rFonts w:ascii="Arial" w:hAnsi="Arial" w:eastAsia="Arial"/>
+                <w:rFonts w:ascii="Arial" w:hAnsi="Arial" w:eastAsia="Arial" w:cs="Tahoma"/>
                 <w:b/>
                 <w:sz w:val="18"/>
               </w:rPr>
@@ -10771,7 +11880,7 @@
             <w:r/>
             <w:r>
               <w:rPr>
-                <w:rFonts w:ascii="Arial" w:hAnsi="Arial" w:eastAsia="Arial"/>
+                <w:rFonts w:ascii="Arial" w:hAnsi="Arial" w:eastAsia="Arial" w:cs="Tahoma"/>
                 <w:b/>
                 <w:sz w:val="18"/>
               </w:rPr>
@@ -10796,13 +11905,13 @@
             </w:pPr>
             <w:r>
               <w:rPr>
-                <w:rFonts w:ascii="Arial" w:hAnsi="Arial" w:eastAsia="Arial"/>
-                <w:sz w:val="18"/>
-              </w:rPr>
-            </w:r>
-            <w:r>
-              <w:rPr>
-                <w:rFonts w:ascii="Arial" w:hAnsi="Arial" w:eastAsia="Arial"/>
+                <w:rFonts w:ascii="Arial" w:hAnsi="Arial" w:eastAsia="Arial" w:cs="Tahoma"/>
+                <w:sz w:val="18"/>
+              </w:rPr>
+            </w:r>
+            <w:r>
+              <w:rPr>
+                <w:rFonts w:ascii="Arial" w:hAnsi="Arial" w:eastAsia="Arial" w:cs="Tahoma"/>
                 <w:sz w:val="18"/>
               </w:rPr>
               <w:t>Source file</w:t>
@@ -10821,13 +11930,13 @@
             </w:pPr>
             <w:r>
               <w:rPr>
-                <w:rFonts w:ascii="Arial" w:hAnsi="Arial" w:eastAsia="Arial"/>
-                <w:sz w:val="18"/>
-              </w:rPr>
-            </w:r>
-            <w:r>
-              <w:rPr>
-                <w:rFonts w:ascii="Arial" w:hAnsi="Arial" w:eastAsia="Arial"/>
+                <w:rFonts w:ascii="Arial" w:hAnsi="Arial" w:eastAsia="Arial" w:cs="Tahoma"/>
+                <w:sz w:val="18"/>
+              </w:rPr>
+            </w:r>
+            <w:r>
+              <w:rPr>
+                <w:rFonts w:ascii="Arial" w:hAnsi="Arial" w:eastAsia="Arial" w:cs="Tahoma"/>
                 <w:sz w:val="18"/>
               </w:rPr>
               <w:t>fcsJar/src/th/co/gosoft/fgi/dao/jdbc/StartFlowJdbc.java</w:t>
@@ -10851,13 +11960,13 @@
             </w:pPr>
             <w:r>
               <w:rPr>
-                <w:rFonts w:ascii="Arial" w:hAnsi="Arial" w:eastAsia="Arial"/>
-                <w:sz w:val="18"/>
-              </w:rPr>
-            </w:r>
-            <w:r>
-              <w:rPr>
-                <w:rFonts w:ascii="Arial" w:hAnsi="Arial" w:eastAsia="Arial"/>
+                <w:rFonts w:ascii="Arial" w:hAnsi="Arial" w:eastAsia="Arial" w:cs="Tahoma"/>
+                <w:sz w:val="18"/>
+              </w:rPr>
+            </w:r>
+            <w:r>
+              <w:rPr>
+                <w:rFonts w:ascii="Arial" w:hAnsi="Arial" w:eastAsia="Arial" w:cs="Tahoma"/>
                 <w:sz w:val="18"/>
               </w:rPr>
               <w:t>Original lines</w:t>
@@ -10876,13 +11985,13 @@
             </w:pPr>
             <w:r>
               <w:rPr>
-                <w:rFonts w:ascii="Arial" w:hAnsi="Arial" w:eastAsia="Arial"/>
-                <w:sz w:val="18"/>
-              </w:rPr>
-            </w:r>
-            <w:r>
-              <w:rPr>
-                <w:rFonts w:ascii="Arial" w:hAnsi="Arial" w:eastAsia="Arial"/>
+                <w:rFonts w:ascii="Arial" w:hAnsi="Arial" w:eastAsia="Arial" w:cs="Tahoma"/>
+                <w:sz w:val="18"/>
+              </w:rPr>
+            </w:r>
+            <w:r>
+              <w:rPr>
+                <w:rFonts w:ascii="Arial" w:hAnsi="Arial" w:eastAsia="Arial" w:cs="Tahoma"/>
                 <w:sz w:val="18"/>
               </w:rPr>
               <w:t>17-28</w:t>
@@ -10906,13 +12015,13 @@
             </w:pPr>
             <w:r>
               <w:rPr>
-                <w:rFonts w:ascii="Arial" w:hAnsi="Arial" w:eastAsia="Arial"/>
-                <w:sz w:val="18"/>
-              </w:rPr>
-            </w:r>
-            <w:r>
-              <w:rPr>
-                <w:rFonts w:ascii="Arial" w:hAnsi="Arial" w:eastAsia="Arial"/>
+                <w:rFonts w:ascii="Arial" w:hAnsi="Arial" w:eastAsia="Arial" w:cs="Tahoma"/>
+                <w:sz w:val="18"/>
+              </w:rPr>
+            </w:r>
+            <w:r>
+              <w:rPr>
+                <w:rFonts w:ascii="Arial" w:hAnsi="Arial" w:eastAsia="Arial" w:cs="Tahoma"/>
                 <w:sz w:val="18"/>
               </w:rPr>
               <w:t>Responsibility</w:t>
@@ -10931,13 +12040,13 @@
             </w:pPr>
             <w:r>
               <w:rPr>
-                <w:rFonts w:ascii="Arial" w:hAnsi="Arial" w:eastAsia="Arial"/>
-                <w:sz w:val="18"/>
-              </w:rPr>
-            </w:r>
-            <w:r>
-              <w:rPr>
-                <w:rFonts w:ascii="Arial" w:hAnsi="Arial" w:eastAsia="Arial"/>
+                <w:rFonts w:ascii="Arial" w:hAnsi="Arial" w:eastAsia="Arial" w:cs="Tahoma"/>
+                <w:sz w:val="18"/>
+              </w:rPr>
+            </w:r>
+            <w:r>
+              <w:rPr>
+                <w:rFonts w:ascii="Arial" w:hAnsi="Arial" w:eastAsia="Arial" w:cs="Tahoma"/>
                 <w:sz w:val="18"/>
               </w:rPr>
               <w:t>Select rows for workflow start and update generated-flow flags.</w:t>
@@ -10954,7 +12063,7 @@
       </w:pPr>
       <w:r>
         <w:rPr>
-          <w:rFonts w:ascii="Courier New" w:hAnsi="Courier New"/>
+          <w:rFonts w:ascii="Courier New" w:hAnsi="Courier New" w:eastAsia="Courier New" w:cs="Tahoma"/>
           <w:sz w:val="14"/>
         </w:rPr>
         <w:tab/>
@@ -11061,7 +12170,7 @@
             <w:r/>
             <w:r>
               <w:rPr>
-                <w:rFonts w:ascii="Arial" w:hAnsi="Arial" w:eastAsia="Arial"/>
+                <w:rFonts w:ascii="Arial" w:hAnsi="Arial" w:eastAsia="Arial" w:cs="Tahoma"/>
                 <w:b/>
                 <w:sz w:val="18"/>
               </w:rPr>
@@ -11083,7 +12192,7 @@
             <w:r/>
             <w:r>
               <w:rPr>
-                <w:rFonts w:ascii="Arial" w:hAnsi="Arial" w:eastAsia="Arial"/>
+                <w:rFonts w:ascii="Arial" w:hAnsi="Arial" w:eastAsia="Arial" w:cs="Tahoma"/>
                 <w:b/>
                 <w:sz w:val="18"/>
               </w:rPr>
@@ -11108,13 +12217,13 @@
             </w:pPr>
             <w:r>
               <w:rPr>
-                <w:rFonts w:ascii="Arial" w:hAnsi="Arial" w:eastAsia="Arial"/>
-                <w:sz w:val="18"/>
-              </w:rPr>
-            </w:r>
-            <w:r>
-              <w:rPr>
-                <w:rFonts w:ascii="Arial" w:hAnsi="Arial" w:eastAsia="Arial"/>
+                <w:rFonts w:ascii="Arial" w:hAnsi="Arial" w:eastAsia="Arial" w:cs="Tahoma"/>
+                <w:sz w:val="18"/>
+              </w:rPr>
+            </w:r>
+            <w:r>
+              <w:rPr>
+                <w:rFonts w:ascii="Arial" w:hAnsi="Arial" w:eastAsia="Arial" w:cs="Tahoma"/>
                 <w:sz w:val="18"/>
               </w:rPr>
               <w:t>Source file</w:t>
@@ -11133,13 +12242,13 @@
             </w:pPr>
             <w:r>
               <w:rPr>
-                <w:rFonts w:ascii="Arial" w:hAnsi="Arial" w:eastAsia="Arial"/>
-                <w:sz w:val="18"/>
-              </w:rPr>
-            </w:r>
-            <w:r>
-              <w:rPr>
-                <w:rFonts w:ascii="Arial" w:hAnsi="Arial" w:eastAsia="Arial"/>
+                <w:rFonts w:ascii="Arial" w:hAnsi="Arial" w:eastAsia="Arial" w:cs="Tahoma"/>
+                <w:sz w:val="18"/>
+              </w:rPr>
+            </w:r>
+            <w:r>
+              <w:rPr>
+                <w:rFonts w:ascii="Arial" w:hAnsi="Arial" w:eastAsia="Arial" w:cs="Tahoma"/>
                 <w:sz w:val="18"/>
               </w:rPr>
               <w:t>fcsJar/src/th/co/gosoft/fgi/dao/jdbc/StartFlowJdbc.java</w:t>
@@ -11163,13 +12272,13 @@
             </w:pPr>
             <w:r>
               <w:rPr>
-                <w:rFonts w:ascii="Arial" w:hAnsi="Arial" w:eastAsia="Arial"/>
-                <w:sz w:val="18"/>
-              </w:rPr>
-            </w:r>
-            <w:r>
-              <w:rPr>
-                <w:rFonts w:ascii="Arial" w:hAnsi="Arial" w:eastAsia="Arial"/>
+                <w:rFonts w:ascii="Arial" w:hAnsi="Arial" w:eastAsia="Arial" w:cs="Tahoma"/>
+                <w:sz w:val="18"/>
+              </w:rPr>
+            </w:r>
+            <w:r>
+              <w:rPr>
+                <w:rFonts w:ascii="Arial" w:hAnsi="Arial" w:eastAsia="Arial" w:cs="Tahoma"/>
                 <w:sz w:val="18"/>
               </w:rPr>
               <w:t>Original lines</w:t>
@@ -11188,13 +12297,13 @@
             </w:pPr>
             <w:r>
               <w:rPr>
-                <w:rFonts w:ascii="Arial" w:hAnsi="Arial" w:eastAsia="Arial"/>
-                <w:sz w:val="18"/>
-              </w:rPr>
-            </w:r>
-            <w:r>
-              <w:rPr>
-                <w:rFonts w:ascii="Arial" w:hAnsi="Arial" w:eastAsia="Arial"/>
+                <w:rFonts w:ascii="Arial" w:hAnsi="Arial" w:eastAsia="Arial" w:cs="Tahoma"/>
+                <w:sz w:val="18"/>
+              </w:rPr>
+            </w:r>
+            <w:r>
+              <w:rPr>
+                <w:rFonts w:ascii="Arial" w:hAnsi="Arial" w:eastAsia="Arial" w:cs="Tahoma"/>
                 <w:sz w:val="18"/>
               </w:rPr>
               <w:t>162-173</w:t>
@@ -11218,13 +12327,13 @@
             </w:pPr>
             <w:r>
               <w:rPr>
-                <w:rFonts w:ascii="Arial" w:hAnsi="Arial" w:eastAsia="Arial"/>
-                <w:sz w:val="18"/>
-              </w:rPr>
-            </w:r>
-            <w:r>
-              <w:rPr>
-                <w:rFonts w:ascii="Arial" w:hAnsi="Arial" w:eastAsia="Arial"/>
+                <w:rFonts w:ascii="Arial" w:hAnsi="Arial" w:eastAsia="Arial" w:cs="Tahoma"/>
+                <w:sz w:val="18"/>
+              </w:rPr>
+            </w:r>
+            <w:r>
+              <w:rPr>
+                <w:rFonts w:ascii="Arial" w:hAnsi="Arial" w:eastAsia="Arial" w:cs="Tahoma"/>
                 <w:sz w:val="18"/>
               </w:rPr>
               <w:t>Responsibility</w:t>
@@ -11243,13 +12352,13 @@
             </w:pPr>
             <w:r>
               <w:rPr>
-                <w:rFonts w:ascii="Arial" w:hAnsi="Arial" w:eastAsia="Arial"/>
-                <w:sz w:val="18"/>
-              </w:rPr>
-            </w:r>
-            <w:r>
-              <w:rPr>
-                <w:rFonts w:ascii="Arial" w:hAnsi="Arial" w:eastAsia="Arial"/>
+                <w:rFonts w:ascii="Arial" w:hAnsi="Arial" w:eastAsia="Arial" w:cs="Tahoma"/>
+                <w:sz w:val="18"/>
+              </w:rPr>
+            </w:r>
+            <w:r>
+              <w:rPr>
+                <w:rFonts w:ascii="Arial" w:hAnsi="Arial" w:eastAsia="Arial" w:cs="Tahoma"/>
                 <w:sz w:val="18"/>
               </w:rPr>
               <w:t>Select rows for workflow start and update generated-flow flags.</w:t>
@@ -11266,7 +12375,7 @@
       </w:pPr>
       <w:r>
         <w:rPr>
-          <w:rFonts w:ascii="Courier New" w:hAnsi="Courier New"/>
+          <w:rFonts w:ascii="Courier New" w:hAnsi="Courier New" w:eastAsia="Courier New" w:cs="Tahoma"/>
           <w:sz w:val="14"/>
         </w:rPr>
         <w:tab/>
@@ -11327,7 +12436,7 @@
     </w:pPr>
     <w:r>
       <w:rPr>
-        <w:rFonts w:ascii="Arial" w:hAnsi="Arial"/>
+        <w:rFonts w:ascii="Arial" w:hAnsi="Arial" w:eastAsia="Arial" w:cs="Tahoma"/>
         <w:sz w:val="16"/>
       </w:rPr>
       <w:t xml:space="preserve">หน้า </w:t>
@@ -11346,7 +12455,7 @@
     </w:pPr>
     <w:r>
       <w:rPr>
-        <w:rFonts w:ascii="Arial" w:hAnsi="Arial" w:eastAsia="Arial"/>
+        <w:rFonts w:ascii="Arial" w:hAnsi="Arial" w:eastAsia="Arial" w:cs="Tahoma"/>
         <w:color w:val="66717F"/>
         <w:sz w:val="16"/>
       </w:rPr>
@@ -11720,7 +12829,7 @@
     <w:qFormat/>
     <w:rsid w:val="00FC693F"/>
     <w:rPr>
-      <w:rFonts w:ascii="Arial" w:hAnsi="Arial" w:eastAsia="Arial"/>
+      <w:rFonts w:ascii="Arial" w:hAnsi="Arial" w:eastAsia="Arial" w:cs="Tahoma"/>
       <w:sz w:val="20"/>
     </w:rPr>
   </w:style>
@@ -11783,7 +12892,7 @@
       <w:outlineLvl w:val="0"/>
     </w:pPr>
     <w:rPr>
-      <w:rFonts w:asciiTheme="majorHAnsi" w:eastAsiaTheme="majorEastAsia" w:hAnsiTheme="majorHAnsi" w:cstheme="majorBidi" w:ascii="Arial" w:hAnsi="Arial" w:eastAsia="Arial"/>
+      <w:rFonts w:asciiTheme="majorHAnsi" w:eastAsiaTheme="majorEastAsia" w:hAnsiTheme="majorHAnsi" w:cstheme="majorBidi" w:ascii="Arial" w:hAnsi="Arial" w:eastAsia="Arial" w:cs="Tahoma"/>
       <w:b/>
       <w:bCs/>
       <w:color w:val="1F4D78"/>
@@ -11807,7 +12916,7 @@
       <w:outlineLvl w:val="1"/>
     </w:pPr>
     <w:rPr>
-      <w:rFonts w:asciiTheme="majorHAnsi" w:eastAsiaTheme="majorEastAsia" w:hAnsiTheme="majorHAnsi" w:cstheme="majorBidi" w:ascii="Arial" w:hAnsi="Arial" w:eastAsia="Arial"/>
+      <w:rFonts w:asciiTheme="majorHAnsi" w:eastAsiaTheme="majorEastAsia" w:hAnsiTheme="majorHAnsi" w:cstheme="majorBidi" w:ascii="Arial" w:hAnsi="Arial" w:eastAsia="Arial" w:cs="Tahoma"/>
       <w:b/>
       <w:bCs/>
       <w:color w:val="2E74B5"/>
@@ -11831,7 +12940,7 @@
       <w:outlineLvl w:val="2"/>
     </w:pPr>
     <w:rPr>
-      <w:rFonts w:asciiTheme="majorHAnsi" w:eastAsiaTheme="majorEastAsia" w:hAnsiTheme="majorHAnsi" w:cstheme="majorBidi" w:ascii="Arial" w:hAnsi="Arial" w:eastAsia="Arial"/>
+      <w:rFonts w:asciiTheme="majorHAnsi" w:eastAsiaTheme="majorEastAsia" w:hAnsiTheme="majorHAnsi" w:cstheme="majorBidi" w:ascii="Arial" w:hAnsi="Arial" w:eastAsia="Arial" w:cs="Tahoma"/>
       <w:b/>
       <w:bCs/>
       <w:color w:val="1F4D78"/>
@@ -11855,7 +12964,7 @@
       <w:outlineLvl w:val="3"/>
     </w:pPr>
     <w:rPr>
-      <w:rFonts w:asciiTheme="majorHAnsi" w:eastAsiaTheme="majorEastAsia" w:hAnsiTheme="majorHAnsi" w:cstheme="majorBidi" w:ascii="Arial" w:hAnsi="Arial" w:eastAsia="Arial"/>
+      <w:rFonts w:asciiTheme="majorHAnsi" w:eastAsiaTheme="majorEastAsia" w:hAnsiTheme="majorHAnsi" w:cstheme="majorBidi" w:ascii="Arial" w:hAnsi="Arial" w:eastAsia="Arial" w:cs="Tahoma"/>
       <w:b/>
       <w:bCs/>
       <w:i/>

--- a/LLDD/word/BE/Jobs/LLDD-BE-Job-8b-StartInternalWorkflow.docx
+++ b/LLDD/word/BE/Jobs/LLDD-BE-Job-8b-StartInternalWorkflow.docx
@@ -493,14 +493,14 @@
                 <w:b/>
                 <w:sz w:val="18"/>
               </w:rPr>
-              <w:t>21 ชั่วโมง</w:t>
-            </w:r>
-            <w:r>
-              <w:rPr>
-                <w:rFonts w:ascii="Arial" w:hAnsi="Arial" w:eastAsia="Arial" w:cs="Tahoma"/>
-                <w:sz w:val="18"/>
-              </w:rPr>
-              <w:t xml:space="preserve"> = implementation 16 + unit test 5 (30%)</w:t>
+              <w:t>29 ชั่วโมง</w:t>
+            </w:r>
+            <w:r>
+              <w:rPr>
+                <w:rFonts w:ascii="Arial" w:hAnsi="Arial" w:eastAsia="Arial" w:cs="Tahoma"/>
+                <w:sz w:val="18"/>
+              </w:rPr>
+              <w:t xml:space="preserve"> = implementation 22 + unit test 7 (30%)</w:t>
             </w:r>
           </w:p>
         </w:tc>
@@ -739,7 +739,7 @@
         <w:keepLines/>
       </w:pPr>
       <w:r>
-        <w:t>Phase: B</w:t>
+        <w:t>Phase: D</w:t>
       </w:r>
     </w:p>
     <w:p>
@@ -757,7 +757,7 @@
         <w:keepLines/>
       </w:pPr>
       <w:r>
-        <w:t>Estimate: 16 ชั่วโมง</w:t>
+        <w:t>Estimate: 22 ชั่วโมง</w:t>
       </w:r>
     </w:p>
     <w:p>
@@ -825,7 +825,7 @@
       <w:r>
         <w:drawing>
           <wp:inline xmlns:a="http://schemas.openxmlformats.org/drawingml/2006/main" xmlns:pic="http://schemas.openxmlformats.org/drawingml/2006/picture">
-            <wp:extent cx="5669280" cy="4648810"/>
+            <wp:extent cx="5669280" cy="2480310"/>
             <wp:docPr id="1" name="Picture 1"/>
             <wp:cNvGraphicFramePr>
               <a:graphicFrameLocks noChangeAspect="1"/>
@@ -846,7 +846,7 @@
                   <pic:spPr>
                     <a:xfrm>
                       <a:off x="0" y="0"/>
-                      <a:ext cx="5669280" cy="4648810"/>
+                      <a:ext cx="5669280" cy="2480310"/>
                     </a:xfrm>
                     <a:prstGeom prst="rect"/>
                   </pic:spPr>
@@ -1514,6 +1514,1680 @@
       </w:tr>
     </w:tbl>
     <w:p/>
+    <w:p>
+      <w:pPr>
+        <w:pStyle w:val="Heading1"/>
+        <w:keepNext/>
+        <w:keepLines/>
+        <w:pageBreakBefore w:val="0"/>
+      </w:pPr>
+      <w:r>
+        <w:t>4a. จุดเข้า flow ตามประเภทเคส — Job 8b เป็นคนตัดสินว่าเปิด workflow ที่ state ไหน</w:t>
+      </w:r>
+    </w:p>
+    <w:p>
+      <w:pPr>
+        <w:keepNext w:val="0"/>
+      </w:pPr>
+      <w:r>
+        <w:t xml:space="preserve">ผัง To-Be 12/02/2026 กำหนดว่า </w:t>
+      </w:r>
+      <w:r>
+        <w:rPr>
+          <w:b/>
+        </w:rPr>
+        <w:t>เอกสารไม่ได้เริ่มที่ state 06 เสมอไป</w:t>
+      </w:r>
+      <w:r>
+        <w:t xml:space="preserve"> · Job 8b ต้องอ่านข้อมูลรอบชดเชย (คอลัมน์ที่รับเข้าโครง 2026-08-21 · gap F8) แล้วเลือก state เริ่มต้นก่อนเรียก initializeWorkflow/addPreApprover</w:t>
+      </w:r>
+    </w:p>
+    <w:tbl>
+      <w:tblPr>
+        <w:tblStyle w:val="TableGrid"/>
+        <w:tblW w:type="auto" w:w="0"/>
+        <w:jc w:val="center"/>
+        <w:tblLook w:firstColumn="1" w:firstRow="1" w:lastColumn="0" w:lastRow="0" w:noHBand="0" w:noVBand="1" w:val="04A0"/>
+      </w:tblPr>
+      <w:tblGrid>
+        <w:gridCol w:w="2520"/>
+        <w:gridCol w:w="2520"/>
+        <w:gridCol w:w="2520"/>
+        <w:gridCol w:w="2520"/>
+      </w:tblGrid>
+      <w:tr>
+        <w:trPr>
+          <w:cantSplit/>
+        </w:trPr>
+        <w:tc>
+          <w:tcPr>
+            <w:tcW w:type="dxa" w:w="2520"/>
+            <w:vAlign w:val="center"/>
+            <w:shd w:fill="E8EEF5"/>
+          </w:tcPr>
+          <w:p>
+            <w:pPr>
+              <w:keepLines/>
+              <w:spacing w:after="0"/>
+            </w:pPr>
+            <w:r/>
+            <w:r>
+              <w:rPr>
+                <w:rFonts w:ascii="Arial" w:hAnsi="Arial" w:eastAsia="Arial" w:cs="Tahoma"/>
+                <w:b/>
+                <w:sz w:val="18"/>
+              </w:rPr>
+              <w:t>เคส</w:t>
+            </w:r>
+          </w:p>
+        </w:tc>
+        <w:tc>
+          <w:tcPr>
+            <w:tcW w:type="dxa" w:w="2520"/>
+            <w:vAlign w:val="center"/>
+            <w:shd w:fill="E8EEF5"/>
+          </w:tcPr>
+          <w:p>
+            <w:pPr>
+              <w:keepLines/>
+              <w:spacing w:after="0"/>
+            </w:pPr>
+            <w:r/>
+            <w:r>
+              <w:rPr>
+                <w:rFonts w:ascii="Arial" w:hAnsi="Arial" w:eastAsia="Arial" w:cs="Tahoma"/>
+                <w:b/>
+                <w:sz w:val="18"/>
+              </w:rPr>
+              <w:t>เงื่อนไขที่ Job 8b ต้องอ่าน</w:t>
+            </w:r>
+          </w:p>
+        </w:tc>
+        <w:tc>
+          <w:tcPr>
+            <w:tcW w:type="dxa" w:w="2520"/>
+            <w:vAlign w:val="center"/>
+            <w:shd w:fill="E8EEF5"/>
+          </w:tcPr>
+          <w:p>
+            <w:pPr>
+              <w:keepLines/>
+              <w:spacing w:after="0"/>
+            </w:pPr>
+            <w:r/>
+            <w:r>
+              <w:rPr>
+                <w:rFonts w:ascii="Arial" w:hAnsi="Arial" w:eastAsia="Arial" w:cs="Tahoma"/>
+                <w:b/>
+                <w:sz w:val="18"/>
+              </w:rPr>
+              <w:t>เปิด workflow ที่ state</w:t>
+            </w:r>
+          </w:p>
+        </w:tc>
+        <w:tc>
+          <w:tcPr>
+            <w:tcW w:type="dxa" w:w="2520"/>
+            <w:vAlign w:val="center"/>
+            <w:shd w:fill="E8EEF5"/>
+          </w:tcPr>
+          <w:p>
+            <w:pPr>
+              <w:keepLines/>
+              <w:spacing w:after="0"/>
+            </w:pPr>
+            <w:r/>
+            <w:r>
+              <w:rPr>
+                <w:rFonts w:ascii="Arial" w:hAnsi="Arial" w:eastAsia="Arial" w:cs="Tahoma"/>
+                <w:b/>
+                <w:sz w:val="18"/>
+              </w:rPr>
+              <w:t>ผู้รับผิดชอบขั้นแรก</w:t>
+            </w:r>
+          </w:p>
+        </w:tc>
+      </w:tr>
+      <w:tr>
+        <w:trPr>
+          <w:cantSplit/>
+        </w:trPr>
+        <w:tc>
+          <w:tcPr>
+            <w:tcW w:type="dxa" w:w="2520"/>
+            <w:vAlign w:val="center"/>
+          </w:tcPr>
+          <w:p>
+            <w:pPr>
+              <w:keepLines/>
+              <w:spacing w:after="0"/>
+            </w:pPr>
+            <w:r>
+              <w:rPr>
+                <w:rFonts w:ascii="Arial" w:hAnsi="Arial" w:eastAsia="Arial" w:cs="Tahoma"/>
+                <w:sz w:val="18"/>
+              </w:rPr>
+            </w:r>
+            <w:r>
+              <w:rPr>
+                <w:rFonts w:ascii="Arial" w:hAnsi="Arial" w:eastAsia="Arial" w:cs="Tahoma"/>
+                <w:sz w:val="18"/>
+              </w:rPr>
+              <w:t>① เปิดเรื่องใหม่</w:t>
+            </w:r>
+          </w:p>
+        </w:tc>
+        <w:tc>
+          <w:tcPr>
+            <w:tcW w:type="dxa" w:w="2520"/>
+            <w:vAlign w:val="center"/>
+          </w:tcPr>
+          <w:p>
+            <w:pPr>
+              <w:keepLines/>
+              <w:spacing w:after="0"/>
+            </w:pPr>
+            <w:r>
+              <w:rPr>
+                <w:rFonts w:ascii="Arial" w:hAnsi="Arial" w:eastAsia="Arial" w:cs="Tahoma"/>
+                <w:sz w:val="18"/>
+              </w:rPr>
+            </w:r>
+            <w:r>
+              <w:rPr>
+                <w:rFonts w:ascii="Arial" w:hAnsi="Arial" w:eastAsia="Arial" w:cs="Tahoma"/>
+                <w:sz w:val="18"/>
+              </w:rPr>
+              <w:t>fgi_impact_processes.last_compensate_seq_no = 1</w:t>
+            </w:r>
+          </w:p>
+        </w:tc>
+        <w:tc>
+          <w:tcPr>
+            <w:tcW w:type="dxa" w:w="2520"/>
+            <w:vAlign w:val="center"/>
+          </w:tcPr>
+          <w:p>
+            <w:pPr>
+              <w:keepLines/>
+              <w:spacing w:after="0"/>
+            </w:pPr>
+            <w:r>
+              <w:rPr>
+                <w:rFonts w:ascii="Arial" w:hAnsi="Arial" w:eastAsia="Arial" w:cs="Tahoma"/>
+                <w:sz w:val="18"/>
+              </w:rPr>
+            </w:r>
+            <w:r>
+              <w:rPr>
+                <w:rFonts w:ascii="Arial" w:hAnsi="Arial" w:eastAsia="Arial" w:cs="Tahoma"/>
+                <w:b/>
+                <w:sz w:val="18"/>
+              </w:rPr>
+              <w:t>06</w:t>
+            </w:r>
+          </w:p>
+        </w:tc>
+        <w:tc>
+          <w:tcPr>
+            <w:tcW w:type="dxa" w:w="2520"/>
+            <w:vAlign w:val="center"/>
+          </w:tcPr>
+          <w:p>
+            <w:pPr>
+              <w:keepLines/>
+              <w:spacing w:after="0"/>
+            </w:pPr>
+            <w:r>
+              <w:rPr>
+                <w:rFonts w:ascii="Arial" w:hAnsi="Arial" w:eastAsia="Arial" w:cs="Tahoma"/>
+                <w:sz w:val="18"/>
+              </w:rPr>
+            </w:r>
+            <w:r>
+              <w:rPr>
+                <w:rFonts w:ascii="Arial" w:hAnsi="Arial" w:eastAsia="Arial" w:cs="Tahoma"/>
+                <w:sz w:val="18"/>
+              </w:rPr>
+              <w:t>group ฝ่าย SBP DSA (ปกติ)</w:t>
+            </w:r>
+          </w:p>
+        </w:tc>
+      </w:tr>
+      <w:tr>
+        <w:trPr>
+          <w:cantSplit/>
+        </w:trPr>
+        <w:tc>
+          <w:tcPr>
+            <w:tcW w:type="dxa" w:w="2520"/>
+            <w:vAlign w:val="center"/>
+          </w:tcPr>
+          <w:p>
+            <w:pPr>
+              <w:keepLines/>
+              <w:spacing w:after="0"/>
+            </w:pPr>
+            <w:r>
+              <w:rPr>
+                <w:rFonts w:ascii="Arial" w:hAnsi="Arial" w:eastAsia="Arial" w:cs="Tahoma"/>
+                <w:sz w:val="18"/>
+              </w:rPr>
+            </w:r>
+            <w:r>
+              <w:rPr>
+                <w:rFonts w:ascii="Arial" w:hAnsi="Arial" w:eastAsia="Arial" w:cs="Tahoma"/>
+                <w:sz w:val="18"/>
+              </w:rPr>
+              <w:t>② ชดเชยต่อเนื่อง</w:t>
+            </w:r>
+          </w:p>
+        </w:tc>
+        <w:tc>
+          <w:tcPr>
+            <w:tcW w:type="dxa" w:w="2520"/>
+            <w:vAlign w:val="center"/>
+          </w:tcPr>
+          <w:p>
+            <w:pPr>
+              <w:keepLines/>
+              <w:spacing w:after="0"/>
+            </w:pPr>
+            <w:r>
+              <w:rPr>
+                <w:rFonts w:ascii="Arial" w:hAnsi="Arial" w:eastAsia="Arial" w:cs="Tahoma"/>
+                <w:sz w:val="18"/>
+              </w:rPr>
+            </w:r>
+            <w:r>
+              <w:rPr>
+                <w:rFonts w:ascii="Arial" w:hAnsi="Arial" w:eastAsia="Arial" w:cs="Tahoma"/>
+                <w:sz w:val="18"/>
+              </w:rPr>
+              <w:t>last_compensate_seq_no &gt; 1 และ flag_action = 'Y'</w:t>
+            </w:r>
+          </w:p>
+        </w:tc>
+        <w:tc>
+          <w:tcPr>
+            <w:tcW w:type="dxa" w:w="2520"/>
+            <w:vAlign w:val="center"/>
+          </w:tcPr>
+          <w:p>
+            <w:pPr>
+              <w:keepLines/>
+              <w:spacing w:after="0"/>
+            </w:pPr>
+            <w:r>
+              <w:rPr>
+                <w:rFonts w:ascii="Arial" w:hAnsi="Arial" w:eastAsia="Arial" w:cs="Tahoma"/>
+                <w:sz w:val="18"/>
+              </w:rPr>
+            </w:r>
+            <w:r>
+              <w:rPr>
+                <w:rFonts w:ascii="Arial" w:hAnsi="Arial" w:eastAsia="Arial" w:cs="Tahoma"/>
+                <w:b/>
+                <w:sz w:val="18"/>
+              </w:rPr>
+              <w:t>08</w:t>
+            </w:r>
+            <w:r>
+              <w:rPr>
+                <w:rFonts w:ascii="Arial" w:hAnsi="Arial" w:eastAsia="Arial" w:cs="Tahoma"/>
+                <w:sz w:val="18"/>
+              </w:rPr>
+              <w:t xml:space="preserve"> (Auto Approve — ข้ามขั้น 06)</w:t>
+            </w:r>
+          </w:p>
+        </w:tc>
+        <w:tc>
+          <w:tcPr>
+            <w:tcW w:type="dxa" w:w="2520"/>
+            <w:vAlign w:val="center"/>
+          </w:tcPr>
+          <w:p>
+            <w:pPr>
+              <w:keepLines/>
+              <w:spacing w:after="0"/>
+            </w:pPr>
+            <w:r>
+              <w:rPr>
+                <w:rFonts w:ascii="Arial" w:hAnsi="Arial" w:eastAsia="Arial" w:cs="Tahoma"/>
+                <w:sz w:val="18"/>
+              </w:rPr>
+            </w:r>
+            <w:r>
+              <w:rPr>
+                <w:rFonts w:ascii="Arial" w:hAnsi="Arial" w:eastAsia="Arial" w:cs="Tahoma"/>
+                <w:b/>
+                <w:sz w:val="18"/>
+              </w:rPr>
+              <w:t>เจ้าหน้าที่ SBP DSA คนเดิม</w:t>
+            </w:r>
+            <w:r>
+              <w:rPr>
+                <w:rFonts w:ascii="Arial" w:hAnsi="Arial" w:eastAsia="Arial" w:cs="Tahoma"/>
+                <w:sz w:val="18"/>
+              </w:rPr>
+              <w:t xml:space="preserve"> ผ่าน addPreApprover</w:t>
+            </w:r>
+          </w:p>
+        </w:tc>
+      </w:tr>
+      <w:tr>
+        <w:trPr>
+          <w:cantSplit/>
+        </w:trPr>
+        <w:tc>
+          <w:tcPr>
+            <w:tcW w:type="dxa" w:w="2520"/>
+            <w:vAlign w:val="center"/>
+          </w:tcPr>
+          <w:p>
+            <w:pPr>
+              <w:keepLines/>
+              <w:spacing w:after="0"/>
+            </w:pPr>
+            <w:r>
+              <w:rPr>
+                <w:rFonts w:ascii="Arial" w:hAnsi="Arial" w:eastAsia="Arial" w:cs="Tahoma"/>
+                <w:sz w:val="18"/>
+              </w:rPr>
+            </w:r>
+            <w:r>
+              <w:rPr>
+                <w:rFonts w:ascii="Arial" w:hAnsi="Arial" w:eastAsia="Arial" w:cs="Tahoma"/>
+                <w:sz w:val="18"/>
+              </w:rPr>
+              <w:t>③ ยอดชดเชย 0 ติดกัน &lt;= 3 เดือน</w:t>
+            </w:r>
+          </w:p>
+        </w:tc>
+        <w:tc>
+          <w:tcPr>
+            <w:tcW w:type="dxa" w:w="2520"/>
+            <w:vAlign w:val="center"/>
+          </w:tcPr>
+          <w:p>
+            <w:pPr>
+              <w:keepLines/>
+              <w:spacing w:after="0"/>
+            </w:pPr>
+            <w:r>
+              <w:rPr>
+                <w:rFonts w:ascii="Arial" w:hAnsi="Arial" w:eastAsia="Arial" w:cs="Tahoma"/>
+                <w:sz w:val="18"/>
+              </w:rPr>
+            </w:r>
+            <w:r>
+              <w:rPr>
+                <w:rFonts w:ascii="Arial" w:hAnsi="Arial" w:eastAsia="Arial" w:cs="Tahoma"/>
+                <w:sz w:val="18"/>
+              </w:rPr>
+              <w:t>COALESCE(adjust_amount, forecast_amount) = 0 ใน fgi_impact_compensations งวดที่ 1-3</w:t>
+            </w:r>
+          </w:p>
+        </w:tc>
+        <w:tc>
+          <w:tcPr>
+            <w:tcW w:type="dxa" w:w="2520"/>
+            <w:vAlign w:val="center"/>
+          </w:tcPr>
+          <w:p>
+            <w:pPr>
+              <w:keepLines/>
+              <w:spacing w:after="0"/>
+            </w:pPr>
+            <w:r>
+              <w:rPr>
+                <w:rFonts w:ascii="Arial" w:hAnsi="Arial" w:eastAsia="Arial" w:cs="Tahoma"/>
+                <w:sz w:val="18"/>
+              </w:rPr>
+            </w:r>
+            <w:r>
+              <w:rPr>
+                <w:rFonts w:ascii="Arial" w:hAnsi="Arial" w:eastAsia="Arial" w:cs="Tahoma"/>
+                <w:b/>
+                <w:sz w:val="18"/>
+              </w:rPr>
+              <w:t>01</w:t>
+            </w:r>
+            <w:r>
+              <w:rPr>
+                <w:rFonts w:ascii="Arial" w:hAnsi="Arial" w:eastAsia="Arial" w:cs="Tahoma"/>
+                <w:sz w:val="18"/>
+              </w:rPr>
+              <w:t xml:space="preserve"> (ข้ามทั้ง 06 และ 08)</w:t>
+            </w:r>
+          </w:p>
+        </w:tc>
+        <w:tc>
+          <w:tcPr>
+            <w:tcW w:type="dxa" w:w="2520"/>
+            <w:vAlign w:val="center"/>
+          </w:tcPr>
+          <w:p>
+            <w:pPr>
+              <w:keepLines/>
+              <w:spacing w:after="0"/>
+            </w:pPr>
+            <w:r>
+              <w:rPr>
+                <w:rFonts w:ascii="Arial" w:hAnsi="Arial" w:eastAsia="Arial" w:cs="Tahoma"/>
+                <w:sz w:val="18"/>
+              </w:rPr>
+            </w:r>
+            <w:r>
+              <w:rPr>
+                <w:rFonts w:ascii="Arial" w:hAnsi="Arial" w:eastAsia="Arial" w:cs="Tahoma"/>
+                <w:sz w:val="18"/>
+              </w:rPr>
+              <w:t>group หน่วยงานส่งเสริมธุรกิจฯ</w:t>
+            </w:r>
+          </w:p>
+        </w:tc>
+      </w:tr>
+      <w:tr>
+        <w:trPr>
+          <w:cantSplit/>
+        </w:trPr>
+        <w:tc>
+          <w:tcPr>
+            <w:tcW w:type="dxa" w:w="2520"/>
+            <w:vAlign w:val="center"/>
+          </w:tcPr>
+          <w:p>
+            <w:pPr>
+              <w:keepLines/>
+              <w:spacing w:after="0"/>
+            </w:pPr>
+            <w:r>
+              <w:rPr>
+                <w:rFonts w:ascii="Arial" w:hAnsi="Arial" w:eastAsia="Arial" w:cs="Tahoma"/>
+                <w:sz w:val="18"/>
+              </w:rPr>
+            </w:r>
+            <w:r>
+              <w:rPr>
+                <w:rFonts w:ascii="Arial" w:hAnsi="Arial" w:eastAsia="Arial" w:cs="Tahoma"/>
+                <w:sz w:val="18"/>
+              </w:rPr>
+              <w:t>③ ยอดชดเชย 0 ติดกัน &gt; 3 เดือน</w:t>
+            </w:r>
+          </w:p>
+        </w:tc>
+        <w:tc>
+          <w:tcPr>
+            <w:tcW w:type="dxa" w:w="2520"/>
+            <w:vAlign w:val="center"/>
+          </w:tcPr>
+          <w:p>
+            <w:pPr>
+              <w:keepLines/>
+              <w:spacing w:after="0"/>
+            </w:pPr>
+            <w:r>
+              <w:rPr>
+                <w:rFonts w:ascii="Arial" w:hAnsi="Arial" w:eastAsia="Arial" w:cs="Tahoma"/>
+                <w:sz w:val="18"/>
+              </w:rPr>
+            </w:r>
+            <w:r>
+              <w:rPr>
+                <w:rFonts w:ascii="Arial" w:hAnsi="Arial" w:eastAsia="Arial" w:cs="Tahoma"/>
+                <w:sz w:val="18"/>
+              </w:rPr>
+              <w:t>งวดที่ 4 ขึ้นไป</w:t>
+            </w:r>
+          </w:p>
+        </w:tc>
+        <w:tc>
+          <w:tcPr>
+            <w:tcW w:type="dxa" w:w="2520"/>
+            <w:vAlign w:val="center"/>
+          </w:tcPr>
+          <w:p>
+            <w:pPr>
+              <w:keepLines/>
+              <w:spacing w:after="0"/>
+            </w:pPr>
+            <w:r>
+              <w:rPr>
+                <w:rFonts w:ascii="Arial" w:hAnsi="Arial" w:eastAsia="Arial" w:cs="Tahoma"/>
+                <w:sz w:val="18"/>
+              </w:rPr>
+            </w:r>
+            <w:r>
+              <w:rPr>
+                <w:rFonts w:ascii="Arial" w:hAnsi="Arial" w:eastAsia="Arial" w:cs="Tahoma"/>
+                <w:b/>
+                <w:sz w:val="18"/>
+              </w:rPr>
+              <w:t>ไม่เปิด workflow</w:t>
+            </w:r>
+            <w:r>
+              <w:rPr>
+                <w:rFonts w:ascii="Arial" w:hAnsi="Arial" w:eastAsia="Arial" w:cs="Tahoma"/>
+                <w:sz w:val="18"/>
+              </w:rPr>
+              <w:t xml:space="preserve"> — ปิดเอกสารเป็นเสร็จสิ้น (หยุดชดเชยประกันรายได้)</w:t>
+            </w:r>
+          </w:p>
+        </w:tc>
+        <w:tc>
+          <w:tcPr>
+            <w:tcW w:type="dxa" w:w="2520"/>
+            <w:vAlign w:val="center"/>
+          </w:tcPr>
+          <w:p>
+            <w:pPr>
+              <w:keepLines/>
+              <w:spacing w:after="0"/>
+            </w:pPr>
+            <w:r>
+              <w:rPr>
+                <w:rFonts w:ascii="Arial" w:hAnsi="Arial" w:eastAsia="Arial" w:cs="Tahoma"/>
+                <w:sz w:val="18"/>
+              </w:rPr>
+            </w:r>
+            <w:r>
+              <w:rPr>
+                <w:rFonts w:ascii="Arial" w:hAnsi="Arial" w:eastAsia="Arial" w:cs="Tahoma"/>
+                <w:sz w:val="18"/>
+              </w:rPr>
+              <w:t>-</w:t>
+            </w:r>
+          </w:p>
+        </w:tc>
+      </w:tr>
+    </w:tbl>
+    <w:p/>
+    <w:p>
+      <w:r>
+        <w:rPr>
+          <w:b/>
+        </w:rPr>
+        <w:t>ที่มาของค่าที่ใช้ตัดสิน</w:t>
+      </w:r>
+      <w:r>
+        <w:t xml:space="preserve"> — ทุกค่าอยู่ในโซน A (FGI/FCS) ที่ batch เขียนไว้ก่อนเปิดเอกสาร ไม่ใช่ค่าที่ Job 8b คำนวณเอง</w:t>
+      </w:r>
+    </w:p>
+    <w:tbl>
+      <w:tblPr>
+        <w:tblStyle w:val="TableGrid"/>
+        <w:tblW w:type="auto" w:w="0"/>
+        <w:jc w:val="center"/>
+        <w:tblLook w:firstColumn="1" w:firstRow="1" w:lastColumn="0" w:lastRow="0" w:noHBand="0" w:noVBand="1" w:val="04A0"/>
+      </w:tblPr>
+      <w:tblGrid>
+        <w:gridCol w:w="2016"/>
+        <w:gridCol w:w="2016"/>
+        <w:gridCol w:w="2016"/>
+        <w:gridCol w:w="2016"/>
+        <w:gridCol w:w="2016"/>
+      </w:tblGrid>
+      <w:tr>
+        <w:trPr>
+          <w:cantSplit/>
+        </w:trPr>
+        <w:tc>
+          <w:tcPr>
+            <w:tcW w:type="dxa" w:w="2016"/>
+            <w:vAlign w:val="center"/>
+            <w:shd w:fill="E8EEF5"/>
+          </w:tcPr>
+          <w:p>
+            <w:pPr>
+              <w:keepLines/>
+              <w:spacing w:after="0"/>
+            </w:pPr>
+            <w:r/>
+            <w:r>
+              <w:rPr>
+                <w:rFonts w:ascii="Arial" w:hAnsi="Arial" w:eastAsia="Arial" w:cs="Tahoma"/>
+                <w:b/>
+                <w:sz w:val="18"/>
+              </w:rPr>
+              <w:t>ค่าที่ใช้ในเงื่อนไข</w:t>
+            </w:r>
+          </w:p>
+        </w:tc>
+        <w:tc>
+          <w:tcPr>
+            <w:tcW w:type="dxa" w:w="2016"/>
+            <w:vAlign w:val="center"/>
+            <w:shd w:fill="E8EEF5"/>
+          </w:tcPr>
+          <w:p>
+            <w:pPr>
+              <w:keepLines/>
+              <w:spacing w:after="0"/>
+            </w:pPr>
+            <w:r/>
+            <w:r>
+              <w:rPr>
+                <w:rFonts w:ascii="Arial" w:hAnsi="Arial" w:eastAsia="Arial" w:cs="Tahoma"/>
+                <w:b/>
+                <w:sz w:val="18"/>
+              </w:rPr>
+              <w:t>ระบบเดิม (Oracle FCS_FRN)</w:t>
+            </w:r>
+          </w:p>
+        </w:tc>
+        <w:tc>
+          <w:tcPr>
+            <w:tcW w:type="dxa" w:w="2016"/>
+            <w:vAlign w:val="center"/>
+            <w:shd w:fill="E8EEF5"/>
+          </w:tcPr>
+          <w:p>
+            <w:pPr>
+              <w:keepLines/>
+              <w:spacing w:after="0"/>
+            </w:pPr>
+            <w:r/>
+            <w:r>
+              <w:rPr>
+                <w:rFonts w:ascii="Arial" w:hAnsi="Arial" w:eastAsia="Arial" w:cs="Tahoma"/>
+                <w:b/>
+                <w:sz w:val="18"/>
+              </w:rPr>
+              <w:t>ตาราง SBPGI</w:t>
+            </w:r>
+          </w:p>
+        </w:tc>
+        <w:tc>
+          <w:tcPr>
+            <w:tcW w:type="dxa" w:w="2016"/>
+            <w:vAlign w:val="center"/>
+            <w:shd w:fill="E8EEF5"/>
+          </w:tcPr>
+          <w:p>
+            <w:pPr>
+              <w:keepLines/>
+              <w:spacing w:after="0"/>
+            </w:pPr>
+            <w:r/>
+            <w:r>
+              <w:rPr>
+                <w:rFonts w:ascii="Arial" w:hAnsi="Arial" w:eastAsia="Arial" w:cs="Tahoma"/>
+                <w:b/>
+                <w:sz w:val="18"/>
+              </w:rPr>
+              <w:t>คอลัมน์ · ชนิด</w:t>
+            </w:r>
+          </w:p>
+        </w:tc>
+        <w:tc>
+          <w:tcPr>
+            <w:tcW w:type="dxa" w:w="2016"/>
+            <w:vAlign w:val="center"/>
+            <w:shd w:fill="E8EEF5"/>
+          </w:tcPr>
+          <w:p>
+            <w:pPr>
+              <w:keepLines/>
+              <w:spacing w:after="0"/>
+            </w:pPr>
+            <w:r/>
+            <w:r>
+              <w:rPr>
+                <w:rFonts w:ascii="Arial" w:hAnsi="Arial" w:eastAsia="Arial" w:cs="Tahoma"/>
+                <w:b/>
+                <w:sz w:val="18"/>
+              </w:rPr>
+              <w:t>เขียนโดย</w:t>
+            </w:r>
+          </w:p>
+        </w:tc>
+      </w:tr>
+      <w:tr>
+        <w:trPr>
+          <w:cantSplit/>
+        </w:trPr>
+        <w:tc>
+          <w:tcPr>
+            <w:tcW w:type="dxa" w:w="2016"/>
+            <w:vAlign w:val="center"/>
+          </w:tcPr>
+          <w:p>
+            <w:pPr>
+              <w:keepLines/>
+              <w:spacing w:after="0"/>
+            </w:pPr>
+            <w:r>
+              <w:rPr>
+                <w:rFonts w:ascii="Arial" w:hAnsi="Arial" w:eastAsia="Arial" w:cs="Tahoma"/>
+                <w:sz w:val="18"/>
+              </w:rPr>
+            </w:r>
+            <w:r>
+              <w:rPr>
+                <w:rFonts w:ascii="Courier New" w:hAnsi="Courier New" w:eastAsia="Courier New" w:cs="Tahoma"/>
+                <w:sz w:val="18"/>
+              </w:rPr>
+              <w:t>LAST_COMPENSATE_SEQ_NO</w:t>
+            </w:r>
+          </w:p>
+        </w:tc>
+        <w:tc>
+          <w:tcPr>
+            <w:tcW w:type="dxa" w:w="2016"/>
+            <w:vAlign w:val="center"/>
+          </w:tcPr>
+          <w:p>
+            <w:pPr>
+              <w:keepLines/>
+              <w:spacing w:after="0"/>
+            </w:pPr>
+            <w:r>
+              <w:rPr>
+                <w:rFonts w:ascii="Arial" w:hAnsi="Arial" w:eastAsia="Arial" w:cs="Tahoma"/>
+                <w:sz w:val="18"/>
+              </w:rPr>
+            </w:r>
+            <w:r>
+              <w:rPr>
+                <w:rFonts w:ascii="Courier New" w:hAnsi="Courier New" w:eastAsia="Courier New" w:cs="Tahoma"/>
+                <w:sz w:val="18"/>
+              </w:rPr>
+              <w:t>FGI_IMPACT_STORE_ON_PROCESS.LAST_COMPENSATE_SEQ_NO</w:t>
+            </w:r>
+          </w:p>
+        </w:tc>
+        <w:tc>
+          <w:tcPr>
+            <w:tcW w:type="dxa" w:w="2016"/>
+            <w:vAlign w:val="center"/>
+          </w:tcPr>
+          <w:p>
+            <w:pPr>
+              <w:keepLines/>
+              <w:spacing w:after="0"/>
+            </w:pPr>
+            <w:r>
+              <w:rPr>
+                <w:rFonts w:ascii="Arial" w:hAnsi="Arial" w:eastAsia="Arial" w:cs="Tahoma"/>
+                <w:sz w:val="18"/>
+              </w:rPr>
+            </w:r>
+            <w:r>
+              <w:rPr>
+                <w:rFonts w:ascii="Courier New" w:hAnsi="Courier New" w:eastAsia="Courier New" w:cs="Tahoma"/>
+                <w:sz w:val="18"/>
+              </w:rPr>
+              <w:t>fgi_impact_processes</w:t>
+            </w:r>
+          </w:p>
+        </w:tc>
+        <w:tc>
+          <w:tcPr>
+            <w:tcW w:type="dxa" w:w="2016"/>
+            <w:vAlign w:val="center"/>
+          </w:tcPr>
+          <w:p>
+            <w:pPr>
+              <w:keepLines/>
+              <w:spacing w:after="0"/>
+            </w:pPr>
+            <w:r>
+              <w:rPr>
+                <w:rFonts w:ascii="Arial" w:hAnsi="Arial" w:eastAsia="Arial" w:cs="Tahoma"/>
+                <w:sz w:val="18"/>
+              </w:rPr>
+            </w:r>
+            <w:r>
+              <w:rPr>
+                <w:rFonts w:ascii="Courier New" w:hAnsi="Courier New" w:eastAsia="Courier New" w:cs="Tahoma"/>
+                <w:sz w:val="18"/>
+              </w:rPr>
+              <w:t>last_compensate_seq_no</w:t>
+            </w:r>
+            <w:r>
+              <w:rPr>
+                <w:rFonts w:ascii="Arial" w:hAnsi="Arial" w:eastAsia="Arial" w:cs="Tahoma"/>
+                <w:sz w:val="18"/>
+              </w:rPr>
+              <w:t xml:space="preserve"> · INTEGER</w:t>
+            </w:r>
+          </w:p>
+        </w:tc>
+        <w:tc>
+          <w:tcPr>
+            <w:tcW w:type="dxa" w:w="2016"/>
+            <w:vAlign w:val="center"/>
+          </w:tcPr>
+          <w:p>
+            <w:pPr>
+              <w:keepLines/>
+              <w:spacing w:after="0"/>
+            </w:pPr>
+            <w:r>
+              <w:rPr>
+                <w:rFonts w:ascii="Arial" w:hAnsi="Arial" w:eastAsia="Arial" w:cs="Tahoma"/>
+                <w:sz w:val="18"/>
+              </w:rPr>
+            </w:r>
+            <w:r>
+              <w:rPr>
+                <w:rFonts w:ascii="Arial" w:hAnsi="Arial" w:eastAsia="Arial" w:cs="Tahoma"/>
+                <w:sz w:val="18"/>
+              </w:rPr>
+              <w:t xml:space="preserve">Job 2 — </w:t>
+            </w:r>
+            <w:r>
+              <w:rPr>
+                <w:rFonts w:ascii="Courier New" w:hAnsi="Courier New" w:eastAsia="Courier New" w:cs="Tahoma"/>
+                <w:sz w:val="18"/>
+              </w:rPr>
+              <w:t>ImportJdbc</w:t>
+            </w:r>
+            <w:r>
+              <w:rPr>
+                <w:rFonts w:ascii="Arial" w:hAnsi="Arial" w:eastAsia="Arial" w:cs="Tahoma"/>
+                <w:sz w:val="18"/>
+              </w:rPr>
+              <w:t xml:space="preserve"> (</w:t>
+            </w:r>
+            <w:r>
+              <w:rPr>
+                <w:rFonts w:ascii="Courier New" w:hAnsi="Courier New" w:eastAsia="Courier New" w:cs="Tahoma"/>
+                <w:sz w:val="18"/>
+              </w:rPr>
+              <w:t>SEQ_NO + 1</w:t>
+            </w:r>
+            <w:r>
+              <w:rPr>
+                <w:rFonts w:ascii="Arial" w:hAnsi="Arial" w:eastAsia="Arial" w:cs="Tahoma"/>
+                <w:sz w:val="18"/>
+              </w:rPr>
+              <w:t xml:space="preserve"> เมื่อเป็นรอบต่อเนื่อง)</w:t>
+            </w:r>
+          </w:p>
+        </w:tc>
+      </w:tr>
+      <w:tr>
+        <w:trPr>
+          <w:cantSplit/>
+        </w:trPr>
+        <w:tc>
+          <w:tcPr>
+            <w:tcW w:type="dxa" w:w="2016"/>
+            <w:vAlign w:val="center"/>
+          </w:tcPr>
+          <w:p>
+            <w:pPr>
+              <w:keepLines/>
+              <w:spacing w:after="0"/>
+            </w:pPr>
+            <w:r>
+              <w:rPr>
+                <w:rFonts w:ascii="Arial" w:hAnsi="Arial" w:eastAsia="Arial" w:cs="Tahoma"/>
+                <w:sz w:val="18"/>
+              </w:rPr>
+            </w:r>
+            <w:r>
+              <w:rPr>
+                <w:rFonts w:ascii="Courier New" w:hAnsi="Courier New" w:eastAsia="Courier New" w:cs="Tahoma"/>
+                <w:sz w:val="18"/>
+              </w:rPr>
+              <w:t>FLAG_ACTION</w:t>
+            </w:r>
+          </w:p>
+        </w:tc>
+        <w:tc>
+          <w:tcPr>
+            <w:tcW w:type="dxa" w:w="2016"/>
+            <w:vAlign w:val="center"/>
+          </w:tcPr>
+          <w:p>
+            <w:pPr>
+              <w:keepLines/>
+              <w:spacing w:after="0"/>
+            </w:pPr>
+            <w:r>
+              <w:rPr>
+                <w:rFonts w:ascii="Arial" w:hAnsi="Arial" w:eastAsia="Arial" w:cs="Tahoma"/>
+                <w:sz w:val="18"/>
+              </w:rPr>
+            </w:r>
+            <w:r>
+              <w:rPr>
+                <w:rFonts w:ascii="Courier New" w:hAnsi="Courier New" w:eastAsia="Courier New" w:cs="Tahoma"/>
+                <w:sz w:val="18"/>
+              </w:rPr>
+              <w:t>FGI_IMPACT_STORE_ON_PROCESS.FLAG_ACTION</w:t>
+            </w:r>
+            <w:r>
+              <w:rPr>
+                <w:rFonts w:ascii="Arial" w:hAnsi="Arial" w:eastAsia="Arial" w:cs="Tahoma"/>
+                <w:sz w:val="18"/>
+              </w:rPr>
+              <w:t xml:space="preserve"> (โดเมน Y/W/N)</w:t>
+            </w:r>
+          </w:p>
+        </w:tc>
+        <w:tc>
+          <w:tcPr>
+            <w:tcW w:type="dxa" w:w="2016"/>
+            <w:vAlign w:val="center"/>
+          </w:tcPr>
+          <w:p>
+            <w:pPr>
+              <w:keepLines/>
+              <w:spacing w:after="0"/>
+            </w:pPr>
+            <w:r>
+              <w:rPr>
+                <w:rFonts w:ascii="Arial" w:hAnsi="Arial" w:eastAsia="Arial" w:cs="Tahoma"/>
+                <w:sz w:val="18"/>
+              </w:rPr>
+            </w:r>
+            <w:r>
+              <w:rPr>
+                <w:rFonts w:ascii="Courier New" w:hAnsi="Courier New" w:eastAsia="Courier New" w:cs="Tahoma"/>
+                <w:sz w:val="18"/>
+              </w:rPr>
+              <w:t>fgi_impact_processes</w:t>
+            </w:r>
+          </w:p>
+        </w:tc>
+        <w:tc>
+          <w:tcPr>
+            <w:tcW w:type="dxa" w:w="2016"/>
+            <w:vAlign w:val="center"/>
+          </w:tcPr>
+          <w:p>
+            <w:pPr>
+              <w:keepLines/>
+              <w:spacing w:after="0"/>
+            </w:pPr>
+            <w:r>
+              <w:rPr>
+                <w:rFonts w:ascii="Arial" w:hAnsi="Arial" w:eastAsia="Arial" w:cs="Tahoma"/>
+                <w:sz w:val="18"/>
+              </w:rPr>
+            </w:r>
+            <w:r>
+              <w:rPr>
+                <w:rFonts w:ascii="Courier New" w:hAnsi="Courier New" w:eastAsia="Courier New" w:cs="Tahoma"/>
+                <w:sz w:val="18"/>
+              </w:rPr>
+              <w:t>flag_action</w:t>
+            </w:r>
+            <w:r>
+              <w:rPr>
+                <w:rFonts w:ascii="Arial" w:hAnsi="Arial" w:eastAsia="Arial" w:cs="Tahoma"/>
+                <w:sz w:val="18"/>
+              </w:rPr>
+              <w:t xml:space="preserve"> · CHAR(1)</w:t>
+            </w:r>
+          </w:p>
+        </w:tc>
+        <w:tc>
+          <w:tcPr>
+            <w:tcW w:type="dxa" w:w="2016"/>
+            <w:vAlign w:val="center"/>
+          </w:tcPr>
+          <w:p>
+            <w:pPr>
+              <w:keepLines/>
+              <w:spacing w:after="0"/>
+            </w:pPr>
+            <w:r>
+              <w:rPr>
+                <w:rFonts w:ascii="Arial" w:hAnsi="Arial" w:eastAsia="Arial" w:cs="Tahoma"/>
+                <w:sz w:val="18"/>
+              </w:rPr>
+            </w:r>
+            <w:r>
+              <w:rPr>
+                <w:rFonts w:ascii="Arial" w:hAnsi="Arial" w:eastAsia="Arial" w:cs="Tahoma"/>
+                <w:sz w:val="18"/>
+              </w:rPr>
+              <w:t xml:space="preserve">Job 2 เขียน </w:t>
+            </w:r>
+            <w:r>
+              <w:rPr>
+                <w:rFonts w:ascii="Courier New" w:hAnsi="Courier New" w:eastAsia="Courier New" w:cs="Tahoma"/>
+                <w:sz w:val="18"/>
+              </w:rPr>
+              <w:t>'Y'</w:t>
+            </w:r>
+            <w:r>
+              <w:rPr>
+                <w:rFonts w:ascii="Arial" w:hAnsi="Arial" w:eastAsia="Arial" w:cs="Tahoma"/>
+                <w:sz w:val="18"/>
+              </w:rPr>
+              <w:t xml:space="preserve"> · Job 6 ปิดรอบ </w:t>
+            </w:r>
+            <w:r>
+              <w:rPr>
+                <w:rFonts w:ascii="Courier New" w:hAnsi="Courier New" w:eastAsia="Courier New" w:cs="Tahoma"/>
+                <w:sz w:val="18"/>
+              </w:rPr>
+              <w:t>Y-&gt;N</w:t>
+            </w:r>
+            <w:r>
+              <w:rPr>
+                <w:rFonts w:ascii="Arial" w:hAnsi="Arial" w:eastAsia="Arial" w:cs="Tahoma"/>
+                <w:sz w:val="18"/>
+              </w:rPr>
+              <w:t xml:space="preserve"> / พัก </w:t>
+            </w:r>
+            <w:r>
+              <w:rPr>
+                <w:rFonts w:ascii="Courier New" w:hAnsi="Courier New" w:eastAsia="Courier New" w:cs="Tahoma"/>
+                <w:sz w:val="18"/>
+              </w:rPr>
+              <w:t>Y-&gt;W</w:t>
+            </w:r>
+          </w:p>
+        </w:tc>
+      </w:tr>
+      <w:tr>
+        <w:trPr>
+          <w:cantSplit/>
+        </w:trPr>
+        <w:tc>
+          <w:tcPr>
+            <w:tcW w:type="dxa" w:w="2016"/>
+            <w:vAlign w:val="center"/>
+          </w:tcPr>
+          <w:p>
+            <w:pPr>
+              <w:keepLines/>
+              <w:spacing w:after="0"/>
+            </w:pPr>
+            <w:r>
+              <w:rPr>
+                <w:rFonts w:ascii="Arial" w:hAnsi="Arial" w:eastAsia="Arial" w:cs="Tahoma"/>
+                <w:sz w:val="18"/>
+              </w:rPr>
+            </w:r>
+            <w:r>
+              <w:rPr>
+                <w:rFonts w:ascii="Courier New" w:hAnsi="Courier New" w:eastAsia="Courier New" w:cs="Tahoma"/>
+                <w:sz w:val="18"/>
+              </w:rPr>
+              <w:t>DATASOURCE</w:t>
+            </w:r>
+          </w:p>
+        </w:tc>
+        <w:tc>
+          <w:tcPr>
+            <w:tcW w:type="dxa" w:w="2016"/>
+            <w:vAlign w:val="center"/>
+          </w:tcPr>
+          <w:p>
+            <w:pPr>
+              <w:keepLines/>
+              <w:spacing w:after="0"/>
+            </w:pPr>
+            <w:r>
+              <w:rPr>
+                <w:rFonts w:ascii="Arial" w:hAnsi="Arial" w:eastAsia="Arial" w:cs="Tahoma"/>
+                <w:sz w:val="18"/>
+              </w:rPr>
+            </w:r>
+            <w:r>
+              <w:rPr>
+                <w:rFonts w:ascii="Courier New" w:hAnsi="Courier New" w:eastAsia="Courier New" w:cs="Tahoma"/>
+                <w:sz w:val="18"/>
+              </w:rPr>
+              <w:t>FGI_IMPACT_STORE_ON_PROCESS.DATASOURCE</w:t>
+            </w:r>
+            <w:r>
+              <w:rPr>
+                <w:rFonts w:ascii="Arial" w:hAnsi="Arial" w:eastAsia="Arial" w:cs="Tahoma"/>
+                <w:sz w:val="18"/>
+              </w:rPr>
+              <w:t xml:space="preserve"> (เดิมมี ALM/STA/HRS)</w:t>
+            </w:r>
+          </w:p>
+        </w:tc>
+        <w:tc>
+          <w:tcPr>
+            <w:tcW w:type="dxa" w:w="2016"/>
+            <w:vAlign w:val="center"/>
+          </w:tcPr>
+          <w:p>
+            <w:pPr>
+              <w:keepLines/>
+              <w:spacing w:after="0"/>
+            </w:pPr>
+            <w:r>
+              <w:rPr>
+                <w:rFonts w:ascii="Arial" w:hAnsi="Arial" w:eastAsia="Arial" w:cs="Tahoma"/>
+                <w:sz w:val="18"/>
+              </w:rPr>
+            </w:r>
+            <w:r>
+              <w:rPr>
+                <w:rFonts w:ascii="Courier New" w:hAnsi="Courier New" w:eastAsia="Courier New" w:cs="Tahoma"/>
+                <w:sz w:val="18"/>
+              </w:rPr>
+              <w:t>fgi_impact_processes</w:t>
+            </w:r>
+          </w:p>
+        </w:tc>
+        <w:tc>
+          <w:tcPr>
+            <w:tcW w:type="dxa" w:w="2016"/>
+            <w:vAlign w:val="center"/>
+          </w:tcPr>
+          <w:p>
+            <w:pPr>
+              <w:keepLines/>
+              <w:spacing w:after="0"/>
+            </w:pPr>
+            <w:r>
+              <w:rPr>
+                <w:rFonts w:ascii="Arial" w:hAnsi="Arial" w:eastAsia="Arial" w:cs="Tahoma"/>
+                <w:sz w:val="18"/>
+              </w:rPr>
+            </w:r>
+            <w:r>
+              <w:rPr>
+                <w:rFonts w:ascii="Courier New" w:hAnsi="Courier New" w:eastAsia="Courier New" w:cs="Tahoma"/>
+                <w:sz w:val="18"/>
+              </w:rPr>
+              <w:t>datasource</w:t>
+            </w:r>
+            <w:r>
+              <w:rPr>
+                <w:rFonts w:ascii="Arial" w:hAnsi="Arial" w:eastAsia="Arial" w:cs="Tahoma"/>
+                <w:sz w:val="18"/>
+              </w:rPr>
+              <w:t xml:space="preserve"> · VARCHAR(5)</w:t>
+            </w:r>
+          </w:p>
+        </w:tc>
+        <w:tc>
+          <w:tcPr>
+            <w:tcW w:type="dxa" w:w="2016"/>
+            <w:vAlign w:val="center"/>
+          </w:tcPr>
+          <w:p>
+            <w:pPr>
+              <w:keepLines/>
+              <w:spacing w:after="0"/>
+            </w:pPr>
+            <w:r>
+              <w:rPr>
+                <w:rFonts w:ascii="Arial" w:hAnsi="Arial" w:eastAsia="Arial" w:cs="Tahoma"/>
+                <w:sz w:val="18"/>
+              </w:rPr>
+            </w:r>
+            <w:r>
+              <w:rPr>
+                <w:rFonts w:ascii="Arial" w:hAnsi="Arial" w:eastAsia="Arial" w:cs="Tahoma"/>
+                <w:sz w:val="18"/>
+              </w:rPr>
+              <w:t xml:space="preserve">Job 2/3 = </w:t>
+            </w:r>
+            <w:r>
+              <w:rPr>
+                <w:rFonts w:ascii="Courier New" w:hAnsi="Courier New" w:eastAsia="Courier New" w:cs="Tahoma"/>
+                <w:sz w:val="18"/>
+              </w:rPr>
+              <w:t>ALM</w:t>
+            </w:r>
+            <w:r>
+              <w:rPr>
+                <w:rFonts w:ascii="Arial" w:hAnsi="Arial" w:eastAsia="Arial" w:cs="Tahoma"/>
+                <w:sz w:val="18"/>
+              </w:rPr>
+              <w:t xml:space="preserve"> · Job 5 = </w:t>
+            </w:r>
+            <w:r>
+              <w:rPr>
+                <w:rFonts w:ascii="Courier New" w:hAnsi="Courier New" w:eastAsia="Courier New" w:cs="Tahoma"/>
+                <w:sz w:val="18"/>
+              </w:rPr>
+              <w:t>STA</w:t>
+            </w:r>
+            <w:r>
+              <w:rPr>
+                <w:rFonts w:ascii="Arial" w:hAnsi="Arial" w:eastAsia="Arial" w:cs="Tahoma"/>
+                <w:sz w:val="18"/>
+              </w:rPr>
+              <w:t xml:space="preserve"> · </w:t>
+            </w:r>
+            <w:r>
+              <w:rPr>
+                <w:rFonts w:ascii="Arial" w:hAnsi="Arial" w:eastAsia="Arial" w:cs="Tahoma"/>
+                <w:b/>
+                <w:sz w:val="18"/>
+              </w:rPr>
+              <w:t>`PRO` เชิงรุก / `REA` เชิงรับ = คนคีย์</w:t>
+            </w:r>
+            <w:r>
+              <w:rPr>
+                <w:rFonts w:ascii="Arial" w:hAnsi="Arial" w:eastAsia="Arial" w:cs="Tahoma"/>
+                <w:sz w:val="18"/>
+              </w:rPr>
+              <w:t xml:space="preserve"> (รหัสใหม่ 2026-08-24)</w:t>
+            </w:r>
+          </w:p>
+        </w:tc>
+      </w:tr>
+      <w:tr>
+        <w:trPr>
+          <w:cantSplit/>
+        </w:trPr>
+        <w:tc>
+          <w:tcPr>
+            <w:tcW w:type="dxa" w:w="2016"/>
+            <w:vAlign w:val="center"/>
+          </w:tcPr>
+          <w:p>
+            <w:pPr>
+              <w:keepLines/>
+              <w:spacing w:after="0"/>
+            </w:pPr>
+            <w:r>
+              <w:rPr>
+                <w:rFonts w:ascii="Arial" w:hAnsi="Arial" w:eastAsia="Arial" w:cs="Tahoma"/>
+                <w:sz w:val="18"/>
+              </w:rPr>
+            </w:r>
+            <w:r>
+              <w:rPr>
+                <w:rFonts w:ascii="Courier New" w:hAnsi="Courier New" w:eastAsia="Courier New" w:cs="Tahoma"/>
+                <w:sz w:val="18"/>
+              </w:rPr>
+              <w:t>forecast</w:t>
+            </w:r>
+          </w:p>
+        </w:tc>
+        <w:tc>
+          <w:tcPr>
+            <w:tcW w:type="dxa" w:w="2016"/>
+            <w:vAlign w:val="center"/>
+          </w:tcPr>
+          <w:p>
+            <w:pPr>
+              <w:keepLines/>
+              <w:spacing w:after="0"/>
+            </w:pPr>
+            <w:r>
+              <w:rPr>
+                <w:rFonts w:ascii="Arial" w:hAnsi="Arial" w:eastAsia="Arial" w:cs="Tahoma"/>
+                <w:sz w:val="18"/>
+              </w:rPr>
+            </w:r>
+            <w:r>
+              <w:rPr>
+                <w:rFonts w:ascii="Courier New" w:hAnsi="Courier New" w:eastAsia="Courier New" w:cs="Tahoma"/>
+                <w:sz w:val="18"/>
+              </w:rPr>
+              <w:t>FGI_IMPACT_STORE_COMPENSATE.COMPENSATE_FORECAST</w:t>
+            </w:r>
+          </w:p>
+        </w:tc>
+        <w:tc>
+          <w:tcPr>
+            <w:tcW w:type="dxa" w:w="2016"/>
+            <w:vAlign w:val="center"/>
+          </w:tcPr>
+          <w:p>
+            <w:pPr>
+              <w:keepLines/>
+              <w:spacing w:after="0"/>
+            </w:pPr>
+            <w:r>
+              <w:rPr>
+                <w:rFonts w:ascii="Arial" w:hAnsi="Arial" w:eastAsia="Arial" w:cs="Tahoma"/>
+                <w:sz w:val="18"/>
+              </w:rPr>
+            </w:r>
+            <w:r>
+              <w:rPr>
+                <w:rFonts w:ascii="Courier New" w:hAnsi="Courier New" w:eastAsia="Courier New" w:cs="Tahoma"/>
+                <w:sz w:val="18"/>
+              </w:rPr>
+              <w:t>fgi_impact_compensations</w:t>
+            </w:r>
+          </w:p>
+        </w:tc>
+        <w:tc>
+          <w:tcPr>
+            <w:tcW w:type="dxa" w:w="2016"/>
+            <w:vAlign w:val="center"/>
+          </w:tcPr>
+          <w:p>
+            <w:pPr>
+              <w:keepLines/>
+              <w:spacing w:after="0"/>
+            </w:pPr>
+            <w:r>
+              <w:rPr>
+                <w:rFonts w:ascii="Arial" w:hAnsi="Arial" w:eastAsia="Arial" w:cs="Tahoma"/>
+                <w:sz w:val="18"/>
+              </w:rPr>
+            </w:r>
+            <w:r>
+              <w:rPr>
+                <w:rFonts w:ascii="Courier New" w:hAnsi="Courier New" w:eastAsia="Courier New" w:cs="Tahoma"/>
+                <w:sz w:val="18"/>
+              </w:rPr>
+              <w:t>forecast_amount</w:t>
+            </w:r>
+            <w:r>
+              <w:rPr>
+                <w:rFonts w:ascii="Arial" w:hAnsi="Arial" w:eastAsia="Arial" w:cs="Tahoma"/>
+                <w:sz w:val="18"/>
+              </w:rPr>
+              <w:t xml:space="preserve"> · NUMERIC(14,2)</w:t>
+            </w:r>
+          </w:p>
+        </w:tc>
+        <w:tc>
+          <w:tcPr>
+            <w:tcW w:type="dxa" w:w="2016"/>
+            <w:vAlign w:val="center"/>
+          </w:tcPr>
+          <w:p>
+            <w:pPr>
+              <w:keepLines/>
+              <w:spacing w:after="0"/>
+            </w:pPr>
+            <w:r>
+              <w:rPr>
+                <w:rFonts w:ascii="Arial" w:hAnsi="Arial" w:eastAsia="Arial" w:cs="Tahoma"/>
+                <w:sz w:val="18"/>
+              </w:rPr>
+            </w:r>
+            <w:r>
+              <w:rPr>
+                <w:rFonts w:ascii="Arial" w:hAnsi="Arial" w:eastAsia="Arial" w:cs="Tahoma"/>
+                <w:sz w:val="18"/>
+              </w:rPr>
+              <w:t>Job 5 — นำเข้ายอดจาก IAS/MIS</w:t>
+            </w:r>
+          </w:p>
+        </w:tc>
+      </w:tr>
+      <w:tr>
+        <w:trPr>
+          <w:cantSplit/>
+        </w:trPr>
+        <w:tc>
+          <w:tcPr>
+            <w:tcW w:type="dxa" w:w="2016"/>
+            <w:vAlign w:val="center"/>
+          </w:tcPr>
+          <w:p>
+            <w:pPr>
+              <w:keepLines/>
+              <w:spacing w:after="0"/>
+            </w:pPr>
+            <w:r>
+              <w:rPr>
+                <w:rFonts w:ascii="Arial" w:hAnsi="Arial" w:eastAsia="Arial" w:cs="Tahoma"/>
+                <w:sz w:val="18"/>
+              </w:rPr>
+            </w:r>
+            <w:r>
+              <w:rPr>
+                <w:rFonts w:ascii="Courier New" w:hAnsi="Courier New" w:eastAsia="Courier New" w:cs="Tahoma"/>
+                <w:sz w:val="18"/>
+              </w:rPr>
+              <w:t>adjust</w:t>
+            </w:r>
+          </w:p>
+        </w:tc>
+        <w:tc>
+          <w:tcPr>
+            <w:tcW w:type="dxa" w:w="2016"/>
+            <w:vAlign w:val="center"/>
+          </w:tcPr>
+          <w:p>
+            <w:pPr>
+              <w:keepLines/>
+              <w:spacing w:after="0"/>
+            </w:pPr>
+            <w:r>
+              <w:rPr>
+                <w:rFonts w:ascii="Arial" w:hAnsi="Arial" w:eastAsia="Arial" w:cs="Tahoma"/>
+                <w:sz w:val="18"/>
+              </w:rPr>
+            </w:r>
+            <w:r>
+              <w:rPr>
+                <w:rFonts w:ascii="Courier New" w:hAnsi="Courier New" w:eastAsia="Courier New" w:cs="Tahoma"/>
+                <w:sz w:val="18"/>
+              </w:rPr>
+              <w:t>FGI_IMPACT_STORE_COMPENSATE.COMPENSATE_ADJUST</w:t>
+            </w:r>
+          </w:p>
+        </w:tc>
+        <w:tc>
+          <w:tcPr>
+            <w:tcW w:type="dxa" w:w="2016"/>
+            <w:vAlign w:val="center"/>
+          </w:tcPr>
+          <w:p>
+            <w:pPr>
+              <w:keepLines/>
+              <w:spacing w:after="0"/>
+            </w:pPr>
+            <w:r>
+              <w:rPr>
+                <w:rFonts w:ascii="Arial" w:hAnsi="Arial" w:eastAsia="Arial" w:cs="Tahoma"/>
+                <w:sz w:val="18"/>
+              </w:rPr>
+            </w:r>
+            <w:r>
+              <w:rPr>
+                <w:rFonts w:ascii="Courier New" w:hAnsi="Courier New" w:eastAsia="Courier New" w:cs="Tahoma"/>
+                <w:sz w:val="18"/>
+              </w:rPr>
+              <w:t>fgi_impact_compensations</w:t>
+            </w:r>
+          </w:p>
+        </w:tc>
+        <w:tc>
+          <w:tcPr>
+            <w:tcW w:type="dxa" w:w="2016"/>
+            <w:vAlign w:val="center"/>
+          </w:tcPr>
+          <w:p>
+            <w:pPr>
+              <w:keepLines/>
+              <w:spacing w:after="0"/>
+            </w:pPr>
+            <w:r>
+              <w:rPr>
+                <w:rFonts w:ascii="Arial" w:hAnsi="Arial" w:eastAsia="Arial" w:cs="Tahoma"/>
+                <w:sz w:val="18"/>
+              </w:rPr>
+            </w:r>
+            <w:r>
+              <w:rPr>
+                <w:rFonts w:ascii="Courier New" w:hAnsi="Courier New" w:eastAsia="Courier New" w:cs="Tahoma"/>
+                <w:sz w:val="18"/>
+              </w:rPr>
+              <w:t>adjust_amount</w:t>
+            </w:r>
+            <w:r>
+              <w:rPr>
+                <w:rFonts w:ascii="Arial" w:hAnsi="Arial" w:eastAsia="Arial" w:cs="Tahoma"/>
+                <w:sz w:val="18"/>
+              </w:rPr>
+              <w:t xml:space="preserve"> · NUMERIC(14,2)</w:t>
+            </w:r>
+          </w:p>
+        </w:tc>
+        <w:tc>
+          <w:tcPr>
+            <w:tcW w:type="dxa" w:w="2016"/>
+            <w:vAlign w:val="center"/>
+          </w:tcPr>
+          <w:p>
+            <w:pPr>
+              <w:keepLines/>
+              <w:spacing w:after="0"/>
+            </w:pPr>
+            <w:r>
+              <w:rPr>
+                <w:rFonts w:ascii="Arial" w:hAnsi="Arial" w:eastAsia="Arial" w:cs="Tahoma"/>
+                <w:sz w:val="18"/>
+              </w:rPr>
+            </w:r>
+            <w:r>
+              <w:rPr>
+                <w:rFonts w:ascii="Arial" w:hAnsi="Arial" w:eastAsia="Arial" w:cs="Tahoma"/>
+                <w:sz w:val="18"/>
+              </w:rPr>
+              <w:t>เจ้าหน้าที่ SBP DSA ปรับยอดในเอกสาร</w:t>
+            </w:r>
+          </w:p>
+        </w:tc>
+      </w:tr>
+    </w:tbl>
+    <w:p/>
+    <w:p>
+      <w:r>
+        <w:t xml:space="preserve">&gt; ยอดที่ใช้จริงทุกที่คือ </w:t>
+      </w:r>
+      <w:r>
+        <w:rPr>
+          <w:rFonts w:ascii="Courier New" w:hAnsi="Courier New" w:eastAsia="Courier New" w:cs="Tahoma"/>
+        </w:rPr>
+        <w:t>COALESCE(adjust_amount, forecast_amount)</w:t>
+      </w:r>
+      <w:r>
+        <w:t xml:space="preserve"> — ค่าที่คนปรับชนะค่าที่ระบบคำนวณเสมอ  </w:t>
+        <w:br/>
+        <w:t xml:space="preserve">&gt; </w:t>
+      </w:r>
+      <w:r>
+        <w:rPr>
+          <w:rFonts w:ascii="Courier New" w:hAnsi="Courier New" w:eastAsia="Courier New" w:cs="Tahoma"/>
+        </w:rPr>
+        <w:t>datasource</w:t>
+      </w:r>
+      <w:r>
+        <w:t xml:space="preserve"> ไม่ได้เปลี่ยน state เริ่มต้นของ workflow — มันบอกแค่ว่า </w:t>
+      </w:r>
+      <w:r>
+        <w:rPr>
+          <w:b/>
+        </w:rPr>
+        <w:t>ใครคีย์ข้อมูล</w:t>
+      </w:r>
+      <w:r>
+        <w:t xml:space="preserve"> (</w:t>
+      </w:r>
+      <w:r>
+        <w:rPr>
+          <w:rFonts w:ascii="Courier New" w:hAnsi="Courier New" w:eastAsia="Courier New" w:cs="Tahoma"/>
+        </w:rPr>
+        <w:t>ALM</w:t>
+      </w:r>
+      <w:r>
+        <w:t>/</w:t>
+      </w:r>
+      <w:r>
+        <w:rPr>
+          <w:rFonts w:ascii="Courier New" w:hAnsi="Courier New" w:eastAsia="Courier New" w:cs="Tahoma"/>
+        </w:rPr>
+        <w:t>STA</w:t>
+      </w:r>
+      <w:r>
+        <w:t xml:space="preserve"> = ระบบส่งงานมาให้เลือก · </w:t>
+      </w:r>
+      <w:r>
+        <w:rPr>
+          <w:rFonts w:ascii="Courier New" w:hAnsi="Courier New" w:eastAsia="Courier New" w:cs="Tahoma"/>
+        </w:rPr>
+        <w:t>PRO</w:t>
+      </w:r>
+      <w:r>
+        <w:t>/</w:t>
+      </w:r>
+      <w:r>
+        <w:rPr>
+          <w:rFonts w:ascii="Courier New" w:hAnsi="Courier New" w:eastAsia="Courier New" w:cs="Tahoma"/>
+        </w:rPr>
+        <w:t>REA</w:t>
+      </w:r>
+      <w:r>
+        <w:t xml:space="preserve"> = เจ้าของงานคีย์เอง · SDD GI สไลด์ 17 · 47 · 49)  </w:t>
+        <w:br/>
+        <w:t xml:space="preserve">&gt; ⚠️ ทั้งสองตารางเป็น gap </w:t>
+      </w:r>
+      <w:r>
+        <w:rPr>
+          <w:b/>
+        </w:rPr>
+        <w:t>F8/F1</w:t>
+      </w:r>
+      <w:r>
+        <w:t xml:space="preserve"> ที่เพิ่งรับเข้าโครงเมื่อ 2026-08-21 — ต้อง migrate ครบก่อน Job 8b จึงทำงานตามผัง To-Be ได้</w:t>
+      </w:r>
+    </w:p>
+    <w:p>
+      <w:pPr>
+        <w:keepLines w:val="0"/>
+        <w:ind w:left="288"/>
+      </w:pPr>
+      <w:r>
+        <w:rPr>
+          <w:rFonts w:ascii="Courier New" w:hAnsi="Courier New" w:eastAsia="Courier New" w:cs="Tahoma"/>
+          <w:sz w:val="16"/>
+        </w:rPr>
+        <w:t>-- ตัดสินประเภทเคสก่อนเปิด workflow (Job 8b)</w:t>
+        <w:br/>
+        <w:t>SELECT p.last_compensate_seq_no,</w:t>
+        <w:br/>
+        <w:t xml:space="preserve">       p.flag_action,</w:t>
+        <w:br/>
+        <w:t xml:space="preserve">       (SELECT COUNT(*) FROM fgi_impact_compensations c</w:t>
+        <w:br/>
+        <w:t xml:space="preserve">         WHERE c.impact_process_id = p.id</w:t>
+        <w:br/>
+        <w:t xml:space="preserve">           AND COALESCE(c.adjust_amount, c.forecast_amount) = 0</w:t>
+        <w:br/>
+        <w:t xml:space="preserve">           AND c.compensate_seq = p.last_compensate_seq) AS zero_months</w:t>
+        <w:br/>
+        <w:t>FROM fgi_impact_processes p</w:t>
+        <w:br/>
+        <w:t>WHERE p.id = :impactProcessId;</w:t>
+        <w:br/>
+        <w:t>-- zero_months &gt;= 4            -&gt; ไม่เปิด workflow · ปิดเอกสารเป็น 99 พร้อม result = หยุดชดเชยประกันรายได้</w:t>
+        <w:br/>
+        <w:t>-- zero_months BETWEEN 1 AND 3 -&gt; initializeWorkflow แล้ว addPreApprover ที่ state 01</w:t>
+        <w:br/>
+        <w:t>-- seq_no &gt; 1 AND flag_action='Y' -&gt; state 08 + approver = เจ้าหน้าที่คนเดิม (จาก consideration_logs รอบก่อน)</w:t>
+        <w:br/>
+        <w:t>-- นอกนั้น                      -&gt; state 06 ตามปกติ</w:t>
+      </w:r>
+    </w:p>
+    <w:p>
+      <w:r>
+        <w:rPr>
+          <w:b/>
+        </w:rPr>
+        <w:t>ทุกเส้นทางอัตโนมัติต้องบันทึกลง `consideration_logs` ด้วยผู้ดำเนินการ `SYSTEM`</w:t>
+      </w:r>
+      <w:r>
+        <w:t xml:space="preserve"> เพื่อไม่ให้ timeline ของเอกสารขาดช่วง · รายละเอียดกติกาเต็มดู </w:t>
+      </w:r>
+      <w:r>
+        <w:rPr>
+          <w:rFonts w:ascii="Courier New" w:hAnsi="Courier New" w:eastAsia="Courier New" w:cs="Tahoma"/>
+        </w:rPr>
+        <w:t>Workflow design</w:t>
+      </w:r>
+      <w:r>
+        <w:t xml:space="preserve"> หัวข้อจุดเข้า flow ตามประเภทเคส</w:t>
+      </w:r>
+    </w:p>
     <w:p>
       <w:pPr>
         <w:pStyle w:val="Heading1"/>
@@ -1879,21 +3553,21 @@
                 <w:rFonts w:ascii="Arial" w:hAnsi="Arial" w:eastAsia="Arial" w:cs="Tahoma"/>
                 <w:sz w:val="18"/>
               </w:rPr>
-              <w:t xml:space="preserve">ยังไม่ตัดสิน — </w:t>
+              <w:t>✅ ปิดแล้ว 2026-08-17 — เลือก surrogate id (</w:t>
             </w:r>
             <w:r>
               <w:rPr>
                 <w:rFonts w:ascii="Courier New" w:hAnsi="Courier New" w:eastAsia="Courier New" w:cs="Tahoma"/>
                 <w:sz w:val="18"/>
               </w:rPr>
-              <w:t>SBPGI vs existing system</w:t>
-            </w:r>
-            <w:r>
-              <w:rPr>
-                <w:rFonts w:ascii="Arial" w:hAnsi="Arial" w:eastAsia="Arial" w:cs="Tahoma"/>
-                <w:sz w:val="18"/>
-              </w:rPr>
-              <w:t xml:space="preserve"> §4</w:t>
+              <w:t>compensation_documents.id</w:t>
+            </w:r>
+            <w:r>
+              <w:rPr>
+                <w:rFonts w:ascii="Arial" w:hAnsi="Arial" w:eastAsia="Arial" w:cs="Tahoma"/>
+                <w:sz w:val="18"/>
+              </w:rPr>
+              <w:t xml:space="preserve"> ส่งเป็น string) ตามที่ cooperation-request / inform-evaluate ทำจริง</w:t>
             </w:r>
           </w:p>
         </w:tc>
@@ -5005,6 +6679,246 @@
                 <w:sz w:val="18"/>
               </w:rPr>
               <w:t>Usage</w:t>
+            </w:r>
+          </w:p>
+        </w:tc>
+      </w:tr>
+      <w:tr>
+        <w:trPr>
+          <w:cantSplit/>
+        </w:trPr>
+        <w:tc>
+          <w:tcPr>
+            <w:tcW w:type="dxa" w:w="3360"/>
+            <w:vAlign w:val="center"/>
+          </w:tcPr>
+          <w:p>
+            <w:pPr>
+              <w:keepLines/>
+              <w:spacing w:after="0"/>
+            </w:pPr>
+            <w:r>
+              <w:rPr>
+                <w:rFonts w:ascii="Arial" w:hAnsi="Arial" w:eastAsia="Arial" w:cs="Tahoma"/>
+                <w:sz w:val="18"/>
+              </w:rPr>
+            </w:r>
+            <w:r>
+              <w:rPr>
+                <w:rFonts w:ascii="Arial" w:hAnsi="Arial" w:eastAsia="Arial" w:cs="Tahoma"/>
+                <w:sz w:val="18"/>
+              </w:rPr>
+              <w:t>fgi_impact_processes</w:t>
+            </w:r>
+          </w:p>
+        </w:tc>
+        <w:tc>
+          <w:tcPr>
+            <w:tcW w:type="dxa" w:w="3360"/>
+            <w:vAlign w:val="center"/>
+          </w:tcPr>
+          <w:p>
+            <w:pPr>
+              <w:keepLines/>
+              <w:spacing w:after="0"/>
+            </w:pPr>
+            <w:r>
+              <w:rPr>
+                <w:rFonts w:ascii="Arial" w:hAnsi="Arial" w:eastAsia="Arial" w:cs="Tahoma"/>
+                <w:sz w:val="18"/>
+              </w:rPr>
+            </w:r>
+            <w:r>
+              <w:rPr>
+                <w:rFonts w:ascii="Arial" w:hAnsi="Arial" w:eastAsia="Arial" w:cs="Tahoma"/>
+                <w:sz w:val="18"/>
+              </w:rPr>
+              <w:t>R</w:t>
+            </w:r>
+          </w:p>
+        </w:tc>
+        <w:tc>
+          <w:tcPr>
+            <w:tcW w:type="dxa" w:w="3360"/>
+            <w:vAlign w:val="center"/>
+          </w:tcPr>
+          <w:p>
+            <w:pPr>
+              <w:keepLines/>
+              <w:spacing w:after="0"/>
+            </w:pPr>
+            <w:r>
+              <w:rPr>
+                <w:rFonts w:ascii="Arial" w:hAnsi="Arial" w:eastAsia="Arial" w:cs="Tahoma"/>
+                <w:sz w:val="18"/>
+              </w:rPr>
+            </w:r>
+            <w:r>
+              <w:rPr>
+                <w:rFonts w:ascii="Arial" w:hAnsi="Arial" w:eastAsia="Arial" w:cs="Tahoma"/>
+                <w:sz w:val="18"/>
+              </w:rPr>
+              <w:t>last_compensate_seq_no + flag_action — ใช้ตัดสินจุดเข้า flow (คอลัมน์กลุ่ม F8)</w:t>
+            </w:r>
+          </w:p>
+        </w:tc>
+      </w:tr>
+      <w:tr>
+        <w:trPr>
+          <w:cantSplit/>
+        </w:trPr>
+        <w:tc>
+          <w:tcPr>
+            <w:tcW w:type="dxa" w:w="3360"/>
+            <w:vAlign w:val="center"/>
+          </w:tcPr>
+          <w:p>
+            <w:pPr>
+              <w:keepLines/>
+              <w:spacing w:after="0"/>
+            </w:pPr>
+            <w:r>
+              <w:rPr>
+                <w:rFonts w:ascii="Arial" w:hAnsi="Arial" w:eastAsia="Arial" w:cs="Tahoma"/>
+                <w:sz w:val="18"/>
+              </w:rPr>
+            </w:r>
+            <w:r>
+              <w:rPr>
+                <w:rFonts w:ascii="Arial" w:hAnsi="Arial" w:eastAsia="Arial" w:cs="Tahoma"/>
+                <w:sz w:val="18"/>
+              </w:rPr>
+              <w:t>fgi_impact_compensations</w:t>
+            </w:r>
+          </w:p>
+        </w:tc>
+        <w:tc>
+          <w:tcPr>
+            <w:tcW w:type="dxa" w:w="3360"/>
+            <w:vAlign w:val="center"/>
+          </w:tcPr>
+          <w:p>
+            <w:pPr>
+              <w:keepLines/>
+              <w:spacing w:after="0"/>
+            </w:pPr>
+            <w:r>
+              <w:rPr>
+                <w:rFonts w:ascii="Arial" w:hAnsi="Arial" w:eastAsia="Arial" w:cs="Tahoma"/>
+                <w:sz w:val="18"/>
+              </w:rPr>
+            </w:r>
+            <w:r>
+              <w:rPr>
+                <w:rFonts w:ascii="Arial" w:hAnsi="Arial" w:eastAsia="Arial" w:cs="Tahoma"/>
+                <w:sz w:val="18"/>
+              </w:rPr>
+              <w:t>R</w:t>
+            </w:r>
+          </w:p>
+        </w:tc>
+        <w:tc>
+          <w:tcPr>
+            <w:tcW w:type="dxa" w:w="3360"/>
+            <w:vAlign w:val="center"/>
+          </w:tcPr>
+          <w:p>
+            <w:pPr>
+              <w:keepLines/>
+              <w:spacing w:after="0"/>
+            </w:pPr>
+            <w:r>
+              <w:rPr>
+                <w:rFonts w:ascii="Arial" w:hAnsi="Arial" w:eastAsia="Arial" w:cs="Tahoma"/>
+                <w:sz w:val="18"/>
+              </w:rPr>
+            </w:r>
+            <w:r>
+              <w:rPr>
+                <w:rFonts w:ascii="Arial" w:hAnsi="Arial" w:eastAsia="Arial" w:cs="Tahoma"/>
+                <w:sz w:val="18"/>
+              </w:rPr>
+              <w:t>COALESCE(adjust_amount, forecast_amount) = 0 กี่งวดติดกัน — เกณฑ์ยอด 0 (ตาราง F1)</w:t>
+            </w:r>
+          </w:p>
+        </w:tc>
+      </w:tr>
+      <w:tr>
+        <w:trPr>
+          <w:cantSplit/>
+        </w:trPr>
+        <w:tc>
+          <w:tcPr>
+            <w:tcW w:type="dxa" w:w="3360"/>
+            <w:vAlign w:val="center"/>
+          </w:tcPr>
+          <w:p>
+            <w:pPr>
+              <w:keepLines/>
+              <w:spacing w:after="0"/>
+            </w:pPr>
+            <w:r>
+              <w:rPr>
+                <w:rFonts w:ascii="Arial" w:hAnsi="Arial" w:eastAsia="Arial" w:cs="Tahoma"/>
+                <w:sz w:val="18"/>
+              </w:rPr>
+            </w:r>
+            <w:r>
+              <w:rPr>
+                <w:rFonts w:ascii="Arial" w:hAnsi="Arial" w:eastAsia="Arial" w:cs="Tahoma"/>
+                <w:sz w:val="18"/>
+              </w:rPr>
+              <w:t>impacted_stores</w:t>
+            </w:r>
+          </w:p>
+        </w:tc>
+        <w:tc>
+          <w:tcPr>
+            <w:tcW w:type="dxa" w:w="3360"/>
+            <w:vAlign w:val="center"/>
+          </w:tcPr>
+          <w:p>
+            <w:pPr>
+              <w:keepLines/>
+              <w:spacing w:after="0"/>
+            </w:pPr>
+            <w:r>
+              <w:rPr>
+                <w:rFonts w:ascii="Arial" w:hAnsi="Arial" w:eastAsia="Arial" w:cs="Tahoma"/>
+                <w:sz w:val="18"/>
+              </w:rPr>
+            </w:r>
+            <w:r>
+              <w:rPr>
+                <w:rFonts w:ascii="Arial" w:hAnsi="Arial" w:eastAsia="Arial" w:cs="Tahoma"/>
+                <w:sz w:val="18"/>
+              </w:rPr>
+              <w:t>R</w:t>
+            </w:r>
+          </w:p>
+        </w:tc>
+        <w:tc>
+          <w:tcPr>
+            <w:tcW w:type="dxa" w:w="3360"/>
+            <w:vAlign w:val="center"/>
+          </w:tcPr>
+          <w:p>
+            <w:pPr>
+              <w:keepLines/>
+              <w:spacing w:after="0"/>
+            </w:pPr>
+            <w:r>
+              <w:rPr>
+                <w:rFonts w:ascii="Arial" w:hAnsi="Arial" w:eastAsia="Arial" w:cs="Tahoma"/>
+                <w:sz w:val="18"/>
+              </w:rPr>
+            </w:r>
+            <w:r>
+              <w:rPr>
+                <w:rFonts w:ascii="Arial" w:hAnsi="Arial" w:eastAsia="Arial" w:cs="Tahoma"/>
+                <w:sz w:val="18"/>
+              </w:rPr>
+              <w:t>opt_dv_user_id สำหรับ group อีเมลราย DV และเงื่อนไข Gate (ต้องไม่ว่าง)</w:t>
             </w:r>
           </w:p>
         </w:tc>
@@ -6320,7 +8234,7 @@
         <w:br/>
         <w:t xml:space="preserve">  gate = process.env.SBPGI_JOB8B_GATE ?? 'workflow_generation_status=W · DV ไม่ว่าง · juristic ต่างกัน · sales_status in {Y,N}'; // TODO: ค่าคงที่ทางธุรกิจ — เปลี่ยนต้องผ่านการอนุมัติ</w:t>
         <w:br/>
-        <w:t xml:space="preserve">  mailTo = process.env.SBPGI_JOB8B_MAIL_TO ?? ''; // TODO: ผู้รับอีเมลแจ้ง error คั่นด้วย comma (เดิม: อีเมลราย DV ผ่าน Notification Service)</w:t>
+        <w:t xml:space="preserve">  mailTo = process.env.SBPGI_JOB8B_MAIL_TO ?? ''; // TODO: ผู้รับอีเมลแจ้ง error คั่นด้วย comma (เดิม: อีเมลราย DV ผ่าน email-lib กลาง (sendEmail))</w:t>
         <w:br/>
         <w:t>}</w:t>
         <w:br/>
@@ -6541,18 +8455,27 @@
         <w:t xml:space="preserve">  }</w:t>
         <w:br/>
         <w:br/>
+        <w:t xml:space="preserve">  // ตัดสินจุดเข้า flow จากประเภทเคส</w:t>
+        <w:br/>
+        <w:t xml:space="preserve">  async step05Read(state: JobState, manager?: EntityManager): Promise&lt;void&gt; {</w:t>
+        <w:br/>
+        <w:t xml:space="preserve">    // TODO: implement</w:t>
+        <w:br/>
+        <w:t xml:space="preserve">  }</w:t>
+        <w:br/>
+        <w:br/>
         <w:t xml:space="preserve">  // POST /api/v1/workflows/instances</w:t>
         <w:br/>
-        <w:t xml:space="preserve">  async step05Workflow(state: JobState, manager?: EntityManager): Promise&lt;void&gt; {</w:t>
+        <w:t xml:space="preserve">  async step06Workflow(state: JobState, manager?: EntityManager): Promise&lt;void&gt; {</w:t>
         <w:br/>
         <w:t xml:space="preserve">    // TODO: implement</w:t>
         <w:br/>
         <w:t xml:space="preserve">  }</w:t>
         <w:br/>
         <w:br/>
-        <w:t xml:space="preserve">  // เรียก initializeWorkflow + addPreApprover ของ @srm/glb-workflow (state 06)</w:t>
-        <w:br/>
-        <w:t xml:space="preserve">  async step06Insert(state: JobState, manager?: EntityManager): Promise&lt;void&gt; {</w:t>
+        <w:t xml:space="preserve">  // เรียก initializeWorkflow + addPreApprover ของ @srm/glb-workflow (state ตามประเภทเคส)</w:t>
+        <w:br/>
+        <w:t xml:space="preserve">  async step07Insert(state: JobState, manager?: EntityManager): Promise&lt;void&gt; {</w:t>
         <w:br/>
         <w:t xml:space="preserve">    // TODO: implement</w:t>
         <w:br/>
@@ -6561,16 +8484,16 @@
         <w:br/>
         <w:t xml:space="preserve">  // workflow_generation_status = Y</w:t>
         <w:br/>
-        <w:t xml:space="preserve">  async step07Workflow(state: JobState, manager?: EntityManager): Promise&lt;void&gt; {</w:t>
+        <w:t xml:space="preserve">  async step08Workflow(state: JobState, manager?: EntityManager): Promise&lt;void&gt; {</w:t>
         <w:br/>
         <w:t xml:space="preserve">    // TODO: implement</w:t>
         <w:br/>
         <w:t xml:space="preserve">  }</w:t>
         <w:br/>
         <w:br/>
-        <w:t xml:space="preserve">  // ส่งอีเมลสรุปราย DV ผ่าน Notification Service</w:t>
-        <w:br/>
-        <w:t xml:space="preserve">  async step08Notify(state: JobState, manager?: EntityManager): Promise&lt;void&gt; {</w:t>
+        <w:t xml:space="preserve">  // ส่งอีเมลสรุปราย DV ผ่าน email-lib กลาง (sendEmail)</w:t>
+        <w:br/>
+        <w:t xml:space="preserve">  async step09Notify(state: JobState, manager?: EntityManager): Promise&lt;void&gt; {</w:t>
         <w:br/>
         <w:t xml:space="preserve">    // TODO: implement</w:t>
         <w:br/>
@@ -7307,7 +9230,7 @@
                 <w:rFonts w:ascii="Arial" w:hAnsi="Arial" w:eastAsia="Arial" w:cs="Tahoma"/>
                 <w:sz w:val="18"/>
               </w:rPr>
-              <w:t>io</w:t>
+              <w:t>process</w:t>
             </w:r>
           </w:p>
         </w:tc>
@@ -7332,7 +9255,7 @@
                 <w:rFonts w:ascii="Arial" w:hAnsi="Arial" w:eastAsia="Arial" w:cs="Tahoma"/>
                 <w:sz w:val="18"/>
               </w:rPr>
-              <w:t>POST /api/v1/workflows/instances</w:t>
+              <w:t>ตัดสินจุดเข้า flow จากประเภทเคส</w:t>
             </w:r>
           </w:p>
         </w:tc>
@@ -7357,7 +9280,7 @@
                 <w:rFonts w:ascii="Arial" w:hAnsi="Arial" w:eastAsia="Arial" w:cs="Tahoma"/>
                 <w:sz w:val="18"/>
               </w:rPr>
-              <w:t>step05Workflow()</w:t>
+              <w:t>step05Read()</w:t>
             </w:r>
           </w:p>
         </w:tc>
@@ -7437,7 +9360,7 @@
                 <w:rFonts w:ascii="Arial" w:hAnsi="Arial" w:eastAsia="Arial" w:cs="Tahoma"/>
                 <w:sz w:val="18"/>
               </w:rPr>
-              <w:t>process</w:t>
+              <w:t>io</w:t>
             </w:r>
           </w:p>
         </w:tc>
@@ -7462,7 +9385,7 @@
                 <w:rFonts w:ascii="Arial" w:hAnsi="Arial" w:eastAsia="Arial" w:cs="Tahoma"/>
                 <w:sz w:val="18"/>
               </w:rPr>
-              <w:t>เรียก initializeWorkflow + addPreApprover ของ @srm/glb-workflow (state 06)</w:t>
+              <w:t>POST /api/v1/workflows/instances</w:t>
             </w:r>
           </w:p>
         </w:tc>
@@ -7487,7 +9410,7 @@
                 <w:rFonts w:ascii="Arial" w:hAnsi="Arial" w:eastAsia="Arial" w:cs="Tahoma"/>
                 <w:sz w:val="18"/>
               </w:rPr>
-              <w:t>step06Insert()</w:t>
+              <w:t>step06Workflow()</w:t>
             </w:r>
           </w:p>
         </w:tc>
@@ -7592,7 +9515,7 @@
                 <w:rFonts w:ascii="Arial" w:hAnsi="Arial" w:eastAsia="Arial" w:cs="Tahoma"/>
                 <w:sz w:val="18"/>
               </w:rPr>
-              <w:t>workflow_generation_status = Y</w:t>
+              <w:t>เรียก initializeWorkflow + addPreApprover ของ @srm/glb-workflow (state ตามประเภทเคส)</w:t>
             </w:r>
           </w:p>
         </w:tc>
@@ -7617,7 +9540,7 @@
                 <w:rFonts w:ascii="Arial" w:hAnsi="Arial" w:eastAsia="Arial" w:cs="Tahoma"/>
                 <w:sz w:val="18"/>
               </w:rPr>
-              <w:t>step07Workflow()</w:t>
+              <w:t>step07Insert()</w:t>
             </w:r>
           </w:p>
         </w:tc>
@@ -7697,7 +9620,7 @@
                 <w:rFonts w:ascii="Arial" w:hAnsi="Arial" w:eastAsia="Arial" w:cs="Tahoma"/>
                 <w:sz w:val="18"/>
               </w:rPr>
-              <w:t>io</w:t>
+              <w:t>process</w:t>
             </w:r>
           </w:p>
         </w:tc>
@@ -7722,7 +9645,7 @@
                 <w:rFonts w:ascii="Arial" w:hAnsi="Arial" w:eastAsia="Arial" w:cs="Tahoma"/>
                 <w:sz w:val="18"/>
               </w:rPr>
-              <w:t>ส่งอีเมลสรุปราย DV ผ่าน Notification Service</w:t>
+              <w:t>workflow_generation_status = Y</w:t>
             </w:r>
           </w:p>
         </w:tc>
@@ -7747,7 +9670,7 @@
                 <w:rFonts w:ascii="Arial" w:hAnsi="Arial" w:eastAsia="Arial" w:cs="Tahoma"/>
                 <w:sz w:val="18"/>
               </w:rPr>
-              <w:t>step08Notify()</w:t>
+              <w:t>step08Workflow()</w:t>
             </w:r>
           </w:p>
         </w:tc>
@@ -7803,6 +9726,136 @@
                 <w:sz w:val="18"/>
               </w:rPr>
               <w:t>9</w:t>
+            </w:r>
+          </w:p>
+        </w:tc>
+        <w:tc>
+          <w:tcPr>
+            <w:tcW w:type="dxa" w:w="2016"/>
+            <w:vAlign w:val="center"/>
+          </w:tcPr>
+          <w:p>
+            <w:pPr>
+              <w:keepLines/>
+              <w:spacing w:after="0"/>
+            </w:pPr>
+            <w:r>
+              <w:rPr>
+                <w:rFonts w:ascii="Arial" w:hAnsi="Arial" w:eastAsia="Arial" w:cs="Tahoma"/>
+                <w:sz w:val="18"/>
+              </w:rPr>
+            </w:r>
+            <w:r>
+              <w:rPr>
+                <w:rFonts w:ascii="Arial" w:hAnsi="Arial" w:eastAsia="Arial" w:cs="Tahoma"/>
+                <w:sz w:val="18"/>
+              </w:rPr>
+              <w:t>io</w:t>
+            </w:r>
+          </w:p>
+        </w:tc>
+        <w:tc>
+          <w:tcPr>
+            <w:tcW w:type="dxa" w:w="2016"/>
+            <w:vAlign w:val="center"/>
+          </w:tcPr>
+          <w:p>
+            <w:pPr>
+              <w:keepLines/>
+              <w:spacing w:after="0"/>
+            </w:pPr>
+            <w:r>
+              <w:rPr>
+                <w:rFonts w:ascii="Arial" w:hAnsi="Arial" w:eastAsia="Arial" w:cs="Tahoma"/>
+                <w:sz w:val="18"/>
+              </w:rPr>
+            </w:r>
+            <w:r>
+              <w:rPr>
+                <w:rFonts w:ascii="Arial" w:hAnsi="Arial" w:eastAsia="Arial" w:cs="Tahoma"/>
+                <w:sz w:val="18"/>
+              </w:rPr>
+              <w:t>ส่งอีเมลสรุปราย DV ผ่าน email-lib กลาง (sendEmail)</w:t>
+            </w:r>
+          </w:p>
+        </w:tc>
+        <w:tc>
+          <w:tcPr>
+            <w:tcW w:type="dxa" w:w="2016"/>
+            <w:vAlign w:val="center"/>
+          </w:tcPr>
+          <w:p>
+            <w:pPr>
+              <w:keepLines/>
+              <w:spacing w:after="0"/>
+            </w:pPr>
+            <w:r>
+              <w:rPr>
+                <w:rFonts w:ascii="Arial" w:hAnsi="Arial" w:eastAsia="Arial" w:cs="Tahoma"/>
+                <w:sz w:val="18"/>
+              </w:rPr>
+            </w:r>
+            <w:r>
+              <w:rPr>
+                <w:rFonts w:ascii="Arial" w:hAnsi="Arial" w:eastAsia="Arial" w:cs="Tahoma"/>
+                <w:sz w:val="18"/>
+              </w:rPr>
+              <w:t>step09Notify()</w:t>
+            </w:r>
+          </w:p>
+        </w:tc>
+        <w:tc>
+          <w:tcPr>
+            <w:tcW w:type="dxa" w:w="2016"/>
+            <w:vAlign w:val="center"/>
+          </w:tcPr>
+          <w:p>
+            <w:pPr>
+              <w:keepLines/>
+              <w:spacing w:after="0"/>
+            </w:pPr>
+            <w:r>
+              <w:rPr>
+                <w:rFonts w:ascii="Arial" w:hAnsi="Arial" w:eastAsia="Arial" w:cs="Tahoma"/>
+                <w:sz w:val="18"/>
+              </w:rPr>
+            </w:r>
+            <w:r>
+              <w:rPr>
+                <w:rFonts w:ascii="Arial" w:hAnsi="Arial" w:eastAsia="Arial" w:cs="Tahoma"/>
+                <w:sz w:val="18"/>
+              </w:rPr>
+              <w:t>throw JobFailedError เมื่อทำไม่สำเร็จ</w:t>
+            </w:r>
+          </w:p>
+        </w:tc>
+      </w:tr>
+      <w:tr>
+        <w:trPr>
+          <w:cantSplit/>
+        </w:trPr>
+        <w:tc>
+          <w:tcPr>
+            <w:tcW w:type="dxa" w:w="2016"/>
+            <w:vAlign w:val="center"/>
+          </w:tcPr>
+          <w:p>
+            <w:pPr>
+              <w:keepLines/>
+              <w:spacing w:after="0"/>
+            </w:pPr>
+            <w:r>
+              <w:rPr>
+                <w:rFonts w:ascii="Arial" w:hAnsi="Arial" w:eastAsia="Arial" w:cs="Tahoma"/>
+                <w:sz w:val="18"/>
+              </w:rPr>
+            </w:r>
+            <w:r>
+              <w:rPr>
+                <w:rFonts w:ascii="Arial" w:hAnsi="Arial" w:eastAsia="Arial" w:cs="Tahoma"/>
+                <w:sz w:val="18"/>
+              </w:rPr>
+              <w:t>10</w:t>
             </w:r>
           </w:p>
         </w:tc>
@@ -7998,27 +10051,31 @@
         <w:br/>
         <w:t xml:space="preserve">      }</w:t>
         <w:br/>
+        <w:t xml:space="preserve">      // ขั้นที่ 5: ตัดสินจุดเข้า flow จากประเภทเคส · TODO: อ่าน fgi_impact_processes.last_compensate_seq_no + flag_action และจำนวนงวดที่ COALESCE(adjust_amount, forecast_amount) = 0 จาก fgi_impact_compensations → เปิดที่ state 06 (เปิดเรื่องใหม่) · 08 (ชดเชยต่อเนื่อง) · 01 (ยอด 0 ไม่เกิน 3 เดือน) หรือปิดเอกสารเป็นหยุดชดเชย (ยอด 0 เดือนที่ 4) — ดู LLDD Job 8b ข้อ 4a</w:t>
+        <w:br/>
+        <w:t xml:space="preserve">      await this.service.step05Read(state);</w:t>
+        <w:br/>
         <w:t xml:space="preserve">      // === transaction boundary === TODO: DB transaction ครอบ create instance/task + update W/Y/N</w:t>
         <w:br/>
         <w:t xml:space="preserve">      await this.dataSource.transaction(async (manager: EntityManager) =&gt; {</w:t>
         <w:br/>
-        <w:t xml:space="preserve">        // ขั้นที่ 5: POST /api/v1/workflows/instances · TODO: service token ภายใน ไม่ใช้ HTTP Basic Auth/K2 REST</w:t>
-        <w:br/>
-        <w:t xml:space="preserve">        await this.service.step05Workflow(state, manager);</w:t>
-        <w:br/>
-        <w:t xml:space="preserve">        // ขั้นที่ 6: เรียก initializeWorkflow + addPreApprover ของ @srm/glb-workflow (state 06) · TODO: engine เขียน workflow_transaction/workflow_approver เอง — SBPGI ไม่ insert ตรง · API 8 ตัวตามชีต Detail ของ LLDD lib — ดู LLDD-BE-Workflow-Engine-Definition.pdf 5.3</w:t>
-        <w:br/>
-        <w:t xml:space="preserve">        await this.service.step06Insert(state, manager);</w:t>
+        <w:t xml:space="preserve">        // ขั้นที่ 6: POST /api/v1/workflows/instances · TODO: service token ภายใน ไม่ใช้ HTTP Basic Auth/K2 REST</w:t>
+        <w:br/>
+        <w:t xml:space="preserve">        await this.service.step06Workflow(state, manager);</w:t>
+        <w:br/>
+        <w:t xml:space="preserve">        // ขั้นที่ 7: เรียก initializeWorkflow + addPreApprover ของ @srm/glb-workflow (state ตามประเภทเคส) · TODO: engine เขียน workflow_transaction/workflow_approver เอง — SBPGI ไม่ insert ตรง · API 8 ตัวตามชีต Detail ของ LLDD lib — ดู LLDD-BE-Workflow-Engine-Definition.pdf 5.3</w:t>
+        <w:br/>
+        <w:t xml:space="preserve">        await this.service.step07Insert(state, manager);</w:t>
         <w:br/>
         <w:t xml:space="preserve">      });</w:t>
         <w:br/>
-        <w:t xml:space="preserve">      // ขั้นที่ 7: workflow_generation_status = Y · TODO: เปิด workflow สำเร็จ</w:t>
-        <w:br/>
-        <w:t xml:space="preserve">      await this.service.step07Workflow(state);</w:t>
-        <w:br/>
-        <w:t xml:space="preserve">      // ขั้นที่ 8: ส่งอีเมลสรุปราย DV ผ่าน Notification Service</w:t>
-        <w:br/>
-        <w:t xml:space="preserve">      await this.service.step08Notify(state);</w:t>
+        <w:t xml:space="preserve">      // ขั้นที่ 8: workflow_generation_status = Y · TODO: เปิด workflow สำเร็จ</w:t>
+        <w:br/>
+        <w:t xml:space="preserve">      await this.service.step08Workflow(state);</w:t>
+        <w:br/>
+        <w:t xml:space="preserve">      // ขั้นที่ 9: ส่งอีเมลสรุปราย DV ผ่าน email-lib กลาง (sendEmail)</w:t>
+        <w:br/>
+        <w:t xml:space="preserve">      await this.service.step09Notify(state);</w:t>
         <w:br/>
         <w:t xml:space="preserve">      return this.summarize(state, 'SUCCESS', startedAt);</w:t>
         <w:br/>
@@ -8344,6 +10401,321 @@
                 <w:rFonts w:ascii="Arial" w:hAnsi="Arial" w:eastAsia="Arial" w:cs="Tahoma"/>
                 <w:sz w:val="18"/>
               </w:rPr>
+              <w:t>fgi_impact_processes</w:t>
+            </w:r>
+          </w:p>
+        </w:tc>
+        <w:tc>
+          <w:tcPr>
+            <w:tcW w:type="dxa" w:w="2520"/>
+            <w:vAlign w:val="center"/>
+          </w:tcPr>
+          <w:p>
+            <w:pPr>
+              <w:keepLines/>
+              <w:spacing w:after="0"/>
+            </w:pPr>
+            <w:r>
+              <w:rPr>
+                <w:rFonts w:ascii="Arial" w:hAnsi="Arial" w:eastAsia="Arial" w:cs="Tahoma"/>
+                <w:sz w:val="18"/>
+              </w:rPr>
+            </w:r>
+            <w:r>
+              <w:rPr>
+                <w:rFonts w:ascii="Arial" w:hAnsi="Arial" w:eastAsia="Arial" w:cs="Tahoma"/>
+                <w:sz w:val="18"/>
+              </w:rPr>
+              <w:t>R</w:t>
+            </w:r>
+          </w:p>
+        </w:tc>
+        <w:tc>
+          <w:tcPr>
+            <w:tcW w:type="dxa" w:w="2520"/>
+            <w:vAlign w:val="center"/>
+          </w:tcPr>
+          <w:p>
+            <w:pPr>
+              <w:keepLines/>
+              <w:spacing w:after="0"/>
+            </w:pPr>
+            <w:r>
+              <w:rPr>
+                <w:rFonts w:ascii="Arial" w:hAnsi="Arial" w:eastAsia="Arial" w:cs="Tahoma"/>
+                <w:sz w:val="18"/>
+              </w:rPr>
+            </w:r>
+            <w:r>
+              <w:rPr>
+                <w:rFonts w:ascii="Arial" w:hAnsi="Arial" w:eastAsia="Arial" w:cs="Tahoma"/>
+                <w:sz w:val="18"/>
+              </w:rPr>
+              <w:t>last_compensate_seq_no + flag_action — ใช้ตัดสินจุดเข้า flow (คอลัมน์กลุ่ม F8)</w:t>
+            </w:r>
+          </w:p>
+        </w:tc>
+        <w:tc>
+          <w:tcPr>
+            <w:tcW w:type="dxa" w:w="2520"/>
+            <w:vAlign w:val="center"/>
+          </w:tcPr>
+          <w:p>
+            <w:pPr>
+              <w:keepLines/>
+              <w:spacing w:after="0"/>
+            </w:pPr>
+            <w:r>
+              <w:rPr>
+                <w:rFonts w:ascii="Arial" w:hAnsi="Arial" w:eastAsia="Arial" w:cs="Tahoma"/>
+                <w:sz w:val="18"/>
+              </w:rPr>
+            </w:r>
+            <w:r>
+              <w:rPr>
+                <w:rFonts w:ascii="Arial" w:hAnsi="Arial" w:eastAsia="Arial" w:cs="Tahoma"/>
+                <w:sz w:val="18"/>
+              </w:rPr>
+              <w:t>เขียน SQL ตรงผ่าน DATA_SOURCE</w:t>
+            </w:r>
+          </w:p>
+        </w:tc>
+      </w:tr>
+      <w:tr>
+        <w:trPr>
+          <w:cantSplit/>
+        </w:trPr>
+        <w:tc>
+          <w:tcPr>
+            <w:tcW w:type="dxa" w:w="2520"/>
+            <w:vAlign w:val="center"/>
+          </w:tcPr>
+          <w:p>
+            <w:pPr>
+              <w:keepLines/>
+              <w:spacing w:after="0"/>
+            </w:pPr>
+            <w:r>
+              <w:rPr>
+                <w:rFonts w:ascii="Arial" w:hAnsi="Arial" w:eastAsia="Arial" w:cs="Tahoma"/>
+                <w:sz w:val="18"/>
+              </w:rPr>
+            </w:r>
+            <w:r>
+              <w:rPr>
+                <w:rFonts w:ascii="Arial" w:hAnsi="Arial" w:eastAsia="Arial" w:cs="Tahoma"/>
+                <w:sz w:val="18"/>
+              </w:rPr>
+              <w:t>fgi_impact_compensations</w:t>
+            </w:r>
+          </w:p>
+        </w:tc>
+        <w:tc>
+          <w:tcPr>
+            <w:tcW w:type="dxa" w:w="2520"/>
+            <w:vAlign w:val="center"/>
+          </w:tcPr>
+          <w:p>
+            <w:pPr>
+              <w:keepLines/>
+              <w:spacing w:after="0"/>
+            </w:pPr>
+            <w:r>
+              <w:rPr>
+                <w:rFonts w:ascii="Arial" w:hAnsi="Arial" w:eastAsia="Arial" w:cs="Tahoma"/>
+                <w:sz w:val="18"/>
+              </w:rPr>
+            </w:r>
+            <w:r>
+              <w:rPr>
+                <w:rFonts w:ascii="Arial" w:hAnsi="Arial" w:eastAsia="Arial" w:cs="Tahoma"/>
+                <w:sz w:val="18"/>
+              </w:rPr>
+              <w:t>R</w:t>
+            </w:r>
+          </w:p>
+        </w:tc>
+        <w:tc>
+          <w:tcPr>
+            <w:tcW w:type="dxa" w:w="2520"/>
+            <w:vAlign w:val="center"/>
+          </w:tcPr>
+          <w:p>
+            <w:pPr>
+              <w:keepLines/>
+              <w:spacing w:after="0"/>
+            </w:pPr>
+            <w:r>
+              <w:rPr>
+                <w:rFonts w:ascii="Arial" w:hAnsi="Arial" w:eastAsia="Arial" w:cs="Tahoma"/>
+                <w:sz w:val="18"/>
+              </w:rPr>
+            </w:r>
+            <w:r>
+              <w:rPr>
+                <w:rFonts w:ascii="Arial" w:hAnsi="Arial" w:eastAsia="Arial" w:cs="Tahoma"/>
+                <w:sz w:val="18"/>
+              </w:rPr>
+              <w:t>COALESCE(adjust_amount, forecast_amount) = 0 กี่งวดติดกัน — เกณฑ์ยอด 0 (ตาราง F1)</w:t>
+            </w:r>
+          </w:p>
+        </w:tc>
+        <w:tc>
+          <w:tcPr>
+            <w:tcW w:type="dxa" w:w="2520"/>
+            <w:vAlign w:val="center"/>
+          </w:tcPr>
+          <w:p>
+            <w:pPr>
+              <w:keepLines/>
+              <w:spacing w:after="0"/>
+            </w:pPr>
+            <w:r>
+              <w:rPr>
+                <w:rFonts w:ascii="Arial" w:hAnsi="Arial" w:eastAsia="Arial" w:cs="Tahoma"/>
+                <w:sz w:val="18"/>
+              </w:rPr>
+            </w:r>
+            <w:r>
+              <w:rPr>
+                <w:rFonts w:ascii="Arial" w:hAnsi="Arial" w:eastAsia="Arial" w:cs="Tahoma"/>
+                <w:sz w:val="18"/>
+              </w:rPr>
+              <w:t>เขียน SQL ตรงผ่าน DATA_SOURCE</w:t>
+            </w:r>
+          </w:p>
+        </w:tc>
+      </w:tr>
+      <w:tr>
+        <w:trPr>
+          <w:cantSplit/>
+        </w:trPr>
+        <w:tc>
+          <w:tcPr>
+            <w:tcW w:type="dxa" w:w="2520"/>
+            <w:vAlign w:val="center"/>
+          </w:tcPr>
+          <w:p>
+            <w:pPr>
+              <w:keepLines/>
+              <w:spacing w:after="0"/>
+            </w:pPr>
+            <w:r>
+              <w:rPr>
+                <w:rFonts w:ascii="Arial" w:hAnsi="Arial" w:eastAsia="Arial" w:cs="Tahoma"/>
+                <w:sz w:val="18"/>
+              </w:rPr>
+            </w:r>
+            <w:r>
+              <w:rPr>
+                <w:rFonts w:ascii="Arial" w:hAnsi="Arial" w:eastAsia="Arial" w:cs="Tahoma"/>
+                <w:sz w:val="18"/>
+              </w:rPr>
+              <w:t>impacted_stores</w:t>
+            </w:r>
+          </w:p>
+        </w:tc>
+        <w:tc>
+          <w:tcPr>
+            <w:tcW w:type="dxa" w:w="2520"/>
+            <w:vAlign w:val="center"/>
+          </w:tcPr>
+          <w:p>
+            <w:pPr>
+              <w:keepLines/>
+              <w:spacing w:after="0"/>
+            </w:pPr>
+            <w:r>
+              <w:rPr>
+                <w:rFonts w:ascii="Arial" w:hAnsi="Arial" w:eastAsia="Arial" w:cs="Tahoma"/>
+                <w:sz w:val="18"/>
+              </w:rPr>
+            </w:r>
+            <w:r>
+              <w:rPr>
+                <w:rFonts w:ascii="Arial" w:hAnsi="Arial" w:eastAsia="Arial" w:cs="Tahoma"/>
+                <w:sz w:val="18"/>
+              </w:rPr>
+              <w:t>R</w:t>
+            </w:r>
+          </w:p>
+        </w:tc>
+        <w:tc>
+          <w:tcPr>
+            <w:tcW w:type="dxa" w:w="2520"/>
+            <w:vAlign w:val="center"/>
+          </w:tcPr>
+          <w:p>
+            <w:pPr>
+              <w:keepLines/>
+              <w:spacing w:after="0"/>
+            </w:pPr>
+            <w:r>
+              <w:rPr>
+                <w:rFonts w:ascii="Arial" w:hAnsi="Arial" w:eastAsia="Arial" w:cs="Tahoma"/>
+                <w:sz w:val="18"/>
+              </w:rPr>
+            </w:r>
+            <w:r>
+              <w:rPr>
+                <w:rFonts w:ascii="Arial" w:hAnsi="Arial" w:eastAsia="Arial" w:cs="Tahoma"/>
+                <w:sz w:val="18"/>
+              </w:rPr>
+              <w:t>opt_dv_user_id สำหรับ group อีเมลราย DV และเงื่อนไข Gate (ต้องไม่ว่าง)</w:t>
+            </w:r>
+          </w:p>
+        </w:tc>
+        <w:tc>
+          <w:tcPr>
+            <w:tcW w:type="dxa" w:w="2520"/>
+            <w:vAlign w:val="center"/>
+          </w:tcPr>
+          <w:p>
+            <w:pPr>
+              <w:keepLines/>
+              <w:spacing w:after="0"/>
+            </w:pPr>
+            <w:r>
+              <w:rPr>
+                <w:rFonts w:ascii="Arial" w:hAnsi="Arial" w:eastAsia="Arial" w:cs="Tahoma"/>
+                <w:sz w:val="18"/>
+              </w:rPr>
+            </w:r>
+            <w:r>
+              <w:rPr>
+                <w:rFonts w:ascii="Arial" w:hAnsi="Arial" w:eastAsia="Arial" w:cs="Tahoma"/>
+                <w:sz w:val="18"/>
+              </w:rPr>
+              <w:t>เขียน SQL ตรงผ่าน DATA_SOURCE</w:t>
+            </w:r>
+          </w:p>
+        </w:tc>
+      </w:tr>
+      <w:tr>
+        <w:trPr>
+          <w:cantSplit/>
+        </w:trPr>
+        <w:tc>
+          <w:tcPr>
+            <w:tcW w:type="dxa" w:w="2520"/>
+            <w:vAlign w:val="center"/>
+          </w:tcPr>
+          <w:p>
+            <w:pPr>
+              <w:keepLines/>
+              <w:spacing w:after="0"/>
+            </w:pPr>
+            <w:r>
+              <w:rPr>
+                <w:rFonts w:ascii="Arial" w:hAnsi="Arial" w:eastAsia="Arial" w:cs="Tahoma"/>
+                <w:sz w:val="18"/>
+              </w:rPr>
+            </w:r>
+            <w:r>
+              <w:rPr>
+                <w:rFonts w:ascii="Arial" w:hAnsi="Arial" w:eastAsia="Arial" w:cs="Tahoma"/>
+                <w:sz w:val="18"/>
+              </w:rPr>
               <w:t>fgi_impact_stores</w:t>
             </w:r>
           </w:p>
@@ -8863,6 +11235,51 @@
         <w:t>--       write ทั้งหมดต้องอยู่ใน transaction เดียวกับที่ระบุใน 9.3</w:t>
         <w:br/>
         <w:br/>
+        <w:t>-- [R] fgi_impact_processes : last_compensate_seq_no + flag_action — ใช้ตัดสินจุดเข้า flow (คอลัมน์กลุ่ม F8)</w:t>
+        <w:br/>
+        <w:t>-- TODO: เติมเฉพาะคอลัมน์ที่ job ใช้จริง (ห้าม SELECT *) และตรวจว่ามี index รองรับ WHERE นี้</w:t>
+        <w:br/>
+        <w:t>SELECT /* TODO: columns */</w:t>
+        <w:br/>
+        <w:t xml:space="preserve">  FROM fgi_impact_processes</w:t>
+        <w:br/>
+        <w:t xml:space="preserve"> WHERE impact_year = $1 AND impact_month = $2  -- TODO: ยืนยันชื่อคอลัมน์งวดกับ Database design</w:t>
+        <w:br/>
+        <w:t xml:space="preserve"> ORDER BY /* TODO: คีย์ที่ทำให้ลำดับคงที่ */</w:t>
+        <w:br/>
+        <w:t xml:space="preserve"> LIMIT $3 OFFSET $4;  -- TODO: อ่านเป็น chunk กัน memory บวม</w:t>
+        <w:br/>
+        <w:br/>
+        <w:t>-- [R] fgi_impact_compensations : COALESCE(adjust_amount, forecast_amount) = 0 กี่งวดติดกัน — เกณฑ์ยอด 0 (ตาราง F1)</w:t>
+        <w:br/>
+        <w:t>-- TODO: เติมเฉพาะคอลัมน์ที่ job ใช้จริง (ห้าม SELECT *) และตรวจว่ามี index รองรับ WHERE นี้</w:t>
+        <w:br/>
+        <w:t>SELECT /* TODO: columns */</w:t>
+        <w:br/>
+        <w:t xml:space="preserve">  FROM fgi_impact_compensations</w:t>
+        <w:br/>
+        <w:t xml:space="preserve"> WHERE impact_year = $1 AND impact_month = $2  -- TODO: ยืนยันชื่อคอลัมน์งวดกับ Database design</w:t>
+        <w:br/>
+        <w:t xml:space="preserve"> ORDER BY /* TODO: คีย์ที่ทำให้ลำดับคงที่ */</w:t>
+        <w:br/>
+        <w:t xml:space="preserve"> LIMIT $3 OFFSET $4;  -- TODO: อ่านเป็น chunk กัน memory บวม</w:t>
+        <w:br/>
+        <w:br/>
+        <w:t>-- [R] impacted_stores : opt_dv_user_id สำหรับ group อีเมลราย DV และเงื่อนไข Gate (ต้องไม่ว่าง)</w:t>
+        <w:br/>
+        <w:t>-- TODO: เติมเฉพาะคอลัมน์ที่ job ใช้จริง (ห้าม SELECT *) และตรวจว่ามี index รองรับ WHERE นี้</w:t>
+        <w:br/>
+        <w:t>SELECT /* TODO: columns */</w:t>
+        <w:br/>
+        <w:t xml:space="preserve">  FROM impacted_stores</w:t>
+        <w:br/>
+        <w:t xml:space="preserve"> WHERE impact_year = $1 AND impact_month = $2  -- TODO: ยืนยันชื่อคอลัมน์งวดกับ Database design</w:t>
+        <w:br/>
+        <w:t xml:space="preserve"> ORDER BY /* TODO: คีย์ที่ทำให้ลำดับคงที่ */</w:t>
+        <w:br/>
+        <w:t xml:space="preserve"> LIMIT $3 OFFSET $4;  -- TODO: อ่านเป็น chunk กัน memory บวม</w:t>
+        <w:br/>
+        <w:br/>
         <w:t>-- [R/W] fgi_impact_stores : อ่าน candidate + เขียน W/Y/N</w:t>
         <w:br/>
         <w:t>-- TODO: อ่าน candidate แบบล็อกแถว กันรอบอื่น/pod อื่นแย่งอัปเดตแถวเดียวกัน</w:t>
@@ -8883,70 +11300,6 @@
         <w:t xml:space="preserve">       updated_at = NOW(), updated_by = 'JOB8B'</w:t>
         <w:br/>
         <w:t xml:space="preserve"> WHERE /* TODO: PK ที่ล็อกไว้ */ id = ANY($1);</w:t>
-        <w:br/>
-        <w:br/>
-        <w:t>-- [R/W] compensation_documents : ยืนยันเอกสารจาก Job 8 หรือสร้างถ้ายังไม่มีตาม idempotency</w:t>
-        <w:br/>
-        <w:t>-- TODO: อ่าน candidate แบบล็อกแถว กันรอบอื่น/pod อื่นแย่งอัปเดตแถวเดียวกัน</w:t>
-        <w:br/>
-        <w:t>SELECT /* TODO: PK + คอลัมน์ที่ต้องใช้ */</w:t>
-        <w:br/>
-        <w:t xml:space="preserve">  FROM compensation_documents</w:t>
-        <w:br/>
-        <w:t xml:space="preserve"> WHERE /* TODO: เงื่อนไขงวด/สถานะที่ job นี้คัดแถว */ 1 = 1</w:t>
-        <w:br/>
-        <w:t xml:space="preserve">   FOR UPDATE SKIP LOCKED;</w:t>
-        <w:br/>
-        <w:br/>
-        <w:t>UPDATE compensation_documents</w:t>
-        <w:br/>
-        <w:t xml:space="preserve">   SET /* TODO: คอลัมน์สถานะ/ผลคำนวณที่ job นี้เขียน */</w:t>
-        <w:br/>
-        <w:t xml:space="preserve">       updated_at = NOW(), updated_by = 'JOB8B'</w:t>
-        <w:br/>
-        <w:t xml:space="preserve"> WHERE /* TODO: PK ที่ล็อกไว้ */ id = ANY($1);</w:t>
-        <w:br/>
-        <w:br/>
-        <w:t>-- [W] workflow_transaction (@srm/glb-workflow · sps_store) : เปิด instance ผ่าน engine — ห้าม insert ตรง</w:t>
-        <w:br/>
-        <w:t>-- TODO: เติมคอลัมน์ payload จริงจาก Database design</w:t>
-        <w:br/>
-        <w:t>INSERT INTO workflow_transaction (@srm/glb-workflow · sps_store)</w:t>
-        <w:br/>
-        <w:t xml:space="preserve">  (/* TODO: business key + payload + created_by, created_at */)</w:t>
-        <w:br/>
-        <w:t>VALUES (/* TODO: bind params ตามลำดับคอลัมน์ด้านบน */)</w:t>
-        <w:br/>
-        <w:t>-- ⚠️ ตารางของ @srm/glb-workflow — SBPGI ห้าม INSERT/UPDATE ตรง ต้องเรียกผ่าน engine เท่านั้น</w:t>
-        <w:br/>
-        <w:t>--    (workflow_transaction ไม่มี PK และไม่มี index เลย · ข้อค้าง DP-2)</w:t>
-        <w:br/>
-        <w:t>ON CONFLICT (/* ไม่ใช้ — ลบ statement นี้ทิ้งแล้วเรียก engine แทน */)</w:t>
-        <w:br/>
-        <w:t>DO UPDATE SET /* TODO: คอลัมน์ที่ยอมให้ทับ */</w:t>
-        <w:br/>
-        <w:t xml:space="preserve">       updated_at = NOW(), updated_by = 'JOB8B';</w:t>
-        <w:br/>
-        <w:br/>
-        <w:t>-- [W] workflow_approver (@srm/glb-workflow · sps_store) : prepared approver ขั้นแรก state 06 — ผ่าน engine</w:t>
-        <w:br/>
-        <w:t>-- TODO: เติมคอลัมน์ payload จริงจาก Database design</w:t>
-        <w:br/>
-        <w:t>INSERT INTO workflow_approver (@srm/glb-workflow · sps_store)</w:t>
-        <w:br/>
-        <w:t xml:space="preserve">  (/* TODO: business key + payload + created_by, created_at */)</w:t>
-        <w:br/>
-        <w:t>VALUES (/* TODO: bind params ตามลำดับคอลัมน์ด้านบน */)</w:t>
-        <w:br/>
-        <w:t>-- ⚠️ ตารางของ @srm/glb-workflow — SBPGI ห้าม INSERT/UPDATE ตรง ต้องเรียกผ่าน engine เท่านั้น</w:t>
-        <w:br/>
-        <w:t>--    (workflow_transaction ไม่มี PK และไม่มี index เลย · ข้อค้าง DP-2)</w:t>
-        <w:br/>
-        <w:t>ON CONFLICT (/* ไม่ใช้ — ลบ statement นี้ทิ้งแล้วเรียก engine แทน */)</w:t>
-        <w:br/>
-        <w:t>DO UPDATE SET /* TODO: คอลัมน์ที่ยอมให้ทับ */</w:t>
-        <w:br/>
-        <w:t xml:space="preserve">       updated_at = NOW(), updated_by = 'JOB8B';</w:t>
       </w:r>
     </w:p>
     <w:p>
@@ -9037,7 +11390,7 @@
         <w:br/>
         <w:t xml:space="preserve">  async notifyFailure(jobNo: string, ctx: JobRunContext, error: Error): Promise&lt;void&gt; {</w:t>
         <w:br/>
-        <w:t xml:space="preserve">    // TODO: ผู้รับของ Job 8b เดิมคือ อีเมลราย DV ผ่าน Notification Service — ย้ายมาเป็น env SBPGI_JOB8B_MAIL_TO</w:t>
+        <w:t xml:space="preserve">    // TODO: ผู้รับของ Job 8b เดิมคือ อีเมลราย DV ผ่าน email-lib กลาง (sendEmail) — ย้ายมาเป็น env SBPGI_JOB8B_MAIL_TO</w:t>
         <w:br/>
         <w:t xml:space="preserve">    const recipients = (process.env.SBPGI_JOB8B_MAIL_TO ?? '').split(',').map((s) =&gt; s.trim()).filter(Boolean);</w:t>
         <w:br/>
@@ -9549,7 +11902,7 @@
                 <w:rFonts w:ascii="Arial" w:hAnsi="Arial" w:eastAsia="Arial" w:cs="Tahoma"/>
                 <w:sz w:val="18"/>
               </w:rPr>
-              <w:t>POST /api/v1/workflows/instances (service token ภายใน ไม่ใช้ HTTP Basic Auth/K2 REST)</w:t>
+              <w:t>ตัดสินจุดเข้า flow จากประเภทเคส (อ่าน fgi_impact_processes.last_compensate_seq_no + flag_action และจำนวนงวดที่ COALESCE(adjust_amount, forecast_amount) = 0 จาก fgi_impact_compensations → เปิดที่ state 06 (เปิดเรื่องใหม่) · 08 (ชดเชยต่อเนื่อง) · 01 (ยอด 0 ไม่เกิน 3 เดือน) หรือปิดเอกสารเป็นหยุดชดเชย (ยอด 0 เดือนที่ 4) — ดู LLDD Job 8b ข้อ 4a)</w:t>
             </w:r>
           </w:p>
         </w:tc>
@@ -9604,7 +11957,7 @@
                 <w:rFonts w:ascii="Arial" w:hAnsi="Arial" w:eastAsia="Arial" w:cs="Tahoma"/>
                 <w:sz w:val="18"/>
               </w:rPr>
-              <w:t>เรียก initializeWorkflow + addPreApprover ของ @srm/glb-workflow (state 06) (engine เขียน workflow_transaction/workflow_approver เอง — SBPGI ไม่ insert ตรง · API 8 ตัวตามชีต Detail ของ LLDD lib — ดู LLDD-BE-Workflow-Engine-Definition.pdf 5.3)</w:t>
+              <w:t>POST /api/v1/workflows/instances (service token ภายใน ไม่ใช้ HTTP Basic Auth/K2 REST)</w:t>
             </w:r>
           </w:p>
         </w:tc>
@@ -9659,7 +12012,7 @@
                 <w:rFonts w:ascii="Arial" w:hAnsi="Arial" w:eastAsia="Arial" w:cs="Tahoma"/>
                 <w:sz w:val="18"/>
               </w:rPr>
-              <w:t>workflow_generation_status = Y (เปิด workflow สำเร็จ)</w:t>
+              <w:t>เรียก initializeWorkflow + addPreApprover ของ @srm/glb-workflow (state ตามประเภทเคส) (engine เขียน workflow_transaction/workflow_approver เอง — SBPGI ไม่ insert ตรง · API 8 ตัวตามชีต Detail ของ LLDD lib — ดู LLDD-BE-Workflow-Engine-Definition.pdf 5.3)</w:t>
             </w:r>
           </w:p>
         </w:tc>
@@ -9714,7 +12067,7 @@
                 <w:rFonts w:ascii="Arial" w:hAnsi="Arial" w:eastAsia="Arial" w:cs="Tahoma"/>
                 <w:sz w:val="18"/>
               </w:rPr>
-              <w:t>ส่งอีเมลสรุปราย DV ผ่าน Notification Service</w:t>
+              <w:t>workflow_generation_status = Y (เปิด workflow สำเร็จ)</w:t>
             </w:r>
           </w:p>
         </w:tc>
@@ -9745,6 +12098,61 @@
                 <w:sz w:val="18"/>
               </w:rPr>
               <w:t>9</w:t>
+            </w:r>
+          </w:p>
+        </w:tc>
+        <w:tc>
+          <w:tcPr>
+            <w:tcW w:type="dxa" w:w="5040"/>
+            <w:vAlign w:val="center"/>
+          </w:tcPr>
+          <w:p>
+            <w:pPr>
+              <w:keepLines/>
+              <w:spacing w:after="0"/>
+            </w:pPr>
+            <w:r>
+              <w:rPr>
+                <w:rFonts w:ascii="Arial" w:hAnsi="Arial" w:eastAsia="Arial" w:cs="Tahoma"/>
+                <w:sz w:val="18"/>
+              </w:rPr>
+            </w:r>
+            <w:r>
+              <w:rPr>
+                <w:rFonts w:ascii="Arial" w:hAnsi="Arial" w:eastAsia="Arial" w:cs="Tahoma"/>
+                <w:sz w:val="18"/>
+              </w:rPr>
+              <w:t>ส่งอีเมลสรุปราย DV ผ่าน email-lib กลาง (sendEmail)</w:t>
+            </w:r>
+          </w:p>
+        </w:tc>
+      </w:tr>
+      <w:tr>
+        <w:trPr>
+          <w:cantSplit/>
+        </w:trPr>
+        <w:tc>
+          <w:tcPr>
+            <w:tcW w:type="dxa" w:w="5040"/>
+            <w:vAlign w:val="center"/>
+          </w:tcPr>
+          <w:p>
+            <w:pPr>
+              <w:keepLines/>
+              <w:spacing w:after="0"/>
+            </w:pPr>
+            <w:r>
+              <w:rPr>
+                <w:rFonts w:ascii="Arial" w:hAnsi="Arial" w:eastAsia="Arial" w:cs="Tahoma"/>
+                <w:sz w:val="18"/>
+              </w:rPr>
+            </w:r>
+            <w:r>
+              <w:rPr>
+                <w:rFonts w:ascii="Arial" w:hAnsi="Arial" w:eastAsia="Arial" w:cs="Tahoma"/>
+                <w:sz w:val="18"/>
+              </w:rPr>
+              <w:t>10</w:t>
             </w:r>
           </w:p>
         </w:tc>
@@ -10254,10 +12662,10 @@
         <w:rPr>
           <w:b/>
         </w:rPr>
-        <w:t>5 ชั่วโมง</w:t>
+        <w:t>7 ชั่วโมง</w:t>
       </w:r>
       <w:r>
-        <w:t xml:space="preserve"> (30% ของ implementation 16 ชั่วโมง) · เครื่องมือ: Jest + mock repository/DataSource (ไม่ต่อ DB จริง)</w:t>
+        <w:t xml:space="preserve"> (30% ของ implementation 22 ชั่วโมง) · เครื่องมือ: Jest + mock repository/DataSource (ไม่ต่อ DB จริง)</w:t>
       </w:r>
     </w:p>
     <w:p>

--- a/LLDD/word/BE/Jobs/LLDD-BE-Job-8b-StartInternalWorkflow.docx
+++ b/LLDD/word/BE/Jobs/LLDD-BE-Job-8b-StartInternalWorkflow.docx
@@ -8327,7 +8327,7 @@
           <w:rFonts w:ascii="Courier New" w:hAnsi="Courier New" w:eastAsia="Courier New" w:cs="Tahoma"/>
           <w:sz w:val="16"/>
         </w:rPr>
-        <w:t>// src/batch/runner.ts — สัญญากลางของทุก job (ประกาศครั้งเดียว ใช้ร่วมทั้ง 11 ฉบับ)</w:t>
+        <w:t>// src/batch/runner.ts — สัญญากลางของทุก job (ประกาศครั้งเดียว ใช้ร่วมทั้ง 10 ฉบับ)</w:t>
         <w:br/>
         <w:br/>
         <w:t>export interface JobRunContext {</w:t>

--- a/LLDD/word/BE/Jobs/LLDD-BE-Job-8b-StartInternalWorkflow.docx
+++ b/LLDD/word/BE/Jobs/LLDD-BE-Job-8b-StartInternalWorkflow.docx
@@ -555,7 +555,7 @@
                 <w:rFonts w:ascii="Arial" w:hAnsi="Arial" w:eastAsia="Arial" w:cs="Tahoma"/>
                 <w:sz w:val="18"/>
               </w:rPr>
-              <w:t>Tunyatorn &lt;Vava&gt; Kiatkongphongsa</w:t>
+              <w:t>Aphiwit &lt;Bank&gt; Khammoon</w:t>
             </w:r>
           </w:p>
         </w:tc>
@@ -701,7 +701,7 @@
                 <w:rFonts w:ascii="Arial" w:hAnsi="Arial" w:eastAsia="Arial" w:cs="Tahoma"/>
                 <w:sz w:val="18"/>
               </w:rPr>
-              <w:t>เปิด Workflow ภายใน: คัดรายการที่ผ่าน Gen Flow Gate แล้วเรียก Workflow Engine ภายในผ่าน POST /api/v1/workflows/instances แทน K2 REST StartInstance; เกณฑ์ W/Y/N เดิมยังคงใช้สำหรับ reconcile</w:t>
+              <w:t>เปิด Workflow ภายใน: คัดรายการที่ผ่าน Gen Flow Gate แล้วเรียก Workflow Engine ภายในผ่าน POST /api/v1/sbpgi/workflow/instances แทน K2 REST StartInstance; เกณฑ์ W/Y/N เดิมยังคงใช้สำหรับ reconcile</w:t>
             </w:r>
           </w:p>
         </w:tc>
@@ -1142,7 +1142,7 @@
                 <w:rFonts w:ascii="Arial" w:hAnsi="Arial" w:eastAsia="Arial" w:cs="Tahoma"/>
                 <w:sz w:val="18"/>
               </w:rPr>
-              <w:t>POST /api/v1/workflows/instances</w:t>
+              <w:t>POST /api/v1/sbpgi/workflow/instances</w:t>
             </w:r>
           </w:p>
         </w:tc>
@@ -6033,6 +6033,767 @@
     </w:p>
     <w:p>
       <w:pPr>
+        <w:pStyle w:val="Heading2"/>
+        <w:keepNext/>
+        <w:keepLines/>
+        <w:pageBreakBefore w:val="0"/>
+      </w:pPr>
+      <w:r>
+        <w:t>5.95 Workflow Trigger Event Contract</w:t>
+      </w:r>
+    </w:p>
+    <w:p>
+      <w:pPr>
+        <w:keepNext w:val="0"/>
+      </w:pPr>
+      <w:r>
+        <w:t xml:space="preserve">งานชิ้นนี้ </w:t>
+      </w:r>
+      <w:r>
+        <w:rPr>
+          <w:b/>
+        </w:rPr>
+        <w:t>ต้องเรียก workflow engine</w:t>
+      </w:r>
+      <w:r>
+        <w:t xml:space="preserve"> ตามตารางด้านล่าง · ชื่อ function ยึด API 8 ตัวของ </w:t>
+      </w:r>
+      <w:r>
+        <w:rPr>
+          <w:rFonts w:ascii="Courier New" w:hAnsi="Courier New" w:eastAsia="Courier New" w:cs="Tahoma"/>
+        </w:rPr>
+        <w:t>@srm/glb-workflow</w:t>
+      </w:r>
+      <w:r>
+        <w:t xml:space="preserve"> ตามชีต </w:t>
+      </w:r>
+      <w:r>
+        <w:rPr>
+          <w:rFonts w:ascii="Courier New" w:hAnsi="Courier New" w:eastAsia="Courier New" w:cs="Tahoma"/>
+        </w:rPr>
+        <w:t>Detail</w:t>
+      </w:r>
+      <w:r>
+        <w:t xml:space="preserve"> ของ </w:t>
+      </w:r>
+      <w:r>
+        <w:rPr>
+          <w:color w:val="8A3324"/>
+        </w:rPr>
+        <w:t>TSM SRM LLDD SBP workflow ไฟล์1.2</w:t>
+      </w:r>
+      <w:r>
+        <w:t xml:space="preserve"> — รายละเอียด signature และตารางที่ engine เขียน ดู </w:t>
+      </w:r>
+      <w:r>
+        <w:rPr>
+          <w:b/>
+        </w:rPr>
+        <w:t>LLDD-BE-Workflow-Engine-Definition.pdf</w:t>
+      </w:r>
+      <w:r>
+        <w:t xml:space="preserve"> หัวข้อ 5.3</w:t>
+      </w:r>
+    </w:p>
+    <w:tbl>
+      <w:tblPr>
+        <w:tblStyle w:val="TableGrid"/>
+        <w:tblW w:type="auto" w:w="0"/>
+        <w:jc w:val="center"/>
+        <w:tblLook w:firstColumn="1" w:firstRow="1" w:lastColumn="0" w:lastRow="0" w:noHBand="0" w:noVBand="1" w:val="04A0"/>
+      </w:tblPr>
+      <w:tblGrid>
+        <w:gridCol w:w="2520"/>
+        <w:gridCol w:w="2520"/>
+        <w:gridCol w:w="2520"/>
+        <w:gridCol w:w="2520"/>
+      </w:tblGrid>
+      <w:tr>
+        <w:trPr>
+          <w:cantSplit/>
+        </w:trPr>
+        <w:tc>
+          <w:tcPr>
+            <w:tcW w:type="dxa" w:w="2520"/>
+            <w:vAlign w:val="center"/>
+            <w:shd w:fill="E8EEF5"/>
+          </w:tcPr>
+          <w:p>
+            <w:pPr>
+              <w:keepLines/>
+              <w:spacing w:after="0"/>
+            </w:pPr>
+            <w:r/>
+            <w:r>
+              <w:rPr>
+                <w:rFonts w:ascii="Arial" w:hAnsi="Arial" w:eastAsia="Arial" w:cs="Tahoma"/>
+                <w:b/>
+                <w:sz w:val="18"/>
+              </w:rPr>
+              <w:t>จุดที่เรียก (call site)</w:t>
+            </w:r>
+          </w:p>
+        </w:tc>
+        <w:tc>
+          <w:tcPr>
+            <w:tcW w:type="dxa" w:w="2520"/>
+            <w:vAlign w:val="center"/>
+            <w:shd w:fill="E8EEF5"/>
+          </w:tcPr>
+          <w:p>
+            <w:pPr>
+              <w:keepLines/>
+              <w:spacing w:after="0"/>
+            </w:pPr>
+            <w:r/>
+            <w:r>
+              <w:rPr>
+                <w:rFonts w:ascii="Arial" w:hAnsi="Arial" w:eastAsia="Arial" w:cs="Tahoma"/>
+                <w:b/>
+                <w:sz w:val="18"/>
+              </w:rPr>
+              <w:t>Engine function</w:t>
+            </w:r>
+          </w:p>
+        </w:tc>
+        <w:tc>
+          <w:tcPr>
+            <w:tcW w:type="dxa" w:w="2520"/>
+            <w:vAlign w:val="center"/>
+            <w:shd w:fill="E8EEF5"/>
+          </w:tcPr>
+          <w:p>
+            <w:pPr>
+              <w:keepLines/>
+              <w:spacing w:after="0"/>
+            </w:pPr>
+            <w:r/>
+            <w:r>
+              <w:rPr>
+                <w:rFonts w:ascii="Arial" w:hAnsi="Arial" w:eastAsia="Arial" w:cs="Tahoma"/>
+                <w:b/>
+                <w:sz w:val="18"/>
+              </w:rPr>
+              <w:t>พารามิเตอร์หลัก</w:t>
+            </w:r>
+          </w:p>
+        </w:tc>
+        <w:tc>
+          <w:tcPr>
+            <w:tcW w:type="dxa" w:w="2520"/>
+            <w:vAlign w:val="center"/>
+            <w:shd w:fill="E8EEF5"/>
+          </w:tcPr>
+          <w:p>
+            <w:pPr>
+              <w:keepLines/>
+              <w:spacing w:after="0"/>
+            </w:pPr>
+            <w:r/>
+            <w:r>
+              <w:rPr>
+                <w:rFonts w:ascii="Arial" w:hAnsi="Arial" w:eastAsia="Arial" w:cs="Tahoma"/>
+                <w:b/>
+                <w:sz w:val="18"/>
+              </w:rPr>
+              <w:t>กติกา / transaction boundary</w:t>
+            </w:r>
+          </w:p>
+        </w:tc>
+      </w:tr>
+      <w:tr>
+        <w:trPr>
+          <w:cantSplit/>
+        </w:trPr>
+        <w:tc>
+          <w:tcPr>
+            <w:tcW w:type="dxa" w:w="2520"/>
+            <w:vAlign w:val="center"/>
+          </w:tcPr>
+          <w:p>
+            <w:pPr>
+              <w:keepLines/>
+              <w:spacing w:after="0"/>
+            </w:pPr>
+            <w:r>
+              <w:rPr>
+                <w:rFonts w:ascii="Arial" w:hAnsi="Arial" w:eastAsia="Arial" w:cs="Tahoma"/>
+                <w:sz w:val="18"/>
+              </w:rPr>
+            </w:r>
+            <w:r>
+              <w:rPr>
+                <w:rFonts w:ascii="Arial" w:hAnsi="Arial" w:eastAsia="Arial" w:cs="Tahoma"/>
+                <w:sz w:val="18"/>
+              </w:rPr>
+              <w:t>หลังผ่าน gate (เฉพาะเคส Y)</w:t>
+            </w:r>
+          </w:p>
+        </w:tc>
+        <w:tc>
+          <w:tcPr>
+            <w:tcW w:type="dxa" w:w="2520"/>
+            <w:vAlign w:val="center"/>
+          </w:tcPr>
+          <w:p>
+            <w:pPr>
+              <w:keepLines/>
+              <w:spacing w:after="0"/>
+            </w:pPr>
+            <w:r>
+              <w:rPr>
+                <w:rFonts w:ascii="Arial" w:hAnsi="Arial" w:eastAsia="Arial" w:cs="Tahoma"/>
+                <w:sz w:val="18"/>
+              </w:rPr>
+            </w:r>
+            <w:r>
+              <w:rPr>
+                <w:rFonts w:ascii="Courier New" w:hAnsi="Courier New" w:eastAsia="Courier New" w:cs="Tahoma"/>
+                <w:sz w:val="18"/>
+              </w:rPr>
+              <w:t>initializeWorkflow</w:t>
+            </w:r>
+          </w:p>
+        </w:tc>
+        <w:tc>
+          <w:tcPr>
+            <w:tcW w:type="dxa" w:w="2520"/>
+            <w:vAlign w:val="center"/>
+          </w:tcPr>
+          <w:p>
+            <w:pPr>
+              <w:keepLines/>
+              <w:spacing w:after="0"/>
+            </w:pPr>
+            <w:r>
+              <w:rPr>
+                <w:rFonts w:ascii="Arial" w:hAnsi="Arial" w:eastAsia="Arial" w:cs="Tahoma"/>
+                <w:sz w:val="18"/>
+              </w:rPr>
+            </w:r>
+            <w:r>
+              <w:rPr>
+                <w:rFonts w:ascii="Arial" w:hAnsi="Arial" w:eastAsia="Arial" w:cs="Tahoma"/>
+                <w:sz w:val="18"/>
+              </w:rPr>
+              <w:t xml:space="preserve">versionId, userId = </w:t>
+            </w:r>
+            <w:r>
+              <w:rPr>
+                <w:rFonts w:ascii="Courier New" w:hAnsi="Courier New" w:eastAsia="Courier New" w:cs="Tahoma"/>
+                <w:sz w:val="18"/>
+              </w:rPr>
+              <w:t>JOB-8B</w:t>
+            </w:r>
+            <w:r>
+              <w:rPr>
+                <w:rFonts w:ascii="Arial" w:hAnsi="Arial" w:eastAsia="Arial" w:cs="Tahoma"/>
+                <w:sz w:val="18"/>
+              </w:rPr>
+              <w:t xml:space="preserve">, referenceId = </w:t>
+            </w:r>
+            <w:r>
+              <w:rPr>
+                <w:rFonts w:ascii="Courier New" w:hAnsi="Courier New" w:eastAsia="Courier New" w:cs="Tahoma"/>
+                <w:sz w:val="18"/>
+              </w:rPr>
+              <w:t>compensation_documents.id</w:t>
+            </w:r>
+          </w:p>
+        </w:tc>
+        <w:tc>
+          <w:tcPr>
+            <w:tcW w:type="dxa" w:w="2520"/>
+            <w:vAlign w:val="center"/>
+          </w:tcPr>
+          <w:p>
+            <w:pPr>
+              <w:keepLines/>
+              <w:spacing w:after="0"/>
+            </w:pPr>
+            <w:r>
+              <w:rPr>
+                <w:rFonts w:ascii="Arial" w:hAnsi="Arial" w:eastAsia="Arial" w:cs="Tahoma"/>
+                <w:sz w:val="18"/>
+              </w:rPr>
+            </w:r>
+            <w:r>
+              <w:rPr>
+                <w:rFonts w:ascii="Arial" w:hAnsi="Arial" w:eastAsia="Arial" w:cs="Tahoma"/>
+                <w:sz w:val="18"/>
+              </w:rPr>
+              <w:t xml:space="preserve">🔴 หัวใจของ job นี้ · เรียกใน transaction เดียวกับ update </w:t>
+            </w:r>
+            <w:r>
+              <w:rPr>
+                <w:rFonts w:ascii="Courier New" w:hAnsi="Courier New" w:eastAsia="Courier New" w:cs="Tahoma"/>
+                <w:sz w:val="18"/>
+              </w:rPr>
+              <w:t>fgi_impact_processes.workflow_generation_status = 'Y'</w:t>
+            </w:r>
+          </w:p>
+        </w:tc>
+      </w:tr>
+      <w:tr>
+        <w:trPr>
+          <w:cantSplit/>
+        </w:trPr>
+        <w:tc>
+          <w:tcPr>
+            <w:tcW w:type="dxa" w:w="2520"/>
+            <w:vAlign w:val="center"/>
+          </w:tcPr>
+          <w:p>
+            <w:pPr>
+              <w:keepLines/>
+              <w:spacing w:after="0"/>
+            </w:pPr>
+            <w:r>
+              <w:rPr>
+                <w:rFonts w:ascii="Arial" w:hAnsi="Arial" w:eastAsia="Arial" w:cs="Tahoma"/>
+                <w:sz w:val="18"/>
+              </w:rPr>
+            </w:r>
+            <w:r>
+              <w:rPr>
+                <w:rFonts w:ascii="Arial" w:hAnsi="Arial" w:eastAsia="Arial" w:cs="Tahoma"/>
+                <w:sz w:val="18"/>
+              </w:rPr>
+              <w:t>เลือก state เริ่มต้นตามประเภทเคส</w:t>
+            </w:r>
+          </w:p>
+        </w:tc>
+        <w:tc>
+          <w:tcPr>
+            <w:tcW w:type="dxa" w:w="2520"/>
+            <w:vAlign w:val="center"/>
+          </w:tcPr>
+          <w:p>
+            <w:pPr>
+              <w:keepLines/>
+              <w:spacing w:after="0"/>
+            </w:pPr>
+            <w:r>
+              <w:rPr>
+                <w:rFonts w:ascii="Arial" w:hAnsi="Arial" w:eastAsia="Arial" w:cs="Tahoma"/>
+                <w:sz w:val="18"/>
+              </w:rPr>
+            </w:r>
+            <w:r>
+              <w:rPr>
+                <w:rFonts w:ascii="Courier New" w:hAnsi="Courier New" w:eastAsia="Courier New" w:cs="Tahoma"/>
+                <w:sz w:val="18"/>
+              </w:rPr>
+              <w:t>addPreApprover</w:t>
+            </w:r>
+          </w:p>
+        </w:tc>
+        <w:tc>
+          <w:tcPr>
+            <w:tcW w:type="dxa" w:w="2520"/>
+            <w:vAlign w:val="center"/>
+          </w:tcPr>
+          <w:p>
+            <w:pPr>
+              <w:keepLines/>
+              <w:spacing w:after="0"/>
+            </w:pPr>
+            <w:r>
+              <w:rPr>
+                <w:rFonts w:ascii="Arial" w:hAnsi="Arial" w:eastAsia="Arial" w:cs="Tahoma"/>
+                <w:sz w:val="18"/>
+              </w:rPr>
+            </w:r>
+            <w:r>
+              <w:rPr>
+                <w:rFonts w:ascii="Arial" w:hAnsi="Arial" w:eastAsia="Arial" w:cs="Tahoma"/>
+                <w:sz w:val="18"/>
+              </w:rPr>
+              <w:t xml:space="preserve">stateId = </w:t>
+            </w:r>
+            <w:r>
+              <w:rPr>
+                <w:rFonts w:ascii="Courier New" w:hAnsi="Courier New" w:eastAsia="Courier New" w:cs="Tahoma"/>
+                <w:sz w:val="18"/>
+              </w:rPr>
+              <w:t>06</w:t>
+            </w:r>
+            <w:r>
+              <w:rPr>
+                <w:rFonts w:ascii="Arial" w:hAnsi="Arial" w:eastAsia="Arial" w:cs="Tahoma"/>
+                <w:sz w:val="18"/>
+              </w:rPr>
+              <w:t xml:space="preserve"> (เปิดเรื่องใหม่) / </w:t>
+            </w:r>
+            <w:r>
+              <w:rPr>
+                <w:rFonts w:ascii="Courier New" w:hAnsi="Courier New" w:eastAsia="Courier New" w:cs="Tahoma"/>
+                <w:sz w:val="18"/>
+              </w:rPr>
+              <w:t>08</w:t>
+            </w:r>
+            <w:r>
+              <w:rPr>
+                <w:rFonts w:ascii="Arial" w:hAnsi="Arial" w:eastAsia="Arial" w:cs="Tahoma"/>
+                <w:sz w:val="18"/>
+              </w:rPr>
+              <w:t xml:space="preserve"> (ชดเชยต่อเนื่อง) / </w:t>
+            </w:r>
+            <w:r>
+              <w:rPr>
+                <w:rFonts w:ascii="Courier New" w:hAnsi="Courier New" w:eastAsia="Courier New" w:cs="Tahoma"/>
+                <w:sz w:val="18"/>
+              </w:rPr>
+              <w:t>01</w:t>
+            </w:r>
+            <w:r>
+              <w:rPr>
+                <w:rFonts w:ascii="Arial" w:hAnsi="Arial" w:eastAsia="Arial" w:cs="Tahoma"/>
+                <w:sz w:val="18"/>
+              </w:rPr>
+              <w:t xml:space="preserve"> (ยอด 0 เดือน 1-3), approver, seq = 1</w:t>
+            </w:r>
+          </w:p>
+        </w:tc>
+        <w:tc>
+          <w:tcPr>
+            <w:tcW w:type="dxa" w:w="2520"/>
+            <w:vAlign w:val="center"/>
+          </w:tcPr>
+          <w:p>
+            <w:pPr>
+              <w:keepLines/>
+              <w:spacing w:after="0"/>
+            </w:pPr>
+            <w:r>
+              <w:rPr>
+                <w:rFonts w:ascii="Arial" w:hAnsi="Arial" w:eastAsia="Arial" w:cs="Tahoma"/>
+                <w:sz w:val="18"/>
+              </w:rPr>
+            </w:r>
+            <w:r>
+              <w:rPr>
+                <w:rFonts w:ascii="Arial" w:hAnsi="Arial" w:eastAsia="Arial" w:cs="Tahoma"/>
+                <w:sz w:val="18"/>
+              </w:rPr>
+              <w:t xml:space="preserve">เคสชดเชยต่อเนื่องต้องผูก </w:t>
+            </w:r>
+            <w:r>
+              <w:rPr>
+                <w:rFonts w:ascii="Arial" w:hAnsi="Arial" w:eastAsia="Arial" w:cs="Tahoma"/>
+                <w:b/>
+                <w:sz w:val="18"/>
+              </w:rPr>
+              <w:t>เจ้าหน้าที่ SBP DSA คนเดิม</w:t>
+            </w:r>
+            <w:r>
+              <w:rPr>
+                <w:rFonts w:ascii="Arial" w:hAnsi="Arial" w:eastAsia="Arial" w:cs="Tahoma"/>
+                <w:sz w:val="18"/>
+              </w:rPr>
+              <w:t xml:space="preserve"> — ดู 5.2 ของเอกสารนี้</w:t>
+            </w:r>
+          </w:p>
+        </w:tc>
+      </w:tr>
+      <w:tr>
+        <w:trPr>
+          <w:cantSplit/>
+        </w:trPr>
+        <w:tc>
+          <w:tcPr>
+            <w:tcW w:type="dxa" w:w="2520"/>
+            <w:vAlign w:val="center"/>
+          </w:tcPr>
+          <w:p>
+            <w:pPr>
+              <w:keepLines/>
+              <w:spacing w:after="0"/>
+            </w:pPr>
+            <w:r>
+              <w:rPr>
+                <w:rFonts w:ascii="Arial" w:hAnsi="Arial" w:eastAsia="Arial" w:cs="Tahoma"/>
+                <w:sz w:val="18"/>
+              </w:rPr>
+            </w:r>
+            <w:r>
+              <w:rPr>
+                <w:rFonts w:ascii="Arial" w:hAnsi="Arial" w:eastAsia="Arial" w:cs="Tahoma"/>
+                <w:sz w:val="18"/>
+              </w:rPr>
+              <w:t>ดันเอกสารไปยัง state เริ่มต้นที่ไม่ใช่ state แรก</w:t>
+            </w:r>
+          </w:p>
+        </w:tc>
+        <w:tc>
+          <w:tcPr>
+            <w:tcW w:type="dxa" w:w="2520"/>
+            <w:vAlign w:val="center"/>
+          </w:tcPr>
+          <w:p>
+            <w:pPr>
+              <w:keepLines/>
+              <w:spacing w:after="0"/>
+            </w:pPr>
+            <w:r>
+              <w:rPr>
+                <w:rFonts w:ascii="Arial" w:hAnsi="Arial" w:eastAsia="Arial" w:cs="Tahoma"/>
+                <w:sz w:val="18"/>
+              </w:rPr>
+            </w:r>
+            <w:r>
+              <w:rPr>
+                <w:rFonts w:ascii="Courier New" w:hAnsi="Courier New" w:eastAsia="Courier New" w:cs="Tahoma"/>
+                <w:sz w:val="18"/>
+              </w:rPr>
+              <w:t>eventWorkflow</w:t>
+            </w:r>
+          </w:p>
+        </w:tc>
+        <w:tc>
+          <w:tcPr>
+            <w:tcW w:type="dxa" w:w="2520"/>
+            <w:vAlign w:val="center"/>
+          </w:tcPr>
+          <w:p>
+            <w:pPr>
+              <w:keepLines/>
+              <w:spacing w:after="0"/>
+            </w:pPr>
+            <w:r>
+              <w:rPr>
+                <w:rFonts w:ascii="Arial" w:hAnsi="Arial" w:eastAsia="Arial" w:cs="Tahoma"/>
+                <w:sz w:val="18"/>
+              </w:rPr>
+            </w:r>
+            <w:r>
+              <w:rPr>
+                <w:rFonts w:ascii="Arial" w:hAnsi="Arial" w:eastAsia="Arial" w:cs="Tahoma"/>
+                <w:sz w:val="18"/>
+              </w:rPr>
+              <w:t>versionId, referenceId, event ตามผัง To-Be 12/02/2026</w:t>
+            </w:r>
+          </w:p>
+        </w:tc>
+        <w:tc>
+          <w:tcPr>
+            <w:tcW w:type="dxa" w:w="2520"/>
+            <w:vAlign w:val="center"/>
+          </w:tcPr>
+          <w:p>
+            <w:pPr>
+              <w:keepLines/>
+              <w:spacing w:after="0"/>
+            </w:pPr>
+            <w:r>
+              <w:rPr>
+                <w:rFonts w:ascii="Arial" w:hAnsi="Arial" w:eastAsia="Arial" w:cs="Tahoma"/>
+                <w:sz w:val="18"/>
+              </w:rPr>
+            </w:r>
+            <w:r>
+              <w:rPr>
+                <w:rFonts w:ascii="Arial" w:hAnsi="Arial" w:eastAsia="Arial" w:cs="Tahoma"/>
+                <w:sz w:val="18"/>
+              </w:rPr>
+              <w:t xml:space="preserve">เคส 08 / 01 ต้องเดิน event จาก state แรกจริง ๆ ห้าม INSERT </w:t>
+            </w:r>
+            <w:r>
+              <w:rPr>
+                <w:rFonts w:ascii="Courier New" w:hAnsi="Courier New" w:eastAsia="Courier New" w:cs="Tahoma"/>
+                <w:sz w:val="18"/>
+              </w:rPr>
+              <w:t>workflow_transaction</w:t>
+            </w:r>
+            <w:r>
+              <w:rPr>
+                <w:rFonts w:ascii="Arial" w:hAnsi="Arial" w:eastAsia="Arial" w:cs="Tahoma"/>
+                <w:sz w:val="18"/>
+              </w:rPr>
+              <w:t xml:space="preserve"> ให้เริ่มที่ state กลาง</w:t>
+            </w:r>
+          </w:p>
+        </w:tc>
+      </w:tr>
+      <w:tr>
+        <w:trPr>
+          <w:cantSplit/>
+        </w:trPr>
+        <w:tc>
+          <w:tcPr>
+            <w:tcW w:type="dxa" w:w="2520"/>
+            <w:vAlign w:val="center"/>
+          </w:tcPr>
+          <w:p>
+            <w:pPr>
+              <w:keepLines/>
+              <w:spacing w:after="0"/>
+            </w:pPr>
+            <w:r>
+              <w:rPr>
+                <w:rFonts w:ascii="Arial" w:hAnsi="Arial" w:eastAsia="Arial" w:cs="Tahoma"/>
+                <w:sz w:val="18"/>
+              </w:rPr>
+            </w:r>
+            <w:r>
+              <w:rPr>
+                <w:rFonts w:ascii="Arial" w:hAnsi="Arial" w:eastAsia="Arial" w:cs="Tahoma"/>
+                <w:sz w:val="18"/>
+              </w:rPr>
+              <w:t>rerun / กันเปิดซ้ำ</w:t>
+            </w:r>
+          </w:p>
+        </w:tc>
+        <w:tc>
+          <w:tcPr>
+            <w:tcW w:type="dxa" w:w="2520"/>
+            <w:vAlign w:val="center"/>
+          </w:tcPr>
+          <w:p>
+            <w:pPr>
+              <w:keepLines/>
+              <w:spacing w:after="0"/>
+            </w:pPr>
+            <w:r>
+              <w:rPr>
+                <w:rFonts w:ascii="Arial" w:hAnsi="Arial" w:eastAsia="Arial" w:cs="Tahoma"/>
+                <w:sz w:val="18"/>
+              </w:rPr>
+            </w:r>
+            <w:r>
+              <w:rPr>
+                <w:rFonts w:ascii="Courier New" w:hAnsi="Courier New" w:eastAsia="Courier New" w:cs="Tahoma"/>
+                <w:sz w:val="18"/>
+              </w:rPr>
+              <w:t>initializeWorkflow</w:t>
+            </w:r>
+            <w:r>
+              <w:rPr>
+                <w:rFonts w:ascii="Arial" w:hAnsi="Arial" w:eastAsia="Arial" w:cs="Tahoma"/>
+                <w:sz w:val="18"/>
+              </w:rPr>
+              <w:t xml:space="preserve"> (idempotent)</w:t>
+            </w:r>
+          </w:p>
+        </w:tc>
+        <w:tc>
+          <w:tcPr>
+            <w:tcW w:type="dxa" w:w="2520"/>
+            <w:vAlign w:val="center"/>
+          </w:tcPr>
+          <w:p>
+            <w:pPr>
+              <w:keepLines/>
+              <w:spacing w:after="0"/>
+            </w:pPr>
+            <w:r>
+              <w:rPr>
+                <w:rFonts w:ascii="Arial" w:hAnsi="Arial" w:eastAsia="Arial" w:cs="Tahoma"/>
+                <w:sz w:val="18"/>
+              </w:rPr>
+            </w:r>
+            <w:r>
+              <w:rPr>
+                <w:rFonts w:ascii="Arial" w:hAnsi="Arial" w:eastAsia="Arial" w:cs="Tahoma"/>
+                <w:sz w:val="18"/>
+              </w:rPr>
+              <w:t>referenceId เดิม</w:t>
+            </w:r>
+          </w:p>
+        </w:tc>
+        <w:tc>
+          <w:tcPr>
+            <w:tcW w:type="dxa" w:w="2520"/>
+            <w:vAlign w:val="center"/>
+          </w:tcPr>
+          <w:p>
+            <w:pPr>
+              <w:keepLines/>
+              <w:spacing w:after="0"/>
+            </w:pPr>
+            <w:r>
+              <w:rPr>
+                <w:rFonts w:ascii="Arial" w:hAnsi="Arial" w:eastAsia="Arial" w:cs="Tahoma"/>
+                <w:sz w:val="18"/>
+              </w:rPr>
+            </w:r>
+            <w:r>
+              <w:rPr>
+                <w:rFonts w:ascii="Arial" w:hAnsi="Arial" w:eastAsia="Arial" w:cs="Tahoma"/>
+                <w:sz w:val="18"/>
+              </w:rPr>
+              <w:t>referenceId เดิมต้องไม่เกิด workflow_transaction ที่สอง · เคส N persist ถาวร เคส W คงเดิมเพื่อ rerun</w:t>
+            </w:r>
+          </w:p>
+        </w:tc>
+      </w:tr>
+    </w:tbl>
+    <w:p/>
+    <w:p>
+      <w:pPr>
+        <w:pStyle w:val="ListBullet"/>
+        <w:keepLines/>
+      </w:pPr>
+      <w:r>
+        <w:t xml:space="preserve">🔴 กติกาเหล็ก: ตาราง </w:t>
+      </w:r>
+      <w:r>
+        <w:rPr>
+          <w:rFonts w:ascii="Courier New" w:hAnsi="Courier New" w:eastAsia="Courier New" w:cs="Tahoma"/>
+        </w:rPr>
+        <w:t>sps_store.workflow_*</w:t>
+      </w:r>
+      <w:r>
+        <w:t xml:space="preserve"> (13 ตาราง) เป็นของ lib — SBPGI </w:t>
+      </w:r>
+      <w:r>
+        <w:rPr>
+          <w:b/>
+        </w:rPr>
+        <w:t>R เท่านั้น</w:t>
+      </w:r>
+      <w:r>
+        <w:t xml:space="preserve"> ห้าม INSERT/UPDATE/DELETE ตรงในทุกกรณี</w:t>
+      </w:r>
+    </w:p>
+    <w:p>
+      <w:pPr>
+        <w:pStyle w:val="ListBullet"/>
+        <w:keepLines/>
+      </w:pPr>
+      <w:r>
+        <w:t xml:space="preserve">ทุกการเรียก engine ต้องผ่านตัวห่อกลาง </w:t>
+      </w:r>
+      <w:r>
+        <w:rPr>
+          <w:rFonts w:ascii="Courier New" w:hAnsi="Courier New" w:eastAsia="Courier New" w:cs="Tahoma"/>
+        </w:rPr>
+        <w:t>WorkflowGateway</w:t>
+      </w:r>
+      <w:r>
+        <w:t xml:space="preserve"> ที่นิยามใน </w:t>
+      </w:r>
+      <w:r>
+        <w:rPr>
+          <w:b/>
+        </w:rPr>
+        <w:t>LLDD-BE-API-Common-Contracts.pdf</w:t>
+      </w:r>
+      <w:r>
+        <w:t xml:space="preserve"> (timeout · retry · map error เข้า envelope) ห้าม import lib ตรงจาก service</w:t>
+      </w:r>
+    </w:p>
+    <w:p>
+      <w:pPr>
+        <w:pStyle w:val="ListBullet"/>
+        <w:keepLines/>
+      </w:pPr>
+      <w:r>
+        <w:t>unit test ต้อง mock engine และครอบอย่างน้อย: เรียกสำเร็จ · engine โยน error แล้ว rollback ฝั่ง SBPGI ครบ · เรียกซ้ำด้วย referenceId เดิมไม่เกิดผลซ้ำ</w:t>
+      </w:r>
+    </w:p>
+    <w:p>
+      <w:pPr>
         <w:pStyle w:val="Heading1"/>
         <w:keepNext/>
         <w:keepLines/>
@@ -6579,6 +7340,35 @@
       </w:pPr>
       <w:r>
         <w:t>7. API Contract</w:t>
+      </w:r>
+    </w:p>
+    <w:p>
+      <w:pPr>
+        <w:keepNext w:val="0"/>
+      </w:pPr>
+      <w:r>
+        <w:rPr>
+          <w:b/>
+        </w:rPr>
+        <w:t>เอกสารฉบับนี้ไม่มี endpoint ของตัวเอง</w:t>
+      </w:r>
+      <w:r>
+        <w:t xml:space="preserve"> — เป็นสัญญา/งานภายในที่เอกสารอื่นเรียกใช้ (ดูขอบเขตใน 5.90 Endpoint Implementation Contract) · รายการ endpoint ทั้ง 29 เส้นของ SBPGI อยู่ที่ </w:t>
+      </w:r>
+      <w:r>
+        <w:rPr>
+          <w:b/>
+        </w:rPr>
+        <w:t>LLDD-API.pdf</w:t>
+      </w:r>
+      <w:r>
+        <w:t xml:space="preserve"> และ </w:t>
+      </w:r>
+      <w:r>
+        <w:rPr>
+          <w:rFonts w:ascii="Courier New" w:hAnsi="Courier New" w:eastAsia="Courier New" w:cs="Tahoma"/>
+        </w:rPr>
+        <w:t>API design</w:t>
       </w:r>
     </w:p>
     <w:p>
@@ -8226,7 +9016,7 @@
         <w:br/>
         <w:t xml:space="preserve">  scheduler = process.env.SBPGI_JOB8B_SCHEDULER ?? 'หลัง Job 8 สร้างเอกสารสำเร็จ; manual rerun ตาม period'; // TODO: แก้ผ่าน env/config file แล้ว deploy</w:t>
         <w:br/>
-        <w:t xml:space="preserve">  workflowApi = process.env.SBPGI_JOB8B_WORKFLOW_API ?? 'POST /api/v1/workflows/instances'; // TODO: ค่าคงที่ทางธุรกิจ — เปลี่ยนต้องผ่านการอนุมัติ</w:t>
+        <w:t xml:space="preserve">  workflowApi = process.env.SBPGI_JOB8B_WORKFLOW_API ?? 'POST /api/v1/sbpgi/workflow/instances'; // TODO: ค่าคงที่ทางธุรกิจ — เปลี่ยนต้องผ่านการอนุมัติ</w:t>
         <w:br/>
         <w:t xml:space="preserve">  growthRate = process.env.SBPGI_JOB8B_GROWTH_RATE ?? 'growth_rate_diff &lt;= -10'; // TODO: ค่าคงที่ทางธุรกิจ — เปลี่ยนต้องผ่านการอนุมัติ</w:t>
         <w:br/>
@@ -8464,7 +9254,7 @@
         <w:t xml:space="preserve">  }</w:t>
         <w:br/>
         <w:br/>
-        <w:t xml:space="preserve">  // POST /api/v1/workflows/instances</w:t>
+        <w:t xml:space="preserve">  // POST /api/v1/sbpgi/workflow/instances</w:t>
         <w:br/>
         <w:t xml:space="preserve">  async step06Workflow(state: JobState, manager?: EntityManager): Promise&lt;void&gt; {</w:t>
         <w:br/>
@@ -9385,7 +10175,7 @@
                 <w:rFonts w:ascii="Arial" w:hAnsi="Arial" w:eastAsia="Arial" w:cs="Tahoma"/>
                 <w:sz w:val="18"/>
               </w:rPr>
-              <w:t>POST /api/v1/workflows/instances</w:t>
+              <w:t>POST /api/v1/sbpgi/workflow/instances</w:t>
             </w:r>
           </w:p>
         </w:tc>
@@ -10059,7 +10849,7 @@
         <w:br/>
         <w:t xml:space="preserve">      await this.dataSource.transaction(async (manager: EntityManager) =&gt; {</w:t>
         <w:br/>
-        <w:t xml:space="preserve">        // ขั้นที่ 6: POST /api/v1/workflows/instances · TODO: service token ภายใน ไม่ใช้ HTTP Basic Auth/K2 REST</w:t>
+        <w:t xml:space="preserve">        // ขั้นที่ 6: POST /api/v1/sbpgi/workflow/instances · TODO: service token ภายใน ไม่ใช้ HTTP Basic Auth/K2 REST</w:t>
         <w:br/>
         <w:t xml:space="preserve">        await this.service.step06Workflow(state, manager);</w:t>
         <w:br/>
@@ -11957,7 +12747,7 @@
                 <w:rFonts w:ascii="Arial" w:hAnsi="Arial" w:eastAsia="Arial" w:cs="Tahoma"/>
                 <w:sz w:val="18"/>
               </w:rPr>
-              <w:t>POST /api/v1/workflows/instances (service token ภายใน ไม่ใช้ HTTP Basic Auth/K2 REST)</w:t>
+              <w:t>POST /api/v1/sbpgi/workflow/instances (service token ภายใน ไม่ใช้ HTTP Basic Auth/K2 REST)</w:t>
             </w:r>
           </w:p>
         </w:tc>

--- a/LLDD/word/BE/Jobs/LLDD-BE-Job-8b-StartInternalWorkflow.docx
+++ b/LLDD/word/BE/Jobs/LLDD-BE-Job-8b-StartInternalWorkflow.docx
@@ -701,7 +701,7 @@
                 <w:rFonts w:ascii="Arial" w:hAnsi="Arial" w:eastAsia="Arial" w:cs="Tahoma"/>
                 <w:sz w:val="18"/>
               </w:rPr>
-              <w:t>เปิด Workflow ภายใน: คัดรายการที่ผ่าน Gen Flow Gate แล้วเรียก Workflow Engine ภายในผ่าน POST /api/v1/sbpgi/workflow/instances แทน K2 REST StartInstance; เกณฑ์ W/Y/N เดิมยังคงใช้สำหรับ reconcile</w:t>
+              <w:t>เปิด Workflow ภายใน: คัดรายการที่ผ่าน Gen Flow Gate แล้วเรียก Workflow Engine ภายในผ่าน POST /api/v1/sgi/workflow/instances แทน K2 REST StartInstance; เกณฑ์ W/Y/N เดิมยังคงใช้สำหรับ reconcile</w:t>
             </w:r>
           </w:p>
         </w:tc>
@@ -713,6 +713,800 @@
         <w:t>Common contract reference: ทุกหัวข้อ API/FE ต้องยึด LLDD-BE-API-Common-Contracts.pdf และ LLDD-FE-Integration-Contracts.pdf สำหรับ error/auth/format/pagination/action/RBAC ก่อนลงรายละเอียดเฉพาะหน้าหรือเฉพาะ endpoint</w:t>
       </w:r>
     </w:p>
+    <w:p>
+      <w:pPr>
+        <w:pStyle w:val="Heading2"/>
+        <w:keepNext/>
+        <w:keepLines/>
+        <w:pageBreakBefore w:val="0"/>
+      </w:pPr>
+      <w:r>
+        <w:t>1.1 เอกสาร LLDD ที่เกี่ยวข้อง</w:t>
+      </w:r>
+    </w:p>
+    <w:p>
+      <w:pPr>
+        <w:keepNext w:val="0"/>
+      </w:pPr>
+      <w:r>
+        <w:t>ตารางนี้สร้างจาก endpoint และตารางที่เอกสารฉบับนี้ประกาศไว้จริง — อ่านฉบับที่อยู่ในตารางก่อนลงมือ เพื่อไม่ให้สัญญา request/response หรือชื่อคอลัมน์หลุดจากกัน</w:t>
+      </w:r>
+    </w:p>
+    <w:tbl>
+      <w:tblPr>
+        <w:tblStyle w:val="TableGrid"/>
+        <w:tblW w:type="auto" w:w="0"/>
+        <w:jc w:val="center"/>
+        <w:tblLook w:firstColumn="1" w:firstRow="1" w:lastColumn="0" w:lastRow="0" w:noHBand="0" w:noVBand="1" w:val="04A0"/>
+      </w:tblPr>
+      <w:tblGrid>
+        <w:gridCol w:w="3360"/>
+        <w:gridCol w:w="3360"/>
+        <w:gridCol w:w="3360"/>
+      </w:tblGrid>
+      <w:tr>
+        <w:trPr>
+          <w:cantSplit/>
+        </w:trPr>
+        <w:tc>
+          <w:tcPr>
+            <w:tcW w:type="dxa" w:w="3360"/>
+            <w:vAlign w:val="center"/>
+            <w:shd w:fill="E8EEF5"/>
+          </w:tcPr>
+          <w:p>
+            <w:pPr>
+              <w:keepLines/>
+              <w:spacing w:after="0"/>
+            </w:pPr>
+            <w:r/>
+            <w:r>
+              <w:rPr>
+                <w:rFonts w:ascii="Arial" w:hAnsi="Arial" w:eastAsia="Arial" w:cs="Tahoma"/>
+                <w:b/>
+                <w:sz w:val="18"/>
+              </w:rPr>
+              <w:t>ความสัมพันธ์</w:t>
+            </w:r>
+          </w:p>
+        </w:tc>
+        <w:tc>
+          <w:tcPr>
+            <w:tcW w:type="dxa" w:w="3360"/>
+            <w:vAlign w:val="center"/>
+            <w:shd w:fill="E8EEF5"/>
+          </w:tcPr>
+          <w:p>
+            <w:pPr>
+              <w:keepLines/>
+              <w:spacing w:after="0"/>
+            </w:pPr>
+            <w:r/>
+            <w:r>
+              <w:rPr>
+                <w:rFonts w:ascii="Arial" w:hAnsi="Arial" w:eastAsia="Arial" w:cs="Tahoma"/>
+                <w:b/>
+                <w:sz w:val="18"/>
+              </w:rPr>
+              <w:t>เอกสาร LLDD</w:t>
+            </w:r>
+          </w:p>
+        </w:tc>
+        <w:tc>
+          <w:tcPr>
+            <w:tcW w:type="dxa" w:w="3360"/>
+            <w:vAlign w:val="center"/>
+            <w:shd w:fill="E8EEF5"/>
+          </w:tcPr>
+          <w:p>
+            <w:pPr>
+              <w:keepLines/>
+              <w:spacing w:after="0"/>
+            </w:pPr>
+            <w:r/>
+            <w:r>
+              <w:rPr>
+                <w:rFonts w:ascii="Arial" w:hAnsi="Arial" w:eastAsia="Arial" w:cs="Tahoma"/>
+                <w:b/>
+                <w:sz w:val="18"/>
+              </w:rPr>
+              <w:t>เกี่ยวข้องตรงไหน</w:t>
+            </w:r>
+          </w:p>
+        </w:tc>
+      </w:tr>
+      <w:tr>
+        <w:trPr>
+          <w:cantSplit/>
+        </w:trPr>
+        <w:tc>
+          <w:tcPr>
+            <w:tcW w:type="dxa" w:w="3360"/>
+            <w:vAlign w:val="center"/>
+          </w:tcPr>
+          <w:p>
+            <w:pPr>
+              <w:keepLines/>
+              <w:spacing w:after="0"/>
+            </w:pPr>
+            <w:r>
+              <w:rPr>
+                <w:rFonts w:ascii="Arial" w:hAnsi="Arial" w:eastAsia="Arial" w:cs="Tahoma"/>
+                <w:sz w:val="18"/>
+              </w:rPr>
+            </w:r>
+            <w:r>
+              <w:rPr>
+                <w:rFonts w:ascii="Arial" w:hAnsi="Arial" w:eastAsia="Arial" w:cs="Tahoma"/>
+                <w:sz w:val="18"/>
+              </w:rPr>
+              <w:t>สัญญากลาง</w:t>
+            </w:r>
+          </w:p>
+        </w:tc>
+        <w:tc>
+          <w:tcPr>
+            <w:tcW w:type="dxa" w:w="3360"/>
+            <w:vAlign w:val="center"/>
+          </w:tcPr>
+          <w:p>
+            <w:pPr>
+              <w:keepLines/>
+              <w:spacing w:after="0"/>
+            </w:pPr>
+            <w:r>
+              <w:rPr>
+                <w:rFonts w:ascii="Arial" w:hAnsi="Arial" w:eastAsia="Arial" w:cs="Tahoma"/>
+                <w:sz w:val="18"/>
+              </w:rPr>
+            </w:r>
+            <w:r>
+              <w:rPr>
+                <w:rFonts w:ascii="Arial" w:hAnsi="Arial" w:eastAsia="Arial" w:cs="Tahoma"/>
+                <w:b/>
+                <w:sz w:val="18"/>
+              </w:rPr>
+              <w:t>LLDD-BE-API-Common-Contracts.pdf</w:t>
+            </w:r>
+          </w:p>
+        </w:tc>
+        <w:tc>
+          <w:tcPr>
+            <w:tcW w:type="dxa" w:w="3360"/>
+            <w:vAlign w:val="center"/>
+          </w:tcPr>
+          <w:p>
+            <w:pPr>
+              <w:keepLines/>
+              <w:spacing w:after="0"/>
+            </w:pPr>
+            <w:r>
+              <w:rPr>
+                <w:rFonts w:ascii="Arial" w:hAnsi="Arial" w:eastAsia="Arial" w:cs="Tahoma"/>
+                <w:sz w:val="18"/>
+              </w:rPr>
+            </w:r>
+            <w:r>
+              <w:rPr>
+                <w:rFonts w:ascii="Arial" w:hAnsi="Arial" w:eastAsia="Arial" w:cs="Tahoma"/>
+                <w:sz w:val="18"/>
+              </w:rPr>
+              <w:t xml:space="preserve">envelope </w:t>
+            </w:r>
+            <w:r>
+              <w:rPr>
+                <w:rFonts w:ascii="Courier New" w:hAnsi="Courier New" w:eastAsia="Courier New" w:cs="Tahoma"/>
+                <w:sz w:val="18"/>
+              </w:rPr>
+              <w:t>{success,data}</w:t>
+            </w:r>
+            <w:r>
+              <w:rPr>
+                <w:rFonts w:ascii="Arial" w:hAnsi="Arial" w:eastAsia="Arial" w:cs="Tahoma"/>
+                <w:sz w:val="18"/>
+              </w:rPr>
+              <w:t xml:space="preserve"> · error code · pagination · รูปแบบวันที่/เลขเอกสาร</w:t>
+            </w:r>
+          </w:p>
+        </w:tc>
+      </w:tr>
+      <w:tr>
+        <w:trPr>
+          <w:cantSplit/>
+        </w:trPr>
+        <w:tc>
+          <w:tcPr>
+            <w:tcW w:type="dxa" w:w="3360"/>
+            <w:vAlign w:val="center"/>
+          </w:tcPr>
+          <w:p>
+            <w:pPr>
+              <w:keepLines/>
+              <w:spacing w:after="0"/>
+            </w:pPr>
+            <w:r>
+              <w:rPr>
+                <w:rFonts w:ascii="Arial" w:hAnsi="Arial" w:eastAsia="Arial" w:cs="Tahoma"/>
+                <w:sz w:val="18"/>
+              </w:rPr>
+            </w:r>
+            <w:r>
+              <w:rPr>
+                <w:rFonts w:ascii="Arial" w:hAnsi="Arial" w:eastAsia="Arial" w:cs="Tahoma"/>
+                <w:sz w:val="18"/>
+              </w:rPr>
+              <w:t>โครงสร้างข้อมูล</w:t>
+            </w:r>
+          </w:p>
+        </w:tc>
+        <w:tc>
+          <w:tcPr>
+            <w:tcW w:type="dxa" w:w="3360"/>
+            <w:vAlign w:val="center"/>
+          </w:tcPr>
+          <w:p>
+            <w:pPr>
+              <w:keepLines/>
+              <w:spacing w:after="0"/>
+            </w:pPr>
+            <w:r>
+              <w:rPr>
+                <w:rFonts w:ascii="Arial" w:hAnsi="Arial" w:eastAsia="Arial" w:cs="Tahoma"/>
+                <w:sz w:val="18"/>
+              </w:rPr>
+            </w:r>
+            <w:r>
+              <w:rPr>
+                <w:rFonts w:ascii="Arial" w:hAnsi="Arial" w:eastAsia="Arial" w:cs="Tahoma"/>
+                <w:b/>
+                <w:sz w:val="18"/>
+              </w:rPr>
+              <w:t>LLDD-BE-Database-Structure.pdf</w:t>
+            </w:r>
+          </w:p>
+        </w:tc>
+        <w:tc>
+          <w:tcPr>
+            <w:tcW w:type="dxa" w:w="3360"/>
+            <w:vAlign w:val="center"/>
+          </w:tcPr>
+          <w:p>
+            <w:pPr>
+              <w:keepLines/>
+              <w:spacing w:after="0"/>
+            </w:pPr>
+            <w:r>
+              <w:rPr>
+                <w:rFonts w:ascii="Arial" w:hAnsi="Arial" w:eastAsia="Arial" w:cs="Tahoma"/>
+                <w:sz w:val="18"/>
+              </w:rPr>
+            </w:r>
+            <w:r>
+              <w:rPr>
+                <w:rFonts w:ascii="Arial" w:hAnsi="Arial" w:eastAsia="Arial" w:cs="Tahoma"/>
+                <w:sz w:val="18"/>
+              </w:rPr>
+              <w:t>DDL ของตารางที่หัวข้อ Reference DB Mapping อ้างถึง</w:t>
+            </w:r>
+          </w:p>
+        </w:tc>
+      </w:tr>
+      <w:tr>
+        <w:trPr>
+          <w:cantSplit/>
+        </w:trPr>
+        <w:tc>
+          <w:tcPr>
+            <w:tcW w:type="dxa" w:w="3360"/>
+            <w:vAlign w:val="center"/>
+          </w:tcPr>
+          <w:p>
+            <w:pPr>
+              <w:keepLines/>
+              <w:spacing w:after="0"/>
+            </w:pPr>
+            <w:r>
+              <w:rPr>
+                <w:rFonts w:ascii="Arial" w:hAnsi="Arial" w:eastAsia="Arial" w:cs="Tahoma"/>
+                <w:sz w:val="18"/>
+              </w:rPr>
+            </w:r>
+            <w:r>
+              <w:rPr>
+                <w:rFonts w:ascii="Arial" w:hAnsi="Arial" w:eastAsia="Arial" w:cs="Tahoma"/>
+                <w:sz w:val="18"/>
+              </w:rPr>
+              <w:t>workflow engine</w:t>
+            </w:r>
+          </w:p>
+        </w:tc>
+        <w:tc>
+          <w:tcPr>
+            <w:tcW w:type="dxa" w:w="3360"/>
+            <w:vAlign w:val="center"/>
+          </w:tcPr>
+          <w:p>
+            <w:pPr>
+              <w:keepLines/>
+              <w:spacing w:after="0"/>
+            </w:pPr>
+            <w:r>
+              <w:rPr>
+                <w:rFonts w:ascii="Arial" w:hAnsi="Arial" w:eastAsia="Arial" w:cs="Tahoma"/>
+                <w:sz w:val="18"/>
+              </w:rPr>
+            </w:r>
+            <w:r>
+              <w:rPr>
+                <w:rFonts w:ascii="Arial" w:hAnsi="Arial" w:eastAsia="Arial" w:cs="Tahoma"/>
+                <w:b/>
+                <w:sz w:val="18"/>
+              </w:rPr>
+              <w:t>LLDD-BE-Workflow-Engine-Definition.pdf</w:t>
+            </w:r>
+          </w:p>
+        </w:tc>
+        <w:tc>
+          <w:tcPr>
+            <w:tcW w:type="dxa" w:w="3360"/>
+            <w:vAlign w:val="center"/>
+          </w:tcPr>
+          <w:p>
+            <w:pPr>
+              <w:keepLines/>
+              <w:spacing w:after="0"/>
+            </w:pPr>
+            <w:r>
+              <w:rPr>
+                <w:rFonts w:ascii="Arial" w:hAnsi="Arial" w:eastAsia="Arial" w:cs="Tahoma"/>
+                <w:sz w:val="18"/>
+              </w:rPr>
+            </w:r>
+            <w:r>
+              <w:rPr>
+                <w:rFonts w:ascii="Arial" w:hAnsi="Arial" w:eastAsia="Arial" w:cs="Tahoma"/>
+                <w:sz w:val="18"/>
+              </w:rPr>
+              <w:t>นิยาม state/route/event ที่หัวข้อ Workflow Trigger Event Contract เรียกใช้</w:t>
+            </w:r>
+          </w:p>
+        </w:tc>
+      </w:tr>
+      <w:tr>
+        <w:trPr>
+          <w:cantSplit/>
+        </w:trPr>
+        <w:tc>
+          <w:tcPr>
+            <w:tcW w:type="dxa" w:w="3360"/>
+            <w:vAlign w:val="center"/>
+          </w:tcPr>
+          <w:p>
+            <w:pPr>
+              <w:keepLines/>
+              <w:spacing w:after="0"/>
+            </w:pPr>
+            <w:r>
+              <w:rPr>
+                <w:rFonts w:ascii="Arial" w:hAnsi="Arial" w:eastAsia="Arial" w:cs="Tahoma"/>
+                <w:sz w:val="18"/>
+              </w:rPr>
+            </w:r>
+            <w:r>
+              <w:rPr>
+                <w:rFonts w:ascii="Arial" w:hAnsi="Arial" w:eastAsia="Arial" w:cs="Tahoma"/>
+                <w:sz w:val="18"/>
+              </w:rPr>
+              <w:t>แพลตฟอร์มระบบเดิม</w:t>
+            </w:r>
+          </w:p>
+        </w:tc>
+        <w:tc>
+          <w:tcPr>
+            <w:tcW w:type="dxa" w:w="3360"/>
+            <w:vAlign w:val="center"/>
+          </w:tcPr>
+          <w:p>
+            <w:pPr>
+              <w:keepLines/>
+              <w:spacing w:after="0"/>
+            </w:pPr>
+            <w:r>
+              <w:rPr>
+                <w:rFonts w:ascii="Arial" w:hAnsi="Arial" w:eastAsia="Arial" w:cs="Tahoma"/>
+                <w:sz w:val="18"/>
+              </w:rPr>
+            </w:r>
+            <w:r>
+              <w:rPr>
+                <w:rFonts w:ascii="Arial" w:hAnsi="Arial" w:eastAsia="Arial" w:cs="Tahoma"/>
+                <w:b/>
+                <w:sz w:val="18"/>
+              </w:rPr>
+              <w:t>LLDD-BE-Integration-SBP-Platform.pdf</w:t>
+            </w:r>
+          </w:p>
+        </w:tc>
+        <w:tc>
+          <w:tcPr>
+            <w:tcW w:type="dxa" w:w="3360"/>
+            <w:vAlign w:val="center"/>
+          </w:tcPr>
+          <w:p>
+            <w:pPr>
+              <w:keepLines/>
+              <w:spacing w:after="0"/>
+            </w:pPr>
+            <w:r>
+              <w:rPr>
+                <w:rFonts w:ascii="Arial" w:hAnsi="Arial" w:eastAsia="Arial" w:cs="Tahoma"/>
+                <w:sz w:val="18"/>
+              </w:rPr>
+            </w:r>
+            <w:r>
+              <w:rPr>
+                <w:rFonts w:ascii="Arial" w:hAnsi="Arial" w:eastAsia="Arial" w:cs="Tahoma"/>
+                <w:sz w:val="18"/>
+              </w:rPr>
+              <w:t>header จาก BFF (</w:t>
+            </w:r>
+            <w:r>
+              <w:rPr>
+                <w:rFonts w:ascii="Courier New" w:hAnsi="Courier New" w:eastAsia="Courier New" w:cs="Tahoma"/>
+                <w:sz w:val="18"/>
+              </w:rPr>
+              <w:t>x-api-key</w:t>
+            </w:r>
+            <w:r>
+              <w:rPr>
+                <w:rFonts w:ascii="Arial" w:hAnsi="Arial" w:eastAsia="Arial" w:cs="Tahoma"/>
+                <w:sz w:val="18"/>
+              </w:rPr>
+              <w:t xml:space="preserve"> / </w:t>
+            </w:r>
+            <w:r>
+              <w:rPr>
+                <w:rFonts w:ascii="Courier New" w:hAnsi="Courier New" w:eastAsia="Courier New" w:cs="Tahoma"/>
+                <w:sz w:val="18"/>
+              </w:rPr>
+              <w:t>x-user-*</w:t>
+            </w:r>
+            <w:r>
+              <w:rPr>
+                <w:rFonts w:ascii="Arial" w:hAnsi="Arial" w:eastAsia="Arial" w:cs="Tahoma"/>
+                <w:sz w:val="18"/>
+              </w:rPr>
+              <w:t>) · การ reuse ตารางและ service ของระบบ SBP เดิม</w:t>
+            </w:r>
+          </w:p>
+        </w:tc>
+      </w:tr>
+      <w:tr>
+        <w:trPr>
+          <w:cantSplit/>
+        </w:trPr>
+        <w:tc>
+          <w:tcPr>
+            <w:tcW w:type="dxa" w:w="3360"/>
+            <w:vAlign w:val="center"/>
+          </w:tcPr>
+          <w:p>
+            <w:pPr>
+              <w:keepLines/>
+              <w:spacing w:after="0"/>
+            </w:pPr>
+            <w:r>
+              <w:rPr>
+                <w:rFonts w:ascii="Arial" w:hAnsi="Arial" w:eastAsia="Arial" w:cs="Tahoma"/>
+                <w:sz w:val="18"/>
+              </w:rPr>
+            </w:r>
+            <w:r>
+              <w:rPr>
+                <w:rFonts w:ascii="Arial" w:hAnsi="Arial" w:eastAsia="Arial" w:cs="Tahoma"/>
+                <w:sz w:val="18"/>
+              </w:rPr>
+              <w:t>ต้องจบก่อน (ลำดับงาน)</w:t>
+            </w:r>
+          </w:p>
+        </w:tc>
+        <w:tc>
+          <w:tcPr>
+            <w:tcW w:type="dxa" w:w="3360"/>
+            <w:vAlign w:val="center"/>
+          </w:tcPr>
+          <w:p>
+            <w:pPr>
+              <w:keepLines/>
+              <w:spacing w:after="0"/>
+            </w:pPr>
+            <w:r>
+              <w:rPr>
+                <w:rFonts w:ascii="Arial" w:hAnsi="Arial" w:eastAsia="Arial" w:cs="Tahoma"/>
+                <w:sz w:val="18"/>
+              </w:rPr>
+            </w:r>
+            <w:r>
+              <w:rPr>
+                <w:rFonts w:ascii="Arial" w:hAnsi="Arial" w:eastAsia="Arial" w:cs="Tahoma"/>
+                <w:b/>
+                <w:sz w:val="18"/>
+              </w:rPr>
+              <w:t>LLDD-BE-API-Common-Contracts.pdf</w:t>
+            </w:r>
+          </w:p>
+        </w:tc>
+        <w:tc>
+          <w:tcPr>
+            <w:tcW w:type="dxa" w:w="3360"/>
+            <w:vAlign w:val="center"/>
+          </w:tcPr>
+          <w:p>
+            <w:pPr>
+              <w:keepLines/>
+              <w:spacing w:after="0"/>
+            </w:pPr>
+            <w:r>
+              <w:rPr>
+                <w:rFonts w:ascii="Arial" w:hAnsi="Arial" w:eastAsia="Arial" w:cs="Tahoma"/>
+                <w:sz w:val="18"/>
+              </w:rPr>
+            </w:r>
+            <w:r>
+              <w:rPr>
+                <w:rFonts w:ascii="Arial" w:hAnsi="Arial" w:eastAsia="Arial" w:cs="Tahoma"/>
+                <w:sz w:val="18"/>
+              </w:rPr>
+              <w:t>เป็นฉบับต้นทางของสัญญา/โครงที่ฉบับนี้อ้าง</w:t>
+            </w:r>
+          </w:p>
+        </w:tc>
+      </w:tr>
+      <w:tr>
+        <w:trPr>
+          <w:cantSplit/>
+        </w:trPr>
+        <w:tc>
+          <w:tcPr>
+            <w:tcW w:type="dxa" w:w="3360"/>
+            <w:vAlign w:val="center"/>
+          </w:tcPr>
+          <w:p>
+            <w:pPr>
+              <w:keepLines/>
+              <w:spacing w:after="0"/>
+            </w:pPr>
+            <w:r>
+              <w:rPr>
+                <w:rFonts w:ascii="Arial" w:hAnsi="Arial" w:eastAsia="Arial" w:cs="Tahoma"/>
+                <w:sz w:val="18"/>
+              </w:rPr>
+            </w:r>
+            <w:r>
+              <w:rPr>
+                <w:rFonts w:ascii="Arial" w:hAnsi="Arial" w:eastAsia="Arial" w:cs="Tahoma"/>
+                <w:sz w:val="18"/>
+              </w:rPr>
+              <w:t>ต้องจบก่อน (ลำดับงาน)</w:t>
+            </w:r>
+          </w:p>
+        </w:tc>
+        <w:tc>
+          <w:tcPr>
+            <w:tcW w:type="dxa" w:w="3360"/>
+            <w:vAlign w:val="center"/>
+          </w:tcPr>
+          <w:p>
+            <w:pPr>
+              <w:keepLines/>
+              <w:spacing w:after="0"/>
+            </w:pPr>
+            <w:r>
+              <w:rPr>
+                <w:rFonts w:ascii="Arial" w:hAnsi="Arial" w:eastAsia="Arial" w:cs="Tahoma"/>
+                <w:sz w:val="18"/>
+              </w:rPr>
+            </w:r>
+            <w:r>
+              <w:rPr>
+                <w:rFonts w:ascii="Arial" w:hAnsi="Arial" w:eastAsia="Arial" w:cs="Tahoma"/>
+                <w:b/>
+                <w:sz w:val="18"/>
+              </w:rPr>
+              <w:t>LLDD-BE-Database-Structure.pdf</w:t>
+            </w:r>
+          </w:p>
+        </w:tc>
+        <w:tc>
+          <w:tcPr>
+            <w:tcW w:type="dxa" w:w="3360"/>
+            <w:vAlign w:val="center"/>
+          </w:tcPr>
+          <w:p>
+            <w:pPr>
+              <w:keepLines/>
+              <w:spacing w:after="0"/>
+            </w:pPr>
+            <w:r>
+              <w:rPr>
+                <w:rFonts w:ascii="Arial" w:hAnsi="Arial" w:eastAsia="Arial" w:cs="Tahoma"/>
+                <w:sz w:val="18"/>
+              </w:rPr>
+            </w:r>
+            <w:r>
+              <w:rPr>
+                <w:rFonts w:ascii="Arial" w:hAnsi="Arial" w:eastAsia="Arial" w:cs="Tahoma"/>
+                <w:sz w:val="18"/>
+              </w:rPr>
+              <w:t>เป็นฉบับต้นทางของสัญญา/โครงที่ฉบับนี้อ้าง</w:t>
+            </w:r>
+          </w:p>
+        </w:tc>
+      </w:tr>
+      <w:tr>
+        <w:trPr>
+          <w:cantSplit/>
+        </w:trPr>
+        <w:tc>
+          <w:tcPr>
+            <w:tcW w:type="dxa" w:w="3360"/>
+            <w:vAlign w:val="center"/>
+          </w:tcPr>
+          <w:p>
+            <w:pPr>
+              <w:keepLines/>
+              <w:spacing w:after="0"/>
+            </w:pPr>
+            <w:r>
+              <w:rPr>
+                <w:rFonts w:ascii="Arial" w:hAnsi="Arial" w:eastAsia="Arial" w:cs="Tahoma"/>
+                <w:sz w:val="18"/>
+              </w:rPr>
+            </w:r>
+            <w:r>
+              <w:rPr>
+                <w:rFonts w:ascii="Arial" w:hAnsi="Arial" w:eastAsia="Arial" w:cs="Tahoma"/>
+                <w:sz w:val="18"/>
+              </w:rPr>
+              <w:t>ต้องจบก่อน (ลำดับงาน)</w:t>
+            </w:r>
+          </w:p>
+        </w:tc>
+        <w:tc>
+          <w:tcPr>
+            <w:tcW w:type="dxa" w:w="3360"/>
+            <w:vAlign w:val="center"/>
+          </w:tcPr>
+          <w:p>
+            <w:pPr>
+              <w:keepLines/>
+              <w:spacing w:after="0"/>
+            </w:pPr>
+            <w:r>
+              <w:rPr>
+                <w:rFonts w:ascii="Arial" w:hAnsi="Arial" w:eastAsia="Arial" w:cs="Tahoma"/>
+                <w:sz w:val="18"/>
+              </w:rPr>
+            </w:r>
+            <w:r>
+              <w:rPr>
+                <w:rFonts w:ascii="Arial" w:hAnsi="Arial" w:eastAsia="Arial" w:cs="Tahoma"/>
+                <w:b/>
+                <w:sz w:val="18"/>
+              </w:rPr>
+              <w:t>LLDD-BE-Job-5-ImportImpactSaleFromIAS.pdf</w:t>
+            </w:r>
+          </w:p>
+        </w:tc>
+        <w:tc>
+          <w:tcPr>
+            <w:tcW w:type="dxa" w:w="3360"/>
+            <w:vAlign w:val="center"/>
+          </w:tcPr>
+          <w:p>
+            <w:pPr>
+              <w:keepLines/>
+              <w:spacing w:after="0"/>
+            </w:pPr>
+            <w:r>
+              <w:rPr>
+                <w:rFonts w:ascii="Arial" w:hAnsi="Arial" w:eastAsia="Arial" w:cs="Tahoma"/>
+                <w:sz w:val="18"/>
+              </w:rPr>
+            </w:r>
+            <w:r>
+              <w:rPr>
+                <w:rFonts w:ascii="Arial" w:hAnsi="Arial" w:eastAsia="Arial" w:cs="Tahoma"/>
+                <w:sz w:val="18"/>
+              </w:rPr>
+              <w:t>เป็นฉบับต้นทางของสัญญา/โครงที่ฉบับนี้อ้าง</w:t>
+            </w:r>
+          </w:p>
+        </w:tc>
+      </w:tr>
+      <w:tr>
+        <w:trPr>
+          <w:cantSplit/>
+        </w:trPr>
+        <w:tc>
+          <w:tcPr>
+            <w:tcW w:type="dxa" w:w="3360"/>
+            <w:vAlign w:val="center"/>
+          </w:tcPr>
+          <w:p>
+            <w:pPr>
+              <w:keepLines/>
+              <w:spacing w:after="0"/>
+            </w:pPr>
+            <w:r>
+              <w:rPr>
+                <w:rFonts w:ascii="Arial" w:hAnsi="Arial" w:eastAsia="Arial" w:cs="Tahoma"/>
+                <w:sz w:val="18"/>
+              </w:rPr>
+            </w:r>
+            <w:r>
+              <w:rPr>
+                <w:rFonts w:ascii="Arial" w:hAnsi="Arial" w:eastAsia="Arial" w:cs="Tahoma"/>
+                <w:sz w:val="18"/>
+              </w:rPr>
+              <w:t>ต้องจบก่อน (ลำดับงาน)</w:t>
+            </w:r>
+          </w:p>
+        </w:tc>
+        <w:tc>
+          <w:tcPr>
+            <w:tcW w:type="dxa" w:w="3360"/>
+            <w:vAlign w:val="center"/>
+          </w:tcPr>
+          <w:p>
+            <w:pPr>
+              <w:keepLines/>
+              <w:spacing w:after="0"/>
+            </w:pPr>
+            <w:r>
+              <w:rPr>
+                <w:rFonts w:ascii="Arial" w:hAnsi="Arial" w:eastAsia="Arial" w:cs="Tahoma"/>
+                <w:sz w:val="18"/>
+              </w:rPr>
+            </w:r>
+            <w:r>
+              <w:rPr>
+                <w:rFonts w:ascii="Arial" w:hAnsi="Arial" w:eastAsia="Arial" w:cs="Tahoma"/>
+                <w:b/>
+                <w:sz w:val="18"/>
+              </w:rPr>
+              <w:t>LLDD-BE-Job-8-CreateCompensationDocument.pdf</w:t>
+            </w:r>
+          </w:p>
+        </w:tc>
+        <w:tc>
+          <w:tcPr>
+            <w:tcW w:type="dxa" w:w="3360"/>
+            <w:vAlign w:val="center"/>
+          </w:tcPr>
+          <w:p>
+            <w:pPr>
+              <w:keepLines/>
+              <w:spacing w:after="0"/>
+            </w:pPr>
+            <w:r>
+              <w:rPr>
+                <w:rFonts w:ascii="Arial" w:hAnsi="Arial" w:eastAsia="Arial" w:cs="Tahoma"/>
+                <w:sz w:val="18"/>
+              </w:rPr>
+            </w:r>
+            <w:r>
+              <w:rPr>
+                <w:rFonts w:ascii="Arial" w:hAnsi="Arial" w:eastAsia="Arial" w:cs="Tahoma"/>
+                <w:sz w:val="18"/>
+              </w:rPr>
+              <w:t>เป็นฉบับต้นทางของสัญญา/โครงที่ฉบับนี้อ้าง</w:t>
+            </w:r>
+          </w:p>
+        </w:tc>
+      </w:tr>
+    </w:tbl>
+    <w:p/>
     <w:p>
       <w:pPr>
         <w:pStyle w:val="Heading1"/>
@@ -748,7 +1542,7 @@
         <w:keepLines/>
       </w:pPr>
       <w:r>
-        <w:t>Output: sps_store.workflow_transaction / workflow_approver ของ @srm/glb-workflow (ไม่ใช่ตารางของ SBPGI)</w:t>
+        <w:t>Output: sps_store.workflow_transaction / workflow_approver ของ @srm/glb-workflow (ไม่ใช่ตารางของ SGI)</w:t>
       </w:r>
     </w:p>
     <w:p>
@@ -814,7 +1608,18 @@
         <w:pageBreakBefore w:val="0"/>
       </w:pPr>
       <w:r>
-        <w:t>4. Implementation Flow Diagram (Reference)</w:t>
+        <w:t>4. Implementation Flow &amp; Sequence Diagram (Reference)</w:t>
+      </w:r>
+    </w:p>
+    <w:p>
+      <w:pPr>
+        <w:pStyle w:val="Heading2"/>
+        <w:keepNext/>
+        <w:keepLines/>
+        <w:pageBreakBefore w:val="0"/>
+      </w:pPr>
+      <w:r>
+        <w:t>4.1 Implementation Flow (ลำดับขั้นการทำงาน)</w:t>
       </w:r>
     </w:p>
     <w:p>
@@ -872,6 +1677,78 @@
     </w:p>
     <w:p>
       <w:pPr>
+        <w:pStyle w:val="Heading2"/>
+        <w:keepNext/>
+        <w:keepLines/>
+        <w:pageBreakBefore w:val="0"/>
+      </w:pPr>
+      <w:r>
+        <w:t>4.2 Sequence Diagram (ใครคุยกับใคร ลำดับไหน)</w:t>
+      </w:r>
+    </w:p>
+    <w:p>
+      <w:pPr>
+        <w:keepNext w:val="0"/>
+      </w:pPr>
+      <w:r>
+        <w:t>ผู้แสดงและลำดับข้อความในภาพนี้สร้างจาก endpoint ในหัวข้อ 7 และตารางในหัวข้อ Reference DB Mapping ของเอกสารฉบับนี้เอง จึงตรงกับสัญญาเสมอ</w:t>
+      </w:r>
+    </w:p>
+    <w:p>
+      <w:pPr>
+        <w:keepNext/>
+        <w:jc w:val="center"/>
+      </w:pPr>
+      <w:r>
+        <w:drawing>
+          <wp:inline xmlns:a="http://schemas.openxmlformats.org/drawingml/2006/main" xmlns:pic="http://schemas.openxmlformats.org/drawingml/2006/picture">
+            <wp:extent cx="5669280" cy="2918629"/>
+            <wp:docPr id="2" name="Picture 2"/>
+            <wp:cNvGraphicFramePr>
+              <a:graphicFrameLocks noChangeAspect="1"/>
+            </wp:cNvGraphicFramePr>
+            <a:graphic>
+              <a:graphicData uri="http://schemas.openxmlformats.org/drawingml/2006/picture">
+                <pic:pic>
+                  <pic:nvPicPr>
+                    <pic:cNvPr id="0" name="BE-Job-8b-StartInternalWorkflow-sequence.png"/>
+                    <pic:cNvPicPr/>
+                  </pic:nvPicPr>
+                  <pic:blipFill>
+                    <a:blip r:embed="rId12"/>
+                    <a:stretch>
+                      <a:fillRect/>
+                    </a:stretch>
+                  </pic:blipFill>
+                  <pic:spPr>
+                    <a:xfrm>
+                      <a:off x="0" y="0"/>
+                      <a:ext cx="5669280" cy="2918629"/>
+                    </a:xfrm>
+                    <a:prstGeom prst="rect"/>
+                  </pic:spPr>
+                </pic:pic>
+              </a:graphicData>
+            </a:graphic>
+          </wp:inline>
+        </w:drawing>
+      </w:r>
+    </w:p>
+    <w:p>
+      <w:pPr>
+        <w:keepLines/>
+        <w:jc w:val="center"/>
+      </w:pPr>
+      <w:r>
+        <w:rPr>
+          <w:i/>
+          <w:sz w:val="18"/>
+        </w:rPr>
+        <w:t>รูปที่ 2: Sequence diagram: LLDD BE - Job 8b StartInternalWorkflow</w:t>
+      </w:r>
+    </w:p>
+    <w:p>
+      <w:pPr>
         <w:pStyle w:val="Heading1"/>
         <w:keepNext/>
         <w:keepLines/>
@@ -1142,7 +2019,7 @@
                 <w:rFonts w:ascii="Arial" w:hAnsi="Arial" w:eastAsia="Arial" w:cs="Tahoma"/>
                 <w:sz w:val="18"/>
               </w:rPr>
-              <w:t>POST /api/v1/sbpgi/workflow/instances</w:t>
+              <w:t>POST /api/v1/sgi/workflow/instances</w:t>
             </w:r>
           </w:p>
         </w:tc>
@@ -1698,7 +2575,7 @@
                 <w:rFonts w:ascii="Arial" w:hAnsi="Arial" w:eastAsia="Arial" w:cs="Tahoma"/>
                 <w:sz w:val="18"/>
               </w:rPr>
-              <w:t>fgi_impact_processes.last_compensate_seq_no = 1</w:t>
+              <w:t>sgi_fgi_impact_processes.last_compensate_seq_no = 1</w:t>
             </w:r>
           </w:p>
         </w:tc>
@@ -1779,7 +2656,7 @@
                 <w:rFonts w:ascii="Arial" w:hAnsi="Arial" w:eastAsia="Arial" w:cs="Tahoma"/>
                 <w:sz w:val="18"/>
               </w:rPr>
-              <w:t>② ชดเชยต่อเนื่อง</w:t>
+              <w:t>② ต่อเนื่อง · ยอดชดเชย &gt; 0</w:t>
             </w:r>
           </w:p>
         </w:tc>
@@ -1804,7 +2681,7 @@
                 <w:rFonts w:ascii="Arial" w:hAnsi="Arial" w:eastAsia="Arial" w:cs="Tahoma"/>
                 <w:sz w:val="18"/>
               </w:rPr>
-              <w:t>last_compensate_seq_no &gt; 1 และ flag_action = 'Y'</w:t>
+              <w:t>last_compensate_seq_no &gt; 1 และ flag_action = 'Y' และ COALESCE(adjust_amount, forecast_amount) &gt; 0</w:t>
             </w:r>
           </w:p>
         </w:tc>
@@ -1900,7 +2777,7 @@
                 <w:rFonts w:ascii="Arial" w:hAnsi="Arial" w:eastAsia="Arial" w:cs="Tahoma"/>
                 <w:sz w:val="18"/>
               </w:rPr>
-              <w:t>③ ยอดชดเชย 0 ติดกัน &lt;= 3 เดือน</w:t>
+              <w:t>③ ต่อเนื่อง · ยอดชดเชย 0 ติดกัน &lt;= 3 เดือน</w:t>
             </w:r>
           </w:p>
         </w:tc>
@@ -1925,7 +2802,7 @@
                 <w:rFonts w:ascii="Arial" w:hAnsi="Arial" w:eastAsia="Arial" w:cs="Tahoma"/>
                 <w:sz w:val="18"/>
               </w:rPr>
-              <w:t>COALESCE(adjust_amount, forecast_amount) = 0 ใน fgi_impact_compensations งวดที่ 1-3</w:t>
+              <w:t>COALESCE(adjust_amount, forecast_amount) = 0 ใน sgi_fgi_impact_compensations งวดที่ 1-3</w:t>
             </w:r>
           </w:p>
         </w:tc>
@@ -1951,14 +2828,14 @@
                 <w:b/>
                 <w:sz w:val="18"/>
               </w:rPr>
-              <w:t>01</w:t>
-            </w:r>
-            <w:r>
-              <w:rPr>
-                <w:rFonts w:ascii="Arial" w:hAnsi="Arial" w:eastAsia="Arial" w:cs="Tahoma"/>
-                <w:sz w:val="18"/>
-              </w:rPr>
-              <w:t xml:space="preserve"> (ข้ามทั้ง 06 และ 08)</w:t>
+              <w:t>08</w:t>
+            </w:r>
+            <w:r>
+              <w:rPr>
+                <w:rFonts w:ascii="Arial" w:hAnsi="Arial" w:eastAsia="Arial" w:cs="Tahoma"/>
+                <w:sz w:val="18"/>
+              </w:rPr>
+              <w:t xml:space="preserve"> (มติ 2026-09-01 — เดิม 01) · ข้ามขั้น 06</w:t>
             </w:r>
           </w:p>
         </w:tc>
@@ -1981,9 +2858,17 @@
             <w:r>
               <w:rPr>
                 <w:rFonts w:ascii="Arial" w:hAnsi="Arial" w:eastAsia="Arial" w:cs="Tahoma"/>
-                <w:sz w:val="18"/>
-              </w:rPr>
-              <w:t>group หน่วยงานส่งเสริมธุรกิจฯ</w:t>
+                <w:b/>
+                <w:sz w:val="18"/>
+              </w:rPr>
+              <w:t>เจ้าหน้าที่ SBP DSA คนเดิม</w:t>
+            </w:r>
+            <w:r>
+              <w:rPr>
+                <w:rFonts w:ascii="Arial" w:hAnsi="Arial" w:eastAsia="Arial" w:cs="Tahoma"/>
+                <w:sz w:val="18"/>
+              </w:rPr>
+              <w:t xml:space="preserve"> ผ่าน addPreApprover</w:t>
             </w:r>
           </w:p>
         </w:tc>
@@ -2013,7 +2898,7 @@
                 <w:rFonts w:ascii="Arial" w:hAnsi="Arial" w:eastAsia="Arial" w:cs="Tahoma"/>
                 <w:sz w:val="18"/>
               </w:rPr>
-              <w:t>③ ยอดชดเชย 0 ติดกัน &gt; 3 เดือน</w:t>
+              <w:t>④ ต่อเนื่อง · ยอดชดเชย 0 ติดกัน &gt; 3 เดือน</w:t>
             </w:r>
           </w:p>
         </w:tc>
@@ -2194,7 +3079,7 @@
                 <w:b/>
                 <w:sz w:val="18"/>
               </w:rPr>
-              <w:t>ตาราง SBPGI</w:t>
+              <w:t>ตาราง SGI</w:t>
             </w:r>
           </w:p>
         </w:tc>
@@ -2318,7 +3203,7 @@
                 <w:rFonts w:ascii="Courier New" w:hAnsi="Courier New" w:eastAsia="Courier New" w:cs="Tahoma"/>
                 <w:sz w:val="18"/>
               </w:rPr>
-              <w:t>fgi_impact_processes</w:t>
+              <w:t>sgi_fgi_impact_processes</w:t>
             </w:r>
           </w:p>
         </w:tc>
@@ -2490,7 +3375,7 @@
                 <w:rFonts w:ascii="Courier New" w:hAnsi="Courier New" w:eastAsia="Courier New" w:cs="Tahoma"/>
                 <w:sz w:val="18"/>
               </w:rPr>
-              <w:t>fgi_impact_processes</w:t>
+              <w:t>sgi_fgi_impact_processes</w:t>
             </w:r>
           </w:p>
         </w:tc>
@@ -2669,7 +3554,7 @@
                 <w:rFonts w:ascii="Courier New" w:hAnsi="Courier New" w:eastAsia="Courier New" w:cs="Tahoma"/>
                 <w:sz w:val="18"/>
               </w:rPr>
-              <w:t>fgi_impact_processes</w:t>
+              <w:t>sgi_fgi_impact_processes</w:t>
             </w:r>
           </w:p>
         </w:tc>
@@ -2849,7 +3734,7 @@
                 <w:rFonts w:ascii="Courier New" w:hAnsi="Courier New" w:eastAsia="Courier New" w:cs="Tahoma"/>
                 <w:sz w:val="18"/>
               </w:rPr>
-              <w:t>fgi_impact_compensations</w:t>
+              <w:t>sgi_fgi_impact_compensations</w:t>
             </w:r>
           </w:p>
         </w:tc>
@@ -2986,7 +3871,7 @@
                 <w:rFonts w:ascii="Courier New" w:hAnsi="Courier New" w:eastAsia="Courier New" w:cs="Tahoma"/>
                 <w:sz w:val="18"/>
               </w:rPr>
-              <w:t>fgi_impact_compensations</w:t>
+              <w:t>sgi_fgi_impact_compensations</w:t>
             </w:r>
           </w:p>
         </w:tc>
@@ -3147,7 +4032,7 @@
         <w:br/>
         <w:t xml:space="preserve">       p.flag_action,</w:t>
         <w:br/>
-        <w:t xml:space="preserve">       (SELECT COUNT(*) FROM fgi_impact_compensations c</w:t>
+        <w:t xml:space="preserve">       (SELECT COUNT(*) FROM sgi_fgi_impact_compensations c</w:t>
         <w:br/>
         <w:t xml:space="preserve">         WHERE c.impact_process_id = p.id</w:t>
         <w:br/>
@@ -3155,15 +4040,17 @@
         <w:br/>
         <w:t xml:space="preserve">           AND c.compensate_seq = p.last_compensate_seq) AS zero_months</w:t>
         <w:br/>
-        <w:t>FROM fgi_impact_processes p</w:t>
+        <w:t>FROM sgi_fgi_impact_processes p</w:t>
         <w:br/>
         <w:t>WHERE p.id = :impactProcessId;</w:t>
         <w:br/>
+        <w:t>-- มติ 2026-09-01 — เคสต่อเนื่องเข้า state 08 ทั้งยอด &gt; 0 และยอด 0 (&lt;= 3 เดือน) · ไม่มีป้ายกำกับบนหน้าจอ</w:t>
+        <w:br/>
         <w:t>-- zero_months &gt;= 4            -&gt; ไม่เปิด workflow · ปิดเอกสารเป็น 99 พร้อม result = หยุดชดเชยประกันรายได้</w:t>
         <w:br/>
-        <w:t>-- zero_months BETWEEN 1 AND 3 -&gt; initializeWorkflow แล้ว addPreApprover ที่ state 01</w:t>
-        <w:br/>
-        <w:t>-- seq_no &gt; 1 AND flag_action='Y' -&gt; state 08 + approver = เจ้าหน้าที่คนเดิม (จาก consideration_logs รอบก่อน)</w:t>
+        <w:t>-- zero_months BETWEEN 1 AND 3 -&gt; state 08 + approver = เจ้าหน้าที่คนเดิม (เดิมเข้า state 01)</w:t>
+        <w:br/>
+        <w:t>-- seq_no &gt; 1 AND flag_action='Y' AND ยอด &gt; 0 -&gt; state 08 + approver = เจ้าหน้าที่คนเดิม</w:t>
         <w:br/>
         <w:t>-- นอกนั้น                      -&gt; state 06 ตามปกติ</w:t>
       </w:r>
@@ -3173,7 +4060,7 @@
         <w:rPr>
           <w:b/>
         </w:rPr>
-        <w:t>ทุกเส้นทางอัตโนมัติต้องบันทึกลง `consideration_logs` ด้วยผู้ดำเนินการ `SYSTEM`</w:t>
+        <w:t>ทุกเส้นทางอัตโนมัติต้องบันทึกลง `sgi_consideration_logs` ด้วยผู้ดำเนินการ `SYSTEM`</w:t>
       </w:r>
       <w:r>
         <w:t xml:space="preserve"> เพื่อไม่ให้ timeline ของเอกสารขาดช่วง · รายละเอียดกติกาเต็มดู </w:t>
@@ -3196,7 +4083,7 @@
         <w:pageBreakBefore w:val="0"/>
       </w:pPr>
       <w:r>
-        <w:t>4b. ข้อค้างที่ต้องยืนยันก่อนเขียนโค้ด (workflow engine)</w:t>
+        <w:t>4b. ข้อกำหนดการต่อกับ workflow engine ที่ Job 8b ต้องทำตาม</w:t>
       </w:r>
     </w:p>
     <w:p>
@@ -3210,7 +4097,7 @@
         <w:rPr>
           <w:b/>
         </w:rPr>
-        <w:t>ชื่อ function ของ engine — ยึด LLDD ของ lib (ปิดข้อค้าง 2026-08-14)</w:t>
+        <w:t>ชื่อ function ของ engine — ยึด LLDD ของ lib (ยืนยันแล้ว 2026-08-14)</w:t>
       </w:r>
       <w:r>
         <w:t xml:space="preserve"> · API จริงคือ 8 ตัวตามชีต </w:t>
@@ -3368,7 +4255,7 @@
                 <w:b/>
                 <w:sz w:val="18"/>
               </w:rPr>
-              <w:t>ข้อค้าง</w:t>
+              <w:t>เรื่อง</w:t>
             </w:r>
           </w:p>
         </w:tc>
@@ -3390,7 +4277,7 @@
                 <w:b/>
                 <w:sz w:val="18"/>
               </w:rPr>
-              <w:t>ข้อเท็จจริงที่ตรวจแล้ว</w:t>
+              <w:t>ข้อเท็จจริงที่ตรวจจากฐานจริง</w:t>
             </w:r>
           </w:p>
         </w:tc>
@@ -3434,7 +4321,7 @@
                 <w:b/>
                 <w:sz w:val="18"/>
               </w:rPr>
-              <w:t>สถานะ</w:t>
+              <w:t>ข้อกำหนดที่ต้องทำตาม</w:t>
             </w:r>
           </w:p>
         </w:tc>
@@ -3461,13 +4348,6 @@
             </w:r>
             <w:r>
               <w:rPr>
-                <w:rFonts w:ascii="Arial" w:hAnsi="Arial" w:eastAsia="Arial" w:cs="Tahoma"/>
-                <w:sz w:val="18"/>
-              </w:rPr>
-              <w:t xml:space="preserve">DP-1 · </w:t>
-            </w:r>
-            <w:r>
-              <w:rPr>
                 <w:rFonts w:ascii="Courier New" w:hAnsi="Courier New" w:eastAsia="Courier New" w:cs="Tahoma"/>
                 <w:sz w:val="18"/>
               </w:rPr>
@@ -3478,7 +4358,7 @@
                 <w:rFonts w:ascii="Arial" w:hAnsi="Arial" w:eastAsia="Arial" w:cs="Tahoma"/>
                 <w:sz w:val="18"/>
               </w:rPr>
-              <w:t xml:space="preserve"> ของ workflow ✅ ปิดแล้ว 2026-08-17</w:t>
+              <w:t xml:space="preserve"> ที่ส่งเข้า workflow</w:t>
             </w:r>
           </w:p>
         </w:tc>
@@ -3553,21 +4433,35 @@
                 <w:rFonts w:ascii="Arial" w:hAnsi="Arial" w:eastAsia="Arial" w:cs="Tahoma"/>
                 <w:sz w:val="18"/>
               </w:rPr>
-              <w:t>✅ ปิดแล้ว 2026-08-17 — เลือก surrogate id (</w:t>
+              <w:t xml:space="preserve">ส่ง </w:t>
             </w:r>
             <w:r>
               <w:rPr>
                 <w:rFonts w:ascii="Courier New" w:hAnsi="Courier New" w:eastAsia="Courier New" w:cs="Tahoma"/>
                 <w:sz w:val="18"/>
               </w:rPr>
-              <w:t>compensation_documents.id</w:t>
-            </w:r>
-            <w:r>
-              <w:rPr>
-                <w:rFonts w:ascii="Arial" w:hAnsi="Arial" w:eastAsia="Arial" w:cs="Tahoma"/>
-                <w:sz w:val="18"/>
-              </w:rPr>
-              <w:t xml:space="preserve"> ส่งเป็น string) ตามที่ cooperation-request / inform-evaluate ทำจริง</w:t>
+              <w:t>sgi_compensation_documents.id</w:t>
+            </w:r>
+            <w:r>
+              <w:rPr>
+                <w:rFonts w:ascii="Arial" w:hAnsi="Arial" w:eastAsia="Arial" w:cs="Tahoma"/>
+                <w:sz w:val="18"/>
+              </w:rPr>
+              <w:t xml:space="preserve"> (surrogate) เป็น string ทุกครั้ง — ห้ามส่ง </w:t>
+            </w:r>
+            <w:r>
+              <w:rPr>
+                <w:rFonts w:ascii="Courier New" w:hAnsi="Courier New" w:eastAsia="Courier New" w:cs="Tahoma"/>
+                <w:sz w:val="18"/>
+              </w:rPr>
+              <w:t>doc_no</w:t>
+            </w:r>
+            <w:r>
+              <w:rPr>
+                <w:rFonts w:ascii="Arial" w:hAnsi="Arial" w:eastAsia="Arial" w:cs="Tahoma"/>
+                <w:sz w:val="18"/>
+              </w:rPr>
+              <w:t xml:space="preserve"> (ยืนยัน 2026-08-17)</w:t>
             </w:r>
           </w:p>
         </w:tc>
@@ -3594,13 +4488,6 @@
             </w:r>
             <w:r>
               <w:rPr>
-                <w:rFonts w:ascii="Arial" w:hAnsi="Arial" w:eastAsia="Arial" w:cs="Tahoma"/>
-                <w:sz w:val="18"/>
-              </w:rPr>
-              <w:t xml:space="preserve">DP-2 · </w:t>
-            </w:r>
-            <w:r>
-              <w:rPr>
                 <w:rFonts w:ascii="Courier New" w:hAnsi="Courier New" w:eastAsia="Courier New" w:cs="Tahoma"/>
                 <w:sz w:val="18"/>
               </w:rPr>
@@ -3712,9 +4599,17 @@
             <w:r>
               <w:rPr>
                 <w:rFonts w:ascii="Arial" w:hAnsi="Arial" w:eastAsia="Arial" w:cs="Tahoma"/>
-                <w:sz w:val="18"/>
-              </w:rPr>
-              <w:t>ยังไม่ตัดสิน — ขอ sign-off เพิ่ม index กับทีมเจ้าของ library หรือยอมรับสภาพ</w:t>
+                <w:b/>
+                <w:sz w:val="18"/>
+              </w:rPr>
+              <w:t>ห้ามแก้ schema ของ library</w:t>
+            </w:r>
+            <w:r>
+              <w:rPr>
+                <w:rFonts w:ascii="Arial" w:hAnsi="Arial" w:eastAsia="Arial" w:cs="Tahoma"/>
+                <w:sz w:val="18"/>
+              </w:rPr>
+              <w:t xml:space="preserve"> — กันซ้ำระดับ application ก่อนเรียก initialize และประเมินต้นทุน query ที่อ้างตารางนี้ทุกครั้ง</w:t>
             </w:r>
           </w:p>
         </w:tc>
@@ -3870,7 +4765,28 @@
                 <w:rFonts w:ascii="Arial" w:hAnsi="Arial" w:eastAsia="Arial" w:cs="Tahoma"/>
                 <w:sz w:val="18"/>
               </w:rPr>
-              <w:t>ข้อเท็จจริง ไม่ใช่ข้อค้าง</w:t>
+              <w:t xml:space="preserve">ทุก SQL ต้องเขียน </w:t>
+            </w:r>
+            <w:r>
+              <w:rPr>
+                <w:rFonts w:ascii="Courier New" w:hAnsi="Courier New" w:eastAsia="Courier New" w:cs="Tahoma"/>
+                <w:sz w:val="18"/>
+              </w:rPr>
+              <w:t>sps_store.</w:t>
+            </w:r>
+            <w:r>
+              <w:rPr>
+                <w:rFonts w:ascii="Arial" w:hAnsi="Arial" w:eastAsia="Arial" w:cs="Tahoma"/>
+                <w:sz w:val="18"/>
+              </w:rPr>
+              <w:t xml:space="preserve"> นำหน้าเสมอ ห้ามชี้ </w:t>
+            </w:r>
+            <w:r>
+              <w:rPr>
+                <w:rFonts w:ascii="Courier New" w:hAnsi="Courier New" w:eastAsia="Courier New" w:cs="Tahoma"/>
+                <w:sz w:val="18"/>
+              </w:rPr>
+              <w:t>sps_auth</w:t>
             </w:r>
           </w:p>
         </w:tc>
@@ -4995,7 +5911,7 @@
                 <w:rFonts w:ascii="Arial" w:hAnsi="Arial" w:eastAsia="Arial" w:cs="Tahoma"/>
                 <w:sz w:val="18"/>
               </w:rPr>
-              <w:t xml:space="preserve">) จึงพึ่ง constraint ฝั่ง DB ไม่ได้ และ query ตาม reference_id เป็น seq-scan · จะขอ sign-off เพิ่ม PK/index กับทีมเจ้าของ library หรือยอมรับสภาพ </w:t>
+              <w:t xml:space="preserve">) จึงพึ่ง constraint ฝั่ง DB ไม่ได้ และ query ตาม reference_id เป็น seq-scan · </w:t>
             </w:r>
             <w:r>
               <w:rPr>
@@ -5003,7 +5919,14 @@
                 <w:b/>
                 <w:sz w:val="18"/>
               </w:rPr>
-              <w:t>ยังไม่ตัดสิน (DP-2)</w:t>
+              <w:t>ห้ามแก้ schema ของ library</w:t>
+            </w:r>
+            <w:r>
+              <w:rPr>
+                <w:rFonts w:ascii="Arial" w:hAnsi="Arial" w:eastAsia="Arial" w:cs="Tahoma"/>
+                <w:sz w:val="18"/>
+              </w:rPr>
+              <w:t xml:space="preserve"> — กันซ้ำที่ระดับ application และประเมินต้นทุน query ทุกครั้งที่อ้างตารางนี้</w:t>
             </w:r>
           </w:p>
         </w:tc>
@@ -5661,7 +6584,7 @@
                 <w:rFonts w:ascii="Arial" w:hAnsi="Arial" w:eastAsia="Arial" w:cs="Tahoma"/>
                 <w:sz w:val="18"/>
               </w:rPr>
-              <w:t xml:space="preserve">) จึงพึ่ง constraint ฝั่ง DB ไม่ได้ และ query ตาม reference_id เป็น seq-scan · จะขอ sign-off เพิ่ม PK/index กับทีมเจ้าของ library หรือยอมรับสภาพ </w:t>
+              <w:t xml:space="preserve">) จึงพึ่ง constraint ฝั่ง DB ไม่ได้ และ query ตาม reference_id เป็น seq-scan · </w:t>
             </w:r>
             <w:r>
               <w:rPr>
@@ -5669,7 +6592,14 @@
                 <w:b/>
                 <w:sz w:val="18"/>
               </w:rPr>
-              <w:t>ยังไม่ตัดสิน (DP-2)</w:t>
+              <w:t>ห้ามแก้ schema ของ library</w:t>
+            </w:r>
+            <w:r>
+              <w:rPr>
+                <w:rFonts w:ascii="Arial" w:hAnsi="Arial" w:eastAsia="Arial" w:cs="Tahoma"/>
+                <w:sz w:val="18"/>
+              </w:rPr>
+              <w:t xml:space="preserve"> — กันซ้ำที่ระดับ application และประเมินต้นทุน query ทุกครั้งที่อ้างตารางนี้</w:t>
             </w:r>
           </w:p>
         </w:tc>
@@ -5811,17 +6741,17 @@
         <w:br/>
         <w:t xml:space="preserve">    SELECT p.id</w:t>
         <w:br/>
-        <w:t xml:space="preserve">    FROM fgi_impact_processes p</w:t>
-        <w:br/>
-        <w:t xml:space="preserve">    JOIN compensation_documents d ON d.impact_process_id = p.id</w:t>
+        <w:t xml:space="preserve">    FROM sgi_fgi_impact_processes p</w:t>
+        <w:br/>
+        <w:t xml:space="preserve">    JOIN sgi_compensation_documents d ON d.impact_process_id = p.id</w:t>
         <w:br/>
         <w:t xml:space="preserve">    WHERE p.workflow_generation_status = 'W'</w:t>
         <w:br/>
-        <w:t xml:space="preserve">      -- ⚠️ sps_store.workflow_transaction ไม่มี PK/index (19,283 แถว) → เงื่อนไขนี้เป็น seq-scan · DP-2 ยังไม่ตัดสิน</w:t>
-        <w:br/>
-        <w:t xml:space="preserve">      -- ✅ DP-1 ปิดแล้ว: reference_id = compensation_documents.id (surrogate) แปลงเป็น text</w:t>
-        <w:br/>
-        <w:t xml:space="preserve">      AND NOT EXISTS (SELECT 1 FROM sps_store.workflow_transaction w WHERE w.reference_id = d.id::text   -- DP-1 = surrogate id (reference_id เป็น varchar(255)) AND w.version_id = :sbpgi_version_id)   -- @srm/glb-workflow</w:t>
+        <w:t xml:space="preserve">      -- ⚠️ sps_store.workflow_transaction ไม่มี PK/index (19,283 แถว) → เงื่อนไขนี้เป็น seq-scan · ประเมินต้นทุน query ก่อนใช้ และห้ามแก้ schema ของ library</w:t>
+        <w:br/>
+        <w:t xml:space="preserve">      -- ✅ DP-1 ปิดแล้ว: reference_id = sgi_compensation_documents.id (surrogate) แปลงเป็น text</w:t>
+        <w:br/>
+        <w:t xml:space="preserve">      AND NOT EXISTS (SELECT 1 FROM sps_store.workflow_transaction w WHERE w.reference_id = d.id::text   -- DP-1 = surrogate id (reference_id เป็น varchar(255)) AND w.version_id = :sgi_version_id)   -- @srm/glb-workflow</w:t>
         <w:br/>
         <w:t xml:space="preserve">    ORDER BY p.id</w:t>
         <w:br/>
@@ -5863,15 +6793,15 @@
         <w:br/>
         <w:t xml:space="preserve">    FROM locked_process lp</w:t>
         <w:br/>
-        <w:t xml:space="preserve">    JOIN fgi_impact_processes p ON p.id = lp.id</w:t>
-        <w:br/>
-        <w:t xml:space="preserve">    JOIN compensation_documents d ON d.impact_process_id = p.id</w:t>
-        <w:br/>
-        <w:t xml:space="preserve">    JOIN impacted_stores ist ON ist.store_code = p.impacted_store_code</w:t>
+        <w:t xml:space="preserve">    JOIN sgi_fgi_impact_processes p ON p.id = lp.id</w:t>
+        <w:br/>
+        <w:t xml:space="preserve">    JOIN sgi_compensation_documents d ON d.impact_process_id = p.id</w:t>
+        <w:br/>
+        <w:t xml:space="preserve">    JOIN sgi_impacted_stores ist ON ist.store_code = p.impacted_store_code</w:t>
         <w:br/>
         <w:t xml:space="preserve">    JOIN store impacted ON impacted.store_id = p.impacted_store_code</w:t>
         <w:br/>
-        <w:t xml:space="preserve">    JOIN fgi_impact_stores pair ON pair.impact_process_id = p.id</w:t>
+        <w:t xml:space="preserve">    JOIN sgi_fgi_impact_stores pair ON pair.impact_process_id = p.id</w:t>
         <w:br/>
         <w:t xml:space="preserve">    JOIN store ns ON ns.store_id = pair.new_store_code</w:t>
         <w:br/>
@@ -5885,7 +6815,7 @@
         <w:br/>
         <w:t xml:space="preserve">    LEFT JOIN juristic nj  ON nj.juristic_id = nfs.juristic_id</w:t>
         <w:br/>
-        <w:t xml:space="preserve">    LEFT JOIN fgi_impact_sales_summaries ss ON ss.impact_process_id = p.id</w:t>
+        <w:t xml:space="preserve">    LEFT JOIN sgi_fgi_impact_sales_summaries ss ON ss.impact_process_id = p.id</w:t>
         <w:br/>
         <w:t xml:space="preserve">    GROUP BY p.id, d.doc_no, d.current_section_code, ist.opt_dv_user_id,</w:t>
         <w:br/>
@@ -5917,7 +6847,7 @@
           <w:rFonts w:ascii="Courier New" w:hAnsi="Courier New" w:eastAsia="Courier New" w:cs="Tahoma"/>
           <w:sz w:val="16"/>
         </w:rPr>
-        <w:t>UPDATE fgi_impact_processes</w:t>
+        <w:t>UPDATE sgi_fgi_impact_processes</w:t>
         <w:br/>
         <w:t>SET workflow_generation_status = 'N', updated_at = CURRENT_TIMESTAMP</w:t>
         <w:br/>
@@ -5936,15 +6866,15 @@
         <w:br/>
         <w:t>--    getTransaction / getPendingFlowByUser / getWorkflowsByUser / addPreApprover</w:t>
         <w:br/>
-        <w:t>--   initializeWorkflow({ versionId: :sbpgi_version_id, referenceId: :reference_id, userId: 'JOB-8B' })</w:t>
+        <w:t>--   initializeWorkflow({ versionId: :sgi_version_id, referenceId: :reference_id, userId: 'JOB-8B' })</w:t>
         <w:br/>
         <w:t>--   addPreApprover({ versionId, referenceId: :reference_id, stateId: '06', approver, seq: 1 })</w:t>
         <w:br/>
-        <w:t>-- ✅ DP-1 ปิดแล้ว 2026-08-17: referenceId = compensation_documents.id (surrogate · ส่งเป็น string)</w:t>
+        <w:t>-- ✅ DP-1 ปิดแล้ว 2026-08-17: referenceId = sgi_compensation_documents.id (surrogate · ส่งเป็น string)</w:t>
         <w:br/>
         <w:t>-- library จะเขียน sps_store.workflow_transaction / workflow_approver / workflow_history ให้เอง</w:t>
         <w:br/>
-        <w:t>UPDATE fgi_impact_processes</w:t>
+        <w:t>UPDATE sgi_fgi_impact_processes</w:t>
         <w:br/>
         <w:t>SET workflow_generation_status = 'Y', updated_at = CURRENT_TIMESTAMP</w:t>
         <w:br/>
@@ -6297,7 +7227,7 @@
                 <w:rFonts w:ascii="Courier New" w:hAnsi="Courier New" w:eastAsia="Courier New" w:cs="Tahoma"/>
                 <w:sz w:val="18"/>
               </w:rPr>
-              <w:t>compensation_documents.id</w:t>
+              <w:t>sgi_compensation_documents.id</w:t>
             </w:r>
           </w:p>
         </w:tc>
@@ -6329,7 +7259,7 @@
                 <w:rFonts w:ascii="Courier New" w:hAnsi="Courier New" w:eastAsia="Courier New" w:cs="Tahoma"/>
                 <w:sz w:val="18"/>
               </w:rPr>
-              <w:t>fgi_impact_processes.workflow_generation_status = 'Y'</w:t>
+              <w:t>sgi_fgi_impact_processes.workflow_generation_status = 'Y'</w:t>
             </w:r>
           </w:p>
         </w:tc>
@@ -6437,7 +7367,7 @@
                 <w:rFonts w:ascii="Arial" w:hAnsi="Arial" w:eastAsia="Arial" w:cs="Tahoma"/>
                 <w:sz w:val="18"/>
               </w:rPr>
-              <w:t xml:space="preserve"> (ชดเชยต่อเนื่อง) / </w:t>
+              <w:t xml:space="preserve"> (ต่อเนื่อง — ทั้งยอด &gt; 0 และยอด 0 เดือน 1-3 · มติ 2026-09-01 เดิมยอด 0 เข้า </w:t>
             </w:r>
             <w:r>
               <w:rPr>
@@ -6451,7 +7381,7 @@
                 <w:rFonts w:ascii="Arial" w:hAnsi="Arial" w:eastAsia="Arial" w:cs="Tahoma"/>
                 <w:sz w:val="18"/>
               </w:rPr>
-              <w:t xml:space="preserve"> (ยอด 0 เดือน 1-3), approver, seq = 1</w:t>
+              <w:t>), approver, seq = 1</w:t>
             </w:r>
           </w:p>
         </w:tc>
@@ -6744,7 +7674,7 @@
         <w:t>sps_store.workflow_*</w:t>
       </w:r>
       <w:r>
-        <w:t xml:space="preserve"> (13 ตาราง) เป็นของ lib — SBPGI </w:t>
+        <w:t xml:space="preserve"> (13 ตาราง) เป็นของ lib — SGI </w:t>
       </w:r>
       <w:r>
         <w:rPr>
@@ -6789,7 +7719,7 @@
         <w:keepLines/>
       </w:pPr>
       <w:r>
-        <w:t>unit test ต้อง mock engine และครอบอย่างน้อย: เรียกสำเร็จ · engine โยน error แล้ว rollback ฝั่ง SBPGI ครบ · เรียกซ้ำด้วย referenceId เดิมไม่เกิดผลซ้ำ</w:t>
+        <w:t>unit test ต้อง mock engine และครอบอย่างน้อย: เรียกสำเร็จ · engine โยน error แล้ว rollback ฝั่ง SGI ครบ · เรียกซ้ำด้วย referenceId เดิมไม่เกิดผลซ้ำ</w:t>
       </w:r>
     </w:p>
     <w:p>
@@ -7324,7 +8254,7 @@
                 <w:rFonts w:ascii="Arial" w:hAnsi="Arial" w:eastAsia="Arial" w:cs="Tahoma"/>
                 <w:sz w:val="18"/>
               </w:rPr>
-              <w:t>ไม่มีตาราง job_run_histories แล้ว · ไฟล์/ACK ดูที่ interface_transactions</w:t>
+              <w:t>ไม่มีตาราง job_run_histories แล้ว · ไฟล์/ACK ดูที่ sgi_interface_transactions</w:t>
             </w:r>
           </w:p>
         </w:tc>
@@ -7353,7 +8283,7 @@
         <w:t>เอกสารฉบับนี้ไม่มี endpoint ของตัวเอง</w:t>
       </w:r>
       <w:r>
-        <w:t xml:space="preserve"> — เป็นสัญญา/งานภายในที่เอกสารอื่นเรียกใช้ (ดูขอบเขตใน 5.90 Endpoint Implementation Contract) · รายการ endpoint ทั้ง 29 เส้นของ SBPGI อยู่ที่ </w:t>
+        <w:t xml:space="preserve"> — เป็นสัญญา/งานภายในที่เอกสารอื่นเรียกใช้ (ดูขอบเขตใน 5.90 Endpoint Implementation Contract) · รายการ endpoint ทั้ง 29 เส้นของ SGI อยู่ที่ </w:t>
       </w:r>
       <w:r>
         <w:rPr>
@@ -7498,7 +8428,7 @@
                 <w:rFonts w:ascii="Arial" w:hAnsi="Arial" w:eastAsia="Arial" w:cs="Tahoma"/>
                 <w:sz w:val="18"/>
               </w:rPr>
-              <w:t>fgi_impact_processes</w:t>
+              <w:t>sgi_fgi_impact_processes</w:t>
             </w:r>
           </w:p>
         </w:tc>
@@ -7578,7 +8508,7 @@
                 <w:rFonts w:ascii="Arial" w:hAnsi="Arial" w:eastAsia="Arial" w:cs="Tahoma"/>
                 <w:sz w:val="18"/>
               </w:rPr>
-              <w:t>fgi_impact_compensations</w:t>
+              <w:t>sgi_fgi_impact_compensations</w:t>
             </w:r>
           </w:p>
         </w:tc>
@@ -7658,7 +8588,7 @@
                 <w:rFonts w:ascii="Arial" w:hAnsi="Arial" w:eastAsia="Arial" w:cs="Tahoma"/>
                 <w:sz w:val="18"/>
               </w:rPr>
-              <w:t>impacted_stores</w:t>
+              <w:t>sgi_impacted_stores</w:t>
             </w:r>
           </w:p>
         </w:tc>
@@ -7738,7 +8668,7 @@
                 <w:rFonts w:ascii="Arial" w:hAnsi="Arial" w:eastAsia="Arial" w:cs="Tahoma"/>
                 <w:sz w:val="18"/>
               </w:rPr>
-              <w:t>fgi_impact_stores</w:t>
+              <w:t>sgi_fgi_impact_stores</w:t>
             </w:r>
           </w:p>
         </w:tc>
@@ -7818,7 +8748,7 @@
                 <w:rFonts w:ascii="Arial" w:hAnsi="Arial" w:eastAsia="Arial" w:cs="Tahoma"/>
                 <w:sz w:val="18"/>
               </w:rPr>
-              <w:t>compensation_documents</w:t>
+              <w:t>sgi_compensation_documents</w:t>
             </w:r>
           </w:p>
         </w:tc>
@@ -7923,7 +8853,7 @@
                 <w:rFonts w:ascii="Arial" w:hAnsi="Arial" w:eastAsia="Arial" w:cs="Tahoma"/>
                 <w:sz w:val="18"/>
               </w:rPr>
-              <w:t>W</w:t>
+              <w:t>W (ผ่าน lib)</w:t>
             </w:r>
           </w:p>
         </w:tc>
@@ -7948,7 +8878,7 @@
                 <w:rFonts w:ascii="Arial" w:hAnsi="Arial" w:eastAsia="Arial" w:cs="Tahoma"/>
                 <w:sz w:val="18"/>
               </w:rPr>
-              <w:t>เปิด instance ผ่าน engine — ห้าม insert ตรง</w:t>
+              <w:t>เปิด instance ด้วย initializeWorkflow() — ห้าม insert ตรง</w:t>
             </w:r>
           </w:p>
         </w:tc>
@@ -8003,7 +8933,7 @@
                 <w:rFonts w:ascii="Arial" w:hAnsi="Arial" w:eastAsia="Arial" w:cs="Tahoma"/>
                 <w:sz w:val="18"/>
               </w:rPr>
-              <w:t>W</w:t>
+              <w:t>W (ผ่าน lib)</w:t>
             </w:r>
           </w:p>
         </w:tc>
@@ -8028,7 +8958,7 @@
                 <w:rFonts w:ascii="Arial" w:hAnsi="Arial" w:eastAsia="Arial" w:cs="Tahoma"/>
                 <w:sz w:val="18"/>
               </w:rPr>
-              <w:t>prepared approver ขั้นแรก state 06 — ผ่าน engine</w:t>
+              <w:t>prepared approver ขั้นแรก state 06 ด้วย addPreApprover() — ห้าม insert ตรง</w:t>
             </w:r>
           </w:p>
         </w:tc>
@@ -8148,7 +9078,7 @@
         <w:rPr>
           <w:rFonts w:ascii="Courier New" w:hAnsi="Courier New" w:eastAsia="Courier New" w:cs="Tahoma"/>
         </w:rPr>
-        <w:t>src/batch/sbpgi/</w:t>
+        <w:t>src/batch/sgi/</w:t>
       </w:r>
       <w:r>
         <w:t xml:space="preserve"> ของ store-backend โดยใช้ convention เดียวกับ module ธุรกิจอื่น: inject custom provider </w:t>
@@ -8355,7 +9285,7 @@
                 <w:rFonts w:ascii="Arial" w:hAnsi="Arial" w:eastAsia="Arial" w:cs="Tahoma"/>
                 <w:sz w:val="18"/>
               </w:rPr>
-              <w:t>src/batch/sbpgi/job-8b-start-internal-workflow/job-8b-start-internal-workflow.job.ts</w:t>
+              <w:t>src/batch/sgi/job-8b-start-internal-workflow/job-8b-start-internal-workflow.job.ts</w:t>
             </w:r>
           </w:p>
         </w:tc>
@@ -8438,7 +9368,7 @@
                 <w:rFonts w:ascii="Arial" w:hAnsi="Arial" w:eastAsia="Arial" w:cs="Tahoma"/>
                 <w:sz w:val="18"/>
               </w:rPr>
-              <w:t>src/batch/sbpgi/job-8b-start-internal-workflow/job-8b-start-internal-workflow.service.ts</w:t>
+              <w:t>src/batch/sgi/job-8b-start-internal-workflow/job-8b-start-internal-workflow.service.ts</w:t>
             </w:r>
           </w:p>
         </w:tc>
@@ -8514,7 +9444,7 @@
                 <w:rFonts w:ascii="Arial" w:hAnsi="Arial" w:eastAsia="Arial" w:cs="Tahoma"/>
                 <w:sz w:val="18"/>
               </w:rPr>
-              <w:t>src/batch/sbpgi/job-8b-start-internal-workflow/job-8b-start-internal-workflow.config.ts</w:t>
+              <w:t>src/batch/sgi/job-8b-start-internal-workflow/job-8b-start-internal-workflow.config.ts</w:t>
             </w:r>
           </w:p>
         </w:tc>
@@ -8546,7 +9476,7 @@
                 <w:rFonts w:ascii="Courier New" w:hAnsi="Courier New" w:eastAsia="Courier New" w:cs="Tahoma"/>
                 <w:sz w:val="18"/>
               </w:rPr>
-              <w:t>SbpgiJob8BConfig</w:t>
+              <w:t>SgiJob8BConfig</w:t>
             </w:r>
             <w:r>
               <w:rPr>
@@ -8611,7 +9541,7 @@
                 <w:rFonts w:ascii="Arial" w:hAnsi="Arial" w:eastAsia="Arial" w:cs="Tahoma"/>
                 <w:sz w:val="18"/>
               </w:rPr>
-              <w:t>src/batch/sbpgi/job-8b-start-internal-workflow/job-8b-start-internal-workflow.module.ts</w:t>
+              <w:t>src/batch/sgi/job-8b-start-internal-workflow/job-8b-start-internal-workflow.module.ts</w:t>
             </w:r>
           </w:p>
         </w:tc>
@@ -8760,7 +9690,7 @@
                 <w:rFonts w:ascii="Courier New" w:hAnsi="Courier New" w:eastAsia="Courier New" w:cs="Tahoma"/>
                 <w:sz w:val="18"/>
               </w:rPr>
-              <w:t>SBPGI_JOB8B_CRON</w:t>
+              <w:t>SGI_JOB8B_CRON</w:t>
             </w:r>
             <w:r>
               <w:rPr>
@@ -8916,7 +9846,7 @@
         <w:rPr>
           <w:rFonts w:ascii="Courier New" w:hAnsi="Courier New" w:eastAsia="Courier New" w:cs="Tahoma"/>
         </w:rPr>
-        <w:t>SBPGI_JOB8B_CRON</w:t>
+        <w:t>SGI_JOB8B_CRON</w:t>
       </w:r>
       <w:r>
         <w:t xml:space="preserve"> และอ่านตอน bootstrap ของ </w:t>
@@ -8950,7 +9880,7 @@
           <w:rFonts w:ascii="Courier New" w:hAnsi="Courier New" w:eastAsia="Courier New" w:cs="Tahoma"/>
           <w:sz w:val="16"/>
         </w:rPr>
-        <w:t>// src/batch/sbpgi/job-8b-start-internal-workflow/job-8b-start-internal-workflow.config.ts</w:t>
+        <w:t>// src/batch/sgi/job-8b-start-internal-workflow/job-8b-start-internal-workflow.config.ts</w:t>
         <w:br/>
         <w:t>// convention จริงของ store-backend คือคลาส config (`src/config/app.config.ts` ที่ export ผ่าน</w:t>
         <w:br/>
@@ -9006,30 +9936,30 @@
         <w:br/>
         <w:t>@Injectable()</w:t>
         <w:br/>
-        <w:t>export class SbpgiJob8BConfig implements Job8BConfig {</w:t>
+        <w:t>export class SgiJob8BConfig implements Job8BConfig {</w:t>
         <w:br/>
         <w:t xml:space="preserve">  // TODO: ยืนยันค่า default ทุกตัวกับ Ops ก่อนขึ้น production (ไม่มีหน้าจอแก้ค่าแล้ว)</w:t>
         <w:br/>
-        <w:t xml:space="preserve">  enabled = (process.env.SBPGI_JOB8B_ENABLED ?? 'true') === 'true';</w:t>
-        <w:br/>
-        <w:t xml:space="preserve">  cron = process.env.SBPGI_JOB8B_CRON ?? 'after-job-8';</w:t>
-        <w:br/>
-        <w:t xml:space="preserve">  scheduler = process.env.SBPGI_JOB8B_SCHEDULER ?? 'หลัง Job 8 สร้างเอกสารสำเร็จ; manual rerun ตาม period'; // TODO: แก้ผ่าน env/config file แล้ว deploy</w:t>
-        <w:br/>
-        <w:t xml:space="preserve">  workflowApi = process.env.SBPGI_JOB8B_WORKFLOW_API ?? 'POST /api/v1/sbpgi/workflow/instances'; // TODO: ค่าคงที่ทางธุรกิจ — เปลี่ยนต้องผ่านการอนุมัติ</w:t>
-        <w:br/>
-        <w:t xml:space="preserve">  growthRate = process.env.SBPGI_JOB8B_GROWTH_RATE ?? 'growth_rate_diff &lt;= -10'; // TODO: ค่าคงที่ทางธุรกิจ — เปลี่ยนต้องผ่านการอนุมัติ</w:t>
-        <w:br/>
-        <w:t xml:space="preserve">  branchTypeGate = process.env.SBPGI_JOB8B_BRANCH_TYPE_GATE ?? 'FAM, FB1, FC1, FB2, FVB, FVC'; // TODO: ค่าคงที่ทางธุรกิจ — เปลี่ยนต้องผ่านการอนุมัติ</w:t>
-        <w:br/>
-        <w:t xml:space="preserve">  gate = process.env.SBPGI_JOB8B_GATE ?? 'workflow_generation_status=W · DV ไม่ว่าง · juristic ต่างกัน · sales_status in {Y,N}'; // TODO: ค่าคงที่ทางธุรกิจ — เปลี่ยนต้องผ่านการอนุมัติ</w:t>
-        <w:br/>
-        <w:t xml:space="preserve">  mailTo = process.env.SBPGI_JOB8B_MAIL_TO ?? ''; // TODO: ผู้รับอีเมลแจ้ง error คั่นด้วย comma (เดิม: อีเมลราย DV ผ่าน email-lib กลาง (sendEmail))</w:t>
+        <w:t xml:space="preserve">  enabled = (process.env.SGI_JOB8B_ENABLED ?? 'true') === 'true';</w:t>
+        <w:br/>
+        <w:t xml:space="preserve">  cron = process.env.SGI_JOB8B_CRON ?? 'after-job-8';</w:t>
+        <w:br/>
+        <w:t xml:space="preserve">  scheduler = process.env.SGI_JOB8B_SCHEDULER ?? 'หลัง Job 8 สร้างเอกสารสำเร็จ; manual rerun ตาม period'; // TODO: แก้ผ่าน env/config file แล้ว deploy</w:t>
+        <w:br/>
+        <w:t xml:space="preserve">  workflowApi = process.env.SGI_JOB8B_WORKFLOW_API ?? 'POST /api/v1/sgi/workflow/instances'; // TODO: ค่าคงที่ทางธุรกิจ — เปลี่ยนต้องผ่านการอนุมัติ</w:t>
+        <w:br/>
+        <w:t xml:space="preserve">  growthRate = process.env.SGI_JOB8B_GROWTH_RATE ?? 'growth_rate_diff &lt;= -10'; // TODO: ค่าคงที่ทางธุรกิจ — เปลี่ยนต้องผ่านการอนุมัติ</w:t>
+        <w:br/>
+        <w:t xml:space="preserve">  branchTypeGate = process.env.SGI_JOB8B_BRANCH_TYPE_GATE ?? 'FAM, FB1, FC1, FB2, FVB, FVC'; // TODO: ค่าคงที่ทางธุรกิจ — เปลี่ยนต้องผ่านการอนุมัติ</w:t>
+        <w:br/>
+        <w:t xml:space="preserve">  gate = process.env.SGI_JOB8B_GATE ?? 'workflow_generation_status=W · DV ไม่ว่าง · juristic ต่างกัน · sales_status in {Y,N}'; // TODO: ค่าคงที่ทางธุรกิจ — เปลี่ยนต้องผ่านการอนุมัติ</w:t>
+        <w:br/>
+        <w:t xml:space="preserve">  mailTo = process.env.SGI_JOB8B_MAIL_TO ?? ''; // TODO: ผู้รับอีเมลแจ้ง error คั่นด้วย comma (เดิม: อีเมลราย DV ผ่าน email-lib กลาง (sendEmail))</w:t>
         <w:br/>
         <w:t>}</w:t>
         <w:br/>
         <w:br/>
-        <w:t>// TODO: เพิ่ม SbpgiJob8BConfig ใน providers/exports ของ AppConfigModule (@Global) เหมือน AppConfig</w:t>
+        <w:t>// TODO: เพิ่ม SgiJob8BConfig ใน providers/exports ของ AppConfigModule (@Global) เหมือน AppConfig</w:t>
       </w:r>
     </w:p>
     <w:p>
@@ -9218,7 +10148,7 @@
         <w:t xml:space="preserve">  }</w:t>
         <w:br/>
         <w:br/>
-        <w:t xml:space="preserve">  // อ่าน candidate ที่มี compensation_documents แล้วและ workflow_generation_status=W</w:t>
+        <w:t xml:space="preserve">  // อ่าน candidate ที่มี sgi_compensation_documents แล้วและ workflow_generation_status=W</w:t>
         <w:br/>
         <w:t xml:space="preserve">  async step02Read(state: JobState, manager?: EntityManager): Promise&lt;void&gt; {</w:t>
         <w:br/>
@@ -9254,7 +10184,7 @@
         <w:t xml:space="preserve">  }</w:t>
         <w:br/>
         <w:br/>
-        <w:t xml:space="preserve">  // POST /api/v1/sbpgi/workflow/instances</w:t>
+        <w:t xml:space="preserve">  // POST /api/v1/sgi/workflow/instances</w:t>
         <w:br/>
         <w:t xml:space="preserve">  async step06Workflow(state: JobState, manager?: EntityManager): Promise&lt;void&gt; {</w:t>
         <w:br/>
@@ -9655,7 +10585,7 @@
                 <w:rFonts w:ascii="Arial" w:hAnsi="Arial" w:eastAsia="Arial" w:cs="Tahoma"/>
                 <w:sz w:val="18"/>
               </w:rPr>
-              <w:t>อ่าน candidate ที่มี compensation_documents แล้วและ workflow_generation_status=W</w:t>
+              <w:t>อ่าน candidate ที่มี sgi_compensation_documents แล้วและ workflow_generation_status=W</w:t>
             </w:r>
           </w:p>
         </w:tc>
@@ -10175,7 +11105,7 @@
                 <w:rFonts w:ascii="Arial" w:hAnsi="Arial" w:eastAsia="Arial" w:cs="Tahoma"/>
                 <w:sz w:val="18"/>
               </w:rPr>
-              <w:t>POST /api/v1/sbpgi/workflow/instances</w:t>
+              <w:t>POST /api/v1/sgi/workflow/instances</w:t>
             </w:r>
           </w:p>
         </w:tc>
@@ -10762,7 +11692,7 @@
           <w:rFonts w:ascii="Courier New" w:hAnsi="Courier New" w:eastAsia="Courier New" w:cs="Tahoma"/>
           <w:sz w:val="16"/>
         </w:rPr>
-        <w:t>// src/batch/sbpgi/job-8b-start-internal-workflow/job-8b-start-internal-workflow.job.ts</w:t>
+        <w:t>// src/batch/sgi/job-8b-start-internal-workflow/job-8b-start-internal-workflow.job.ts</w:t>
         <w:br/>
         <w:t>import { Inject, Injectable, Logger } from '@nestjs/common';</w:t>
         <w:br/>
@@ -10805,7 +11735,7 @@
         <w:br/>
         <w:t xml:space="preserve">    try {</w:t>
         <w:br/>
-        <w:t xml:space="preserve">      // ขั้นที่ 2: อ่าน candidate ที่มี compensation_documents แล้วและ workflow_generation_status=W</w:t>
+        <w:t xml:space="preserve">      // ขั้นที่ 2: อ่าน candidate ที่มี sgi_compensation_documents แล้วและ workflow_generation_status=W</w:t>
         <w:br/>
         <w:t xml:space="preserve">      await this.service.step02Read(state);</w:t>
         <w:br/>
@@ -10841,7 +11771,7 @@
         <w:br/>
         <w:t xml:space="preserve">      }</w:t>
         <w:br/>
-        <w:t xml:space="preserve">      // ขั้นที่ 5: ตัดสินจุดเข้า flow จากประเภทเคส · TODO: อ่าน fgi_impact_processes.last_compensate_seq_no + flag_action และจำนวนงวดที่ COALESCE(adjust_amount, forecast_amount) = 0 จาก fgi_impact_compensations → เปิดที่ state 06 (เปิดเรื่องใหม่) · 08 (ชดเชยต่อเนื่อง) · 01 (ยอด 0 ไม่เกิน 3 เดือน) หรือปิดเอกสารเป็นหยุดชดเชย (ยอด 0 เดือนที่ 4) — ดู LLDD Job 8b ข้อ 4a</w:t>
+        <w:t xml:space="preserve">      // ขั้นที่ 5: ตัดสินจุดเข้า flow จากประเภทเคส · TODO: อ่าน sgi_fgi_impact_processes.last_compensate_seq_no + flag_action และจำนวนงวดที่ COALESCE(adjust_amount, forecast_amount) = 0 จาก sgi_fgi_impact_compensations → เปิดที่ state 06 (เปิดเรื่องใหม่) · 08 (ชดเชยต่อเนื่อง) · 01 (ยอด 0 ไม่เกิน 3 เดือน) หรือปิดเอกสารเป็นหยุดชดเชย (ยอด 0 เดือนที่ 4) — ดู LLDD Job 8b ข้อ 4a</w:t>
         <w:br/>
         <w:t xml:space="preserve">      await this.service.step05Read(state);</w:t>
         <w:br/>
@@ -10849,11 +11779,11 @@
         <w:br/>
         <w:t xml:space="preserve">      await this.dataSource.transaction(async (manager: EntityManager) =&gt; {</w:t>
         <w:br/>
-        <w:t xml:space="preserve">        // ขั้นที่ 6: POST /api/v1/sbpgi/workflow/instances · TODO: service token ภายใน ไม่ใช้ HTTP Basic Auth/K2 REST</w:t>
+        <w:t xml:space="preserve">        // ขั้นที่ 6: POST /api/v1/sgi/workflow/instances · TODO: service token ภายใน ไม่ใช้ HTTP Basic Auth/K2 REST</w:t>
         <w:br/>
         <w:t xml:space="preserve">        await this.service.step06Workflow(state, manager);</w:t>
         <w:br/>
-        <w:t xml:space="preserve">        // ขั้นที่ 7: เรียก initializeWorkflow + addPreApprover ของ @srm/glb-workflow (state ตามประเภทเคส) · TODO: engine เขียน workflow_transaction/workflow_approver เอง — SBPGI ไม่ insert ตรง · API 8 ตัวตามชีต Detail ของ LLDD lib — ดู LLDD-BE-Workflow-Engine-Definition.pdf 5.3</w:t>
+        <w:t xml:space="preserve">        // ขั้นที่ 7: เรียก initializeWorkflow + addPreApprover ของ @srm/glb-workflow (state ตามประเภทเคส) · TODO: engine เขียน workflow_transaction/workflow_approver เอง — SGI ไม่ insert ตรง · API 8 ตัวตามชีต Detail ของ LLDD lib — ดู LLDD-BE-Workflow-Engine-Definition.pdf 5.3</w:t>
         <w:br/>
         <w:t xml:space="preserve">        await this.service.step07Insert(state, manager);</w:t>
         <w:br/>
@@ -10894,7 +11824,7 @@
         <w:br/>
         <w:t xml:space="preserve">      event: 'job.finish', jobNo: '8b', jobName: 'StartInternalWorkflow', status,</w:t>
         <w:br/>
-        <w:t xml:space="preserve">      period: state.period, output: 'sps_store.workflow_transaction / workflow_approver ของ @srm/glb-workflow (ไม่ใช่ตารางของ SBPGI)',</w:t>
+        <w:t xml:space="preserve">      period: state.period, output: 'sps_store.workflow_transaction / workflow_approver ของ @srm/glb-workflow (ไม่ใช่ตารางของ SGI)',</w:t>
         <w:br/>
         <w:t xml:space="preserve">      read: state.read, written: state.written, skipped: state.skipped,</w:t>
         <w:br/>
@@ -10960,7 +11890,7 @@
         <w:br/>
         <w:t>//       ใช้ PostgreSQL advisory lock ระดับ session แทน — ปลดอัตโนมัติเมื่อ connection หลุด</w:t>
         <w:br/>
-        <w:t>export const SBPGI_JOB_LOCK_CLASS_ID = 861000; // namespace ของระบบ SBPGI</w:t>
+        <w:t>export const SGI_JOB_LOCK_CLASS_ID = 861000; // namespace ของระบบ SGI</w:t>
         <w:br/>
         <w:t>export const JOB_LOCK_KEYS: Record&lt;string, number&gt; = { '8b': 81 /* TODO: เพิ่มครบทั้ง 11 job */ };</w:t>
         <w:br/>
@@ -10992,7 +11922,7 @@
         <w:br/>
         <w:t xml:space="preserve">        'SELECT pg_try_advisory_lock($1, $2) AS locked',</w:t>
         <w:br/>
-        <w:t xml:space="preserve">        [SBPGI_JOB_LOCK_CLASS_ID, objectId],</w:t>
+        <w:t xml:space="preserve">        [SGI_JOB_LOCK_CLASS_ID, objectId],</w:t>
         <w:br/>
         <w:t xml:space="preserve">      );</w:t>
         <w:br/>
@@ -11012,7 +11942,7 @@
         <w:br/>
         <w:t xml:space="preserve">      // TODO: ปลด lock ทุกกรณี แล้วคืน connection เข้า pool</w:t>
         <w:br/>
-        <w:t xml:space="preserve">      await runner.query('SELECT pg_advisory_unlock($1, $2)', [SBPGI_JOB_LOCK_CLASS_ID, objectId]);</w:t>
+        <w:t xml:space="preserve">      await runner.query('SELECT pg_advisory_unlock($1, $2)', [SGI_JOB_LOCK_CLASS_ID, objectId]);</w:t>
         <w:br/>
         <w:t xml:space="preserve">      await runner.release();</w:t>
         <w:br/>
@@ -11191,7 +12121,7 @@
                 <w:rFonts w:ascii="Arial" w:hAnsi="Arial" w:eastAsia="Arial" w:cs="Tahoma"/>
                 <w:sz w:val="18"/>
               </w:rPr>
-              <w:t>fgi_impact_processes</w:t>
+              <w:t>sgi_fgi_impact_processes</w:t>
             </w:r>
           </w:p>
         </w:tc>
@@ -11296,7 +12226,7 @@
                 <w:rFonts w:ascii="Arial" w:hAnsi="Arial" w:eastAsia="Arial" w:cs="Tahoma"/>
                 <w:sz w:val="18"/>
               </w:rPr>
-              <w:t>fgi_impact_compensations</w:t>
+              <w:t>sgi_fgi_impact_compensations</w:t>
             </w:r>
           </w:p>
         </w:tc>
@@ -11401,7 +12331,7 @@
                 <w:rFonts w:ascii="Arial" w:hAnsi="Arial" w:eastAsia="Arial" w:cs="Tahoma"/>
                 <w:sz w:val="18"/>
               </w:rPr>
-              <w:t>impacted_stores</w:t>
+              <w:t>sgi_impacted_stores</w:t>
             </w:r>
           </w:p>
         </w:tc>
@@ -11506,7 +12436,7 @@
                 <w:rFonts w:ascii="Arial" w:hAnsi="Arial" w:eastAsia="Arial" w:cs="Tahoma"/>
                 <w:sz w:val="18"/>
               </w:rPr>
-              <w:t>fgi_impact_stores</w:t>
+              <w:t>sgi_fgi_impact_stores</w:t>
             </w:r>
           </w:p>
         </w:tc>
@@ -11611,7 +12541,7 @@
                 <w:rFonts w:ascii="Arial" w:hAnsi="Arial" w:eastAsia="Arial" w:cs="Tahoma"/>
                 <w:sz w:val="18"/>
               </w:rPr>
-              <w:t>compensation_documents</w:t>
+              <w:t>sgi_compensation_documents</w:t>
             </w:r>
           </w:p>
         </w:tc>
@@ -11741,7 +12671,7 @@
                 <w:rFonts w:ascii="Arial" w:hAnsi="Arial" w:eastAsia="Arial" w:cs="Tahoma"/>
                 <w:sz w:val="18"/>
               </w:rPr>
-              <w:t>W</w:t>
+              <w:t>W (ผ่าน lib)</w:t>
             </w:r>
           </w:p>
         </w:tc>
@@ -11766,7 +12696,7 @@
                 <w:rFonts w:ascii="Arial" w:hAnsi="Arial" w:eastAsia="Arial" w:cs="Tahoma"/>
                 <w:sz w:val="18"/>
               </w:rPr>
-              <w:t>เปิด instance ผ่าน engine — ห้าม insert ตรง</w:t>
+              <w:t>เปิด instance ด้วย initializeWorkflow() — ห้าม insert ตรง</w:t>
             </w:r>
           </w:p>
         </w:tc>
@@ -11846,7 +12776,7 @@
                 <w:rFonts w:ascii="Arial" w:hAnsi="Arial" w:eastAsia="Arial" w:cs="Tahoma"/>
                 <w:sz w:val="18"/>
               </w:rPr>
-              <w:t>W</w:t>
+              <w:t>W (ผ่าน lib)</w:t>
             </w:r>
           </w:p>
         </w:tc>
@@ -11871,7 +12801,7 @@
                 <w:rFonts w:ascii="Arial" w:hAnsi="Arial" w:eastAsia="Arial" w:cs="Tahoma"/>
                 <w:sz w:val="18"/>
               </w:rPr>
-              <w:t>prepared approver ขั้นแรก state 06 — ผ่าน engine</w:t>
+              <w:t>prepared approver ขั้นแรก state 06 ด้วย addPreApprover() — ห้าม insert ตรง</w:t>
             </w:r>
           </w:p>
         </w:tc>
@@ -12025,13 +12955,13 @@
         <w:t>--       write ทั้งหมดต้องอยู่ใน transaction เดียวกับที่ระบุใน 9.3</w:t>
         <w:br/>
         <w:br/>
-        <w:t>-- [R] fgi_impact_processes : last_compensate_seq_no + flag_action — ใช้ตัดสินจุดเข้า flow (คอลัมน์กลุ่ม F8)</w:t>
+        <w:t>-- [R] sgi_fgi_impact_processes : last_compensate_seq_no + flag_action — ใช้ตัดสินจุดเข้า flow (คอลัมน์กลุ่ม F8)</w:t>
         <w:br/>
         <w:t>-- TODO: เติมเฉพาะคอลัมน์ที่ job ใช้จริง (ห้าม SELECT *) และตรวจว่ามี index รองรับ WHERE นี้</w:t>
         <w:br/>
         <w:t>SELECT /* TODO: columns */</w:t>
         <w:br/>
-        <w:t xml:space="preserve">  FROM fgi_impact_processes</w:t>
+        <w:t xml:space="preserve">  FROM sgi_fgi_impact_processes</w:t>
         <w:br/>
         <w:t xml:space="preserve"> WHERE impact_year = $1 AND impact_month = $2  -- TODO: ยืนยันชื่อคอลัมน์งวดกับ Database design</w:t>
         <w:br/>
@@ -12040,13 +12970,13 @@
         <w:t xml:space="preserve"> LIMIT $3 OFFSET $4;  -- TODO: อ่านเป็น chunk กัน memory บวม</w:t>
         <w:br/>
         <w:br/>
-        <w:t>-- [R] fgi_impact_compensations : COALESCE(adjust_amount, forecast_amount) = 0 กี่งวดติดกัน — เกณฑ์ยอด 0 (ตาราง F1)</w:t>
+        <w:t>-- [R] sgi_fgi_impact_compensations : COALESCE(adjust_amount, forecast_amount) = 0 กี่งวดติดกัน — เกณฑ์ยอด 0 (ตาราง F1)</w:t>
         <w:br/>
         <w:t>-- TODO: เติมเฉพาะคอลัมน์ที่ job ใช้จริง (ห้าม SELECT *) และตรวจว่ามี index รองรับ WHERE นี้</w:t>
         <w:br/>
         <w:t>SELECT /* TODO: columns */</w:t>
         <w:br/>
-        <w:t xml:space="preserve">  FROM fgi_impact_compensations</w:t>
+        <w:t xml:space="preserve">  FROM sgi_fgi_impact_compensations</w:t>
         <w:br/>
         <w:t xml:space="preserve"> WHERE impact_year = $1 AND impact_month = $2  -- TODO: ยืนยันชื่อคอลัมน์งวดกับ Database design</w:t>
         <w:br/>
@@ -12055,13 +12985,13 @@
         <w:t xml:space="preserve"> LIMIT $3 OFFSET $4;  -- TODO: อ่านเป็น chunk กัน memory บวม</w:t>
         <w:br/>
         <w:br/>
-        <w:t>-- [R] impacted_stores : opt_dv_user_id สำหรับ group อีเมลราย DV และเงื่อนไข Gate (ต้องไม่ว่าง)</w:t>
+        <w:t>-- [R] sgi_impacted_stores : opt_dv_user_id สำหรับ group อีเมลราย DV และเงื่อนไข Gate (ต้องไม่ว่าง)</w:t>
         <w:br/>
         <w:t>-- TODO: เติมเฉพาะคอลัมน์ที่ job ใช้จริง (ห้าม SELECT *) และตรวจว่ามี index รองรับ WHERE นี้</w:t>
         <w:br/>
         <w:t>SELECT /* TODO: columns */</w:t>
         <w:br/>
-        <w:t xml:space="preserve">  FROM impacted_stores</w:t>
+        <w:t xml:space="preserve">  FROM sgi_impacted_stores</w:t>
         <w:br/>
         <w:t xml:space="preserve"> WHERE impact_year = $1 AND impact_month = $2  -- TODO: ยืนยันชื่อคอลัมน์งวดกับ Database design</w:t>
         <w:br/>
@@ -12070,20 +13000,20 @@
         <w:t xml:space="preserve"> LIMIT $3 OFFSET $4;  -- TODO: อ่านเป็น chunk กัน memory บวม</w:t>
         <w:br/>
         <w:br/>
-        <w:t>-- [R/W] fgi_impact_stores : อ่าน candidate + เขียน W/Y/N</w:t>
+        <w:t>-- [R/W] sgi_fgi_impact_stores : อ่าน candidate + เขียน W/Y/N</w:t>
         <w:br/>
         <w:t>-- TODO: อ่าน candidate แบบล็อกแถว กันรอบอื่น/pod อื่นแย่งอัปเดตแถวเดียวกัน</w:t>
         <w:br/>
         <w:t>SELECT /* TODO: PK + คอลัมน์ที่ต้องใช้ */</w:t>
         <w:br/>
-        <w:t xml:space="preserve">  FROM fgi_impact_stores</w:t>
+        <w:t xml:space="preserve">  FROM sgi_fgi_impact_stores</w:t>
         <w:br/>
         <w:t xml:space="preserve"> WHERE impact_year = $1 AND impact_month = $2  -- TODO: ยืนยันชื่อคอลัมน์งวดกับ Database design</w:t>
         <w:br/>
         <w:t xml:space="preserve">   FOR UPDATE SKIP LOCKED;</w:t>
         <w:br/>
         <w:br/>
-        <w:t>UPDATE fgi_impact_stores</w:t>
+        <w:t>UPDATE sgi_fgi_impact_stores</w:t>
         <w:br/>
         <w:t xml:space="preserve">   SET /* TODO: คอลัมน์สถานะ/ผลคำนวณที่ job นี้เขียน */</w:t>
         <w:br/>
@@ -12180,9 +13110,9 @@
         <w:br/>
         <w:t xml:space="preserve">  async notifyFailure(jobNo: string, ctx: JobRunContext, error: Error): Promise&lt;void&gt; {</w:t>
         <w:br/>
-        <w:t xml:space="preserve">    // TODO: ผู้รับของ Job 8b เดิมคือ อีเมลราย DV ผ่าน email-lib กลาง (sendEmail) — ย้ายมาเป็น env SBPGI_JOB8B_MAIL_TO</w:t>
-        <w:br/>
-        <w:t xml:space="preserve">    const recipients = (process.env.SBPGI_JOB8B_MAIL_TO ?? '').split(',').map((s) =&gt; s.trim()).filter(Boolean);</w:t>
+        <w:t xml:space="preserve">    // TODO: ผู้รับของ Job 8b เดิมคือ อีเมลราย DV ผ่าน email-lib กลาง (sendEmail) — ย้ายมาเป็น env SGI_JOB8B_MAIL_TO</w:t>
+        <w:br/>
+        <w:t xml:space="preserve">    const recipients = (process.env.SGI_JOB8B_MAIL_TO ?? '').split(',').map((s) =&gt; s.trim()).filter(Boolean);</w:t>
         <w:br/>
         <w:t xml:space="preserve">    if (!recipients.length) {</w:t>
         <w:br/>
@@ -12198,7 +13128,7 @@
         <w:br/>
         <w:t xml:space="preserve">        // TODO: emailId = id ของ template EM-07 (แจ้ง error batch) ในตาราง email_template</w:t>
         <w:br/>
-        <w:t xml:space="preserve">        emailId: Number(process.env.SBPGI_JOB_FAIL_EMAIL_TEMPLATE_ID),</w:t>
+        <w:t xml:space="preserve">        emailId: Number(process.env.SGI_JOB_FAIL_EMAIL_TEMPLATE_ID),</w:t>
         <w:br/>
         <w:t xml:space="preserve">        mailTo: recipients.join(','), // signature รับ string ไม่ใช่ string[]</w:t>
         <w:br/>
@@ -12212,7 +13142,7 @@
         <w:br/>
         <w:t xml:space="preserve">          period: ctx.period, triggeredBy: ctx.triggeredBy,</w:t>
         <w:br/>
-        <w:t xml:space="preserve">          output: 'sps_store.workflow_transaction / workflow_approver ของ @srm/glb-workflow (ไม่ใช่ตารางของ SBPGI)',</w:t>
+        <w:t xml:space="preserve">          output: 'sps_store.workflow_transaction / workflow_approver ของ @srm/glb-workflow (ไม่ใช่ตารางของ SGI)',</w:t>
         <w:br/>
         <w:t xml:space="preserve">          errorMessage: error.message,</w:t>
         <w:br/>
@@ -12318,7 +13248,7 @@
         <w:rPr>
           <w:color w:val="8A3324"/>
         </w:rPr>
-        <w:t>sps_store.workflow_transaction / workflow_approver ของ @srm/glb-workflow (ไม่ใช่ตารางของ SBPGI)</w:t>
+        <w:t>sps_store.workflow_transaction / workflow_approver ของ @srm/glb-workflow (ไม่ใช่ตารางของ SGI)</w:t>
       </w:r>
       <w:r>
         <w:t xml:space="preserve"> และ log บรรทัด </w:t>
@@ -12345,7 +13275,7 @@
         <w:rPr>
           <w:rFonts w:ascii="Courier New" w:hAnsi="Courier New" w:eastAsia="Courier New" w:cs="Tahoma"/>
         </w:rPr>
-        <w:t>interface_transactions</w:t>
+        <w:t>sgi_interface_transactions</w:t>
       </w:r>
       <w:r>
         <w:t xml:space="preserve"> ของงวดนั้นว่ามีแถวค้างสถานะ READY/PENDING หรือไม่ ก่อนสั่งรันใหม่</w:t>
@@ -12527,7 +13457,7 @@
                 <w:rFonts w:ascii="Arial" w:hAnsi="Arial" w:eastAsia="Arial" w:cs="Tahoma"/>
                 <w:sz w:val="18"/>
               </w:rPr>
-              <w:t>อ่าน candidate ที่มี compensation_documents แล้วและ workflow_generation_status=W</w:t>
+              <w:t>อ่าน candidate ที่มี sgi_compensation_documents แล้วและ workflow_generation_status=W</w:t>
             </w:r>
           </w:p>
         </w:tc>
@@ -12692,7 +13622,7 @@
                 <w:rFonts w:ascii="Arial" w:hAnsi="Arial" w:eastAsia="Arial" w:cs="Tahoma"/>
                 <w:sz w:val="18"/>
               </w:rPr>
-              <w:t>ตัดสินจุดเข้า flow จากประเภทเคส (อ่าน fgi_impact_processes.last_compensate_seq_no + flag_action และจำนวนงวดที่ COALESCE(adjust_amount, forecast_amount) = 0 จาก fgi_impact_compensations → เปิดที่ state 06 (เปิดเรื่องใหม่) · 08 (ชดเชยต่อเนื่อง) · 01 (ยอด 0 ไม่เกิน 3 เดือน) หรือปิดเอกสารเป็นหยุดชดเชย (ยอด 0 เดือนที่ 4) — ดู LLDD Job 8b ข้อ 4a)</w:t>
+              <w:t>ตัดสินจุดเข้า flow จากประเภทเคส (อ่าน sgi_fgi_impact_processes.last_compensate_seq_no + flag_action และจำนวนงวดที่ COALESCE(adjust_amount, forecast_amount) = 0 จาก sgi_fgi_impact_compensations → เปิดที่ state 06 (เปิดเรื่องใหม่) · 08 (ชดเชยต่อเนื่อง) · 01 (ยอด 0 ไม่เกิน 3 เดือน) หรือปิดเอกสารเป็นหยุดชดเชย (ยอด 0 เดือนที่ 4) — ดู LLDD Job 8b ข้อ 4a)</w:t>
             </w:r>
           </w:p>
         </w:tc>
@@ -12747,7 +13677,7 @@
                 <w:rFonts w:ascii="Arial" w:hAnsi="Arial" w:eastAsia="Arial" w:cs="Tahoma"/>
                 <w:sz w:val="18"/>
               </w:rPr>
-              <w:t>POST /api/v1/sbpgi/workflow/instances (service token ภายใน ไม่ใช้ HTTP Basic Auth/K2 REST)</w:t>
+              <w:t>POST /api/v1/sgi/workflow/instances (service token ภายใน ไม่ใช้ HTTP Basic Auth/K2 REST)</w:t>
             </w:r>
           </w:p>
         </w:tc>
@@ -12802,7 +13732,7 @@
                 <w:rFonts w:ascii="Arial" w:hAnsi="Arial" w:eastAsia="Arial" w:cs="Tahoma"/>
                 <w:sz w:val="18"/>
               </w:rPr>
-              <w:t>เรียก initializeWorkflow + addPreApprover ของ @srm/glb-workflow (state ตามประเภทเคส) (engine เขียน workflow_transaction/workflow_approver เอง — SBPGI ไม่ insert ตรง · API 8 ตัวตามชีต Detail ของ LLDD lib — ดู LLDD-BE-Workflow-Engine-Definition.pdf 5.3)</w:t>
+              <w:t>เรียก initializeWorkflow + addPreApprover ของ @srm/glb-workflow (state ตามประเภทเคส) (engine เขียน workflow_transaction/workflow_approver เอง — SGI ไม่ insert ตรง · API 8 ตัวตามชีต Detail ของ LLDD lib — ดู LLDD-BE-Workflow-Engine-Definition.pdf 5.3)</w:t>
             </w:r>
           </w:p>
         </w:tc>
@@ -14142,7 +15072,7 @@
                 <w:rFonts w:ascii="Courier New" w:hAnsi="Courier New" w:eastAsia="Courier New" w:cs="Tahoma"/>
                 <w:sz w:val="18"/>
               </w:rPr>
-              <w:t>fgi_impact_stores</w:t>
+              <w:t>sgi_fgi_impact_stores</w:t>
             </w:r>
             <w:r>
               <w:rPr>
@@ -14156,7 +15086,7 @@
                 <w:rFonts w:ascii="Courier New" w:hAnsi="Courier New" w:eastAsia="Courier New" w:cs="Tahoma"/>
                 <w:sz w:val="18"/>
               </w:rPr>
-              <w:t>compensation_documents</w:t>
+              <w:t>sgi_compensation_documents</w:t>
             </w:r>
             <w:r>
               <w:rPr>
